--- a/artigo/revisao-final/frase-a-frase.docx
+++ b/artigo/revisao-final/frase-a-frase.docx
@@ -45,7 +45,7 @@
         <w:rPr>
           <w:rStyle w:val="VerbatimChar"/>
         </w:rPr>
-        <w:t xml:space="preserve">a8100b5b0235682d…</w:t>
+        <w:t xml:space="preserve">9ce305d8d9ff497e…</w:t>
       </w:r>
       <w:r>
         <w:t xml:space="preserve">, gerado por</w:t>
@@ -742,7 +742,7 @@
         <w:t xml:space="preserve"> </w:t>
       </w:r>
       <w:r>
-        <w:t xml:space="preserve">Para 2022, a Portaria SEFAZ nº 09-R fixou R$ 10 milhões, e o anexo de captação da SECULT informa R$ 15 milhões disponíveis (R$ 11,5 milhões validados), valor que a lista do Portal da Transparência atribui à mesma portaria (ESPÍRITO SANTO, 2026). Sem ato de ampliação localizado, o teto de 2022 fica indeterminado.</w:t>
+        <w:t xml:space="preserve">Para 2022, a Portaria SEFAZ nº 09-R fixou R$ 10 milhões, e a Portaria SEFAZ nº 83-R, de 26 de setembro, ampliou o montante em R$ 5 milhões (DIO-ES, 2026): o teto de 2022 foi de R$ 15 milhões, valor que o anexo de captação da SECULT e a lista do Portal da Transparência informam (ESPÍRITO SANTO, 2026), dos quais R$ 11,5 milhões foram validados.</w:t>
       </w:r>
     </w:p>
     <w:p>
@@ -754,7 +754,7 @@
         </w:numPr>
       </w:pPr>
       <w:r>
-        <w:t xml:space="preserve">citações: ESPÍRITO SANTO, 2026</w:t>
+        <w:t xml:space="preserve">citações: DIO-ES, 2026; ESPÍRITO SANTO, 2026</w:t>
       </w:r>
     </w:p>
     <w:p>
@@ -781,6 +781,15 @@
         <w:rPr>
           <w:rStyle w:val="VerbatimChar"/>
         </w:rPr>
+        <w:t xml:space="preserve">dados/externos/dio_teto_trechos.csv (DIO-ES, 27/09/2022, p. 18-19: Portaria SEFAZ nº 83-R)</w:t>
+      </w:r>
+      <w:r>
+        <w:t xml:space="preserve">); D65c ✔ (</w:t>
+      </w:r>
+      <w:r>
+        <w:rPr>
+          <w:rStyle w:val="VerbatimChar"/>
+        </w:rPr>
         <w:t xml:space="preserve">analise/tabelas/03f_captacao_anual_secult.csv</w:t>
       </w:r>
       <w:r>
@@ -882,7 +891,7 @@
         <w:t xml:space="preserve"> </w:t>
       </w:r>
       <w:r>
-        <w:t xml:space="preserve">A demanda supera o teto: nos cinco ciclos de habilitação (2022-2026), 463 projetos foram autorizados a captar, somados, R$ 184 milhões (459 com valor válido), acima da soma dos tetos do período, de no máximo R$ 111 milhões. [nota de rodapé: repo]</w:t>
+        <w:t xml:space="preserve">A demanda supera o teto: nos cinco ciclos de habilitação (2022-2026), 463 projetos foram autorizados a captar, somados, R$ 184 milhões (459 com valor válido), acima da soma dos tetos do período, de R$ 111 milhões. [nota de rodapé: repo]</w:t>
       </w:r>
     </w:p>
     <w:p>
@@ -1835,7 +1844,7 @@
         <w:t xml:space="preserve"> </w:t>
       </w:r>
       <w:r>
-        <w:t xml:space="preserve">— Fixado pela SEFAZ até 31/01, ampliável no exercício, limitado a 2% do ICMS estadual do ano anterior: R$ 10 mi em 2022, 15 mi (2023), 25 mi (2024 e 2025), 31 mi (2026) — Dec. 5.035-R/2021, art. 4º; Dec. 5.210-R/2022; portarias SEFAZ</w:t>
+        <w:t xml:space="preserve">— Fixado pela SEFAZ até 31/01, ampliável no exercício, limitado a 2% do ICMS estadual do ano anterior: R$ 15 mi em 2022 (10 mi ampliados em setembro) e 2023, 25 mi em 2024 e 2025, 31 mi em 2026 — Dec. 5.035-R/2021, art. 4º; Dec. 5.210-R/2022; portarias SEFAZ</w:t>
       </w:r>
     </w:p>
     <w:p>
@@ -1847,7 +1856,7 @@
         </w:numPr>
       </w:pPr>
       <w:r>
-        <w:t xml:space="preserve">⚠ números sem checagem automática (conferir na fonte citada): 31, 01, 2%, 10, 15, 25</w:t>
+        <w:t xml:space="preserve">⚠ números sem checagem automática (conferir na fonte citada): 31, 01, 2%, 15, 10, 25</w:t>
       </w:r>
     </w:p>
     <w:p>
@@ -11112,7 +11121,7 @@
         <w:t xml:space="preserve">Diário Oficial dos Poderes do Estado</w:t>
       </w:r>
       <w:r>
-        <w:t xml:space="preserve">: avisos de habilitação e de depósito da LICC, 2022-2026. Vitória: DIO-ES, 2026. Disponível em: https://ioes.dio.es.gov.br. Acesso em: 27 set. 2026.</w:t>
+        <w:t xml:space="preserve">: atos e avisos da LICC, 2022-2026. Vitória: DIO-ES, 2026. Disponível em: https://ioes.dio.es.gov.br. Acesso em: 27 set. 2026.</w:t>
       </w:r>
     </w:p>
     <w:p>
@@ -12870,7 +12879,7 @@
         </w:numPr>
       </w:pPr>
       <w:r>
-        <w:t xml:space="preserve">linha «Teto anual»: 31, 01, 2%, 10, 15, 25</w:t>
+        <w:t xml:space="preserve">linha «Teto anual»: 31, 01, 2%, 15, 10, 25</w:t>
       </w:r>
     </w:p>
     <w:p>

--- a/artigo/revisao-final/frase-a-frase.docx
+++ b/artigo/revisao-final/frase-a-frase.docx
@@ -45,7 +45,7 @@
         <w:rPr>
           <w:rStyle w:val="VerbatimChar"/>
         </w:rPr>
-        <w:t xml:space="preserve">f28a6c4bb688810a…</w:t>
+        <w:t xml:space="preserve">c0a23e5da3e030d9…</w:t>
       </w:r>
       <w:r>
         <w:t xml:space="preserve">, gerado por</w:t>
@@ -485,7 +485,7 @@
         <w:t xml:space="preserve"> </w:t>
       </w:r>
       <w:r>
-        <w:t xml:space="preserve">Propõem-se quatro perguntas de avaliação, com estratégias, dados e poder estatístico, entre elas um experimento conjunto com decisores de empresas.</w:t>
+        <w:t xml:space="preserve">Para cada premissa, propõe-se um teste com regra de decisão, dados e poder estatístico, entre eles um experimento conjunto com decisores de empresas e residentes e uma avaliação cega dos projetos.</w:t>
       </w:r>
     </w:p>
     <w:p>
@@ -6410,7 +6410,7 @@
         <w:t xml:space="preserve"> </w:t>
       </w:r>
       <w:r>
-        <w:t xml:space="preserve">A seção 5 trata de H1, H2, H4 e H5 e deixa H3 em aberto.</w:t>
+        <w:t xml:space="preserve">A seção 5 propõe um teste para cada premissa.</w:t>
       </w:r>
     </w:p>
     <w:bookmarkEnd w:id="20"/>
@@ -6468,7 +6468,7 @@
         <w:t xml:space="preserve"> </w:t>
       </w:r>
       <w:r>
-        <w:t xml:space="preserve">Converte as premissas em perguntas e define a notação e o viés da comparação simples</w:t>
+        <w:t xml:space="preserve">Converte cada premissa em pergunta com regra de decisão; fio comum; notação, viés e alcance (avaliação de elos)</w:t>
       </w:r>
     </w:p>
     <w:p>
@@ -6490,7 +6490,7 @@
         <w:t xml:space="preserve"> </w:t>
       </w:r>
       <w:r>
-        <w:t xml:space="preserve">As premissas do Quadro 2 convertem-se em perguntas de pesquisa: quatro perguntas de avaliação (Quadro 3), na notação de resultados potenciais.</w:t>
+        <w:t xml:space="preserve">Cada premissa do Quadro 2 vira uma pergunta de avaliação com uma regra de decisão, o resultado que a derruba (Quadro 3).</w:t>
       </w:r>
     </w:p>
     <w:p>
@@ -6507,6 +6507,28 @@
           <w:bCs/>
         </w:rPr>
         <w:t xml:space="preserve">[5.1.1.2]</w:t>
+      </w:r>
+      <w:r>
+        <w:t xml:space="preserve"> </w:t>
+      </w:r>
+      <w:r>
+        <w:t xml:space="preserve">O fio comum é saber se a escolha concentrada deixa de fora bens que muitos valorizariam e projetos pequenos que sinalizariam necessidades reais de financiamento: H1 compara os pesos das empresas com os da população, H2 compara a decisão com uma nota pública, e H4 mostra quem aparece quando o custo de entrada cai.</w:t>
+      </w:r>
+    </w:p>
+    <w:p>
+      <w:pPr>
+        <w:pStyle w:val="Compact"/>
+        <w:numPr>
+          <w:ilvl w:val="1"/>
+          <w:numId w:val="1222"/>
+        </w:numPr>
+      </w:pPr>
+      <w:r>
+        <w:rPr>
+          <w:b/>
+          <w:bCs/>
+        </w:rPr>
+        <w:t xml:space="preserve">[5.1.1.3]</w:t>
       </w:r>
       <w:r>
         <w:t xml:space="preserve"> </w:t>
@@ -6578,28 +6600,6 @@
         <w:pStyle w:val="Compact"/>
         <w:numPr>
           <w:ilvl w:val="1"/>
-          <w:numId w:val="1222"/>
-        </w:numPr>
-      </w:pPr>
-      <w:r>
-        <w:rPr>
-          <w:b/>
-          <w:bCs/>
-        </w:rPr>
-        <w:t xml:space="preserve">[5.1.1.3]</w:t>
-      </w:r>
-      <w:r>
-        <w:t xml:space="preserve"> </w:t>
-      </w:r>
-      <w:r>
-        <w:t xml:space="preserve">O Quadro 3 mostra também por que a comparação simples entre grupos não responde a nenhuma delas.</w:t>
-      </w:r>
-    </w:p>
-    <w:p>
-      <w:pPr>
-        <w:pStyle w:val="Compact"/>
-        <w:numPr>
-          <w:ilvl w:val="1"/>
           <w:numId w:val="1223"/>
         </w:numPr>
       </w:pPr>
@@ -6614,7 +6614,7 @@
         <w:t xml:space="preserve"> </w:t>
       </w:r>
       <w:r>
-        <w:t xml:space="preserve">A diferença simples de médias soma ao efeito médio o viés de seleção,</w:t>
+        <w:t xml:space="preserve">Em todas as perguntas há autosseleção (o proponente se inscreve, a empresa escolhe), e a diferença simples de médias soma ao efeito médio o viés de seleção,</w:t>
       </w:r>
       <w:r>
         <w:t xml:space="preserve"> </w:t>
@@ -6733,21 +6733,11 @@
         <w:t xml:space="preserve">, e o de efeitos heterogêneos.</w:t>
       </w:r>
     </w:p>
-    <w:bookmarkEnd w:id="22"/>
-    <w:bookmarkStart w:id="23" w:name="quadro-3-perguntas-de-avaliação"/>
-    <w:p>
-      <w:pPr>
-        <w:pStyle w:val="Heading3"/>
-      </w:pPr>
-      <w:r>
-        <w:t xml:space="preserve">Quadro 3 – Perguntas de avaliação</w:t>
-      </w:r>
-    </w:p>
-    <w:p>
-      <w:pPr>
-        <w:pStyle w:val="Compact"/>
-        <w:numPr>
-          <w:ilvl w:val="0"/>
+    <w:p>
+      <w:pPr>
+        <w:pStyle w:val="Compact"/>
+        <w:numPr>
+          <w:ilvl w:val="1"/>
           <w:numId w:val="1224"/>
         </w:numPr>
       </w:pPr>
@@ -6756,35 +6746,13 @@
           <w:b/>
           <w:bCs/>
         </w:rPr>
-        <w:t xml:space="preserve">Colunas:</w:t>
-      </w:r>
-      <w:r>
-        <w:t xml:space="preserve"> </w:t>
-      </w:r>
-      <w:r>
-        <w:t xml:space="preserve">Hipótese · Pergunta · Unidade, tratamento e resultado · Parâmetro · Viés da comparação simples</w:t>
-      </w:r>
-    </w:p>
-    <w:p>
-      <w:pPr>
-        <w:pStyle w:val="Compact"/>
-        <w:numPr>
-          <w:ilvl w:val="1"/>
-          <w:numId w:val="1225"/>
-        </w:numPr>
-      </w:pPr>
-      <w:r>
-        <w:rPr>
-          <w:b/>
-          <w:bCs/>
-        </w:rPr>
-        <w:t xml:space="preserve">H5</w:t>
-      </w:r>
-      <w:r>
-        <w:t xml:space="preserve"> </w:t>
-      </w:r>
-      <w:r>
-        <w:t xml:space="preserve">— Receber pela LICC muda a realização e o alcance do projeto? — Projeto na margem do teto;</w:t>
+        <w:t xml:space="preserve">[5.1.1.5]</w:t>
+      </w:r>
+      <w:r>
+        <w:t xml:space="preserve"> </w:t>
+      </w:r>
+      <w:r>
+        <w:t xml:space="preserve">As perguntas testam elos da cadeia, como uma avaliação de mecanismo (GERTLER</w:t>
       </w:r>
       <w:r>
         <w:t xml:space="preserve"> </w:t>
@@ -6794,13 +6762,22 @@
           <w:i/>
           <w:iCs/>
         </w:rPr>
-        <w:t xml:space="preserve">T</w:t>
-      </w:r>
-      <w:r>
-        <w:t xml:space="preserve"> </w:t>
-      </w:r>
-      <w:r>
-        <w:t xml:space="preserve">= termo validado;</w:t>
+        <w:t xml:space="preserve">et al.</w:t>
+      </w:r>
+      <w:r>
+        <w:t xml:space="preserve">, 2018), e não o efeito da LICC sobre o resultado final, que não tem grupo de comparação: a política vale para todo o estado desde 2022.</w:t>
+      </w:r>
+    </w:p>
+    <w:p>
+      <w:pPr>
+        <w:pStyle w:val="Compact"/>
+        <w:numPr>
+          <w:ilvl w:val="2"/>
+          <w:numId w:val="1225"/>
+        </w:numPr>
+      </w:pPr>
+      <w:r>
+        <w:t xml:space="preserve">citações: GERTLER</w:t>
       </w:r>
       <w:r>
         <w:t xml:space="preserve"> </w:t>
@@ -6810,13 +6787,64 @@
           <w:i/>
           <w:iCs/>
         </w:rPr>
-        <w:t xml:space="preserve">Y</w:t>
-      </w:r>
-      <w:r>
-        <w:t xml:space="preserve"> </w:t>
-      </w:r>
-      <w:r>
-        <w:t xml:space="preserve">= acontece em janela fixa após o protocolo (agenda, Diário Oficial); público — Efeito de receber agora, na margem; fora dela, efeito médio sobre os tratados (EMPT) —</w:t>
+        <w:t xml:space="preserve">et al.</w:t>
+      </w:r>
+      <w:r>
+        <w:t xml:space="preserve">, 2018</w:t>
+      </w:r>
+    </w:p>
+    <w:bookmarkEnd w:id="22"/>
+    <w:bookmarkStart w:id="23" w:name="Xac5ba66b3df5ec6cb591cd88a3276ab4e249095"/>
+    <w:p>
+      <w:pPr>
+        <w:pStyle w:val="Heading3"/>
+      </w:pPr>
+      <w:r>
+        <w:t xml:space="preserve">Quadro 3 – Perguntas de avaliação e regras de decisão</w:t>
+      </w:r>
+    </w:p>
+    <w:p>
+      <w:pPr>
+        <w:pStyle w:val="Compact"/>
+        <w:numPr>
+          <w:ilvl w:val="0"/>
+          <w:numId w:val="1226"/>
+        </w:numPr>
+      </w:pPr>
+      <w:r>
+        <w:rPr>
+          <w:b/>
+          <w:bCs/>
+        </w:rPr>
+        <w:t xml:space="preserve">Colunas:</w:t>
+      </w:r>
+      <w:r>
+        <w:t xml:space="preserve"> </w:t>
+      </w:r>
+      <w:r>
+        <w:t xml:space="preserve">Hipótese · Pergunta · Unidade, tratamento e resultado · Parâmetro · A premissa cai se</w:t>
+      </w:r>
+    </w:p>
+    <w:p>
+      <w:pPr>
+        <w:pStyle w:val="Compact"/>
+        <w:numPr>
+          <w:ilvl w:val="1"/>
+          <w:numId w:val="1227"/>
+        </w:numPr>
+      </w:pPr>
+      <w:r>
+        <w:rPr>
+          <w:b/>
+          <w:bCs/>
+        </w:rPr>
+        <w:t xml:space="preserve">H1</w:t>
+      </w:r>
+      <w:r>
+        <w:t xml:space="preserve"> </w:t>
+      </w:r>
+      <w:r>
+        <w:t xml:space="preserve">— O que pesa na escolha da empresa, e pesaria o mesmo para a população? — Decisor de empresa e residente;</w:t>
       </w:r>
       <w:r>
         <w:t xml:space="preserve"> </w:t>
@@ -6826,32 +6854,13 @@
           <w:i/>
           <w:iCs/>
         </w:rPr>
-        <w:t xml:space="preserve">Y</w:t>
-      </w:r>
-      <w:r>
-        <w:t xml:space="preserve">(0) maior entre os escolhidos pela empresa: viés de seleção positivo</w:t>
-      </w:r>
-    </w:p>
-    <w:p>
-      <w:pPr>
-        <w:pStyle w:val="Compact"/>
-        <w:numPr>
-          <w:ilvl w:val="1"/>
-          <w:numId w:val="1226"/>
-        </w:numPr>
-      </w:pPr>
-      <w:r>
-        <w:rPr>
-          <w:b/>
-          <w:bCs/>
-        </w:rPr>
-        <w:t xml:space="preserve">H1</w:t>
-      </w:r>
-      <w:r>
-        <w:t xml:space="preserve"> </w:t>
-      </w:r>
-      <w:r>
-        <w:t xml:space="preserve">— O que pesa na escolha da empresa: marca ou valor público? — Decisor de empresa;</w:t>
+        <w:t xml:space="preserve">T</w:t>
+      </w:r>
+      <w:r>
+        <w:t xml:space="preserve"> </w:t>
+      </w:r>
+      <w:r>
+        <w:t xml:space="preserve">= atributos sorteados de perfis de projeto;</w:t>
       </w:r>
       <w:r>
         <w:t xml:space="preserve"> </w:t>
@@ -6861,13 +6870,35 @@
           <w:i/>
           <w:iCs/>
         </w:rPr>
-        <w:t xml:space="preserve">T</w:t>
-      </w:r>
-      <w:r>
-        <w:t xml:space="preserve"> </w:t>
-      </w:r>
-      <w:r>
-        <w:t xml:space="preserve">= atributos sorteados de perfis de projeto;</w:t>
+        <w:t xml:space="preserve">Y</w:t>
+      </w:r>
+      <w:r>
+        <w:t xml:space="preserve"> </w:t>
+      </w:r>
+      <w:r>
+        <w:t xml:space="preserve">= escolhe o perfil — Efeito marginal médio de cada atributo, por grupo, e a diferença — O peso da gratuidade, do interior ou da escala difere entre empresas e população</w:t>
+      </w:r>
+    </w:p>
+    <w:p>
+      <w:pPr>
+        <w:pStyle w:val="Compact"/>
+        <w:numPr>
+          <w:ilvl w:val="1"/>
+          <w:numId w:val="1228"/>
+        </w:numPr>
+      </w:pPr>
+      <w:r>
+        <w:rPr>
+          <w:b/>
+          <w:bCs/>
+        </w:rPr>
+        <w:t xml:space="preserve">H2</w:t>
+      </w:r>
+      <w:r>
+        <w:t xml:space="preserve"> </w:t>
+      </w:r>
+      <w:r>
+        <w:t xml:space="preserve">— A habilitação e a captação seguem critério público? — Projeto inscrito; nota cega nos critérios do decreto;</w:t>
       </w:r>
       <w:r>
         <w:t xml:space="preserve"> </w:t>
@@ -6883,29 +6914,29 @@
         <w:t xml:space="preserve"> </w:t>
       </w:r>
       <w:r>
-        <w:t xml:space="preserve">= escolhe o perfil — Efeito marginal médio de cada atributo — Visibilidade e valor público andam juntos: confundimento</w:t>
-      </w:r>
-    </w:p>
-    <w:p>
-      <w:pPr>
-        <w:pStyle w:val="Compact"/>
-        <w:numPr>
-          <w:ilvl w:val="1"/>
-          <w:numId w:val="1227"/>
-        </w:numPr>
-      </w:pPr>
-      <w:r>
-        <w:rPr>
-          <w:b/>
-          <w:bCs/>
-        </w:rPr>
-        <w:t xml:space="preserve">H4</w:t>
-      </w:r>
-      <w:r>
-        <w:t xml:space="preserve"> </w:t>
-      </w:r>
-      <w:r>
-        <w:t xml:space="preserve">— Reduzir o custo de entrada muda quem entra? — Agente sem inscrição prévia;</w:t>
+        <w:t xml:space="preserve">= habilitado, captou — Diferença de nota entre habilitados e inabilitados e entre quem capta e quem não capta — A nota não separa os grupos, ou o par patrocinador–proponente recorrente explica mais que ela</w:t>
+      </w:r>
+    </w:p>
+    <w:p>
+      <w:pPr>
+        <w:pStyle w:val="Compact"/>
+        <w:numPr>
+          <w:ilvl w:val="1"/>
+          <w:numId w:val="1229"/>
+        </w:numPr>
+      </w:pPr>
+      <w:r>
+        <w:rPr>
+          <w:b/>
+          <w:bCs/>
+        </w:rPr>
+        <w:t xml:space="preserve">H3</w:t>
+      </w:r>
+      <w:r>
+        <w:t xml:space="preserve"> </w:t>
+      </w:r>
+      <w:r>
+        <w:t xml:space="preserve">— O recurso chega ao bem cultural, e não à intermediação? — Projeto com planilha de custos;</w:t>
       </w:r>
       <w:r>
         <w:t xml:space="preserve"> </w:t>
@@ -6915,13 +6946,47 @@
           <w:i/>
           <w:iCs/>
         </w:rPr>
-        <w:t xml:space="preserve">T</w:t>
-      </w:r>
-      <w:r>
-        <w:t xml:space="preserve"> </w:t>
-      </w:r>
-      <w:r>
-        <w:t xml:space="preserve">= oferta de apoio à inscrição e à busca de patrocínio;</w:t>
+        <w:t xml:space="preserve">Y</w:t>
+      </w:r>
+      <w:r>
+        <w:t xml:space="preserve"> </w:t>
+      </w:r>
+      <w:r>
+        <w:t xml:space="preserve">= parcela de captação e elaboração — Acúmulo no teto de 10%, antes e depois da regra de 2026 — As taxas se acumulam no teto e sobem quando podem ir ao proponente</w:t>
+      </w:r>
+    </w:p>
+    <w:p>
+      <w:pPr>
+        <w:pStyle w:val="Compact"/>
+        <w:numPr>
+          <w:ilvl w:val="2"/>
+          <w:numId w:val="1230"/>
+        </w:numPr>
+      </w:pPr>
+      <w:r>
+        <w:t xml:space="preserve">⚠ números sem checagem automática (conferir na fonte citada): 10%</w:t>
+      </w:r>
+    </w:p>
+    <w:p>
+      <w:pPr>
+        <w:pStyle w:val="Compact"/>
+        <w:numPr>
+          <w:ilvl w:val="1"/>
+          <w:numId w:val="1231"/>
+        </w:numPr>
+      </w:pPr>
+      <w:r>
+        <w:rPr>
+          <w:b/>
+          <w:bCs/>
+        </w:rPr>
+        <w:t xml:space="preserve">H4</w:t>
+      </w:r>
+      <w:r>
+        <w:t xml:space="preserve"> </w:t>
+      </w:r>
+      <w:r>
+        <w:t xml:space="preserve">— Reduzir o custo de entrada muda quem entra? — Agente sem inscrição prévia;</w:t>
       </w:r>
       <w:r>
         <w:t xml:space="preserve"> </w:t>
@@ -6931,35 +6996,13 @@
           <w:i/>
           <w:iCs/>
         </w:rPr>
-        <w:t xml:space="preserve">Y</w:t>
-      </w:r>
-      <w:r>
-        <w:t xml:space="preserve"> </w:t>
-      </w:r>
-      <w:r>
-        <w:t xml:space="preserve">= inscreveu-se, foi habilitado, captou — Efeito da oferta (intenção de tratar) e efeito local para quem responde a ela — Quem se inscreve por conta própria tem mais capacidade: viés de seleção</w:t>
-      </w:r>
-    </w:p>
-    <w:p>
-      <w:pPr>
-        <w:pStyle w:val="Compact"/>
-        <w:numPr>
-          <w:ilvl w:val="1"/>
-          <w:numId w:val="1228"/>
-        </w:numPr>
-      </w:pPr>
-      <w:r>
-        <w:rPr>
-          <w:b/>
-          <w:bCs/>
-        </w:rPr>
-        <w:t xml:space="preserve">H2</w:t>
-      </w:r>
-      <w:r>
-        <w:t xml:space="preserve"> </w:t>
-      </w:r>
-      <w:r>
-        <w:t xml:space="preserve">— O parecer favorável muda o destino do projeto? — Projeto inscrito;</w:t>
+        <w:t xml:space="preserve">T</w:t>
+      </w:r>
+      <w:r>
+        <w:t xml:space="preserve"> </w:t>
+      </w:r>
+      <w:r>
+        <w:t xml:space="preserve">= oferta de apoio à inscrição e à busca de patrocínio;</w:t>
       </w:r>
       <w:r>
         <w:t xml:space="preserve"> </w:t>
@@ -6969,13 +7012,35 @@
           <w:i/>
           <w:iCs/>
         </w:rPr>
-        <w:t xml:space="preserve">T</w:t>
-      </w:r>
-      <w:r>
-        <w:t xml:space="preserve"> </w:t>
-      </w:r>
-      <w:r>
-        <w:t xml:space="preserve">= parecer favorável;</w:t>
+        <w:t xml:space="preserve">Y</w:t>
+      </w:r>
+      <w:r>
+        <w:t xml:space="preserve"> </w:t>
+      </w:r>
+      <w:r>
+        <w:t xml:space="preserve">= inscreveu-se, foi habilitado, captou — Efeito da oferta (intenção de tratar) e efeito local — A oferta aumenta a entrada no interior</w:t>
+      </w:r>
+    </w:p>
+    <w:p>
+      <w:pPr>
+        <w:pStyle w:val="Compact"/>
+        <w:numPr>
+          <w:ilvl w:val="1"/>
+          <w:numId w:val="1232"/>
+        </w:numPr>
+      </w:pPr>
+      <w:r>
+        <w:rPr>
+          <w:b/>
+          <w:bCs/>
+        </w:rPr>
+        <w:t xml:space="preserve">H5</w:t>
+      </w:r>
+      <w:r>
+        <w:t xml:space="preserve"> </w:t>
+      </w:r>
+      <w:r>
+        <w:t xml:space="preserve">— Receber pela LICC muda a realização e o alcance do projeto? — Termo na margem do esgotamento da cota;</w:t>
       </w:r>
       <w:r>
         <w:t xml:space="preserve"> </w:t>
@@ -6985,57 +7050,13 @@
           <w:i/>
           <w:iCs/>
         </w:rPr>
-        <w:t xml:space="preserve">Y</w:t>
-      </w:r>
-      <w:r>
-        <w:t xml:space="preserve"> </w:t>
-      </w:r>
-      <w:r>
-        <w:t xml:space="preserve">= captou, realizou — Efeito local, se a designação do parecerista for como sorteio; senão, descritivo — Sem nota não há corte; a designação por ordem e área é a variação candidata</w:t>
-      </w:r>
-    </w:p>
-    <w:p>
-      <w:pPr>
-        <w:pStyle w:val="Compact"/>
-        <w:numPr>
-          <w:ilvl w:val="0"/>
-          <w:numId w:val="1224"/>
-        </w:numPr>
-      </w:pPr>
-      <w:r>
-        <w:rPr>
-          <w:b/>
-          <w:bCs/>
-        </w:rPr>
-        <w:t xml:space="preserve">5.1.2</w:t>
-      </w:r>
-      <w:r>
-        <w:t xml:space="preserve"> </w:t>
-      </w:r>
-      <w:r>
-        <w:t xml:space="preserve">(fonte do quadro, tabela ou figura)</w:t>
-      </w:r>
-    </w:p>
-    <w:p>
-      <w:pPr>
-        <w:pStyle w:val="Compact"/>
-        <w:numPr>
-          <w:ilvl w:val="1"/>
-          <w:numId w:val="1229"/>
-        </w:numPr>
-      </w:pPr>
-      <w:r>
-        <w:rPr>
-          <w:b/>
-          <w:bCs/>
-        </w:rPr>
-        <w:t xml:space="preserve">[5.1.2.1]</w:t>
-      </w:r>
-      <w:r>
-        <w:t xml:space="preserve"> </w:t>
-      </w:r>
-      <w:r>
-        <w:t xml:space="preserve">Fonte: elaboração própria, com base em Gertler</w:t>
+        <w:t xml:space="preserve">T</w:t>
+      </w:r>
+      <w:r>
+        <w:t xml:space="preserve"> </w:t>
+      </w:r>
+      <w:r>
+        <w:t xml:space="preserve">= termo validado;</w:t>
       </w:r>
       <w:r>
         <w:t xml:space="preserve"> </w:t>
@@ -7045,25 +7066,57 @@
           <w:i/>
           <w:iCs/>
         </w:rPr>
-        <w:t xml:space="preserve">et al.</w:t>
-      </w:r>
-      <w:r>
-        <w:t xml:space="preserve"> </w:t>
-      </w:r>
-      <w:r>
-        <w:t xml:space="preserve">(2018).</w:t>
-      </w:r>
-    </w:p>
-    <w:p>
-      <w:pPr>
-        <w:pStyle w:val="Compact"/>
-        <w:numPr>
-          <w:ilvl w:val="2"/>
-          <w:numId w:val="1230"/>
-        </w:numPr>
-      </w:pPr>
-      <w:r>
-        <w:t xml:space="preserve">citações: Gertler</w:t>
+        <w:t xml:space="preserve">Y</w:t>
+      </w:r>
+      <w:r>
+        <w:t xml:space="preserve"> </w:t>
+      </w:r>
+      <w:r>
+        <w:t xml:space="preserve">= realizado em janela fixa após o protocolo; público — Efeito de receber agora, na margem; fora dela, EMPT — Os recusados realizam o projeto na mesma proporção que os validados</w:t>
+      </w:r>
+    </w:p>
+    <w:p>
+      <w:pPr>
+        <w:pStyle w:val="Compact"/>
+        <w:numPr>
+          <w:ilvl w:val="0"/>
+          <w:numId w:val="1226"/>
+        </w:numPr>
+      </w:pPr>
+      <w:r>
+        <w:rPr>
+          <w:b/>
+          <w:bCs/>
+        </w:rPr>
+        <w:t xml:space="preserve">5.1.2</w:t>
+      </w:r>
+      <w:r>
+        <w:t xml:space="preserve"> </w:t>
+      </w:r>
+      <w:r>
+        <w:t xml:space="preserve">(fonte do quadro, tabela ou figura)</w:t>
+      </w:r>
+    </w:p>
+    <w:p>
+      <w:pPr>
+        <w:pStyle w:val="Compact"/>
+        <w:numPr>
+          <w:ilvl w:val="1"/>
+          <w:numId w:val="1233"/>
+        </w:numPr>
+      </w:pPr>
+      <w:r>
+        <w:rPr>
+          <w:b/>
+          <w:bCs/>
+        </w:rPr>
+        <w:t xml:space="preserve">[5.1.2.1]</w:t>
+      </w:r>
+      <w:r>
+        <w:t xml:space="preserve"> </w:t>
+      </w:r>
+      <w:r>
+        <w:t xml:space="preserve">Fonte: elaboração própria, com base em Gertler</w:t>
       </w:r>
       <w:r>
         <w:t xml:space="preserve"> </w:t>
@@ -7079,39 +7132,19 @@
         <w:t xml:space="preserve"> </w:t>
       </w:r>
       <w:r>
-        <w:t xml:space="preserve">(2018)</w:t>
-      </w:r>
-    </w:p>
-    <w:bookmarkEnd w:id="23"/>
-    <w:bookmarkStart w:id="24" w:name="estratégias-de-identificação-candidatas"/>
-    <w:p>
-      <w:pPr>
-        <w:pStyle w:val="Heading3"/>
-      </w:pPr>
-      <w:r>
-        <w:t xml:space="preserve">5.2 Estratégias de identificação candidatas</w:t>
-      </w:r>
-    </w:p>
-    <w:p>
-      <w:pPr>
-        <w:pStyle w:val="Compact"/>
-        <w:numPr>
-          <w:ilvl w:val="0"/>
-          <w:numId w:val="1231"/>
-        </w:numPr>
-      </w:pPr>
-      <w:r>
-        <w:rPr>
-          <w:b/>
-          <w:bCs/>
-        </w:rPr>
-        <w:t xml:space="preserve">5.2.1</w:t>
-      </w:r>
-      <w:r>
-        <w:t xml:space="preserve"> </w:t>
-      </w:r>
-      <w:r>
-        <w:t xml:space="preserve">—</w:t>
+        <w:t xml:space="preserve">(2018).</w:t>
+      </w:r>
+    </w:p>
+    <w:p>
+      <w:pPr>
+        <w:pStyle w:val="Compact"/>
+        <w:numPr>
+          <w:ilvl w:val="2"/>
+          <w:numId w:val="1234"/>
+        </w:numPr>
+      </w:pPr>
+      <w:r>
+        <w:t xml:space="preserve">citações: Gertler</w:t>
       </w:r>
       <w:r>
         <w:t xml:space="preserve"> </w:t>
@@ -7121,35 +7154,45 @@
           <w:i/>
           <w:iCs/>
         </w:rPr>
-        <w:t xml:space="preserve">Passo:</w:t>
-      </w:r>
-      <w:r>
-        <w:t xml:space="preserve"> </w:t>
-      </w:r>
-      <w:r>
-        <w:t xml:space="preserve">Justifica a escolha dos métodos pelas regras de operação</w:t>
-      </w:r>
-    </w:p>
-    <w:p>
-      <w:pPr>
-        <w:pStyle w:val="Compact"/>
-        <w:numPr>
-          <w:ilvl w:val="1"/>
-          <w:numId w:val="1232"/>
-        </w:numPr>
-      </w:pPr>
-      <w:r>
-        <w:rPr>
-          <w:b/>
-          <w:bCs/>
-        </w:rPr>
-        <w:t xml:space="preserve">[5.2.1.1]</w:t>
-      </w:r>
-      <w:r>
-        <w:t xml:space="preserve"> </w:t>
-      </w:r>
-      <w:r>
-        <w:t xml:space="preserve">As regras de operação determinam o método (GERTLER</w:t>
+        <w:t xml:space="preserve">et al.</w:t>
+      </w:r>
+      <w:r>
+        <w:t xml:space="preserve"> </w:t>
+      </w:r>
+      <w:r>
+        <w:t xml:space="preserve">(2018)</w:t>
+      </w:r>
+    </w:p>
+    <w:bookmarkEnd w:id="23"/>
+    <w:bookmarkStart w:id="24" w:name="estratégias-de-identificação"/>
+    <w:p>
+      <w:pPr>
+        <w:pStyle w:val="Heading3"/>
+      </w:pPr>
+      <w:r>
+        <w:t xml:space="preserve">5.2 Estratégias de identificação</w:t>
+      </w:r>
+    </w:p>
+    <w:p>
+      <w:pPr>
+        <w:pStyle w:val="Compact"/>
+        <w:numPr>
+          <w:ilvl w:val="0"/>
+          <w:numId w:val="1235"/>
+        </w:numPr>
+      </w:pPr>
+      <w:r>
+        <w:rPr>
+          <w:b/>
+          <w:bCs/>
+        </w:rPr>
+        <w:t xml:space="preserve">5.2.1</w:t>
+      </w:r>
+      <w:r>
+        <w:t xml:space="preserve"> </w:t>
+      </w:r>
+      <w:r>
+        <w:t xml:space="preserve">—</w:t>
       </w:r>
       <w:r>
         <w:t xml:space="preserve"> </w:t>
@@ -7159,22 +7202,35 @@
           <w:i/>
           <w:iCs/>
         </w:rPr>
-        <w:t xml:space="preserve">et al.</w:t>
-      </w:r>
-      <w:r>
-        <w:t xml:space="preserve">, 2018).</w:t>
-      </w:r>
-    </w:p>
-    <w:p>
-      <w:pPr>
-        <w:pStyle w:val="Compact"/>
-        <w:numPr>
-          <w:ilvl w:val="2"/>
-          <w:numId w:val="1233"/>
-        </w:numPr>
-      </w:pPr>
-      <w:r>
-        <w:t xml:space="preserve">citações: GERTLER</w:t>
+        <w:t xml:space="preserve">Passo:</w:t>
+      </w:r>
+      <w:r>
+        <w:t xml:space="preserve"> </w:t>
+      </w:r>
+      <w:r>
+        <w:t xml:space="preserve">Justifica a escolha dos métodos pelas regras de operação</w:t>
+      </w:r>
+    </w:p>
+    <w:p>
+      <w:pPr>
+        <w:pStyle w:val="Compact"/>
+        <w:numPr>
+          <w:ilvl w:val="1"/>
+          <w:numId w:val="1236"/>
+        </w:numPr>
+      </w:pPr>
+      <w:r>
+        <w:rPr>
+          <w:b/>
+          <w:bCs/>
+        </w:rPr>
+        <w:t xml:space="preserve">[5.2.1.1]</w:t>
+      </w:r>
+      <w:r>
+        <w:t xml:space="preserve"> </w:t>
+      </w:r>
+      <w:r>
+        <w:t xml:space="preserve">As regras de operação determinam o método (GERTLER</w:t>
       </w:r>
       <w:r>
         <w:t xml:space="preserve"> </w:t>
@@ -7187,73 +7243,19 @@
         <w:t xml:space="preserve">et al.</w:t>
       </w:r>
       <w:r>
-        <w:t xml:space="preserve">, 2018</w:t>
-      </w:r>
-    </w:p>
-    <w:p>
-      <w:pPr>
-        <w:pStyle w:val="Compact"/>
-        <w:numPr>
-          <w:ilvl w:val="1"/>
-          <w:numId w:val="1234"/>
-        </w:numPr>
-      </w:pPr>
-      <w:r>
-        <w:rPr>
-          <w:b/>
-          <w:bCs/>
-        </w:rPr>
-        <w:t xml:space="preserve">[5.2.1.2]</w:t>
-      </w:r>
-      <w:r>
-        <w:t xml:space="preserve"> </w:t>
-      </w:r>
-      <w:r>
-        <w:t xml:space="preserve">Com excesso de demanda, ciclos anuais e nenhum índice publicado com ponto de corte, cabem promoção aleatória, experimento com decisores, variáveis instrumentais e diferenças em diferenças.</w:t>
-      </w:r>
-    </w:p>
-    <w:p>
-      <w:pPr>
-        <w:pStyle w:val="Compact"/>
-        <w:numPr>
-          <w:ilvl w:val="1"/>
-          <w:numId w:val="1235"/>
-        </w:numPr>
-      </w:pPr>
-      <w:r>
-        <w:rPr>
-          <w:b/>
-          <w:bCs/>
-        </w:rPr>
-        <w:t xml:space="preserve">[5.2.1.3]</w:t>
-      </w:r>
-      <w:r>
-        <w:t xml:space="preserve"> </w:t>
-      </w:r>
-      <w:r>
-        <w:t xml:space="preserve">O sorteio mudaria a regra de alocação e fica fora do escopo.</w:t>
-      </w:r>
-    </w:p>
-    <w:p>
-      <w:pPr>
-        <w:pStyle w:val="Compact"/>
-        <w:numPr>
-          <w:ilvl w:val="0"/>
-          <w:numId w:val="1231"/>
-        </w:numPr>
-      </w:pPr>
-      <w:r>
-        <w:rPr>
-          <w:b/>
-          <w:bCs/>
-        </w:rPr>
-        <w:t xml:space="preserve">5.2.2</w:t>
-      </w:r>
-      <w:r>
-        <w:t xml:space="preserve"> </w:t>
-      </w:r>
-      <w:r>
-        <w:t xml:space="preserve">—</w:t>
+        <w:t xml:space="preserve">, 2018).</w:t>
+      </w:r>
+    </w:p>
+    <w:p>
+      <w:pPr>
+        <w:pStyle w:val="Compact"/>
+        <w:numPr>
+          <w:ilvl w:val="2"/>
+          <w:numId w:val="1237"/>
+        </w:numPr>
+      </w:pPr>
+      <w:r>
+        <w:t xml:space="preserve">citações: GERTLER</w:t>
       </w:r>
       <w:r>
         <w:t xml:space="preserve"> </w:t>
@@ -7263,66 +7265,10 @@
           <w:i/>
           <w:iCs/>
         </w:rPr>
-        <w:t xml:space="preserve">Passo:</w:t>
-      </w:r>
-      <w:r>
-        <w:t xml:space="preserve"> </w:t>
-      </w:r>
-      <w:r>
-        <w:t xml:space="preserve">Estratégia para H5: margem do racionamento, reentrada e instrumento</w:t>
-      </w:r>
-    </w:p>
-    <w:p>
-      <w:pPr>
-        <w:pStyle w:val="Compact"/>
-        <w:numPr>
-          <w:ilvl w:val="1"/>
-          <w:numId w:val="1236"/>
-        </w:numPr>
-      </w:pPr>
-      <w:r>
-        <w:rPr>
-          <w:b/>
-          <w:bCs/>
-        </w:rPr>
-        <w:t xml:space="preserve">[5.2.2.1]</w:t>
-      </w:r>
-      <w:r>
-        <w:t xml:space="preserve"> </w:t>
-      </w:r>
-      <w:r>
-        <w:rPr>
-          <w:b/>
-          <w:bCs/>
-        </w:rPr>
-        <w:t xml:space="preserve">H5.</w:t>
-      </w:r>
-      <w:r>
-        <w:t xml:space="preserve"> </w:t>
-      </w:r>
-      <w:r>
-        <w:t xml:space="preserve">Os termos validados pouco antes do esgotamento do teto e os de 32 projetos recusados em 2023 e 2024 tinham, todos, patrocinador disposto.</w:t>
-      </w:r>
-    </w:p>
-    <w:p>
-      <w:pPr>
-        <w:pStyle w:val="Compact"/>
-        <w:numPr>
-          <w:ilvl w:val="2"/>
-          <w:numId w:val="1237"/>
-        </w:numPr>
-      </w:pPr>
-      <w:r>
-        <w:t xml:space="preserve">checagem de dados: N31 ✔ (</w:t>
-      </w:r>
-      <w:r>
-        <w:rPr>
-          <w:rStyle w:val="VerbatimChar"/>
-        </w:rPr>
-        <w:t xml:space="preserve">dados/processados/indeferidos_2023_2024.csv</w:t>
-      </w:r>
-      <w:r>
-        <w:t xml:space="preserve">)</w:t>
+        <w:t xml:space="preserve">et al.</w:t>
+      </w:r>
+      <w:r>
+        <w:t xml:space="preserve">, 2018</w:t>
       </w:r>
     </w:p>
     <w:p>
@@ -7338,65 +7284,35 @@
           <w:b/>
           <w:bCs/>
         </w:rPr>
-        <w:t xml:space="preserve">[5.2.2.2]</w:t>
-      </w:r>
-      <w:r>
-        <w:t xml:space="preserve"> </w:t>
-      </w:r>
-      <w:r>
-        <w:t xml:space="preserve">Mas 6 dos 11 recusados em 2023 e 12 dos 21 recusados em 2024 captaram no ano seguinte: com resultado datado (realização em janela fixa após o protocolo), a comparação estima o efeito de receber agora; para o de receber em algum momento, o indeferimento serve de instrumento, com primeiro estágio de 41% (13 dos 32 recusados não captaram depois).</w:t>
-      </w:r>
-    </w:p>
-    <w:p>
-      <w:pPr>
-        <w:pStyle w:val="Compact"/>
-        <w:numPr>
-          <w:ilvl w:val="2"/>
+        <w:t xml:space="preserve">[5.2.1.2]</w:t>
+      </w:r>
+      <w:r>
+        <w:t xml:space="preserve"> </w:t>
+      </w:r>
+      <w:r>
+        <w:t xml:space="preserve">Com excesso de demanda, ciclos anuais e nenhum índice publicado com ponto de corte, cabem experimentos de escolha, avaliação cega, promoção aleatória, regressão descontínua no tempo e variáveis instrumentais.</w:t>
+      </w:r>
+    </w:p>
+    <w:p>
+      <w:pPr>
+        <w:pStyle w:val="Compact"/>
+        <w:numPr>
+          <w:ilvl w:val="1"/>
           <w:numId w:val="1239"/>
         </w:numPr>
       </w:pPr>
       <w:r>
-        <w:t xml:space="preserve">checagem de dados: N30 ✔ (</w:t>
-      </w:r>
-      <w:r>
-        <w:rPr>
-          <w:rStyle w:val="VerbatimChar"/>
-        </w:rPr>
-        <w:t xml:space="preserve">analise/tabelas/09_reentrada_resumo.csv</w:t>
-      </w:r>
-      <w:r>
-        <w:t xml:space="preserve">); N42 ✔ (</w:t>
-      </w:r>
-      <w:r>
-        <w:rPr>
-          <w:rStyle w:val="VerbatimChar"/>
-        </w:rPr>
-        <w:t xml:space="preserve">analise/tabelas/09_reentrada_resumo.csv</w:t>
-      </w:r>
-      <w:r>
-        <w:t xml:space="preserve">)</w:t>
-      </w:r>
-    </w:p>
-    <w:p>
-      <w:pPr>
-        <w:pStyle w:val="Compact"/>
-        <w:numPr>
-          <w:ilvl w:val="1"/>
-          <w:numId w:val="1240"/>
-        </w:numPr>
-      </w:pPr>
-      <w:r>
-        <w:rPr>
-          <w:b/>
-          <w:bCs/>
-        </w:rPr>
-        <w:t xml:space="preserve">[5.2.2.3]</w:t>
-      </w:r>
-      <w:r>
-        <w:t xml:space="preserve"> </w:t>
-      </w:r>
-      <w:r>
-        <w:t xml:space="preserve">As duas leituras valem se a ordem de validação não se ligar ao projeto, o que as datas de protocolo permitem testar.</w:t>
+        <w:rPr>
+          <w:b/>
+          <w:bCs/>
+        </w:rPr>
+        <w:t xml:space="preserve">[5.2.1.3]</w:t>
+      </w:r>
+      <w:r>
+        <w:t xml:space="preserve"> </w:t>
+      </w:r>
+      <w:r>
+        <w:t xml:space="preserve">O sorteio mudaria a regra de alocação e fica fora do escopo.</w:t>
       </w:r>
     </w:p>
     <w:p>
@@ -7404,15 +7320,15 @@
         <w:pStyle w:val="Compact"/>
         <w:numPr>
           <w:ilvl w:val="0"/>
-          <w:numId w:val="1231"/>
-        </w:numPr>
-      </w:pPr>
-      <w:r>
-        <w:rPr>
-          <w:b/>
-          <w:bCs/>
-        </w:rPr>
-        <w:t xml:space="preserve">5.2.3</w:t>
+          <w:numId w:val="1235"/>
+        </w:numPr>
+      </w:pPr>
+      <w:r>
+        <w:rPr>
+          <w:b/>
+          <w:bCs/>
+        </w:rPr>
+        <w:t xml:space="preserve">5.2.2</w:t>
       </w:r>
       <w:r>
         <w:t xml:space="preserve"> </w:t>
@@ -7434,73 +7350,73 @@
         <w:t xml:space="preserve"> </w:t>
       </w:r>
       <w:r>
-        <w:t xml:space="preserve">Estratégia para H1: experimento conjunto com decisores</w:t>
-      </w:r>
-    </w:p>
-    <w:p>
-      <w:pPr>
-        <w:pStyle w:val="Compact"/>
-        <w:numPr>
-          <w:ilvl w:val="1"/>
+        <w:t xml:space="preserve">Estratégia para H1: experimento conjunto com decisores de empresas e residentes</w:t>
+      </w:r>
+    </w:p>
+    <w:p>
+      <w:pPr>
+        <w:pStyle w:val="Compact"/>
+        <w:numPr>
+          <w:ilvl w:val="1"/>
+          <w:numId w:val="1240"/>
+        </w:numPr>
+      </w:pPr>
+      <w:r>
+        <w:rPr>
+          <w:b/>
+          <w:bCs/>
+        </w:rPr>
+        <w:t xml:space="preserve">[5.2.2.1]</w:t>
+      </w:r>
+      <w:r>
+        <w:t xml:space="preserve"> </w:t>
+      </w:r>
+      <w:r>
+        <w:rPr>
+          <w:b/>
+          <w:bCs/>
+        </w:rPr>
+        <w:t xml:space="preserve">H1.</w:t>
+      </w:r>
+      <w:r>
+        <w:t xml:space="preserve"> </w:t>
+      </w:r>
+      <w:r>
+        <w:t xml:space="preserve">Um experimento conjunto separa marca e valor público: decisores de empresas contribuintes escolhem entre pares de perfis de projeto com atributos sorteados (escala, visibilidade, local, gratuidade, público estimado), e o sorteio identifica o efeito marginal médio de cada atributo sobre a escolha (HAINMUELLER; HOPKINS; YAMAMOTO, 2014).</w:t>
+      </w:r>
+    </w:p>
+    <w:p>
+      <w:pPr>
+        <w:pStyle w:val="Compact"/>
+        <w:numPr>
+          <w:ilvl w:val="2"/>
           <w:numId w:val="1241"/>
         </w:numPr>
       </w:pPr>
       <w:r>
-        <w:rPr>
-          <w:b/>
-          <w:bCs/>
-        </w:rPr>
-        <w:t xml:space="preserve">[5.2.3.1]</w:t>
-      </w:r>
-      <w:r>
-        <w:t xml:space="preserve"> </w:t>
-      </w:r>
-      <w:r>
-        <w:rPr>
-          <w:b/>
-          <w:bCs/>
-        </w:rPr>
-        <w:t xml:space="preserve">H1.</w:t>
-      </w:r>
-      <w:r>
-        <w:t xml:space="preserve"> </w:t>
-      </w:r>
-      <w:r>
-        <w:t xml:space="preserve">Um experimento conjunto separa marca e valor público: decisores de empresas contribuintes escolhem entre pares de perfis de projeto com atributos sorteados (escala, visibilidade, local, gratuidade, público estimado), e o sorteio identifica o efeito marginal médio de cada atributo sobre a escolha (HAINMUELLER; HOPKINS; YAMAMOTO, 2014).</w:t>
-      </w:r>
-    </w:p>
-    <w:p>
-      <w:pPr>
-        <w:pStyle w:val="Compact"/>
-        <w:numPr>
-          <w:ilvl w:val="2"/>
+        <w:t xml:space="preserve">citações: HAINMUELLER; HOPKINS; YAMAMOTO, 2014</w:t>
+      </w:r>
+    </w:p>
+    <w:p>
+      <w:pPr>
+        <w:pStyle w:val="Compact"/>
+        <w:numPr>
+          <w:ilvl w:val="1"/>
           <w:numId w:val="1242"/>
         </w:numPr>
       </w:pPr>
       <w:r>
-        <w:t xml:space="preserve">citações: HAINMUELLER; HOPKINS; YAMAMOTO, 2014</w:t>
-      </w:r>
-    </w:p>
-    <w:p>
-      <w:pPr>
-        <w:pStyle w:val="Compact"/>
-        <w:numPr>
-          <w:ilvl w:val="1"/>
-          <w:numId w:val="1243"/>
-        </w:numPr>
-      </w:pPr>
-      <w:r>
-        <w:rPr>
-          <w:b/>
-          <w:bCs/>
-        </w:rPr>
-        <w:t xml:space="preserve">[5.2.3.2]</w:t>
-      </w:r>
-      <w:r>
-        <w:t xml:space="preserve"> </w:t>
-      </w:r>
-      <w:r>
-        <w:t xml:space="preserve">É uma pergunta de mecanismo: aplicados aos habilitados, os pesos estimados indicam o que fica sem patrocínio (o pequeno, o gratuito, o do interior), a confrontar com H4 e H5.</w:t>
+        <w:rPr>
+          <w:b/>
+          <w:bCs/>
+        </w:rPr>
+        <w:t xml:space="preserve">[5.2.2.2]</w:t>
+      </w:r>
+      <w:r>
+        <w:t xml:space="preserve"> </w:t>
+      </w:r>
+      <w:r>
+        <w:t xml:space="preserve">Os mesmos perfis vão a uma amostra de residentes do estado, e os grupos se comparam pelas médias marginais de escolha de cada atributo; aplicados aos projetos habilitados, os dois conjuntos de pesos indicam o que cada um financiaria, e a diferença, o bem público que a escolha privada deixa de fora.</w:t>
       </w:r>
     </w:p>
     <w:p>
@@ -7508,15 +7424,15 @@
         <w:pStyle w:val="Compact"/>
         <w:numPr>
           <w:ilvl w:val="0"/>
-          <w:numId w:val="1231"/>
-        </w:numPr>
-      </w:pPr>
-      <w:r>
-        <w:rPr>
-          <w:b/>
-          <w:bCs/>
-        </w:rPr>
-        <w:t xml:space="preserve">5.2.4</w:t>
+          <w:numId w:val="1235"/>
+        </w:numPr>
+      </w:pPr>
+      <w:r>
+        <w:rPr>
+          <w:b/>
+          <w:bCs/>
+        </w:rPr>
+        <w:t xml:space="preserve">5.2.3</w:t>
       </w:r>
       <w:r>
         <w:t xml:space="preserve"> </w:t>
@@ -7538,7 +7454,39 @@
         <w:t xml:space="preserve"> </w:t>
       </w:r>
       <w:r>
-        <w:t xml:space="preserve">Estratégia para H4: promoção aleatória por município e braços entre agentes</w:t>
+        <w:t xml:space="preserve">Estratégia para H2: avaliação cega da regra de decisão; severidade do parecerista como extensão</w:t>
+      </w:r>
+    </w:p>
+    <w:p>
+      <w:pPr>
+        <w:pStyle w:val="Compact"/>
+        <w:numPr>
+          <w:ilvl w:val="1"/>
+          <w:numId w:val="1243"/>
+        </w:numPr>
+      </w:pPr>
+      <w:r>
+        <w:rPr>
+          <w:b/>
+          <w:bCs/>
+        </w:rPr>
+        <w:t xml:space="preserve">[5.2.3.1]</w:t>
+      </w:r>
+      <w:r>
+        <w:t xml:space="preserve"> </w:t>
+      </w:r>
+      <w:r>
+        <w:rPr>
+          <w:b/>
+          <w:bCs/>
+        </w:rPr>
+        <w:t xml:space="preserve">H2.</w:t>
+      </w:r>
+      <w:r>
+        <w:t xml:space="preserve"> </w:t>
+      </w:r>
+      <w:r>
+        <w:t xml:space="preserve">Sem nota, não há corte para regressão descontínua.</w:t>
       </w:r>
     </w:p>
     <w:p>
@@ -7554,44 +7502,35 @@
           <w:b/>
           <w:bCs/>
         </w:rPr>
-        <w:t xml:space="preserve">[5.2.4.1]</w:t>
-      </w:r>
-      <w:r>
-        <w:t xml:space="preserve"> </w:t>
-      </w:r>
-      <w:r>
-        <w:rPr>
-          <w:b/>
-          <w:bCs/>
-        </w:rPr>
-        <w:t xml:space="preserve">H4.</w:t>
-      </w:r>
-      <w:r>
-        <w:t xml:space="preserve"> </w:t>
-      </w:r>
-      <w:r>
-        <w:t xml:space="preserve">Uma promoção aleatória de apoio à inscrição e à busca de patrocínio, sorteada entre os 71 municípios do interior, não altera nenhuma regra de alocação; nos municípios sorteados, dois braços, sorteados entre os agentes, separam o atrito documental do de patrocínio.</w:t>
-      </w:r>
-    </w:p>
-    <w:p>
-      <w:pPr>
-        <w:pStyle w:val="Compact"/>
-        <w:numPr>
-          <w:ilvl w:val="2"/>
+        <w:t xml:space="preserve">[5.2.3.2]</w:t>
+      </w:r>
+      <w:r>
+        <w:t xml:space="preserve"> </w:t>
+      </w:r>
+      <w:r>
+        <w:t xml:space="preserve">O teste, descritivo, é uma avaliação cega da regra de decisão: avaliadores independentes dão nota, nos critérios de interesse público do decreto, a uma amostra de inscritos, habilitados e inabilitados, sem saber o destino de cada projeto.</w:t>
+      </w:r>
+    </w:p>
+    <w:p>
+      <w:pPr>
+        <w:pStyle w:val="Compact"/>
+        <w:numPr>
+          <w:ilvl w:val="1"/>
           <w:numId w:val="1245"/>
         </w:numPr>
       </w:pPr>
       <w:r>
-        <w:t xml:space="preserve">checagem de dados: N72 ✔ (</w:t>
-      </w:r>
-      <w:r>
-        <w:rPr>
-          <w:rStyle w:val="VerbatimChar"/>
-        </w:rPr>
-        <w:t xml:space="preserve">analise/tabelas/07_mapa_quadro_h3.csv</w:t>
-      </w:r>
-      <w:r>
-        <w:t xml:space="preserve">)</w:t>
+        <w:rPr>
+          <w:b/>
+          <w:bCs/>
+        </w:rPr>
+        <w:t xml:space="preserve">[5.2.3.3]</w:t>
+      </w:r>
+      <w:r>
+        <w:t xml:space="preserve"> </w:t>
+      </w:r>
+      <w:r>
+        <w:t xml:space="preserve">Se a decisão segue critério público, a nota separa habilitados de inabilitados e, entre os habilitados, quem capta.</w:t>
       </w:r>
     </w:p>
     <w:p>
@@ -7607,13 +7546,13 @@
           <w:b/>
           <w:bCs/>
         </w:rPr>
-        <w:t xml:space="preserve">[5.2.4.2]</w:t>
-      </w:r>
-      <w:r>
-        <w:t xml:space="preserve"> </w:t>
-      </w:r>
-      <w:r>
-        <w:t xml:space="preserve">A promoção estima o efeito da oferta e, para quem responde a ela, o efeito local (ANGRIST; IMBENS; RUBIN, 1996).</w:t>
+        <w:t xml:space="preserve">[5.2.3.4]</w:t>
+      </w:r>
+      <w:r>
+        <w:t xml:space="preserve"> </w:t>
+      </w:r>
+      <w:r>
+        <w:t xml:space="preserve">A severidade do parecerista, designado por ordem de inscrição e área (SECULT, 2025c), seria instrumento para o efeito do parecer, como em Maestas, Mullen e Strand (2013), mas é fraca com 41 pareceristas e fica como extensão.</w:t>
       </w:r>
     </w:p>
     <w:p>
@@ -7625,29 +7564,50 @@
         </w:numPr>
       </w:pPr>
       <w:r>
-        <w:t xml:space="preserve">citações: ANGRIST; IMBENS; RUBIN, 1996</w:t>
-      </w:r>
-    </w:p>
-    <w:p>
-      <w:pPr>
-        <w:pStyle w:val="Compact"/>
-        <w:numPr>
-          <w:ilvl w:val="1"/>
-          <w:numId w:val="1248"/>
-        </w:numPr>
-      </w:pPr>
-      <w:r>
-        <w:rPr>
-          <w:b/>
-          <w:bCs/>
-        </w:rPr>
-        <w:t xml:space="preserve">[5.2.4.3]</w:t>
-      </w:r>
-      <w:r>
-        <w:t xml:space="preserve"> </w:t>
-      </w:r>
-      <w:r>
-        <w:t xml:space="preserve">Como o teto é fixo, sortear também a intensidade da oferta mede o deslocamento de outros proponentes (BAIRD</w:t>
+        <w:t xml:space="preserve">citações: SECULT, 2025c; Mullen e Strand (2013)</w:t>
+      </w:r>
+    </w:p>
+    <w:p>
+      <w:pPr>
+        <w:pStyle w:val="Compact"/>
+        <w:numPr>
+          <w:ilvl w:val="2"/>
+          <w:numId w:val="1247"/>
+        </w:numPr>
+      </w:pPr>
+      <w:r>
+        <w:t xml:space="preserve">checagem de dados: N56 ✔ (</w:t>
+      </w:r>
+      <w:r>
+        <w:rPr>
+          <w:rStyle w:val="VerbatimChar"/>
+        </w:rPr>
+        <w:t xml:space="preserve">analise/tabelas/10_pareceristas_por_area.csv (lista da SECULT de 18/09/2026)</w:t>
+      </w:r>
+      <w:r>
+        <w:t xml:space="preserve">)</w:t>
+      </w:r>
+    </w:p>
+    <w:p>
+      <w:pPr>
+        <w:pStyle w:val="Compact"/>
+        <w:numPr>
+          <w:ilvl w:val="0"/>
+          <w:numId w:val="1235"/>
+        </w:numPr>
+      </w:pPr>
+      <w:r>
+        <w:rPr>
+          <w:b/>
+          <w:bCs/>
+        </w:rPr>
+        <w:t xml:space="preserve">5.2.4</w:t>
+      </w:r>
+      <w:r>
+        <w:t xml:space="preserve"> </w:t>
+      </w:r>
+      <w:r>
+        <w:t xml:space="preserve">—</w:t>
       </w:r>
       <w:r>
         <w:t xml:space="preserve"> </w:t>
@@ -7657,10 +7617,67 @@
           <w:i/>
           <w:iCs/>
         </w:rPr>
-        <w:t xml:space="preserve">et al.</w:t>
-      </w:r>
-      <w:r>
-        <w:t xml:space="preserve">, 2018), mas, com 71 municípios, só em caráter exploratório.</w:t>
+        <w:t xml:space="preserve">Passo:</w:t>
+      </w:r>
+      <w:r>
+        <w:t xml:space="preserve"> </w:t>
+      </w:r>
+      <w:r>
+        <w:t xml:space="preserve">Estratégia para H3: acúmulo das taxas no teto e diferenças em diferenças com a regra de 2026</w:t>
+      </w:r>
+    </w:p>
+    <w:p>
+      <w:pPr>
+        <w:pStyle w:val="Compact"/>
+        <w:numPr>
+          <w:ilvl w:val="1"/>
+          <w:numId w:val="1248"/>
+        </w:numPr>
+      </w:pPr>
+      <w:r>
+        <w:rPr>
+          <w:b/>
+          <w:bCs/>
+        </w:rPr>
+        <w:t xml:space="preserve">[5.2.4.1]</w:t>
+      </w:r>
+      <w:r>
+        <w:t xml:space="preserve"> </w:t>
+      </w:r>
+      <w:r>
+        <w:rPr>
+          <w:b/>
+          <w:bCs/>
+        </w:rPr>
+        <w:t xml:space="preserve">H3.</w:t>
+      </w:r>
+      <w:r>
+        <w:t xml:space="preserve"> </w:t>
+      </w:r>
+      <w:r>
+        <w:t xml:space="preserve">As planilhas de custos, pedidas pela Lei de Acesso à Informação (LAI), dão a parcela de captação e elaboração de cada projeto.</w:t>
+      </w:r>
+    </w:p>
+    <w:p>
+      <w:pPr>
+        <w:pStyle w:val="Compact"/>
+        <w:numPr>
+          <w:ilvl w:val="1"/>
+          <w:numId w:val="1249"/>
+        </w:numPr>
+      </w:pPr>
+      <w:r>
+        <w:rPr>
+          <w:b/>
+          <w:bCs/>
+        </w:rPr>
+        <w:t xml:space="preserve">[5.2.4.2]</w:t>
+      </w:r>
+      <w:r>
+        <w:t xml:space="preserve"> </w:t>
+      </w:r>
+      <w:r>
+        <w:t xml:space="preserve">Se as taxas se acumulam no teto de 10%, o preço é fixado pela regra, e não pelo custo do serviço; a regra de 2026, que permite pagá-las ao proponente, compara-se à de 2025 por diferenças em diferenças, entre projetos que contratavam captador e os demais.</w:t>
       </w:r>
     </w:p>
     <w:p>
@@ -7668,11 +7685,33 @@
         <w:pStyle w:val="Compact"/>
         <w:numPr>
           <w:ilvl w:val="2"/>
-          <w:numId w:val="1249"/>
-        </w:numPr>
-      </w:pPr>
-      <w:r>
-        <w:t xml:space="preserve">citações: BAIRD</w:t>
+          <w:numId w:val="1250"/>
+        </w:numPr>
+      </w:pPr>
+      <w:r>
+        <w:t xml:space="preserve">⚠ números sem checagem automática (conferir na fonte citada): 10%</w:t>
+      </w:r>
+    </w:p>
+    <w:p>
+      <w:pPr>
+        <w:pStyle w:val="Compact"/>
+        <w:numPr>
+          <w:ilvl w:val="0"/>
+          <w:numId w:val="1235"/>
+        </w:numPr>
+      </w:pPr>
+      <w:r>
+        <w:rPr>
+          <w:b/>
+          <w:bCs/>
+        </w:rPr>
+        <w:t xml:space="preserve">5.2.5</w:t>
+      </w:r>
+      <w:r>
+        <w:t xml:space="preserve"> </w:t>
+      </w:r>
+      <w:r>
+        <w:t xml:space="preserve">—</w:t>
       </w:r>
       <w:r>
         <w:t xml:space="preserve"> </w:t>
@@ -7682,10 +7721,45 @@
           <w:i/>
           <w:iCs/>
         </w:rPr>
-        <w:t xml:space="preserve">et al.</w:t>
-      </w:r>
-      <w:r>
-        <w:t xml:space="preserve">, 2018</w:t>
+        <w:t xml:space="preserve">Passo:</w:t>
+      </w:r>
+      <w:r>
+        <w:t xml:space="preserve"> </w:t>
+      </w:r>
+      <w:r>
+        <w:t xml:space="preserve">Estratégia para H4: promoção aleatória por município e braços entre agentes</w:t>
+      </w:r>
+    </w:p>
+    <w:p>
+      <w:pPr>
+        <w:pStyle w:val="Compact"/>
+        <w:numPr>
+          <w:ilvl w:val="1"/>
+          <w:numId w:val="1251"/>
+        </w:numPr>
+      </w:pPr>
+      <w:r>
+        <w:rPr>
+          <w:b/>
+          <w:bCs/>
+        </w:rPr>
+        <w:t xml:space="preserve">[5.2.5.1]</w:t>
+      </w:r>
+      <w:r>
+        <w:t xml:space="preserve"> </w:t>
+      </w:r>
+      <w:r>
+        <w:rPr>
+          <w:b/>
+          <w:bCs/>
+        </w:rPr>
+        <w:t xml:space="preserve">H4.</w:t>
+      </w:r>
+      <w:r>
+        <w:t xml:space="preserve"> </w:t>
+      </w:r>
+      <w:r>
+        <w:t xml:space="preserve">Uma promoção aleatória de apoio à inscrição e à busca de patrocínio, sorteada entre os 71 municípios do interior, não altera nenhuma regra de alocação; nos municípios sorteados, dois braços, sorteados entre os agentes, separam o atrito documental do de patrocínio.</w:t>
       </w:r>
     </w:p>
     <w:p>
@@ -7693,33 +7767,76 @@
         <w:pStyle w:val="Compact"/>
         <w:numPr>
           <w:ilvl w:val="2"/>
-          <w:numId w:val="1249"/>
-        </w:numPr>
-      </w:pPr>
-      <w:r>
-        <w:t xml:space="preserve">⚠ números sem checagem automática (conferir na fonte citada): 71</w:t>
-      </w:r>
-    </w:p>
-    <w:p>
-      <w:pPr>
-        <w:pStyle w:val="Compact"/>
-        <w:numPr>
-          <w:ilvl w:val="0"/>
-          <w:numId w:val="1231"/>
-        </w:numPr>
-      </w:pPr>
-      <w:r>
-        <w:rPr>
-          <w:b/>
-          <w:bCs/>
-        </w:rPr>
-        <w:t xml:space="preserve">5.2.5</w:t>
-      </w:r>
-      <w:r>
-        <w:t xml:space="preserve"> </w:t>
-      </w:r>
-      <w:r>
-        <w:t xml:space="preserve">—</w:t>
+          <w:numId w:val="1252"/>
+        </w:numPr>
+      </w:pPr>
+      <w:r>
+        <w:t xml:space="preserve">checagem de dados: N72 ✔ (</w:t>
+      </w:r>
+      <w:r>
+        <w:rPr>
+          <w:rStyle w:val="VerbatimChar"/>
+        </w:rPr>
+        <w:t xml:space="preserve">analise/tabelas/07_mapa_quadro_h3.csv</w:t>
+      </w:r>
+      <w:r>
+        <w:t xml:space="preserve">)</w:t>
+      </w:r>
+    </w:p>
+    <w:p>
+      <w:pPr>
+        <w:pStyle w:val="Compact"/>
+        <w:numPr>
+          <w:ilvl w:val="1"/>
+          <w:numId w:val="1253"/>
+        </w:numPr>
+      </w:pPr>
+      <w:r>
+        <w:rPr>
+          <w:b/>
+          <w:bCs/>
+        </w:rPr>
+        <w:t xml:space="preserve">[5.2.5.2]</w:t>
+      </w:r>
+      <w:r>
+        <w:t xml:space="preserve"> </w:t>
+      </w:r>
+      <w:r>
+        <w:t xml:space="preserve">A promoção estima o efeito da oferta e, para quem responde a ela, o efeito local (ANGRIST; IMBENS; RUBIN, 1996).</w:t>
+      </w:r>
+    </w:p>
+    <w:p>
+      <w:pPr>
+        <w:pStyle w:val="Compact"/>
+        <w:numPr>
+          <w:ilvl w:val="2"/>
+          <w:numId w:val="1254"/>
+        </w:numPr>
+      </w:pPr>
+      <w:r>
+        <w:t xml:space="preserve">citações: ANGRIST; IMBENS; RUBIN, 1996</w:t>
+      </w:r>
+    </w:p>
+    <w:p>
+      <w:pPr>
+        <w:pStyle w:val="Compact"/>
+        <w:numPr>
+          <w:ilvl w:val="1"/>
+          <w:numId w:val="1255"/>
+        </w:numPr>
+      </w:pPr>
+      <w:r>
+        <w:rPr>
+          <w:b/>
+          <w:bCs/>
+        </w:rPr>
+        <w:t xml:space="preserve">[5.2.5.3]</w:t>
+      </w:r>
+      <w:r>
+        <w:t xml:space="preserve"> </w:t>
+      </w:r>
+      <w:r>
+        <w:t xml:space="preserve">Como o teto é fixo, sortear também a intensidade da oferta mede o deslocamento de outros proponentes (BAIRD</w:t>
       </w:r>
       <w:r>
         <w:t xml:space="preserve"> </w:t>
@@ -7729,45 +7846,10 @@
           <w:i/>
           <w:iCs/>
         </w:rPr>
-        <w:t xml:space="preserve">Passo:</w:t>
-      </w:r>
-      <w:r>
-        <w:t xml:space="preserve"> </w:t>
-      </w:r>
-      <w:r>
-        <w:t xml:space="preserve">Estratégia para H2: severidade do parecerista como instrumento (exploratória)</w:t>
-      </w:r>
-    </w:p>
-    <w:p>
-      <w:pPr>
-        <w:pStyle w:val="Compact"/>
-        <w:numPr>
-          <w:ilvl w:val="1"/>
-          <w:numId w:val="1250"/>
-        </w:numPr>
-      </w:pPr>
-      <w:r>
-        <w:rPr>
-          <w:b/>
-          <w:bCs/>
-        </w:rPr>
-        <w:t xml:space="preserve">[5.2.5.1]</w:t>
-      </w:r>
-      <w:r>
-        <w:t xml:space="preserve"> </w:t>
-      </w:r>
-      <w:r>
-        <w:rPr>
-          <w:b/>
-          <w:bCs/>
-        </w:rPr>
-        <w:t xml:space="preserve">H2.</w:t>
-      </w:r>
-      <w:r>
-        <w:t xml:space="preserve"> </w:t>
-      </w:r>
-      <w:r>
-        <w:t xml:space="preserve">Sem nota, não há corte para regressão descontínua, mas os projetos são distribuídos aos pareceristas por ordem de inscrição e área (SECULT, 2025c).</w:t>
+        <w:t xml:space="preserve">et al.</w:t>
+      </w:r>
+      <w:r>
+        <w:t xml:space="preserve">, 2018), mas, com 71 municípios, só em caráter exploratório.</w:t>
       </w:r>
     </w:p>
     <w:p>
@@ -7775,110 +7857,11 @@
         <w:pStyle w:val="Compact"/>
         <w:numPr>
           <w:ilvl w:val="2"/>
-          <w:numId w:val="1251"/>
-        </w:numPr>
-      </w:pPr>
-      <w:r>
-        <w:t xml:space="preserve">citações: SECULT, 2025c</w:t>
-      </w:r>
-    </w:p>
-    <w:p>
-      <w:pPr>
-        <w:pStyle w:val="Compact"/>
-        <w:numPr>
-          <w:ilvl w:val="1"/>
-          <w:numId w:val="1252"/>
-        </w:numPr>
-      </w:pPr>
-      <w:r>
-        <w:rPr>
-          <w:b/>
-          <w:bCs/>
-        </w:rPr>
-        <w:t xml:space="preserve">[5.2.5.2]</w:t>
-      </w:r>
-      <w:r>
-        <w:t xml:space="preserve"> </w:t>
-      </w:r>
-      <w:r>
-        <w:t xml:space="preserve">Se essa designação se comportar como sorteio dentro de área e período, a severidade do parecerista (a parcela de pareceres favoráveis nos seus outros projetos) é instrumento para o parecer, como o examinador designado em Maestas, Mullen e Strand (2013), sob exclusão e monotonicidade testáveis e com o parecerista de cada inscrição obtido pela Lei de Acesso à Informação (LAI).</w:t>
-      </w:r>
-    </w:p>
-    <w:p>
-      <w:pPr>
-        <w:pStyle w:val="Compact"/>
-        <w:numPr>
-          <w:ilvl w:val="2"/>
-          <w:numId w:val="1253"/>
-        </w:numPr>
-      </w:pPr>
-      <w:r>
-        <w:t xml:space="preserve">citações: Mullen e Strand (2013)</w:t>
-      </w:r>
-    </w:p>
-    <w:p>
-      <w:pPr>
-        <w:pStyle w:val="Compact"/>
-        <w:numPr>
-          <w:ilvl w:val="1"/>
-          <w:numId w:val="1254"/>
-        </w:numPr>
-      </w:pPr>
-      <w:r>
-        <w:rPr>
-          <w:b/>
-          <w:bCs/>
-        </w:rPr>
-        <w:t xml:space="preserve">[5.2.5.3]</w:t>
-      </w:r>
-      <w:r>
-        <w:t xml:space="preserve"> </w:t>
-      </w:r>
-      <w:r>
-        <w:t xml:space="preserve">Como são 41 pareceristas credenciados, de 4 a 20 por área, o instrumento por área é fraco, e o desenho fica exploratório, com áreas afins agrupadas.</w:t>
-      </w:r>
-    </w:p>
-    <w:p>
-      <w:pPr>
-        <w:pStyle w:val="Compact"/>
-        <w:numPr>
-          <w:ilvl w:val="2"/>
-          <w:numId w:val="1255"/>
-        </w:numPr>
-      </w:pPr>
-      <w:r>
-        <w:t xml:space="preserve">checagem de dados: N56 ✔ (</w:t>
-      </w:r>
-      <w:r>
-        <w:rPr>
-          <w:rStyle w:val="VerbatimChar"/>
-        </w:rPr>
-        <w:t xml:space="preserve">analise/tabelas/10_pareceristas_por_area.csv (lista da SECULT de 18/09/2026)</w:t>
-      </w:r>
-      <w:r>
-        <w:t xml:space="preserve">)</w:t>
-      </w:r>
-    </w:p>
-    <w:p>
-      <w:pPr>
-        <w:pStyle w:val="Compact"/>
-        <w:numPr>
-          <w:ilvl w:val="0"/>
-          <w:numId w:val="1231"/>
-        </w:numPr>
-      </w:pPr>
-      <w:r>
-        <w:rPr>
-          <w:b/>
-          <w:bCs/>
-        </w:rPr>
-        <w:t xml:space="preserve">5.2.6</w:t>
-      </w:r>
-      <w:r>
-        <w:t xml:space="preserve"> </w:t>
-      </w:r>
-      <w:r>
-        <w:t xml:space="preserve">—</w:t>
+          <w:numId w:val="1256"/>
+        </w:numPr>
+      </w:pPr>
+      <w:r>
+        <w:t xml:space="preserve">citações: BAIRD</w:t>
       </w:r>
       <w:r>
         <w:t xml:space="preserve"> </w:t>
@@ -7888,21 +7871,68 @@
           <w:i/>
           <w:iCs/>
         </w:rPr>
+        <w:t xml:space="preserve">et al.</w:t>
+      </w:r>
+      <w:r>
+        <w:t xml:space="preserve">, 2018</w:t>
+      </w:r>
+    </w:p>
+    <w:p>
+      <w:pPr>
+        <w:pStyle w:val="Compact"/>
+        <w:numPr>
+          <w:ilvl w:val="2"/>
+          <w:numId w:val="1256"/>
+        </w:numPr>
+      </w:pPr>
+      <w:r>
+        <w:t xml:space="preserve">⚠ números sem checagem automática (conferir na fonte citada): 71</w:t>
+      </w:r>
+    </w:p>
+    <w:p>
+      <w:pPr>
+        <w:pStyle w:val="Compact"/>
+        <w:numPr>
+          <w:ilvl w:val="0"/>
+          <w:numId w:val="1235"/>
+        </w:numPr>
+      </w:pPr>
+      <w:r>
+        <w:rPr>
+          <w:b/>
+          <w:bCs/>
+        </w:rPr>
+        <w:t xml:space="preserve">5.2.6</w:t>
+      </w:r>
+      <w:r>
+        <w:t xml:space="preserve"> </w:t>
+      </w:r>
+      <w:r>
+        <w:t xml:space="preserve">—</w:t>
+      </w:r>
+      <w:r>
+        <w:t xml:space="preserve"> </w:t>
+      </w:r>
+      <w:r>
+        <w:rPr>
+          <w:i/>
+          <w:iCs/>
+        </w:rPr>
         <w:t xml:space="preserve">Passo:</w:t>
       </w:r>
       <w:r>
         <w:t xml:space="preserve"> </w:t>
       </w:r>
       <w:r>
-        <w:t xml:space="preserve">Lista os métodos que ficam para depois</w:t>
-      </w:r>
-    </w:p>
-    <w:p>
-      <w:pPr>
-        <w:pStyle w:val="Compact"/>
-        <w:numPr>
-          <w:ilvl w:val="1"/>
-          <w:numId w:val="1256"/>
+        <w:t xml:space="preserve">Estratégia para H5: margem do racionamento, validação tardia de 2024 e desenho prospectivo (regressão descontínua no tempo)</w:t>
+      </w:r>
+    </w:p>
+    <w:p>
+      <w:pPr>
+        <w:pStyle w:val="Compact"/>
+        <w:numPr>
+          <w:ilvl w:val="1"/>
+          <w:numId w:val="1257"/>
         </w:numPr>
       </w:pPr>
       <w:r>
@@ -7920,13 +7950,194 @@
           <w:b/>
           <w:bCs/>
         </w:rPr>
-        <w:t xml:space="preserve">O que fica aberto.</w:t>
-      </w:r>
-      <w:r>
-        <w:t xml:space="preserve"> </w:t>
-      </w:r>
-      <w:r>
-        <w:t xml:space="preserve">Regressão descontínua no tempo (protocolo em torno do esgotamento de cada cota), variáveis instrumentais (recusa pelo teto; severidade do parecerista) e, para H3, diferenças em diferenças com as regras de custo de 2025 e 2026.</w:t>
+        <w:t xml:space="preserve">H5.</w:t>
+      </w:r>
+      <w:r>
+        <w:t xml:space="preserve"> </w:t>
+      </w:r>
+      <w:r>
+        <w:t xml:space="preserve">Os termos validados pouco antes do esgotamento do teto e os de 32 projetos recusados em 2023 e 2024 tinham, todos, patrocinador disposto.</w:t>
+      </w:r>
+    </w:p>
+    <w:p>
+      <w:pPr>
+        <w:pStyle w:val="Compact"/>
+        <w:numPr>
+          <w:ilvl w:val="2"/>
+          <w:numId w:val="1258"/>
+        </w:numPr>
+      </w:pPr>
+      <w:r>
+        <w:t xml:space="preserve">checagem de dados: N31 ✔ (</w:t>
+      </w:r>
+      <w:r>
+        <w:rPr>
+          <w:rStyle w:val="VerbatimChar"/>
+        </w:rPr>
+        <w:t xml:space="preserve">dados/processados/indeferidos_2023_2024.csv</w:t>
+      </w:r>
+      <w:r>
+        <w:t xml:space="preserve">)</w:t>
+      </w:r>
+    </w:p>
+    <w:p>
+      <w:pPr>
+        <w:pStyle w:val="Compact"/>
+        <w:numPr>
+          <w:ilvl w:val="1"/>
+          <w:numId w:val="1259"/>
+        </w:numPr>
+      </w:pPr>
+      <w:r>
+        <w:rPr>
+          <w:b/>
+          <w:bCs/>
+        </w:rPr>
+        <w:t xml:space="preserve">[5.2.6.2]</w:t>
+      </w:r>
+      <w:r>
+        <w:t xml:space="preserve"> </w:t>
+      </w:r>
+      <w:r>
+        <w:t xml:space="preserve">Mas 6 dos 11 recusados em 2023 e 12 dos 21 recusados em 2024 captaram no ano seguinte: com resultado datado, a comparação estima o efeito de receber agora; para o de receber em algum momento, o indeferimento serve de instrumento, com primeiro estágio de 41% (13 dos 32 recusados não captaram depois).</w:t>
+      </w:r>
+    </w:p>
+    <w:p>
+      <w:pPr>
+        <w:pStyle w:val="Compact"/>
+        <w:numPr>
+          <w:ilvl w:val="2"/>
+          <w:numId w:val="1260"/>
+        </w:numPr>
+      </w:pPr>
+      <w:r>
+        <w:t xml:space="preserve">checagem de dados: N30 ✔ (</w:t>
+      </w:r>
+      <w:r>
+        <w:rPr>
+          <w:rStyle w:val="VerbatimChar"/>
+        </w:rPr>
+        <w:t xml:space="preserve">analise/tabelas/09_reentrada_resumo.csv</w:t>
+      </w:r>
+      <w:r>
+        <w:t xml:space="preserve">); N42 ✔ (</w:t>
+      </w:r>
+      <w:r>
+        <w:rPr>
+          <w:rStyle w:val="VerbatimChar"/>
+        </w:rPr>
+        <w:t xml:space="preserve">analise/tabelas/09_reentrada_resumo.csv</w:t>
+      </w:r>
+      <w:r>
+        <w:t xml:space="preserve">)</w:t>
+      </w:r>
+    </w:p>
+    <w:p>
+      <w:pPr>
+        <w:pStyle w:val="Compact"/>
+        <w:numPr>
+          <w:ilvl w:val="1"/>
+          <w:numId w:val="1261"/>
+        </w:numPr>
+      </w:pPr>
+      <w:r>
+        <w:rPr>
+          <w:b/>
+          <w:bCs/>
+        </w:rPr>
+        <w:t xml:space="preserve">[5.2.6.3]</w:t>
+      </w:r>
+      <w:r>
+        <w:t xml:space="preserve"> </w:t>
+      </w:r>
+      <w:r>
+        <w:t xml:space="preserve">Em 2024, das 47 recusas registradas nas versões sucessivas do anexo, 27 viraram validação em versão posterior, no ano em que o teto passou de R$ 15 para R$ 25 milhões: a comparação com as 20 que não viraram mede o efeito de receber mais tarde.</w:t>
+      </w:r>
+    </w:p>
+    <w:p>
+      <w:pPr>
+        <w:pStyle w:val="Compact"/>
+        <w:numPr>
+          <w:ilvl w:val="2"/>
+          <w:numId w:val="1262"/>
+        </w:numPr>
+      </w:pPr>
+      <w:r>
+        <w:t xml:space="preserve">checagem de dados: N81 ✔ (</w:t>
+      </w:r>
+      <w:r>
+        <w:rPr>
+          <w:rStyle w:val="VerbatimChar"/>
+        </w:rPr>
+        <w:t xml:space="preserve">analise/tabelas/13_versoes_captados_fila.csv (2024)</w:t>
+      </w:r>
+      <w:r>
+        <w:t xml:space="preserve">); N82 ✔ (</w:t>
+      </w:r>
+      <w:r>
+        <w:rPr>
+          <w:rStyle w:val="VerbatimChar"/>
+        </w:rPr>
+        <w:t xml:space="preserve">analise/tabelas/13_versoes_captados_fila.csv (2024)</w:t>
+      </w:r>
+      <w:r>
+        <w:t xml:space="preserve">)</w:t>
+      </w:r>
+    </w:p>
+    <w:p>
+      <w:pPr>
+        <w:pStyle w:val="Compact"/>
+        <w:numPr>
+          <w:ilvl w:val="2"/>
+          <w:numId w:val="1262"/>
+        </w:numPr>
+      </w:pPr>
+      <w:r>
+        <w:t xml:space="preserve">⚠ números sem checagem automática (conferir na fonte citada): 25</w:t>
+      </w:r>
+    </w:p>
+    <w:p>
+      <w:pPr>
+        <w:pStyle w:val="Compact"/>
+        <w:numPr>
+          <w:ilvl w:val="1"/>
+          <w:numId w:val="1263"/>
+        </w:numPr>
+      </w:pPr>
+      <w:r>
+        <w:rPr>
+          <w:b/>
+          <w:bCs/>
+        </w:rPr>
+        <w:t xml:space="preserve">[5.2.6.4]</w:t>
+      </w:r>
+      <w:r>
+        <w:t xml:space="preserve"> </w:t>
+      </w:r>
+      <w:r>
+        <w:t xml:space="preserve">Para decidir, o desenho precisa ser prospectivo: a SEFAZ registra a hora de protocolo e a recusa de cada termo, a SECULT padroniza no relatório de execução a realização e o público, e a comparação vira regressão descontínua no tempo em torno do esgotamento de cada cota, acumulada ano a ano.</w:t>
+      </w:r>
+    </w:p>
+    <w:p>
+      <w:pPr>
+        <w:pStyle w:val="Compact"/>
+        <w:numPr>
+          <w:ilvl w:val="1"/>
+          <w:numId w:val="1264"/>
+        </w:numPr>
+      </w:pPr>
+      <w:r>
+        <w:rPr>
+          <w:b/>
+          <w:bCs/>
+        </w:rPr>
+        <w:t xml:space="preserve">[5.2.6.5]</w:t>
+      </w:r>
+      <w:r>
+        <w:t xml:space="preserve"> </w:t>
+      </w:r>
+      <w:r>
+        <w:t xml:space="preserve">Como o momento do esgotamento não é conhecido de antemão, é difícil manipular a posição na fila, e a ordem de validação não deve se ligar ao projeto, o que as datas de protocolo permitem testar.</w:t>
       </w:r>
     </w:p>
     <w:bookmarkEnd w:id="24"/>
@@ -7944,7 +8155,7 @@
         <w:pStyle w:val="Compact"/>
         <w:numPr>
           <w:ilvl w:val="0"/>
-          <w:numId w:val="1257"/>
+          <w:numId w:val="1265"/>
         </w:numPr>
       </w:pPr>
       <w:r>
@@ -7982,7 +8193,7 @@
         <w:pStyle w:val="Compact"/>
         <w:numPr>
           <w:ilvl w:val="1"/>
-          <w:numId w:val="1258"/>
+          <w:numId w:val="1266"/>
         </w:numPr>
       </w:pPr>
       <w:r>
@@ -7996,7 +8207,29 @@
         <w:t xml:space="preserve"> </w:t>
       </w:r>
       <w:r>
-        <w:t xml:space="preserve">Para H5 e H2, trabalha-se com o universo, e a listagem vem dos anexos oficiais: 293 projetos habilitados em 2022-2024 com situação resolvida, de 172 proponentes, e os termos de 2023 e 2024 na margem do racionamento.</w:t>
+        <w:t xml:space="preserve">Para H5, a listagem são os termos de 2023 e 2024 na margem do racionamento e, no desenho prospectivo, todos os protocolados a partir de 2027.</w:t>
+      </w:r>
+    </w:p>
+    <w:p>
+      <w:pPr>
+        <w:pStyle w:val="Compact"/>
+        <w:numPr>
+          <w:ilvl w:val="1"/>
+          <w:numId w:val="1267"/>
+        </w:numPr>
+      </w:pPr>
+      <w:r>
+        <w:rPr>
+          <w:b/>
+          <w:bCs/>
+        </w:rPr>
+        <w:t xml:space="preserve">[5.3.1.2]</w:t>
+      </w:r>
+      <w:r>
+        <w:t xml:space="preserve"> </w:t>
+      </w:r>
+      <w:r>
+        <w:t xml:space="preserve">Para H2, o universo são os 293 projetos habilitados em 2022-2024 com situação resolvida, de 172 proponentes, e os 86 inabilitados das atas da CAP, de onde se sorteia a amostra da avaliação cega; para H3, as planilhas de 2025 e 2026.</w:t>
       </w:r>
     </w:p>
     <w:p>
@@ -8004,7 +8237,7 @@
         <w:pStyle w:val="Compact"/>
         <w:numPr>
           <w:ilvl w:val="2"/>
-          <w:numId w:val="1259"/>
+          <w:numId w:val="1268"/>
         </w:numPr>
       </w:pPr>
       <w:r>
@@ -8017,6 +8250,15 @@
         <w:t xml:space="preserve">analise/tabelas/07_poder_hipoteses.csv (nota)</w:t>
       </w:r>
       <w:r>
+        <w:t xml:space="preserve">); N80 ✔ (</w:t>
+      </w:r>
+      <w:r>
+        <w:rPr>
+          <w:rStyle w:val="VerbatimChar"/>
+        </w:rPr>
+        <w:t xml:space="preserve">analise/tabelas/12_cap_deliberacoes.csv</w:t>
+      </w:r>
+      <w:r>
         <w:t xml:space="preserve">)</w:t>
       </w:r>
     </w:p>
@@ -8025,21 +8267,21 @@
         <w:pStyle w:val="Compact"/>
         <w:numPr>
           <w:ilvl w:val="1"/>
-          <w:numId w:val="1260"/>
-        </w:numPr>
-      </w:pPr>
-      <w:r>
-        <w:rPr>
-          <w:b/>
-          <w:bCs/>
-        </w:rPr>
-        <w:t xml:space="preserve">[5.3.1.2]</w:t>
-      </w:r>
-      <w:r>
-        <w:t xml:space="preserve"> </w:t>
-      </w:r>
-      <w:r>
-        <w:t xml:space="preserve">Para H1, a população principal é quem decide o patrocínio (marketing, diretoria ou relações institucionais): a listagem parte das 26 patrocinadoras de 2025, e os maiores contribuintes fora do Simples Nacional, listados com a SEFAZ, formam uma extensão, com parâmetro possivelmente diferente.</w:t>
+          <w:numId w:val="1269"/>
+        </w:numPr>
+      </w:pPr>
+      <w:r>
+        <w:rPr>
+          <w:b/>
+          <w:bCs/>
+        </w:rPr>
+        <w:t xml:space="preserve">[5.3.1.3]</w:t>
+      </w:r>
+      <w:r>
+        <w:t xml:space="preserve"> </w:t>
+      </w:r>
+      <w:r>
+        <w:t xml:space="preserve">Para H1, a população principal é quem decide o patrocínio (marketing, diretoria ou relações institucionais): a listagem parte das 26 patrocinadoras de 2025, e os maiores contribuintes fora do Simples Nacional, listados com a SEFAZ, formam uma extensão; o braço da população é uma amostra de residentes por cotas de região.</w:t>
       </w:r>
     </w:p>
     <w:p>
@@ -8047,7 +8289,7 @@
         <w:pStyle w:val="Compact"/>
         <w:numPr>
           <w:ilvl w:val="2"/>
-          <w:numId w:val="1261"/>
+          <w:numId w:val="1270"/>
         </w:numPr>
       </w:pPr>
       <w:r>
@@ -8068,15 +8310,15 @@
         <w:pStyle w:val="Compact"/>
         <w:numPr>
           <w:ilvl w:val="1"/>
-          <w:numId w:val="1262"/>
-        </w:numPr>
-      </w:pPr>
-      <w:r>
-        <w:rPr>
-          <w:b/>
-          <w:bCs/>
-        </w:rPr>
-        <w:t xml:space="preserve">[5.3.1.3]</w:t>
+          <w:numId w:val="1271"/>
+        </w:numPr>
+      </w:pPr>
+      <w:r>
+        <w:rPr>
+          <w:b/>
+          <w:bCs/>
+        </w:rPr>
+        <w:t xml:space="preserve">[5.3.1.4]</w:t>
       </w:r>
       <w:r>
         <w:t xml:space="preserve"> </w:t>
@@ -8090,7 +8332,7 @@
         <w:pStyle w:val="Compact"/>
         <w:numPr>
           <w:ilvl w:val="2"/>
-          <w:numId w:val="1263"/>
+          <w:numId w:val="1272"/>
         </w:numPr>
       </w:pPr>
       <w:r>
@@ -8120,15 +8362,15 @@
         <w:pStyle w:val="Compact"/>
         <w:numPr>
           <w:ilvl w:val="1"/>
-          <w:numId w:val="1264"/>
-        </w:numPr>
-      </w:pPr>
-      <w:r>
-        <w:rPr>
-          <w:b/>
-          <w:bCs/>
-        </w:rPr>
-        <w:t xml:space="preserve">[5.3.1.4]</w:t>
+          <w:numId w:val="1273"/>
+        </w:numPr>
+      </w:pPr>
+      <w:r>
+        <w:rPr>
+          <w:b/>
+          <w:bCs/>
+        </w:rPr>
+        <w:t xml:space="preserve">[5.3.1.5]</w:t>
       </w:r>
       <w:r>
         <w:t xml:space="preserve"> </w:t>
@@ -8142,15 +8384,37 @@
         <w:pStyle w:val="Compact"/>
         <w:numPr>
           <w:ilvl w:val="1"/>
-          <w:numId w:val="1265"/>
-        </w:numPr>
-      </w:pPr>
-      <w:r>
-        <w:rPr>
-          <w:b/>
-          <w:bCs/>
-        </w:rPr>
-        <w:t xml:space="preserve">[5.3.1.5]</w:t>
+          <w:numId w:val="1274"/>
+        </w:numPr>
+      </w:pPr>
+      <w:r>
+        <w:rPr>
+          <w:b/>
+          <w:bCs/>
+        </w:rPr>
+        <w:t xml:space="preserve">[5.3.1.6]</w:t>
+      </w:r>
+      <w:r>
+        <w:t xml:space="preserve"> </w:t>
+      </w:r>
+      <w:r>
+        <w:t xml:space="preserve">O Mapa serve, assim, de retrato da demanda: agentes e eventos que nunca aparecem nos anexos da LICC são os projetos pequenos que a escolha concentrada não alcança.</w:t>
+      </w:r>
+    </w:p>
+    <w:p>
+      <w:pPr>
+        <w:pStyle w:val="Compact"/>
+        <w:numPr>
+          <w:ilvl w:val="1"/>
+          <w:numId w:val="1275"/>
+        </w:numPr>
+      </w:pPr>
+      <w:r>
+        <w:rPr>
+          <w:b/>
+          <w:bCs/>
+        </w:rPr>
+        <w:t xml:space="preserve">[5.3.1.7]</w:t>
       </w:r>
       <w:r>
         <w:t xml:space="preserve"> </w:t>
@@ -8164,7 +8428,7 @@
         <w:pStyle w:val="Compact"/>
         <w:numPr>
           <w:ilvl w:val="2"/>
-          <w:numId w:val="1266"/>
+          <w:numId w:val="1276"/>
         </w:numPr>
       </w:pPr>
       <w:r>
@@ -8176,7 +8440,7 @@
         <w:pStyle w:val="Compact"/>
         <w:numPr>
           <w:ilvl w:val="2"/>
-          <w:numId w:val="1266"/>
+          <w:numId w:val="1276"/>
         </w:numPr>
       </w:pPr>
       <w:r>
@@ -8207,7 +8471,7 @@
         <w:pStyle w:val="Compact"/>
         <w:numPr>
           <w:ilvl w:val="0"/>
-          <w:numId w:val="1267"/>
+          <w:numId w:val="1277"/>
         </w:numPr>
       </w:pPr>
       <w:r>
@@ -8229,7 +8493,7 @@
         <w:pStyle w:val="Compact"/>
         <w:numPr>
           <w:ilvl w:val="1"/>
-          <w:numId w:val="1268"/>
+          <w:numId w:val="1278"/>
         </w:numPr>
       </w:pPr>
       <w:r>
@@ -8251,7 +8515,7 @@
         <w:pStyle w:val="Compact"/>
         <w:numPr>
           <w:ilvl w:val="1"/>
-          <w:numId w:val="1269"/>
+          <w:numId w:val="1279"/>
         </w:numPr>
       </w:pPr>
       <w:r>
@@ -8273,7 +8537,7 @@
         <w:pStyle w:val="Compact"/>
         <w:numPr>
           <w:ilvl w:val="1"/>
-          <w:numId w:val="1270"/>
+          <w:numId w:val="1280"/>
         </w:numPr>
       </w:pPr>
       <w:r>
@@ -8295,7 +8559,7 @@
         <w:pStyle w:val="Compact"/>
         <w:numPr>
           <w:ilvl w:val="2"/>
-          <w:numId w:val="1271"/>
+          <w:numId w:val="1281"/>
         </w:numPr>
       </w:pPr>
       <w:r>
@@ -8316,7 +8580,7 @@
         <w:pStyle w:val="Compact"/>
         <w:numPr>
           <w:ilvl w:val="1"/>
-          <w:numId w:val="1272"/>
+          <w:numId w:val="1282"/>
         </w:numPr>
       </w:pPr>
       <w:r>
@@ -8338,7 +8602,7 @@
         <w:pStyle w:val="Compact"/>
         <w:numPr>
           <w:ilvl w:val="1"/>
-          <w:numId w:val="1273"/>
+          <w:numId w:val="1283"/>
         </w:numPr>
       </w:pPr>
       <w:r>
@@ -8352,15 +8616,37 @@
         <w:t xml:space="preserve"> </w:t>
       </w:r>
       <w:r>
-        <w:t xml:space="preserve">— Hora de protocolo (pública só nos validados de 2025) e de validação dos termos, cota e indeferidos — H5 (racionamento) — Pedido por LAI</w:t>
-      </w:r>
-    </w:p>
-    <w:p>
-      <w:pPr>
-        <w:pStyle w:val="Compact"/>
-        <w:numPr>
-          <w:ilvl w:val="1"/>
-          <w:numId w:val="1274"/>
+        <w:t xml:space="preserve">— Hora de protocolo (pública só nos validados de 2025) e de validação dos termos, cota e indeferidos — H5 (margem; desenho prospectivo) — Pedido por LAI</w:t>
+      </w:r>
+    </w:p>
+    <w:p>
+      <w:pPr>
+        <w:pStyle w:val="Compact"/>
+        <w:numPr>
+          <w:ilvl w:val="1"/>
+          <w:numId w:val="1284"/>
+        </w:numPr>
+      </w:pPr>
+      <w:r>
+        <w:rPr>
+          <w:b/>
+          <w:bCs/>
+        </w:rPr>
+        <w:t xml:space="preserve">Pesquisa própria</w:t>
+      </w:r>
+      <w:r>
+        <w:t xml:space="preserve"> </w:t>
+      </w:r>
+      <w:r>
+        <w:t xml:space="preserve">— Escolhas de decisores e residentes entre perfis de projeto; nota cega dos projetos inscritos — H1, H2 — Coleta</w:t>
+      </w:r>
+    </w:p>
+    <w:p>
+      <w:pPr>
+        <w:pStyle w:val="Compact"/>
+        <w:numPr>
+          <w:ilvl w:val="1"/>
+          <w:numId w:val="1285"/>
         </w:numPr>
       </w:pPr>
       <w:r>
@@ -8390,15 +8676,15 @@
         <w:t xml:space="preserve"> </w:t>
       </w:r>
       <w:r>
-        <w:t xml:space="preserve">de H5 — Interno</w:t>
-      </w:r>
-    </w:p>
-    <w:p>
-      <w:pPr>
-        <w:pStyle w:val="Compact"/>
-        <w:numPr>
-          <w:ilvl w:val="1"/>
-          <w:numId w:val="1275"/>
+        <w:t xml:space="preserve">de H5 (a padronizar) — Interno</w:t>
+      </w:r>
+    </w:p>
+    <w:p>
+      <w:pPr>
+        <w:pStyle w:val="Compact"/>
+        <w:numPr>
+          <w:ilvl w:val="1"/>
+          <w:numId w:val="1286"/>
         </w:numPr>
       </w:pPr>
       <w:r>
@@ -8433,7 +8719,7 @@
         <w:pStyle w:val="Compact"/>
         <w:numPr>
           <w:ilvl w:val="2"/>
-          <w:numId w:val="1276"/>
+          <w:numId w:val="1287"/>
         </w:numPr>
       </w:pPr>
       <w:r>
@@ -8454,7 +8740,7 @@
         <w:pStyle w:val="Compact"/>
         <w:numPr>
           <w:ilvl w:val="0"/>
-          <w:numId w:val="1267"/>
+          <w:numId w:val="1277"/>
         </w:numPr>
       </w:pPr>
       <w:r>
@@ -8476,7 +8762,7 @@
         <w:pStyle w:val="Compact"/>
         <w:numPr>
           <w:ilvl w:val="1"/>
-          <w:numId w:val="1277"/>
+          <w:numId w:val="1288"/>
         </w:numPr>
       </w:pPr>
       <w:r>
@@ -8507,7 +8793,7 @@
       <w:pPr>
         <w:numPr>
           <w:ilvl w:val="0"/>
-          <w:numId w:val="1278"/>
+          <w:numId w:val="1289"/>
         </w:numPr>
       </w:pPr>
       <w:r>
@@ -8545,7 +8831,7 @@
         <w:pStyle w:val="Compact"/>
         <w:numPr>
           <w:ilvl w:val="1"/>
-          <w:numId w:val="1279"/>
+          <w:numId w:val="1290"/>
         </w:numPr>
       </w:pPr>
       <w:r>
@@ -8566,7 +8852,7 @@
       <w:pPr>
         <w:numPr>
           <w:ilvl w:val="0"/>
-          <w:numId w:val="1278"/>
+          <w:numId w:val="1289"/>
         </w:numPr>
       </w:pPr>
       <w:r>
@@ -8593,7 +8879,7 @@
       <w:pPr>
         <w:numPr>
           <w:ilvl w:val="0"/>
-          <w:numId w:val="1278"/>
+          <w:numId w:val="1289"/>
         </w:numPr>
       </w:pPr>
       <w:r>
@@ -8631,7 +8917,7 @@
         <w:pStyle w:val="Compact"/>
         <w:numPr>
           <w:ilvl w:val="1"/>
-          <w:numId w:val="1280"/>
+          <w:numId w:val="1291"/>
         </w:numPr>
       </w:pPr>
       <w:r>
@@ -8653,7 +8939,7 @@
         <w:pStyle w:val="Compact"/>
         <w:numPr>
           <w:ilvl w:val="2"/>
-          <w:numId w:val="1281"/>
+          <w:numId w:val="1292"/>
         </w:numPr>
       </w:pPr>
       <w:r>
@@ -8665,7 +8951,7 @@
         <w:pStyle w:val="Compact"/>
         <w:numPr>
           <w:ilvl w:val="2"/>
-          <w:numId w:val="1281"/>
+          <w:numId w:val="1292"/>
         </w:numPr>
       </w:pPr>
       <w:r>
@@ -8677,7 +8963,7 @@
         <w:pStyle w:val="Compact"/>
         <w:numPr>
           <w:ilvl w:val="1"/>
-          <w:numId w:val="1282"/>
+          <w:numId w:val="1293"/>
         </w:numPr>
       </w:pPr>
       <w:r>
@@ -8836,7 +9122,7 @@
         <w:pStyle w:val="Compact"/>
         <w:numPr>
           <w:ilvl w:val="2"/>
-          <w:numId w:val="1283"/>
+          <w:numId w:val="1294"/>
         </w:numPr>
       </w:pPr>
       <w:r>
@@ -8844,13 +9130,13 @@
       </w:r>
     </w:p>
     <w:bookmarkEnd w:id="27"/>
-    <w:bookmarkStart w:id="28" w:name="X74ef14b56a91d43fef3f2bdd983af7aeab5c320"/>
+    <w:bookmarkStart w:id="28" w:name="X4186f8a557f8a79ab955beeb46e3c94838665f3"/>
     <w:p>
       <w:pPr>
         <w:pStyle w:val="Heading3"/>
       </w:pPr>
       <w:r>
-        <w:t xml:space="preserve">Tabela 2 – Efeito mínimo detectável por pergunta (pontos percentuais)</w:t>
+        <w:t xml:space="preserve">Tabela 2 – Efeito mínimo detectável por pergunta (pontos percentuais, salvo indicação)</w:t>
       </w:r>
     </w:p>
     <w:p>
@@ -8858,7 +9144,7 @@
         <w:pStyle w:val="Compact"/>
         <w:numPr>
           <w:ilvl w:val="0"/>
-          <w:numId w:val="1284"/>
+          <w:numId w:val="1295"/>
         </w:numPr>
       </w:pPr>
       <w:r>
@@ -8880,7 +9166,7 @@
         <w:pStyle w:val="Compact"/>
         <w:numPr>
           <w:ilvl w:val="1"/>
-          <w:numId w:val="1285"/>
+          <w:numId w:val="1296"/>
         </w:numPr>
       </w:pPr>
       <w:r>
@@ -8925,7 +9211,7 @@
         <w:pStyle w:val="Compact"/>
         <w:numPr>
           <w:ilvl w:val="2"/>
-          <w:numId w:val="1286"/>
+          <w:numId w:val="1297"/>
         </w:numPr>
       </w:pPr>
       <w:r>
@@ -8946,7 +9232,136 @@
         <w:pStyle w:val="Compact"/>
         <w:numPr>
           <w:ilvl w:val="1"/>
-          <w:numId w:val="1287"/>
+          <w:numId w:val="1298"/>
+        </w:numPr>
+      </w:pPr>
+      <w:r>
+        <w:rPr>
+          <w:b/>
+          <w:bCs/>
+        </w:rPr>
+        <w:t xml:space="preserve">H1: diferença empresas − população</w:t>
+      </w:r>
+      <w:r>
+        <w:t xml:space="preserve"> </w:t>
+      </w:r>
+      <w:r>
+        <w:t xml:space="preserve">— e 500 residentes × 6 tarefas — idem — 8,2 a 19,7</w:t>
+      </w:r>
+    </w:p>
+    <w:p>
+      <w:pPr>
+        <w:pStyle w:val="Compact"/>
+        <w:numPr>
+          <w:ilvl w:val="2"/>
+          <w:numId w:val="1299"/>
+        </w:numPr>
+      </w:pPr>
+      <w:r>
+        <w:t xml:space="preserve">checagem de dados: N76 ✔ (</w:t>
+      </w:r>
+      <w:r>
+        <w:rPr>
+          <w:rStyle w:val="VerbatimChar"/>
+        </w:rPr>
+        <w:t xml:space="preserve">analise/tabelas/19_poder_revisao.csv</w:t>
+      </w:r>
+      <w:r>
+        <w:t xml:space="preserve">)</w:t>
+      </w:r>
+    </w:p>
+    <w:p>
+      <w:pPr>
+        <w:pStyle w:val="Compact"/>
+        <w:numPr>
+          <w:ilvl w:val="1"/>
+          <w:numId w:val="1300"/>
+        </w:numPr>
+      </w:pPr>
+      <w:r>
+        <w:rPr>
+          <w:b/>
+          <w:bCs/>
+        </w:rPr>
+        <w:t xml:space="preserve">H2: nota cega, habilitados × inabilitados</w:t>
+      </w:r>
+      <w:r>
+        <w:t xml:space="preserve"> </w:t>
+      </w:r>
+      <w:r>
+        <w:t xml:space="preserve">— 86 × 86 projetos — nota padronizada — 0,43 DP</w:t>
+      </w:r>
+    </w:p>
+    <w:p>
+      <w:pPr>
+        <w:pStyle w:val="Compact"/>
+        <w:numPr>
+          <w:ilvl w:val="2"/>
+          <w:numId w:val="1301"/>
+        </w:numPr>
+      </w:pPr>
+      <w:r>
+        <w:t xml:space="preserve">checagem de dados: N77 ✔ (</w:t>
+      </w:r>
+      <w:r>
+        <w:rPr>
+          <w:rStyle w:val="VerbatimChar"/>
+        </w:rPr>
+        <w:t xml:space="preserve">analise/tabelas/19_poder_revisao.csv</w:t>
+      </w:r>
+      <w:r>
+        <w:t xml:space="preserve">)</w:t>
+      </w:r>
+    </w:p>
+    <w:p>
+      <w:pPr>
+        <w:pStyle w:val="Compact"/>
+        <w:numPr>
+          <w:ilvl w:val="1"/>
+          <w:numId w:val="1302"/>
+        </w:numPr>
+      </w:pPr>
+      <w:r>
+        <w:rPr>
+          <w:b/>
+          <w:bCs/>
+        </w:rPr>
+        <w:t xml:space="preserve">H2: nota cega, captou × não captou</w:t>
+      </w:r>
+      <w:r>
+        <w:t xml:space="preserve"> </w:t>
+      </w:r>
+      <w:r>
+        <w:t xml:space="preserve">— 198 × 95 habilitados — nota padronizada — 0,35 DP</w:t>
+      </w:r>
+    </w:p>
+    <w:p>
+      <w:pPr>
+        <w:pStyle w:val="Compact"/>
+        <w:numPr>
+          <w:ilvl w:val="2"/>
+          <w:numId w:val="1303"/>
+        </w:numPr>
+      </w:pPr>
+      <w:r>
+        <w:t xml:space="preserve">checagem de dados: N78 ✔ (</w:t>
+      </w:r>
+      <w:r>
+        <w:rPr>
+          <w:rStyle w:val="VerbatimChar"/>
+        </w:rPr>
+        <w:t xml:space="preserve">analise/tabelas/19_poder_revisao.csv</w:t>
+      </w:r>
+      <w:r>
+        <w:t xml:space="preserve">)</w:t>
+      </w:r>
+    </w:p>
+    <w:p>
+      <w:pPr>
+        <w:pStyle w:val="Compact"/>
+        <w:numPr>
+          <w:ilvl w:val="1"/>
+          <w:numId w:val="1304"/>
         </w:numPr>
       </w:pPr>
       <w:r>
@@ -8991,7 +9406,7 @@
         <w:pStyle w:val="Compact"/>
         <w:numPr>
           <w:ilvl w:val="2"/>
-          <w:numId w:val="1288"/>
+          <w:numId w:val="1305"/>
         </w:numPr>
       </w:pPr>
       <w:r>
@@ -9012,7 +9427,7 @@
         <w:pStyle w:val="Compact"/>
         <w:numPr>
           <w:ilvl w:val="1"/>
-          <w:numId w:val="1289"/>
+          <w:numId w:val="1306"/>
         </w:numPr>
       </w:pPr>
       <w:r>
@@ -9091,7 +9506,7 @@
         <w:pStyle w:val="Compact"/>
         <w:numPr>
           <w:ilvl w:val="2"/>
-          <w:numId w:val="1290"/>
+          <w:numId w:val="1307"/>
         </w:numPr>
       </w:pPr>
       <w:r>
@@ -9112,7 +9527,7 @@
         <w:pStyle w:val="Compact"/>
         <w:numPr>
           <w:ilvl w:val="1"/>
-          <w:numId w:val="1291"/>
+          <w:numId w:val="1308"/>
         </w:numPr>
       </w:pPr>
       <w:r>
@@ -9191,7 +9606,7 @@
         <w:pStyle w:val="Compact"/>
         <w:numPr>
           <w:ilvl w:val="2"/>
-          <w:numId w:val="1292"/>
+          <w:numId w:val="1309"/>
         </w:numPr>
       </w:pPr>
       <w:r>
@@ -9212,7 +9627,7 @@
         <w:pStyle w:val="Compact"/>
         <w:numPr>
           <w:ilvl w:val="0"/>
-          <w:numId w:val="1284"/>
+          <w:numId w:val="1295"/>
         </w:numPr>
       </w:pPr>
       <w:r>
@@ -9234,7 +9649,7 @@
         <w:pStyle w:val="Compact"/>
         <w:numPr>
           <w:ilvl w:val="1"/>
-          <w:numId w:val="1293"/>
+          <w:numId w:val="1310"/>
         </w:numPr>
       </w:pPr>
       <w:r>
@@ -9349,7 +9764,7 @@
         <w:pStyle w:val="Compact"/>
         <w:numPr>
           <w:ilvl w:val="0"/>
-          <w:numId w:val="1284"/>
+          <w:numId w:val="1295"/>
         </w:numPr>
       </w:pPr>
       <w:r>
@@ -9379,15 +9794,15 @@
         <w:t xml:space="preserve"> </w:t>
       </w:r>
       <w:r>
-        <w:t xml:space="preserve">Interpreta o poder de cada desenho: margem, VI, conjunto, conglomerados e adesão</w:t>
-      </w:r>
-    </w:p>
-    <w:p>
-      <w:pPr>
-        <w:pStyle w:val="Compact"/>
-        <w:numPr>
-          <w:ilvl w:val="1"/>
-          <w:numId w:val="1294"/>
+        <w:t xml:space="preserve">Interpreta o poder de cada desenho: margem, prospectivo, conjunto, avaliação cega, conglomerados e adesão</w:t>
+      </w:r>
+    </w:p>
+    <w:p>
+      <w:pPr>
+        <w:pStyle w:val="Compact"/>
+        <w:numPr>
+          <w:ilvl w:val="1"/>
+          <w:numId w:val="1311"/>
         </w:numPr>
       </w:pPr>
       <w:r>
@@ -9401,7 +9816,7 @@
         <w:t xml:space="preserve"> </w:t>
       </w:r>
       <w:r>
-        <w:t xml:space="preserve">A comparação na margem do racionamento só detecta efeitos muito grandes e serve como verificação de robustez; para o efeito de receber em algum momento, o EMD divide-se pelo primeiro estágio (0,41) e vai a 69 a 84 pontos.</w:t>
+        <w:t xml:space="preserve">A comparação na margem do racionamento só detecta efeitos muito grandes; para o efeito de receber em algum momento, o EMD divide-se pelo primeiro estágio (0,41) e vai a 69 a 84 pontos.</w:t>
       </w:r>
     </w:p>
     <w:p>
@@ -9409,7 +9824,7 @@
         <w:pStyle w:val="Compact"/>
         <w:numPr>
           <w:ilvl w:val="2"/>
-          <w:numId w:val="1295"/>
+          <w:numId w:val="1312"/>
         </w:numPr>
       </w:pPr>
       <w:r>
@@ -9430,7 +9845,7 @@
         <w:pStyle w:val="Compact"/>
         <w:numPr>
           <w:ilvl w:val="1"/>
-          <w:numId w:val="1296"/>
+          <w:numId w:val="1313"/>
         </w:numPr>
       </w:pPr>
       <w:r>
@@ -9444,7 +9859,7 @@
         <w:t xml:space="preserve"> </w:t>
       </w:r>
       <w:r>
-        <w:t xml:space="preserve">Com os recusados de 2025 e 2026 (LAI), se dobrarem a margem, o EMD de receber agora cai para 20 a 24 pontos.</w:t>
+        <w:t xml:space="preserve">Para detectar 15 pontos, o desenho prospectivo precisa de 112 a 168 recusados por braço: no ritmo de 2023 e 2024, de 11 a 21 projetos recusados por ano, são de 6 a 16 ciclos, e H5 só decide no longo prazo ou com esgotamentos mais frequentes.</w:t>
       </w:r>
     </w:p>
     <w:p>
@@ -9452,7 +9867,7 @@
         <w:pStyle w:val="Compact"/>
         <w:numPr>
           <w:ilvl w:val="2"/>
-          <w:numId w:val="1297"/>
+          <w:numId w:val="1314"/>
         </w:numPr>
       </w:pPr>
       <w:r>
@@ -9465,6 +9880,15 @@
         <w:t xml:space="preserve">analise/tabelas/19_poder_revisao.csv</w:t>
       </w:r>
       <w:r>
+        <w:t xml:space="preserve">); N83 ✔ (</w:t>
+      </w:r>
+      <w:r>
+        <w:rPr>
+          <w:rStyle w:val="VerbatimChar"/>
+        </w:rPr>
+        <w:t xml:space="preserve">analise/tabelas/09_reentrada_resumo.csv</w:t>
+      </w:r>
+      <w:r>
         <w:t xml:space="preserve">)</w:t>
       </w:r>
     </w:p>
@@ -9472,8 +9896,20 @@
       <w:pPr>
         <w:pStyle w:val="Compact"/>
         <w:numPr>
-          <w:ilvl w:val="1"/>
-          <w:numId w:val="1298"/>
+          <w:ilvl w:val="2"/>
+          <w:numId w:val="1314"/>
+        </w:numPr>
+      </w:pPr>
+      <w:r>
+        <w:t xml:space="preserve">⚠ números sem checagem automática (conferir na fonte citada): 15</w:t>
+      </w:r>
+    </w:p>
+    <w:p>
+      <w:pPr>
+        <w:pStyle w:val="Compact"/>
+        <w:numPr>
+          <w:ilvl w:val="1"/>
+          <w:numId w:val="1315"/>
         </w:numPr>
       </w:pPr>
       <w:r>
@@ -9487,7 +9923,7 @@
         <w:t xml:space="preserve"> </w:t>
       </w:r>
       <w:r>
-        <w:t xml:space="preserve">O experimento conjunto detecta diferenças de 7 a 13 pontos na probabilidade de escolha com 60 decisores, e de 10 a 19 com 30.</w:t>
+        <w:t xml:space="preserve">O experimento conjunto detecta diferenças de 7 a 13 pontos na probabilidade de escolha com 60 decisores, e de 10 a 19 com 30; o braço da população pouco acrescenta ao erro, e a diferença entre empresas e população fica entre 8 e 20 pontos.</w:t>
       </w:r>
     </w:p>
     <w:p>
@@ -9495,7 +9931,7 @@
         <w:pStyle w:val="Compact"/>
         <w:numPr>
           <w:ilvl w:val="2"/>
-          <w:numId w:val="1299"/>
+          <w:numId w:val="1316"/>
         </w:numPr>
       </w:pPr>
       <w:r>
@@ -9508,6 +9944,15 @@
         <w:t xml:space="preserve">analise/tabelas/10_poder_conjoint.csv (30 e 60 × 12)</w:t>
       </w:r>
       <w:r>
+        <w:t xml:space="preserve">); N75 ✔ (</w:t>
+      </w:r>
+      <w:r>
+        <w:rPr>
+          <w:rStyle w:val="VerbatimChar"/>
+        </w:rPr>
+        <w:t xml:space="preserve">analise/tabelas/19_poder_revisao.csv</w:t>
+      </w:r>
+      <w:r>
         <w:t xml:space="preserve">)</w:t>
       </w:r>
     </w:p>
@@ -9516,7 +9961,7 @@
         <w:pStyle w:val="Compact"/>
         <w:numPr>
           <w:ilvl w:val="1"/>
-          <w:numId w:val="1300"/>
+          <w:numId w:val="1317"/>
         </w:numPr>
       </w:pPr>
       <w:r>
@@ -9525,6 +9970,49 @@
           <w:bCs/>
         </w:rPr>
         <w:t xml:space="preserve">[5.4.4.4]</w:t>
+      </w:r>
+      <w:r>
+        <w:t xml:space="preserve"> </w:t>
+      </w:r>
+      <w:r>
+        <w:t xml:space="preserve">A avaliação cega detecta diferença de nota de 0,43 desvio-padrão (DP) entre habilitados e inabilitados.</w:t>
+      </w:r>
+    </w:p>
+    <w:p>
+      <w:pPr>
+        <w:pStyle w:val="Compact"/>
+        <w:numPr>
+          <w:ilvl w:val="2"/>
+          <w:numId w:val="1318"/>
+        </w:numPr>
+      </w:pPr>
+      <w:r>
+        <w:t xml:space="preserve">checagem de dados: N79 ✔ (</w:t>
+      </w:r>
+      <w:r>
+        <w:rPr>
+          <w:rStyle w:val="VerbatimChar"/>
+        </w:rPr>
+        <w:t xml:space="preserve">analise/tabelas/19_poder_revisao.csv</w:t>
+      </w:r>
+      <w:r>
+        <w:t xml:space="preserve">)</w:t>
+      </w:r>
+    </w:p>
+    <w:p>
+      <w:pPr>
+        <w:pStyle w:val="Compact"/>
+        <w:numPr>
+          <w:ilvl w:val="1"/>
+          <w:numId w:val="1319"/>
+        </w:numPr>
+      </w:pPr>
+      <w:r>
+        <w:rPr>
+          <w:b/>
+          <w:bCs/>
+        </w:rPr>
+        <w:t xml:space="preserve">[5.4.4.5]</w:t>
       </w:r>
       <w:r>
         <w:t xml:space="preserve"> </w:t>
@@ -9551,7 +10039,7 @@
         <w:pStyle w:val="Compact"/>
         <w:numPr>
           <w:ilvl w:val="2"/>
-          <w:numId w:val="1301"/>
+          <w:numId w:val="1320"/>
         </w:numPr>
       </w:pPr>
       <w:r>
@@ -9576,7 +10064,7 @@
         <w:pStyle w:val="Compact"/>
         <w:numPr>
           <w:ilvl w:val="2"/>
-          <w:numId w:val="1301"/>
+          <w:numId w:val="1320"/>
         </w:numPr>
       </w:pPr>
       <w:r>
@@ -9597,7 +10085,7 @@
         <w:pStyle w:val="Compact"/>
         <w:numPr>
           <w:ilvl w:val="2"/>
-          <w:numId w:val="1301"/>
+          <w:numId w:val="1320"/>
         </w:numPr>
       </w:pPr>
       <w:r>
@@ -9609,15 +10097,15 @@
         <w:pStyle w:val="Compact"/>
         <w:numPr>
           <w:ilvl w:val="1"/>
-          <w:numId w:val="1302"/>
-        </w:numPr>
-      </w:pPr>
-      <w:r>
-        <w:rPr>
-          <w:b/>
-          <w:bCs/>
-        </w:rPr>
-        <w:t xml:space="preserve">[5.4.4.5]</w:t>
+          <w:numId w:val="1321"/>
+        </w:numPr>
+      </w:pPr>
+      <w:r>
+        <w:rPr>
+          <w:b/>
+          <w:bCs/>
+        </w:rPr>
+        <w:t xml:space="preserve">[5.4.4.6]</w:t>
       </w:r>
       <w:r>
         <w:t xml:space="preserve"> </w:t>
@@ -9631,7 +10119,7 @@
         <w:pStyle w:val="Compact"/>
         <w:numPr>
           <w:ilvl w:val="2"/>
-          <w:numId w:val="1303"/>
+          <w:numId w:val="1322"/>
         </w:numPr>
       </w:pPr>
       <w:r>
@@ -9661,15 +10149,15 @@
         <w:pStyle w:val="Compact"/>
         <w:numPr>
           <w:ilvl w:val="1"/>
-          <w:numId w:val="1304"/>
-        </w:numPr>
-      </w:pPr>
-      <w:r>
-        <w:rPr>
-          <w:b/>
-          <w:bCs/>
-        </w:rPr>
-        <w:t xml:space="preserve">[5.4.4.6]</w:t>
+          <w:numId w:val="1323"/>
+        </w:numPr>
+      </w:pPr>
+      <w:r>
+        <w:rPr>
+          <w:b/>
+          <w:bCs/>
+        </w:rPr>
+        <w:t xml:space="preserve">[5.4.4.7]</w:t>
       </w:r>
       <w:r>
         <w:t xml:space="preserve"> </w:t>
@@ -9683,15 +10171,15 @@
         <w:pStyle w:val="Compact"/>
         <w:numPr>
           <w:ilvl w:val="1"/>
-          <w:numId w:val="1305"/>
-        </w:numPr>
-      </w:pPr>
-      <w:r>
-        <w:rPr>
-          <w:b/>
-          <w:bCs/>
-        </w:rPr>
-        <w:t xml:space="preserve">[5.4.4.7]</w:t>
+          <w:numId w:val="1324"/>
+        </w:numPr>
+      </w:pPr>
+      <w:r>
+        <w:rPr>
+          <w:b/>
+          <w:bCs/>
+        </w:rPr>
+        <w:t xml:space="preserve">[5.4.4.8]</w:t>
       </w:r>
       <w:r>
         <w:t xml:space="preserve"> </w:t>
@@ -9717,7 +10205,7 @@
         <w:pStyle w:val="Compact"/>
         <w:numPr>
           <w:ilvl w:val="2"/>
-          <w:numId w:val="1306"/>
+          <w:numId w:val="1325"/>
         </w:numPr>
       </w:pPr>
       <w:r>
@@ -9739,7 +10227,7 @@
         <w:pStyle w:val="Compact"/>
         <w:numPr>
           <w:ilvl w:val="0"/>
-          <w:numId w:val="1307"/>
+          <w:numId w:val="1326"/>
         </w:numPr>
       </w:pPr>
       <w:r>
@@ -9777,7 +10265,7 @@
         <w:pStyle w:val="Compact"/>
         <w:numPr>
           <w:ilvl w:val="1"/>
-          <w:numId w:val="1308"/>
+          <w:numId w:val="1327"/>
         </w:numPr>
       </w:pPr>
       <w:r>
@@ -9799,7 +10287,7 @@
         <w:pStyle w:val="Compact"/>
         <w:numPr>
           <w:ilvl w:val="1"/>
-          <w:numId w:val="1309"/>
+          <w:numId w:val="1328"/>
         </w:numPr>
       </w:pPr>
       <w:r>
@@ -9821,7 +10309,7 @@
         <w:pStyle w:val="Compact"/>
         <w:numPr>
           <w:ilvl w:val="1"/>
-          <w:numId w:val="1310"/>
+          <w:numId w:val="1329"/>
         </w:numPr>
       </w:pPr>
       <w:r>
@@ -9843,7 +10331,7 @@
         <w:pStyle w:val="Compact"/>
         <w:numPr>
           <w:ilvl w:val="1"/>
-          <w:numId w:val="1311"/>
+          <w:numId w:val="1330"/>
         </w:numPr>
       </w:pPr>
       <w:r>
@@ -9857,7 +10345,29 @@
         <w:t xml:space="preserve"> </w:t>
       </w:r>
       <w:r>
-        <w:t xml:space="preserve">A validade externa é limitada: as comparações de H5 valem para o regime de 2022-2024, em que a habilitação precedia a busca por patrocinador, e desde 2025 os expirados quase desapareceram (3 em 56 resolvidos no ciclo 2025).</w:t>
+        <w:t xml:space="preserve">Na avaliação cega, dois avaliadores por projeto medem a confiabilidade da nota.</w:t>
+      </w:r>
+    </w:p>
+    <w:p>
+      <w:pPr>
+        <w:pStyle w:val="Compact"/>
+        <w:numPr>
+          <w:ilvl w:val="1"/>
+          <w:numId w:val="1331"/>
+        </w:numPr>
+      </w:pPr>
+      <w:r>
+        <w:rPr>
+          <w:b/>
+          <w:bCs/>
+        </w:rPr>
+        <w:t xml:space="preserve">[5.5.1.5]</w:t>
+      </w:r>
+      <w:r>
+        <w:t xml:space="preserve"> </w:t>
+      </w:r>
+      <w:r>
+        <w:t xml:space="preserve">A validade externa é limitada: as comparações retrospectivas de H5 valem para o regime de 2022-2024, em que a habilitação precedia a busca por patrocinador, e desde 2025 os expirados quase desapareceram (3 em 56 resolvidos no ciclo 2025).</w:t>
       </w:r>
     </w:p>
     <w:p>
@@ -9865,7 +10375,7 @@
         <w:pStyle w:val="Compact"/>
         <w:numPr>
           <w:ilvl w:val="2"/>
-          <w:numId w:val="1312"/>
+          <w:numId w:val="1332"/>
         </w:numPr>
       </w:pPr>
       <w:r>
@@ -9886,15 +10396,15 @@
         <w:pStyle w:val="Compact"/>
         <w:numPr>
           <w:ilvl w:val="1"/>
-          <w:numId w:val="1313"/>
-        </w:numPr>
-      </w:pPr>
-      <w:r>
-        <w:rPr>
-          <w:b/>
-          <w:bCs/>
-        </w:rPr>
-        <w:t xml:space="preserve">[5.5.1.5]</w:t>
+          <w:numId w:val="1333"/>
+        </w:numPr>
+      </w:pPr>
+      <w:r>
+        <w:rPr>
+          <w:b/>
+          <w:bCs/>
+        </w:rPr>
+        <w:t xml:space="preserve">[5.5.1.6]</w:t>
       </w:r>
       <w:r>
         <w:t xml:space="preserve"> </w:t>
@@ -9908,15 +10418,15 @@
         <w:pStyle w:val="Compact"/>
         <w:numPr>
           <w:ilvl w:val="1"/>
-          <w:numId w:val="1314"/>
-        </w:numPr>
-      </w:pPr>
-      <w:r>
-        <w:rPr>
-          <w:b/>
-          <w:bCs/>
-        </w:rPr>
-        <w:t xml:space="preserve">[5.5.1.6]</w:t>
+          <w:numId w:val="1334"/>
+        </w:numPr>
+      </w:pPr>
+      <w:r>
+        <w:rPr>
+          <w:b/>
+          <w:bCs/>
+        </w:rPr>
+        <w:t xml:space="preserve">[5.5.1.7]</w:t>
       </w:r>
       <w:r>
         <w:t xml:space="preserve"> </w:t>
@@ -9941,7 +10451,7 @@
         <w:pStyle w:val="Compact"/>
         <w:numPr>
           <w:ilvl w:val="0"/>
-          <w:numId w:val="1315"/>
+          <w:numId w:val="1335"/>
         </w:numPr>
       </w:pPr>
       <w:r>
@@ -9979,7 +10489,7 @@
         <w:pStyle w:val="Compact"/>
         <w:numPr>
           <w:ilvl w:val="1"/>
-          <w:numId w:val="1316"/>
+          <w:numId w:val="1336"/>
         </w:numPr>
       </w:pPr>
       <w:r>
@@ -10001,7 +10511,7 @@
         <w:pStyle w:val="Compact"/>
         <w:numPr>
           <w:ilvl w:val="1"/>
-          <w:numId w:val="1317"/>
+          <w:numId w:val="1337"/>
         </w:numPr>
       </w:pPr>
       <w:r>
@@ -10023,7 +10533,7 @@
         <w:pStyle w:val="Compact"/>
         <w:numPr>
           <w:ilvl w:val="1"/>
-          <w:numId w:val="1318"/>
+          <w:numId w:val="1338"/>
         </w:numPr>
       </w:pPr>
       <w:r>
@@ -10045,7 +10555,7 @@
         <w:pStyle w:val="Compact"/>
         <w:numPr>
           <w:ilvl w:val="0"/>
-          <w:numId w:val="1315"/>
+          <w:numId w:val="1335"/>
         </w:numPr>
       </w:pPr>
       <w:r>
@@ -10083,7 +10593,7 @@
         <w:pStyle w:val="Compact"/>
         <w:numPr>
           <w:ilvl w:val="1"/>
-          <w:numId w:val="1319"/>
+          <w:numId w:val="1339"/>
         </w:numPr>
       </w:pPr>
       <w:r>
@@ -10105,7 +10615,7 @@
         <w:pStyle w:val="Compact"/>
         <w:numPr>
           <w:ilvl w:val="0"/>
-          <w:numId w:val="1315"/>
+          <w:numId w:val="1335"/>
         </w:numPr>
       </w:pPr>
       <w:r>
@@ -10143,7 +10653,7 @@
         <w:pStyle w:val="Compact"/>
         <w:numPr>
           <w:ilvl w:val="1"/>
-          <w:numId w:val="1320"/>
+          <w:numId w:val="1340"/>
         </w:numPr>
       </w:pPr>
       <w:r>
@@ -10157,15 +10667,15 @@
         <w:t xml:space="preserve"> </w:t>
       </w:r>
       <w:r>
-        <w:t xml:space="preserve">Das quatro perguntas, a da entrega (H5) é a mais importante e a mais difícil: mais da metade dos recusados por falta de teto captou no ano seguinte, e comparar quem recebe com quem não recebe exige resultado datado e a fila de termos com as datas.</w:t>
-      </w:r>
-    </w:p>
-    <w:p>
-      <w:pPr>
-        <w:pStyle w:val="Compact"/>
-        <w:numPr>
-          <w:ilvl w:val="1"/>
-          <w:numId w:val="1321"/>
+        <w:t xml:space="preserve">Das cinco perguntas, a da entrega (H5) é a mais importante e a mais difícil: mais da metade dos recusados por falta de teto captou no ano seguinte, e comparar quem recebe com quem não recebe exige resultado datado e a fila de termos com as datas.</w:t>
+      </w:r>
+    </w:p>
+    <w:p>
+      <w:pPr>
+        <w:pStyle w:val="Compact"/>
+        <w:numPr>
+          <w:ilvl w:val="1"/>
+          <w:numId w:val="1341"/>
         </w:numPr>
       </w:pPr>
       <w:r>
@@ -10187,7 +10697,7 @@
         <w:pStyle w:val="Compact"/>
         <w:numPr>
           <w:ilvl w:val="1"/>
-          <w:numId w:val="1322"/>
+          <w:numId w:val="1342"/>
         </w:numPr>
       </w:pPr>
       <w:r>
@@ -10209,7 +10719,7 @@
         <w:pStyle w:val="Compact"/>
         <w:numPr>
           <w:ilvl w:val="2"/>
-          <w:numId w:val="1323"/>
+          <w:numId w:val="1343"/>
         </w:numPr>
       </w:pPr>
       <w:r>
@@ -10266,7 +10776,7 @@
         <w:pStyle w:val="Compact"/>
         <w:numPr>
           <w:ilvl w:val="0"/>
-          <w:numId w:val="1324"/>
+          <w:numId w:val="1344"/>
         </w:numPr>
       </w:pPr>
       <w:r>
@@ -10291,7 +10801,7 @@
         <w:pStyle w:val="Compact"/>
         <w:numPr>
           <w:ilvl w:val="1"/>
-          <w:numId w:val="1325"/>
+          <w:numId w:val="1345"/>
         </w:numPr>
       </w:pPr>
       <w:r>
@@ -10303,7 +10813,7 @@
         <w:pStyle w:val="Compact"/>
         <w:numPr>
           <w:ilvl w:val="0"/>
-          <w:numId w:val="1326"/>
+          <w:numId w:val="1346"/>
         </w:numPr>
       </w:pPr>
       <w:r>
@@ -10328,7 +10838,7 @@
         <w:pStyle w:val="Compact"/>
         <w:numPr>
           <w:ilvl w:val="1"/>
-          <w:numId w:val="1327"/>
+          <w:numId w:val="1347"/>
         </w:numPr>
       </w:pPr>
       <w:r>
@@ -10340,7 +10850,7 @@
         <w:pStyle w:val="Compact"/>
         <w:numPr>
           <w:ilvl w:val="0"/>
-          <w:numId w:val="1328"/>
+          <w:numId w:val="1348"/>
         </w:numPr>
       </w:pPr>
       <w:r>
@@ -10378,390 +10888,11 @@
         <w:pStyle w:val="Compact"/>
         <w:numPr>
           <w:ilvl w:val="1"/>
-          <w:numId w:val="1329"/>
+          <w:numId w:val="1349"/>
         </w:numPr>
       </w:pPr>
       <w:r>
         <w:t xml:space="preserve">conferência: sem_doi</w:t>
-      </w:r>
-    </w:p>
-    <w:p>
-      <w:pPr>
-        <w:pStyle w:val="Compact"/>
-        <w:numPr>
-          <w:ilvl w:val="0"/>
-          <w:numId w:val="1330"/>
-        </w:numPr>
-      </w:pPr>
-      <w:r>
-        <w:t xml:space="preserve">BELEM, Marcela Purini; DONADONE, Julio Cesar. A Lei Rouanet e a construção do</w:t>
-      </w:r>
-      <w:r>
-        <w:t xml:space="preserve"> </w:t>
-      </w:r>
-      <w:r>
-        <w:t xml:space="preserve">“mercado de patrocínios culturais”</w:t>
-      </w:r>
-      <w:r>
-        <w:t xml:space="preserve">.</w:t>
-      </w:r>
-      <w:r>
-        <w:t xml:space="preserve"> </w:t>
-      </w:r>
-      <w:r>
-        <w:rPr>
-          <w:b/>
-          <w:bCs/>
-        </w:rPr>
-        <w:t xml:space="preserve">NORUS – Novos Rumos Sociológicos</w:t>
-      </w:r>
-      <w:r>
-        <w:t xml:space="preserve">, Pelotas, v. 1, n. 1, 2013. Disponível em: https://periodicos.ufpel.edu.br/index.php/NORUS/article/view/2761.</w:t>
-      </w:r>
-    </w:p>
-    <w:p>
-      <w:pPr>
-        <w:pStyle w:val="Compact"/>
-        <w:numPr>
-          <w:ilvl w:val="1"/>
-          <w:numId w:val="1331"/>
-        </w:numPr>
-      </w:pPr>
-      <w:r>
-        <w:t xml:space="preserve">conferência: sem_doi</w:t>
-      </w:r>
-    </w:p>
-    <w:p>
-      <w:pPr>
-        <w:pStyle w:val="Compact"/>
-        <w:numPr>
-          <w:ilvl w:val="0"/>
-          <w:numId w:val="1332"/>
-        </w:numPr>
-      </w:pPr>
-      <w:r>
-        <w:t xml:space="preserve">BERTRAND, Marianne; BOMBARDINI, Matilde; FISMAN, Raymond; TREBBI, Francesco. Tax-exempt lobbying: corporate philanthropy as a tool for political influence.</w:t>
-      </w:r>
-      <w:r>
-        <w:t xml:space="preserve"> </w:t>
-      </w:r>
-      <w:r>
-        <w:rPr>
-          <w:b/>
-          <w:bCs/>
-        </w:rPr>
-        <w:t xml:space="preserve">American Economic Review</w:t>
-      </w:r>
-      <w:r>
-        <w:t xml:space="preserve">, v. 110, n. 7, p. 2065-2102, 2020. DOI: 10.1257/aer.20180615.</w:t>
-      </w:r>
-    </w:p>
-    <w:p>
-      <w:pPr>
-        <w:pStyle w:val="Compact"/>
-        <w:numPr>
-          <w:ilvl w:val="1"/>
-          <w:numId w:val="1333"/>
-        </w:numPr>
-      </w:pPr>
-      <w:r>
-        <w:t xml:space="preserve">conferência: VERIFIED</w:t>
-      </w:r>
-    </w:p>
-    <w:p>
-      <w:pPr>
-        <w:pStyle w:val="Compact"/>
-        <w:numPr>
-          <w:ilvl w:val="0"/>
-          <w:numId w:val="1334"/>
-        </w:numPr>
-      </w:pPr>
-      <w:r>
-        <w:t xml:space="preserve">BRASIL. Lei Complementar nº 123, de 14 de dezembro de 2006. Institui o Estatuto Nacional da Microempresa e da Empresa de Pequeno Porte.</w:t>
-      </w:r>
-      <w:r>
-        <w:t xml:space="preserve"> </w:t>
-      </w:r>
-      <w:r>
-        <w:rPr>
-          <w:b/>
-          <w:bCs/>
-        </w:rPr>
-        <w:t xml:space="preserve">Diário Oficial da União</w:t>
-      </w:r>
-      <w:r>
-        <w:t xml:space="preserve">, Brasília, 15 dez. 2006. Disponível em: https://www.planalto.gov.br/ccivil_03/leis/lcp/lcp123.htm. Acesso em: 27 set. 2026.</w:t>
-      </w:r>
-    </w:p>
-    <w:p>
-      <w:pPr>
-        <w:pStyle w:val="Compact"/>
-        <w:numPr>
-          <w:ilvl w:val="1"/>
-          <w:numId w:val="1335"/>
-        </w:numPr>
-      </w:pPr>
-      <w:r>
-        <w:t xml:space="preserve">conferência: sem_doi</w:t>
-      </w:r>
-    </w:p>
-    <w:p>
-      <w:pPr>
-        <w:pStyle w:val="Compact"/>
-        <w:numPr>
-          <w:ilvl w:val="0"/>
-          <w:numId w:val="1336"/>
-        </w:numPr>
-      </w:pPr>
-      <w:r>
-        <w:t xml:space="preserve">BRASIL. Tribunal de Contas da União.</w:t>
-      </w:r>
-      <w:r>
-        <w:t xml:space="preserve"> </w:t>
-      </w:r>
-      <w:r>
-        <w:rPr>
-          <w:b/>
-          <w:bCs/>
-        </w:rPr>
-        <w:t xml:space="preserve">Acórdão nº 191/2016 – Plenário</w:t>
-      </w:r>
-      <w:r>
-        <w:t xml:space="preserve">. Relator: Augusto Sherman Cavalcanti. Brasília, 3 fev. 2016.</w:t>
-      </w:r>
-    </w:p>
-    <w:p>
-      <w:pPr>
-        <w:pStyle w:val="Compact"/>
-        <w:numPr>
-          <w:ilvl w:val="1"/>
-          <w:numId w:val="1337"/>
-        </w:numPr>
-      </w:pPr>
-      <w:r>
-        <w:t xml:space="preserve">conferência: sem_doi</w:t>
-      </w:r>
-    </w:p>
-    <w:p>
-      <w:pPr>
-        <w:pStyle w:val="Compact"/>
-        <w:numPr>
-          <w:ilvl w:val="0"/>
-          <w:numId w:val="1338"/>
-        </w:numPr>
-      </w:pPr>
-      <w:r>
-        <w:t xml:space="preserve">BRASIL. Secretaria do Tesouro Nacional.</w:t>
-      </w:r>
-      <w:r>
-        <w:t xml:space="preserve"> </w:t>
-      </w:r>
-      <w:r>
-        <w:rPr>
-          <w:b/>
-          <w:bCs/>
-        </w:rPr>
-        <w:t xml:space="preserve">SICONFI</w:t>
-      </w:r>
-      <w:r>
-        <w:t xml:space="preserve">: Declaração de Contas Anuais (DCA) do Estado do Espírito Santo e de seus municípios, 2021-2025. Brasília: STN, 2026. Disponível em: https://apidatalake.tesouro.gov.br/ords/siconfi/tt/dca. Acesso em: 23 set. 2026.</w:t>
-      </w:r>
-    </w:p>
-    <w:p>
-      <w:pPr>
-        <w:pStyle w:val="Compact"/>
-        <w:numPr>
-          <w:ilvl w:val="1"/>
-          <w:numId w:val="1339"/>
-        </w:numPr>
-      </w:pPr>
-      <w:r>
-        <w:t xml:space="preserve">conferência: sem_doi</w:t>
-      </w:r>
-    </w:p>
-    <w:p>
-      <w:pPr>
-        <w:pStyle w:val="Compact"/>
-        <w:numPr>
-          <w:ilvl w:val="0"/>
-          <w:numId w:val="1340"/>
-        </w:numPr>
-      </w:pPr>
-      <w:r>
-        <w:t xml:space="preserve">BUTERIN, Vitalik; HITZIG, Zoë; WEYL, E. Glen. A flexible design for funding public goods.</w:t>
-      </w:r>
-      <w:r>
-        <w:t xml:space="preserve"> </w:t>
-      </w:r>
-      <w:r>
-        <w:rPr>
-          <w:b/>
-          <w:bCs/>
-        </w:rPr>
-        <w:t xml:space="preserve">Management Science</w:t>
-      </w:r>
-      <w:r>
-        <w:t xml:space="preserve">, v. 65, n. 11, p. 5171-5187, 2019. DOI: 10.1287/mnsc.2019.3337.</w:t>
-      </w:r>
-    </w:p>
-    <w:p>
-      <w:pPr>
-        <w:pStyle w:val="Compact"/>
-        <w:numPr>
-          <w:ilvl w:val="1"/>
-          <w:numId w:val="1341"/>
-        </w:numPr>
-      </w:pPr>
-      <w:r>
-        <w:t xml:space="preserve">conferência: VERIFIED</w:t>
-      </w:r>
-    </w:p>
-    <w:p>
-      <w:pPr>
-        <w:pStyle w:val="Compact"/>
-        <w:numPr>
-          <w:ilvl w:val="0"/>
-          <w:numId w:val="1342"/>
-        </w:numPr>
-      </w:pPr>
-      <w:r>
-        <w:t xml:space="preserve">COSTA, Camila Furlan da; MEDEIROS, Igor Baptista de Oliveira; BUCCO, Guilherme Brandelli. O financiamento da cultura no Brasil no período 2003-15: um caminho para geração de renda monopolista.</w:t>
-      </w:r>
-      <w:r>
-        <w:t xml:space="preserve"> </w:t>
-      </w:r>
-      <w:r>
-        <w:rPr>
-          <w:b/>
-          <w:bCs/>
-        </w:rPr>
-        <w:t xml:space="preserve">Revista de Administração Pública</w:t>
-      </w:r>
-      <w:r>
-        <w:t xml:space="preserve">, Rio de Janeiro, v. 51, n. 4, p. 509-527, 2017. DOI: 10.1590/0034-7612162254.</w:t>
-      </w:r>
-    </w:p>
-    <w:p>
-      <w:pPr>
-        <w:pStyle w:val="Compact"/>
-        <w:numPr>
-          <w:ilvl w:val="1"/>
-          <w:numId w:val="1343"/>
-        </w:numPr>
-      </w:pPr>
-      <w:r>
-        <w:t xml:space="preserve">conferência: VERIFIED</w:t>
-      </w:r>
-    </w:p>
-    <w:p>
-      <w:pPr>
-        <w:pStyle w:val="Compact"/>
-        <w:numPr>
-          <w:ilvl w:val="0"/>
-          <w:numId w:val="1344"/>
-        </w:numPr>
-      </w:pPr>
-      <w:r>
-        <w:t xml:space="preserve">DEKKER, Erwin; RODRIGUES, Ana Carolina. The political economy of Brazilian cultural policy: a case study of the Rouanet Law.</w:t>
-      </w:r>
-      <w:r>
-        <w:t xml:space="preserve"> </w:t>
-      </w:r>
-      <w:r>
-        <w:rPr>
-          <w:b/>
-          <w:bCs/>
-        </w:rPr>
-        <w:t xml:space="preserve">Journal of Public Finance and Public Choice</w:t>
-      </w:r>
-      <w:r>
-        <w:t xml:space="preserve">, v. 34, n. 2, p. 149-171, 2019. DOI: 10.1332/251569119X15675896589688.</w:t>
-      </w:r>
-    </w:p>
-    <w:p>
-      <w:pPr>
-        <w:pStyle w:val="Compact"/>
-        <w:numPr>
-          <w:ilvl w:val="1"/>
-          <w:numId w:val="1345"/>
-        </w:numPr>
-      </w:pPr>
-      <w:r>
-        <w:t xml:space="preserve">conferência: VERIFIED</w:t>
-      </w:r>
-    </w:p>
-    <w:p>
-      <w:pPr>
-        <w:pStyle w:val="Compact"/>
-        <w:numPr>
-          <w:ilvl w:val="0"/>
-          <w:numId w:val="1346"/>
-        </w:numPr>
-      </w:pPr>
-      <w:r>
-        <w:t xml:space="preserve">DIO-ES – DEPARTAMENTO DE IMPRENSA OFICIAL DO ESPÍRITO SANTO.</w:t>
-      </w:r>
-      <w:r>
-        <w:t xml:space="preserve"> </w:t>
-      </w:r>
-      <w:r>
-        <w:rPr>
-          <w:b/>
-          <w:bCs/>
-        </w:rPr>
-        <w:t xml:space="preserve">Diário Oficial dos Poderes do Estado</w:t>
-      </w:r>
-      <w:r>
-        <w:t xml:space="preserve">: atos e avisos da LICC, 2022-2026. Vitória: DIO-ES, 2026. Disponível em: https://ioes.dio.es.gov.br. Acesso em: 27 set. 2026.</w:t>
-      </w:r>
-    </w:p>
-    <w:p>
-      <w:pPr>
-        <w:pStyle w:val="Compact"/>
-        <w:numPr>
-          <w:ilvl w:val="1"/>
-          <w:numId w:val="1347"/>
-        </w:numPr>
-      </w:pPr>
-      <w:r>
-        <w:t xml:space="preserve">conferência: sem_doi</w:t>
-      </w:r>
-    </w:p>
-    <w:p>
-      <w:pPr>
-        <w:pStyle w:val="Compact"/>
-        <w:numPr>
-          <w:ilvl w:val="0"/>
-          <w:numId w:val="1348"/>
-        </w:numPr>
-      </w:pPr>
-      <w:r>
-        <w:t xml:space="preserve">DJIMEU, Eric W.; HOUNDOLO, Deo-Gracias. Power calculation for causal inference in social science: sample size and minimum detectable effect determination.</w:t>
-      </w:r>
-      <w:r>
-        <w:t xml:space="preserve"> </w:t>
-      </w:r>
-      <w:r>
-        <w:rPr>
-          <w:b/>
-          <w:bCs/>
-        </w:rPr>
-        <w:t xml:space="preserve">Journal of Development Effectiveness</w:t>
-      </w:r>
-      <w:r>
-        <w:t xml:space="preserve">, v. 8, n. 4, p. 508-527, 2016. DOI: 10.1080/19439342.2016.1244555.</w:t>
-      </w:r>
-    </w:p>
-    <w:p>
-      <w:pPr>
-        <w:pStyle w:val="Compact"/>
-        <w:numPr>
-          <w:ilvl w:val="1"/>
-          <w:numId w:val="1349"/>
-        </w:numPr>
-      </w:pPr>
-      <w:r>
-        <w:t xml:space="preserve">conferência: VERIFIED</w:t>
       </w:r>
     </w:p>
     <w:p>
@@ -10773,20 +10904,29 @@
         </w:numPr>
       </w:pPr>
       <w:r>
-        <w:t xml:space="preserve">ELDRIDGE, Sandra M.; ASHBY, Deborah; KERRY, Sally. Sample size for cluster randomized trials: effect of coefficient of variation of cluster size and analysis method.</w:t>
-      </w:r>
-      <w:r>
-        <w:t xml:space="preserve"> </w:t>
-      </w:r>
-      <w:r>
-        <w:rPr>
-          <w:b/>
-          <w:bCs/>
-        </w:rPr>
-        <w:t xml:space="preserve">International Journal of Epidemiology</w:t>
-      </w:r>
-      <w:r>
-        <w:t xml:space="preserve">, v. 35, n. 5, p. 1292-1300, 2006. DOI: 10.1093/ije/dyl129.</w:t>
+        <w:t xml:space="preserve">BELEM, Marcela Purini; DONADONE, Julio Cesar. A Lei Rouanet e a construção do</w:t>
+      </w:r>
+      <w:r>
+        <w:t xml:space="preserve"> </w:t>
+      </w:r>
+      <w:r>
+        <w:t xml:space="preserve">“mercado de patrocínios culturais”</w:t>
+      </w:r>
+      <w:r>
+        <w:t xml:space="preserve">.</w:t>
+      </w:r>
+      <w:r>
+        <w:t xml:space="preserve"> </w:t>
+      </w:r>
+      <w:r>
+        <w:rPr>
+          <w:b/>
+          <w:bCs/>
+        </w:rPr>
+        <w:t xml:space="preserve">NORUS – Novos Rumos Sociológicos</w:t>
+      </w:r>
+      <w:r>
+        <w:t xml:space="preserve">, Pelotas, v. 1, n. 1, 2013. Disponível em: https://periodicos.ufpel.edu.br/index.php/NORUS/article/view/2761.</w:t>
       </w:r>
     </w:p>
     <w:p>
@@ -10798,7 +10938,7 @@
         </w:numPr>
       </w:pPr>
       <w:r>
-        <w:t xml:space="preserve">conferência: VERIFIED</w:t>
+        <w:t xml:space="preserve">conferência: sem_doi</w:t>
       </w:r>
     </w:p>
     <w:p>
@@ -10810,20 +10950,20 @@
         </w:numPr>
       </w:pPr>
       <w:r>
-        <w:t xml:space="preserve">ESPÍRITO SANTO (Estado). Lei nº 11.246, de 7 de abril de 2021. Introduz alterações na Lei nº 7.000, de 27 de dezembro de 2001.</w:t>
-      </w:r>
-      <w:r>
-        <w:t xml:space="preserve"> </w:t>
-      </w:r>
-      <w:r>
-        <w:rPr>
-          <w:b/>
-          <w:bCs/>
-        </w:rPr>
-        <w:t xml:space="preserve">Diário Oficial dos Poderes do Estado</w:t>
-      </w:r>
-      <w:r>
-        <w:t xml:space="preserve">, Vitória, 8 abr. 2021a.</w:t>
+        <w:t xml:space="preserve">BERTRAND, Marianne; BOMBARDINI, Matilde; FISMAN, Raymond; TREBBI, Francesco. Tax-exempt lobbying: corporate philanthropy as a tool for political influence.</w:t>
+      </w:r>
+      <w:r>
+        <w:t xml:space="preserve"> </w:t>
+      </w:r>
+      <w:r>
+        <w:rPr>
+          <w:b/>
+          <w:bCs/>
+        </w:rPr>
+        <w:t xml:space="preserve">American Economic Review</w:t>
+      </w:r>
+      <w:r>
+        <w:t xml:space="preserve">, v. 110, n. 7, p. 2065-2102, 2020. DOI: 10.1257/aer.20180615.</w:t>
       </w:r>
     </w:p>
     <w:p>
@@ -10835,7 +10975,7 @@
         </w:numPr>
       </w:pPr>
       <w:r>
-        <w:t xml:space="preserve">conferência: sem_doi</w:t>
+        <w:t xml:space="preserve">conferência: VERIFIED</w:t>
       </w:r>
     </w:p>
     <w:p>
@@ -10847,20 +10987,20 @@
         </w:numPr>
       </w:pPr>
       <w:r>
-        <w:t xml:space="preserve">ESPÍRITO SANTO (Estado). Decreto nº 5.035-R, de 15 de dezembro de 2021. Dispõe sobre a regulamentação do incentivo fiscal concedido nos termos do art. 5º-B, IX, da Lei nº 7.000, de 27 de dezembro de 2001.</w:t>
-      </w:r>
-      <w:r>
-        <w:t xml:space="preserve"> </w:t>
-      </w:r>
-      <w:r>
-        <w:rPr>
-          <w:b/>
-          <w:bCs/>
-        </w:rPr>
-        <w:t xml:space="preserve">Diário Oficial dos Poderes do Estado</w:t>
-      </w:r>
-      <w:r>
-        <w:t xml:space="preserve">, Vitória, 16 dez. 2021b.</w:t>
+        <w:t xml:space="preserve">BRASIL. Lei Complementar nº 123, de 14 de dezembro de 2006. Institui o Estatuto Nacional da Microempresa e da Empresa de Pequeno Porte.</w:t>
+      </w:r>
+      <w:r>
+        <w:t xml:space="preserve"> </w:t>
+      </w:r>
+      <w:r>
+        <w:rPr>
+          <w:b/>
+          <w:bCs/>
+        </w:rPr>
+        <w:t xml:space="preserve">Diário Oficial da União</w:t>
+      </w:r>
+      <w:r>
+        <w:t xml:space="preserve">, Brasília, 15 dez. 2006. Disponível em: https://www.planalto.gov.br/ccivil_03/leis/lcp/lcp123.htm. Acesso em: 27 set. 2026.</w:t>
       </w:r>
     </w:p>
     <w:p>
@@ -10884,20 +11024,20 @@
         </w:numPr>
       </w:pPr>
       <w:r>
-        <w:t xml:space="preserve">ESPÍRITO SANTO (Estado).</w:t>
-      </w:r>
-      <w:r>
-        <w:t xml:space="preserve"> </w:t>
-      </w:r>
-      <w:r>
-        <w:rPr>
-          <w:b/>
-          <w:bCs/>
-        </w:rPr>
-        <w:t xml:space="preserve">Portal da Transparência</w:t>
-      </w:r>
-      <w:r>
-        <w:t xml:space="preserve">: incentivos, isenções e beneficiários. Vitória: SECONT, 2026. Disponível em: https://transparencia.es.gov.br/comum/incentivosfiscais. Acesso em: 27 set. 2026.</w:t>
+        <w:t xml:space="preserve">BRASIL. Tribunal de Contas da União.</w:t>
+      </w:r>
+      <w:r>
+        <w:t xml:space="preserve"> </w:t>
+      </w:r>
+      <w:r>
+        <w:rPr>
+          <w:b/>
+          <w:bCs/>
+        </w:rPr>
+        <w:t xml:space="preserve">Acórdão nº 191/2016 – Plenário</w:t>
+      </w:r>
+      <w:r>
+        <w:t xml:space="preserve">. Relator: Augusto Sherman Cavalcanti. Brasília, 3 fev. 2016.</w:t>
       </w:r>
     </w:p>
     <w:p>
@@ -10921,20 +11061,20 @@
         </w:numPr>
       </w:pPr>
       <w:r>
-        <w:t xml:space="preserve">FELD, Alan L.; O’HARE, Michael; SCHUSTER, J. Mark Davidson.</w:t>
-      </w:r>
-      <w:r>
-        <w:t xml:space="preserve"> </w:t>
-      </w:r>
-      <w:r>
-        <w:rPr>
-          <w:b/>
-          <w:bCs/>
-        </w:rPr>
-        <w:t xml:space="preserve">Patrons despite themselves</w:t>
-      </w:r>
-      <w:r>
-        <w:t xml:space="preserve">: taxpayers and arts policy. New York: New York University Press, 1983.</w:t>
+        <w:t xml:space="preserve">BRASIL. Secretaria do Tesouro Nacional.</w:t>
+      </w:r>
+      <w:r>
+        <w:t xml:space="preserve"> </w:t>
+      </w:r>
+      <w:r>
+        <w:rPr>
+          <w:b/>
+          <w:bCs/>
+        </w:rPr>
+        <w:t xml:space="preserve">SICONFI</w:t>
+      </w:r>
+      <w:r>
+        <w:t xml:space="preserve">: Declaração de Contas Anuais (DCA) do Estado do Espírito Santo e de seus municípios, 2021-2025. Brasília: STN, 2026. Disponível em: https://apidatalake.tesouro.gov.br/ords/siconfi/tt/dca. Acesso em: 23 set. 2026.</w:t>
       </w:r>
     </w:p>
     <w:p>
@@ -10958,20 +11098,20 @@
         </w:numPr>
       </w:pPr>
       <w:r>
-        <w:t xml:space="preserve">FINKELSTEIN, Amy; NOTOWIDIGDO, Matthew J. Take-up and targeting: experimental evidence from SNAP.</w:t>
-      </w:r>
-      <w:r>
-        <w:t xml:space="preserve"> </w:t>
-      </w:r>
-      <w:r>
-        <w:rPr>
-          <w:b/>
-          <w:bCs/>
-        </w:rPr>
-        <w:t xml:space="preserve">The Quarterly Journal of Economics</w:t>
-      </w:r>
-      <w:r>
-        <w:t xml:space="preserve">, v. 134, n. 3, p. 1505-1556, 2019. DOI: 10.1093/qje/qjz013.</w:t>
+        <w:t xml:space="preserve">BUTERIN, Vitalik; HITZIG, Zoë; WEYL, E. Glen. A flexible design for funding public goods.</w:t>
+      </w:r>
+      <w:r>
+        <w:t xml:space="preserve"> </w:t>
+      </w:r>
+      <w:r>
+        <w:rPr>
+          <w:b/>
+          <w:bCs/>
+        </w:rPr>
+        <w:t xml:space="preserve">Management Science</w:t>
+      </w:r>
+      <w:r>
+        <w:t xml:space="preserve">, v. 65, n. 11, p. 5171-5187, 2019. DOI: 10.1287/mnsc.2019.3337.</w:t>
       </w:r>
     </w:p>
     <w:p>
@@ -10995,20 +11135,20 @@
         </w:numPr>
       </w:pPr>
       <w:r>
-        <w:t xml:space="preserve">GELMAN, Andrew; CARLIN, John. Beyond power calculations: assessing type S (sign) and type M (magnitude) errors.</w:t>
-      </w:r>
-      <w:r>
-        <w:t xml:space="preserve"> </w:t>
-      </w:r>
-      <w:r>
-        <w:rPr>
-          <w:b/>
-          <w:bCs/>
-        </w:rPr>
-        <w:t xml:space="preserve">Perspectives on Psychological Science</w:t>
-      </w:r>
-      <w:r>
-        <w:t xml:space="preserve">, v. 9, n. 6, p. 641-651, 2014. DOI: 10.1177/1745691614551642.</w:t>
+        <w:t xml:space="preserve">COSTA, Camila Furlan da; MEDEIROS, Igor Baptista de Oliveira; BUCCO, Guilherme Brandelli. O financiamento da cultura no Brasil no período 2003-15: um caminho para geração de renda monopolista.</w:t>
+      </w:r>
+      <w:r>
+        <w:t xml:space="preserve"> </w:t>
+      </w:r>
+      <w:r>
+        <w:rPr>
+          <w:b/>
+          <w:bCs/>
+        </w:rPr>
+        <w:t xml:space="preserve">Revista de Administração Pública</w:t>
+      </w:r>
+      <w:r>
+        <w:t xml:space="preserve">, Rio de Janeiro, v. 51, n. 4, p. 509-527, 2017. DOI: 10.1590/0034-7612162254.</w:t>
       </w:r>
     </w:p>
     <w:p>
@@ -11032,20 +11172,20 @@
         </w:numPr>
       </w:pPr>
       <w:r>
-        <w:t xml:space="preserve">GERTLER, Paul J.; MARTÍNEZ, Sebastián; PREMAND, Patrick; RAWLINGS, Laura B.; VERMEERSCH, Christel M. J.</w:t>
-      </w:r>
-      <w:r>
-        <w:t xml:space="preserve"> </w:t>
-      </w:r>
-      <w:r>
-        <w:rPr>
-          <w:b/>
-          <w:bCs/>
-        </w:rPr>
-        <w:t xml:space="preserve">Avaliação de impacto na prática</w:t>
-      </w:r>
-      <w:r>
-        <w:t xml:space="preserve">. 2. ed. Washington, DC: Banco Interamericano de Desenvolvimento; Banco Mundial, 2018.</w:t>
+        <w:t xml:space="preserve">DEKKER, Erwin; RODRIGUES, Ana Carolina. The political economy of Brazilian cultural policy: a case study of the Rouanet Law.</w:t>
+      </w:r>
+      <w:r>
+        <w:t xml:space="preserve"> </w:t>
+      </w:r>
+      <w:r>
+        <w:rPr>
+          <w:b/>
+          <w:bCs/>
+        </w:rPr>
+        <w:t xml:space="preserve">Journal of Public Finance and Public Choice</w:t>
+      </w:r>
+      <w:r>
+        <w:t xml:space="preserve">, v. 34, n. 2, p. 149-171, 2019. DOI: 10.1332/251569119X15675896589688.</w:t>
       </w:r>
     </w:p>
     <w:p>
@@ -11057,7 +11197,7 @@
         </w:numPr>
       </w:pPr>
       <w:r>
-        <w:t xml:space="preserve">conferência: sem_doi</w:t>
+        <w:t xml:space="preserve">conferência: VERIFIED</w:t>
       </w:r>
     </w:p>
     <w:p>
@@ -11069,20 +11209,20 @@
         </w:numPr>
       </w:pPr>
       <w:r>
-        <w:t xml:space="preserve">HAINMUELLER, Jens; HOPKINS, Daniel J.; YAMAMOTO, Teppei. Causal inference in conjoint analysis: understanding multidimensional choices via stated preference experiments.</w:t>
-      </w:r>
-      <w:r>
-        <w:t xml:space="preserve"> </w:t>
-      </w:r>
-      <w:r>
-        <w:rPr>
-          <w:b/>
-          <w:bCs/>
-        </w:rPr>
-        <w:t xml:space="preserve">Political Analysis</w:t>
-      </w:r>
-      <w:r>
-        <w:t xml:space="preserve">, v. 22, n. 1, p. 1-30, 2014. DOI: 10.1093/pan/mpt024.</w:t>
+        <w:t xml:space="preserve">DIO-ES – DEPARTAMENTO DE IMPRENSA OFICIAL DO ESPÍRITO SANTO.</w:t>
+      </w:r>
+      <w:r>
+        <w:t xml:space="preserve"> </w:t>
+      </w:r>
+      <w:r>
+        <w:rPr>
+          <w:b/>
+          <w:bCs/>
+        </w:rPr>
+        <w:t xml:space="preserve">Diário Oficial dos Poderes do Estado</w:t>
+      </w:r>
+      <w:r>
+        <w:t xml:space="preserve">: atos e avisos da LICC, 2022-2026. Vitória: DIO-ES, 2026. Disponível em: https://ioes.dio.es.gov.br. Acesso em: 27 set. 2026.</w:t>
       </w:r>
     </w:p>
     <w:p>
@@ -11094,7 +11234,7 @@
         </w:numPr>
       </w:pPr>
       <w:r>
-        <w:t xml:space="preserve">conferência: VERIFIED</w:t>
+        <w:t xml:space="preserve">conferência: sem_doi</w:t>
       </w:r>
     </w:p>
     <w:p>
@@ -11106,20 +11246,20 @@
         </w:numPr>
       </w:pPr>
       <w:r>
-        <w:t xml:space="preserve">HITZIG, Zoë. What are public goods and how do they link people in a society?</w:t>
-      </w:r>
-      <w:r>
-        <w:t xml:space="preserve"> </w:t>
-      </w:r>
-      <w:r>
-        <w:rPr>
-          <w:b/>
-          <w:bCs/>
-        </w:rPr>
-        <w:t xml:space="preserve">EXPeditions</w:t>
-      </w:r>
-      <w:r>
-        <w:t xml:space="preserve">, 13 set. 2021. Disponível em: https://www.joinexpeditions.com/exps/332-what-are-public-goods-and-how-do-they-link-people-in-a-society-. Acesso em: 27 set. 2026.</w:t>
+        <w:t xml:space="preserve">DJIMEU, Eric W.; HOUNDOLO, Deo-Gracias. Power calculation for causal inference in social science: sample size and minimum detectable effect determination.</w:t>
+      </w:r>
+      <w:r>
+        <w:t xml:space="preserve"> </w:t>
+      </w:r>
+      <w:r>
+        <w:rPr>
+          <w:b/>
+          <w:bCs/>
+        </w:rPr>
+        <w:t xml:space="preserve">Journal of Development Effectiveness</w:t>
+      </w:r>
+      <w:r>
+        <w:t xml:space="preserve">, v. 8, n. 4, p. 508-527, 2016. DOI: 10.1080/19439342.2016.1244555.</w:t>
       </w:r>
     </w:p>
     <w:p>
@@ -11131,7 +11271,7 @@
         </w:numPr>
       </w:pPr>
       <w:r>
-        <w:t xml:space="preserve">conferência: sem_doi</w:t>
+        <w:t xml:space="preserve">conferência: VERIFIED</w:t>
       </w:r>
     </w:p>
     <w:p>
@@ -11143,20 +11283,20 @@
         </w:numPr>
       </w:pPr>
       <w:r>
-        <w:t xml:space="preserve">IBGE.</w:t>
-      </w:r>
-      <w:r>
-        <w:t xml:space="preserve"> </w:t>
-      </w:r>
-      <w:r>
-        <w:rPr>
-          <w:b/>
-          <w:bCs/>
-        </w:rPr>
-        <w:t xml:space="preserve">Sistema de Informações e Indicadores Culturais</w:t>
-      </w:r>
-      <w:r>
-        <w:t xml:space="preserve">. Rio de Janeiro: IBGE, 2025. Base de dados; períodos 2023 e 2024 publicados em 12 dez. 2025. Disponível em: https://servicodados.ibge.gov.br/api/v1/pesquisas/10092. Acesso em: 23 set. 2026.</w:t>
+        <w:t xml:space="preserve">ELDRIDGE, Sandra M.; ASHBY, Deborah; KERRY, Sally. Sample size for cluster randomized trials: effect of coefficient of variation of cluster size and analysis method.</w:t>
+      </w:r>
+      <w:r>
+        <w:t xml:space="preserve"> </w:t>
+      </w:r>
+      <w:r>
+        <w:rPr>
+          <w:b/>
+          <w:bCs/>
+        </w:rPr>
+        <w:t xml:space="preserve">International Journal of Epidemiology</w:t>
+      </w:r>
+      <w:r>
+        <w:t xml:space="preserve">, v. 35, n. 5, p. 1292-1300, 2006. DOI: 10.1093/ije/dyl129.</w:t>
       </w:r>
     </w:p>
     <w:p>
@@ -11168,7 +11308,7 @@
         </w:numPr>
       </w:pPr>
       <w:r>
-        <w:t xml:space="preserve">conferência: sem_doi</w:t>
+        <w:t xml:space="preserve">conferência: VERIFIED</w:t>
       </w:r>
     </w:p>
     <w:p>
@@ -11180,20 +11320,20 @@
         </w:numPr>
       </w:pPr>
       <w:r>
-        <w:t xml:space="preserve">IBGE.</w:t>
-      </w:r>
-      <w:r>
-        <w:t xml:space="preserve"> </w:t>
-      </w:r>
-      <w:r>
-        <w:rPr>
-          <w:b/>
-          <w:bCs/>
-        </w:rPr>
-        <w:t xml:space="preserve">Pesquisa de Informações Básicas Municipais – MUNIC 2021</w:t>
-      </w:r>
-      <w:r>
-        <w:t xml:space="preserve">. Rio de Janeiro: IBGE, 2022. Dados consultados pela API de pesquisas do IBGE em 23 set. 2026.</w:t>
+        <w:t xml:space="preserve">ESPÍRITO SANTO (Estado). Lei nº 11.246, de 7 de abril de 2021. Introduz alterações na Lei nº 7.000, de 27 de dezembro de 2001.</w:t>
+      </w:r>
+      <w:r>
+        <w:t xml:space="preserve"> </w:t>
+      </w:r>
+      <w:r>
+        <w:rPr>
+          <w:b/>
+          <w:bCs/>
+        </w:rPr>
+        <w:t xml:space="preserve">Diário Oficial dos Poderes do Estado</w:t>
+      </w:r>
+      <w:r>
+        <w:t xml:space="preserve">, Vitória, 8 abr. 2021a.</w:t>
       </w:r>
     </w:p>
     <w:p>
@@ -11217,20 +11357,20 @@
         </w:numPr>
       </w:pPr>
       <w:r>
-        <w:t xml:space="preserve">MAESTAS, Nicole; MULLEN, Kathleen J.; STRAND, Alexander. Does disability insurance receipt discourage work? Using examiner assignment to estimate causal effects of SSDI receipt.</w:t>
-      </w:r>
-      <w:r>
-        <w:t xml:space="preserve"> </w:t>
-      </w:r>
-      <w:r>
-        <w:rPr>
-          <w:b/>
-          <w:bCs/>
-        </w:rPr>
-        <w:t xml:space="preserve">American Economic Review</w:t>
-      </w:r>
-      <w:r>
-        <w:t xml:space="preserve">, v. 103, n. 5, p. 1797-1829, 2013. DOI: 10.1257/aer.103.5.1797.</w:t>
+        <w:t xml:space="preserve">ESPÍRITO SANTO (Estado). Decreto nº 5.035-R, de 15 de dezembro de 2021. Dispõe sobre a regulamentação do incentivo fiscal concedido nos termos do art. 5º-B, IX, da Lei nº 7.000, de 27 de dezembro de 2001.</w:t>
+      </w:r>
+      <w:r>
+        <w:t xml:space="preserve"> </w:t>
+      </w:r>
+      <w:r>
+        <w:rPr>
+          <w:b/>
+          <w:bCs/>
+        </w:rPr>
+        <w:t xml:space="preserve">Diário Oficial dos Poderes do Estado</w:t>
+      </w:r>
+      <w:r>
+        <w:t xml:space="preserve">, Vitória, 16 dez. 2021b.</w:t>
       </w:r>
     </w:p>
     <w:p>
@@ -11242,7 +11382,7 @@
         </w:numPr>
       </w:pPr>
       <w:r>
-        <w:t xml:space="preserve">conferência: VERIFIED</w:t>
+        <w:t xml:space="preserve">conferência: sem_doi</w:t>
       </w:r>
     </w:p>
     <w:p>
@@ -11254,20 +11394,20 @@
         </w:numPr>
       </w:pPr>
       <w:r>
-        <w:t xml:space="preserve">MAYNE, John. Useful theory of change models.</w:t>
-      </w:r>
-      <w:r>
-        <w:t xml:space="preserve"> </w:t>
-      </w:r>
-      <w:r>
-        <w:rPr>
-          <w:b/>
-          <w:bCs/>
-        </w:rPr>
-        <w:t xml:space="preserve">Canadian Journal of Program Evaluation</w:t>
-      </w:r>
-      <w:r>
-        <w:t xml:space="preserve">, v. 30, n. 2, p. 119-142, 2015. DOI: 10.3138/cjpe.230.</w:t>
+        <w:t xml:space="preserve">ESPÍRITO SANTO (Estado).</w:t>
+      </w:r>
+      <w:r>
+        <w:t xml:space="preserve"> </w:t>
+      </w:r>
+      <w:r>
+        <w:rPr>
+          <w:b/>
+          <w:bCs/>
+        </w:rPr>
+        <w:t xml:space="preserve">Portal da Transparência</w:t>
+      </w:r>
+      <w:r>
+        <w:t xml:space="preserve">: incentivos, isenções e beneficiários. Vitória: SECONT, 2026. Disponível em: https://transparencia.es.gov.br/comum/incentivosfiscais. Acesso em: 27 set. 2026.</w:t>
       </w:r>
     </w:p>
     <w:p>
@@ -11279,7 +11419,7 @@
         </w:numPr>
       </w:pPr>
       <w:r>
-        <w:t xml:space="preserve">conferência: VERIFIED</w:t>
+        <w:t xml:space="preserve">conferência: sem_doi</w:t>
       </w:r>
     </w:p>
     <w:p>
@@ -11291,20 +11431,20 @@
         </w:numPr>
       </w:pPr>
       <w:r>
-        <w:t xml:space="preserve">MOYNIHAN, Donald; HERD, Pamela; HARVEY, Hope. Administrative burden: learning, psychological, and compliance costs in citizen-state interactions.</w:t>
-      </w:r>
-      <w:r>
-        <w:t xml:space="preserve"> </w:t>
-      </w:r>
-      <w:r>
-        <w:rPr>
-          <w:b/>
-          <w:bCs/>
-        </w:rPr>
-        <w:t xml:space="preserve">Journal of Public Administration Research and Theory</w:t>
-      </w:r>
-      <w:r>
-        <w:t xml:space="preserve">, v. 25, n. 1, p. 43-69, 2015. DOI: 10.1093/jopart/muu009.</w:t>
+        <w:t xml:space="preserve">FELD, Alan L.; O’HARE, Michael; SCHUSTER, J. Mark Davidson.</w:t>
+      </w:r>
+      <w:r>
+        <w:t xml:space="preserve"> </w:t>
+      </w:r>
+      <w:r>
+        <w:rPr>
+          <w:b/>
+          <w:bCs/>
+        </w:rPr>
+        <w:t xml:space="preserve">Patrons despite themselves</w:t>
+      </w:r>
+      <w:r>
+        <w:t xml:space="preserve">: taxpayers and arts policy. New York: New York University Press, 1983.</w:t>
       </w:r>
     </w:p>
     <w:p>
@@ -11316,7 +11456,7 @@
         </w:numPr>
       </w:pPr>
       <w:r>
-        <w:t xml:space="preserve">conferência: VERIFIED</w:t>
+        <w:t xml:space="preserve">conferência: sem_doi</w:t>
       </w:r>
     </w:p>
     <w:p>
@@ -11328,20 +11468,20 @@
         </w:numPr>
       </w:pPr>
       <w:r>
-        <w:t xml:space="preserve">OGAVA, Bruno; GALVÃO, César Augusto; ADAMCZYK, Willian.</w:t>
-      </w:r>
-      <w:r>
-        <w:t xml:space="preserve"> </w:t>
-      </w:r>
-      <w:r>
-        <w:rPr>
-          <w:b/>
-          <w:bCs/>
-        </w:rPr>
-        <w:t xml:space="preserve">Financiamento quadrático para os incentivos à cultura no Brasil</w:t>
-      </w:r>
-      <w:r>
-        <w:t xml:space="preserve">: simulações sobre a Lei Rouanet. Brasília: Enap; UnB, 2022. (Evidência Express). Disponível em: https://repositorio.enap.gov.br/handle/1/7004. Acesso em: 27 set. 2026.</w:t>
+        <w:t xml:space="preserve">FINKELSTEIN, Amy; NOTOWIDIGDO, Matthew J. Take-up and targeting: experimental evidence from SNAP.</w:t>
+      </w:r>
+      <w:r>
+        <w:t xml:space="preserve"> </w:t>
+      </w:r>
+      <w:r>
+        <w:rPr>
+          <w:b/>
+          <w:bCs/>
+        </w:rPr>
+        <w:t xml:space="preserve">The Quarterly Journal of Economics</w:t>
+      </w:r>
+      <w:r>
+        <w:t xml:space="preserve">, v. 134, n. 3, p. 1505-1556, 2019. DOI: 10.1093/qje/qjz013.</w:t>
       </w:r>
     </w:p>
     <w:p>
@@ -11353,7 +11493,7 @@
         </w:numPr>
       </w:pPr>
       <w:r>
-        <w:t xml:space="preserve">conferência: sem_doi</w:t>
+        <w:t xml:space="preserve">conferência: VERIFIED</w:t>
       </w:r>
     </w:p>
     <w:p>
@@ -11365,20 +11505,20 @@
         </w:numPr>
       </w:pPr>
       <w:r>
-        <w:t xml:space="preserve">O’HAGAN, J.; HARVEY, D. Why do companies sponsor arts events? Some evidence and a proposed classification.</w:t>
-      </w:r>
-      <w:r>
-        <w:t xml:space="preserve"> </w:t>
-      </w:r>
-      <w:r>
-        <w:rPr>
-          <w:b/>
-          <w:bCs/>
-        </w:rPr>
-        <w:t xml:space="preserve">Journal of Cultural Economics</w:t>
-      </w:r>
-      <w:r>
-        <w:t xml:space="preserve">, v. 24, n. 3, p. 205-224, 2000. DOI: 10.1023/A:1007653328733.</w:t>
+        <w:t xml:space="preserve">GELMAN, Andrew; CARLIN, John. Beyond power calculations: assessing type S (sign) and type M (magnitude) errors.</w:t>
+      </w:r>
+      <w:r>
+        <w:t xml:space="preserve"> </w:t>
+      </w:r>
+      <w:r>
+        <w:rPr>
+          <w:b/>
+          <w:bCs/>
+        </w:rPr>
+        <w:t xml:space="preserve">Perspectives on Psychological Science</w:t>
+      </w:r>
+      <w:r>
+        <w:t xml:space="preserve">, v. 9, n. 6, p. 641-651, 2014. DOI: 10.1177/1745691614551642.</w:t>
       </w:r>
     </w:p>
     <w:p>
@@ -11402,20 +11542,20 @@
         </w:numPr>
       </w:pPr>
       <w:r>
-        <w:t xml:space="preserve">SECULT – SECRETARIA DE ESTADO DA CULTURA DO ESPÍRITO SANTO.</w:t>
-      </w:r>
-      <w:r>
-        <w:t xml:space="preserve"> </w:t>
-      </w:r>
-      <w:r>
-        <w:rPr>
-          <w:b/>
-          <w:bCs/>
-        </w:rPr>
-        <w:t xml:space="preserve">Boletim de Economia Criativa</w:t>
-      </w:r>
-      <w:r>
-        <w:t xml:space="preserve">: Espírito Santo, 2º trimestre de 2020. Vitória: SECULT, 2020. Disponível em: https://secult.es.gov.br/media/002/Boletim_Economia_Criativa_02T_2020.pdf. Acesso em: 27 set. 2026.</w:t>
+        <w:t xml:space="preserve">GERTLER, Paul J.; MARTÍNEZ, Sebastián; PREMAND, Patrick; RAWLINGS, Laura B.; VERMEERSCH, Christel M. J.</w:t>
+      </w:r>
+      <w:r>
+        <w:t xml:space="preserve"> </w:t>
+      </w:r>
+      <w:r>
+        <w:rPr>
+          <w:b/>
+          <w:bCs/>
+        </w:rPr>
+        <w:t xml:space="preserve">Avaliação de impacto na prática</w:t>
+      </w:r>
+      <w:r>
+        <w:t xml:space="preserve">. 2. ed. Washington, DC: Banco Interamericano de Desenvolvimento; Banco Mundial, 2018.</w:t>
       </w:r>
     </w:p>
     <w:p>
@@ -11439,6 +11579,376 @@
         </w:numPr>
       </w:pPr>
       <w:r>
+        <w:t xml:space="preserve">HAINMUELLER, Jens; HOPKINS, Daniel J.; YAMAMOTO, Teppei. Causal inference in conjoint analysis: understanding multidimensional choices via stated preference experiments.</w:t>
+      </w:r>
+      <w:r>
+        <w:t xml:space="preserve"> </w:t>
+      </w:r>
+      <w:r>
+        <w:rPr>
+          <w:b/>
+          <w:bCs/>
+        </w:rPr>
+        <w:t xml:space="preserve">Political Analysis</w:t>
+      </w:r>
+      <w:r>
+        <w:t xml:space="preserve">, v. 22, n. 1, p. 1-30, 2014. DOI: 10.1093/pan/mpt024.</w:t>
+      </w:r>
+    </w:p>
+    <w:p>
+      <w:pPr>
+        <w:pStyle w:val="Compact"/>
+        <w:numPr>
+          <w:ilvl w:val="1"/>
+          <w:numId w:val="1387"/>
+        </w:numPr>
+      </w:pPr>
+      <w:r>
+        <w:t xml:space="preserve">conferência: VERIFIED</w:t>
+      </w:r>
+    </w:p>
+    <w:p>
+      <w:pPr>
+        <w:pStyle w:val="Compact"/>
+        <w:numPr>
+          <w:ilvl w:val="0"/>
+          <w:numId w:val="1388"/>
+        </w:numPr>
+      </w:pPr>
+      <w:r>
+        <w:t xml:space="preserve">HITZIG, Zoë. What are public goods and how do they link people in a society?</w:t>
+      </w:r>
+      <w:r>
+        <w:t xml:space="preserve"> </w:t>
+      </w:r>
+      <w:r>
+        <w:rPr>
+          <w:b/>
+          <w:bCs/>
+        </w:rPr>
+        <w:t xml:space="preserve">EXPeditions</w:t>
+      </w:r>
+      <w:r>
+        <w:t xml:space="preserve">, 13 set. 2021. Disponível em: https://www.joinexpeditions.com/exps/332-what-are-public-goods-and-how-do-they-link-people-in-a-society-. Acesso em: 27 set. 2026.</w:t>
+      </w:r>
+    </w:p>
+    <w:p>
+      <w:pPr>
+        <w:pStyle w:val="Compact"/>
+        <w:numPr>
+          <w:ilvl w:val="1"/>
+          <w:numId w:val="1389"/>
+        </w:numPr>
+      </w:pPr>
+      <w:r>
+        <w:t xml:space="preserve">conferência: sem_doi</w:t>
+      </w:r>
+    </w:p>
+    <w:p>
+      <w:pPr>
+        <w:pStyle w:val="Compact"/>
+        <w:numPr>
+          <w:ilvl w:val="0"/>
+          <w:numId w:val="1390"/>
+        </w:numPr>
+      </w:pPr>
+      <w:r>
+        <w:t xml:space="preserve">IBGE.</w:t>
+      </w:r>
+      <w:r>
+        <w:t xml:space="preserve"> </w:t>
+      </w:r>
+      <w:r>
+        <w:rPr>
+          <w:b/>
+          <w:bCs/>
+        </w:rPr>
+        <w:t xml:space="preserve">Sistema de Informações e Indicadores Culturais</w:t>
+      </w:r>
+      <w:r>
+        <w:t xml:space="preserve">. Rio de Janeiro: IBGE, 2025. Base de dados; períodos 2023 e 2024 publicados em 12 dez. 2025. Disponível em: https://servicodados.ibge.gov.br/api/v1/pesquisas/10092. Acesso em: 23 set. 2026.</w:t>
+      </w:r>
+    </w:p>
+    <w:p>
+      <w:pPr>
+        <w:pStyle w:val="Compact"/>
+        <w:numPr>
+          <w:ilvl w:val="1"/>
+          <w:numId w:val="1391"/>
+        </w:numPr>
+      </w:pPr>
+      <w:r>
+        <w:t xml:space="preserve">conferência: sem_doi</w:t>
+      </w:r>
+    </w:p>
+    <w:p>
+      <w:pPr>
+        <w:pStyle w:val="Compact"/>
+        <w:numPr>
+          <w:ilvl w:val="0"/>
+          <w:numId w:val="1392"/>
+        </w:numPr>
+      </w:pPr>
+      <w:r>
+        <w:t xml:space="preserve">IBGE.</w:t>
+      </w:r>
+      <w:r>
+        <w:t xml:space="preserve"> </w:t>
+      </w:r>
+      <w:r>
+        <w:rPr>
+          <w:b/>
+          <w:bCs/>
+        </w:rPr>
+        <w:t xml:space="preserve">Pesquisa de Informações Básicas Municipais – MUNIC 2021</w:t>
+      </w:r>
+      <w:r>
+        <w:t xml:space="preserve">. Rio de Janeiro: IBGE, 2022. Dados consultados pela API de pesquisas do IBGE em 23 set. 2026.</w:t>
+      </w:r>
+    </w:p>
+    <w:p>
+      <w:pPr>
+        <w:pStyle w:val="Compact"/>
+        <w:numPr>
+          <w:ilvl w:val="1"/>
+          <w:numId w:val="1393"/>
+        </w:numPr>
+      </w:pPr>
+      <w:r>
+        <w:t xml:space="preserve">conferência: sem_doi</w:t>
+      </w:r>
+    </w:p>
+    <w:p>
+      <w:pPr>
+        <w:pStyle w:val="Compact"/>
+        <w:numPr>
+          <w:ilvl w:val="0"/>
+          <w:numId w:val="1394"/>
+        </w:numPr>
+      </w:pPr>
+      <w:r>
+        <w:t xml:space="preserve">MAESTAS, Nicole; MULLEN, Kathleen J.; STRAND, Alexander. Does disability insurance receipt discourage work? Using examiner assignment to estimate causal effects of SSDI receipt.</w:t>
+      </w:r>
+      <w:r>
+        <w:t xml:space="preserve"> </w:t>
+      </w:r>
+      <w:r>
+        <w:rPr>
+          <w:b/>
+          <w:bCs/>
+        </w:rPr>
+        <w:t xml:space="preserve">American Economic Review</w:t>
+      </w:r>
+      <w:r>
+        <w:t xml:space="preserve">, v. 103, n. 5, p. 1797-1829, 2013. DOI: 10.1257/aer.103.5.1797.</w:t>
+      </w:r>
+    </w:p>
+    <w:p>
+      <w:pPr>
+        <w:pStyle w:val="Compact"/>
+        <w:numPr>
+          <w:ilvl w:val="1"/>
+          <w:numId w:val="1395"/>
+        </w:numPr>
+      </w:pPr>
+      <w:r>
+        <w:t xml:space="preserve">conferência: VERIFIED</w:t>
+      </w:r>
+    </w:p>
+    <w:p>
+      <w:pPr>
+        <w:pStyle w:val="Compact"/>
+        <w:numPr>
+          <w:ilvl w:val="0"/>
+          <w:numId w:val="1396"/>
+        </w:numPr>
+      </w:pPr>
+      <w:r>
+        <w:t xml:space="preserve">MAYNE, John. Useful theory of change models.</w:t>
+      </w:r>
+      <w:r>
+        <w:t xml:space="preserve"> </w:t>
+      </w:r>
+      <w:r>
+        <w:rPr>
+          <w:b/>
+          <w:bCs/>
+        </w:rPr>
+        <w:t xml:space="preserve">Canadian Journal of Program Evaluation</w:t>
+      </w:r>
+      <w:r>
+        <w:t xml:space="preserve">, v. 30, n. 2, p. 119-142, 2015. DOI: 10.3138/cjpe.230.</w:t>
+      </w:r>
+    </w:p>
+    <w:p>
+      <w:pPr>
+        <w:pStyle w:val="Compact"/>
+        <w:numPr>
+          <w:ilvl w:val="1"/>
+          <w:numId w:val="1397"/>
+        </w:numPr>
+      </w:pPr>
+      <w:r>
+        <w:t xml:space="preserve">conferência: VERIFIED</w:t>
+      </w:r>
+    </w:p>
+    <w:p>
+      <w:pPr>
+        <w:pStyle w:val="Compact"/>
+        <w:numPr>
+          <w:ilvl w:val="0"/>
+          <w:numId w:val="1398"/>
+        </w:numPr>
+      </w:pPr>
+      <w:r>
+        <w:t xml:space="preserve">MOYNIHAN, Donald; HERD, Pamela; HARVEY, Hope. Administrative burden: learning, psychological, and compliance costs in citizen-state interactions.</w:t>
+      </w:r>
+      <w:r>
+        <w:t xml:space="preserve"> </w:t>
+      </w:r>
+      <w:r>
+        <w:rPr>
+          <w:b/>
+          <w:bCs/>
+        </w:rPr>
+        <w:t xml:space="preserve">Journal of Public Administration Research and Theory</w:t>
+      </w:r>
+      <w:r>
+        <w:t xml:space="preserve">, v. 25, n. 1, p. 43-69, 2015. DOI: 10.1093/jopart/muu009.</w:t>
+      </w:r>
+    </w:p>
+    <w:p>
+      <w:pPr>
+        <w:pStyle w:val="Compact"/>
+        <w:numPr>
+          <w:ilvl w:val="1"/>
+          <w:numId w:val="1399"/>
+        </w:numPr>
+      </w:pPr>
+      <w:r>
+        <w:t xml:space="preserve">conferência: VERIFIED</w:t>
+      </w:r>
+    </w:p>
+    <w:p>
+      <w:pPr>
+        <w:pStyle w:val="Compact"/>
+        <w:numPr>
+          <w:ilvl w:val="0"/>
+          <w:numId w:val="1400"/>
+        </w:numPr>
+      </w:pPr>
+      <w:r>
+        <w:t xml:space="preserve">OGAVA, Bruno; GALVÃO, César Augusto; ADAMCZYK, Willian.</w:t>
+      </w:r>
+      <w:r>
+        <w:t xml:space="preserve"> </w:t>
+      </w:r>
+      <w:r>
+        <w:rPr>
+          <w:b/>
+          <w:bCs/>
+        </w:rPr>
+        <w:t xml:space="preserve">Financiamento quadrático para os incentivos à cultura no Brasil</w:t>
+      </w:r>
+      <w:r>
+        <w:t xml:space="preserve">: simulações sobre a Lei Rouanet. Brasília: Enap; UnB, 2022. (Evidência Express). Disponível em: https://repositorio.enap.gov.br/handle/1/7004. Acesso em: 27 set. 2026.</w:t>
+      </w:r>
+    </w:p>
+    <w:p>
+      <w:pPr>
+        <w:pStyle w:val="Compact"/>
+        <w:numPr>
+          <w:ilvl w:val="1"/>
+          <w:numId w:val="1401"/>
+        </w:numPr>
+      </w:pPr>
+      <w:r>
+        <w:t xml:space="preserve">conferência: sem_doi</w:t>
+      </w:r>
+    </w:p>
+    <w:p>
+      <w:pPr>
+        <w:pStyle w:val="Compact"/>
+        <w:numPr>
+          <w:ilvl w:val="0"/>
+          <w:numId w:val="1402"/>
+        </w:numPr>
+      </w:pPr>
+      <w:r>
+        <w:t xml:space="preserve">O’HAGAN, J.; HARVEY, D. Why do companies sponsor arts events? Some evidence and a proposed classification.</w:t>
+      </w:r>
+      <w:r>
+        <w:t xml:space="preserve"> </w:t>
+      </w:r>
+      <w:r>
+        <w:rPr>
+          <w:b/>
+          <w:bCs/>
+        </w:rPr>
+        <w:t xml:space="preserve">Journal of Cultural Economics</w:t>
+      </w:r>
+      <w:r>
+        <w:t xml:space="preserve">, v. 24, n. 3, p. 205-224, 2000. DOI: 10.1023/A:1007653328733.</w:t>
+      </w:r>
+    </w:p>
+    <w:p>
+      <w:pPr>
+        <w:pStyle w:val="Compact"/>
+        <w:numPr>
+          <w:ilvl w:val="1"/>
+          <w:numId w:val="1403"/>
+        </w:numPr>
+      </w:pPr>
+      <w:r>
+        <w:t xml:space="preserve">conferência: VERIFIED</w:t>
+      </w:r>
+    </w:p>
+    <w:p>
+      <w:pPr>
+        <w:pStyle w:val="Compact"/>
+        <w:numPr>
+          <w:ilvl w:val="0"/>
+          <w:numId w:val="1404"/>
+        </w:numPr>
+      </w:pPr>
+      <w:r>
+        <w:t xml:space="preserve">SECULT – SECRETARIA DE ESTADO DA CULTURA DO ESPÍRITO SANTO.</w:t>
+      </w:r>
+      <w:r>
+        <w:t xml:space="preserve"> </w:t>
+      </w:r>
+      <w:r>
+        <w:rPr>
+          <w:b/>
+          <w:bCs/>
+        </w:rPr>
+        <w:t xml:space="preserve">Boletim de Economia Criativa</w:t>
+      </w:r>
+      <w:r>
+        <w:t xml:space="preserve">: Espírito Santo, 2º trimestre de 2020. Vitória: SECULT, 2020. Disponível em: https://secult.es.gov.br/media/002/Boletim_Economia_Criativa_02T_2020.pdf. Acesso em: 27 set. 2026.</w:t>
+      </w:r>
+    </w:p>
+    <w:p>
+      <w:pPr>
+        <w:pStyle w:val="Compact"/>
+        <w:numPr>
+          <w:ilvl w:val="1"/>
+          <w:numId w:val="1405"/>
+        </w:numPr>
+      </w:pPr>
+      <w:r>
+        <w:t xml:space="preserve">conferência: sem_doi</w:t>
+      </w:r>
+    </w:p>
+    <w:p>
+      <w:pPr>
+        <w:pStyle w:val="Compact"/>
+        <w:numPr>
+          <w:ilvl w:val="0"/>
+          <w:numId w:val="1406"/>
+        </w:numPr>
+      </w:pPr>
+      <w:r>
         <w:t xml:space="preserve">SECULT – SECRETARIA DE ESTADO DA CULTURA DO ESPÍRITO SANTO.</w:t>
       </w:r>
       <w:r>
@@ -11470,375 +11980,6 @@
         <w:pStyle w:val="Compact"/>
         <w:numPr>
           <w:ilvl w:val="1"/>
-          <w:numId w:val="1387"/>
-        </w:numPr>
-      </w:pPr>
-      <w:r>
-        <w:t xml:space="preserve">conferência: sem_doi</w:t>
-      </w:r>
-    </w:p>
-    <w:p>
-      <w:pPr>
-        <w:pStyle w:val="Compact"/>
-        <w:numPr>
-          <w:ilvl w:val="0"/>
-          <w:numId w:val="1388"/>
-        </w:numPr>
-      </w:pPr>
-      <w:r>
-        <w:t xml:space="preserve">SECULT – SECRETARIA DE ESTADO DA CULTURA DO ESPÍRITO SANTO. Instrução Normativa nº 001, de 31 de janeiro de 2023.</w:t>
-      </w:r>
-      <w:r>
-        <w:t xml:space="preserve"> </w:t>
-      </w:r>
-      <w:r>
-        <w:rPr>
-          <w:b/>
-          <w:bCs/>
-        </w:rPr>
-        <w:t xml:space="preserve">Diário Oficial dos Poderes do Estado</w:t>
-      </w:r>
-      <w:r>
-        <w:t xml:space="preserve">, Vitória, 1º fev. 2023a. Disponível em: https://secult.es.gov.br/instrucao-normativa-licc-2023. Acesso em: 24 set. 2026.</w:t>
-      </w:r>
-    </w:p>
-    <w:p>
-      <w:pPr>
-        <w:pStyle w:val="Compact"/>
-        <w:numPr>
-          <w:ilvl w:val="1"/>
-          <w:numId w:val="1389"/>
-        </w:numPr>
-      </w:pPr>
-      <w:r>
-        <w:t xml:space="preserve">conferência: sem_doi</w:t>
-      </w:r>
-    </w:p>
-    <w:p>
-      <w:pPr>
-        <w:pStyle w:val="Compact"/>
-        <w:numPr>
-          <w:ilvl w:val="0"/>
-          <w:numId w:val="1390"/>
-        </w:numPr>
-      </w:pPr>
-      <w:r>
-        <w:t xml:space="preserve">SECULT – SECRETARIA DE ESTADO DA CULTURA DO ESPÍRITO SANTO. Regimento interno da Comissão de Avaliação Permanente (CAP) da Lei de Incentivo à Cultura Capixaba.</w:t>
-      </w:r>
-      <w:r>
-        <w:t xml:space="preserve"> </w:t>
-      </w:r>
-      <w:r>
-        <w:rPr>
-          <w:b/>
-          <w:bCs/>
-        </w:rPr>
-        <w:t xml:space="preserve">Diário Oficial dos Poderes do Estado</w:t>
-      </w:r>
-      <w:r>
-        <w:t xml:space="preserve">, Vitória, 16 fev. 2023b. Disponível em: https://secult.es.gov.br/legislacao-licc. Acesso em: 23 set. 2026.</w:t>
-      </w:r>
-    </w:p>
-    <w:p>
-      <w:pPr>
-        <w:pStyle w:val="Compact"/>
-        <w:numPr>
-          <w:ilvl w:val="1"/>
-          <w:numId w:val="1391"/>
-        </w:numPr>
-      </w:pPr>
-      <w:r>
-        <w:t xml:space="preserve">conferência: sem_doi</w:t>
-      </w:r>
-    </w:p>
-    <w:p>
-      <w:pPr>
-        <w:pStyle w:val="Compact"/>
-        <w:numPr>
-          <w:ilvl w:val="0"/>
-          <w:numId w:val="1392"/>
-        </w:numPr>
-      </w:pPr>
-      <w:r>
-        <w:t xml:space="preserve">SECULT – SECRETARIA DE ESTADO DA CULTURA DO ESPÍRITO SANTO. Instrução Normativa nº 001, de 31 de janeiro de 2024.</w:t>
-      </w:r>
-      <w:r>
-        <w:t xml:space="preserve"> </w:t>
-      </w:r>
-      <w:r>
-        <w:rPr>
-          <w:b/>
-          <w:bCs/>
-        </w:rPr>
-        <w:t xml:space="preserve">Diário Oficial dos Poderes do Estado</w:t>
-      </w:r>
-      <w:r>
-        <w:t xml:space="preserve">, Vitória, 1º fev. 2024a. Disponível em: https://secult.es.gov.br/instrucao-normativa-licc-2024. Acesso em: 24 set. 2026.</w:t>
-      </w:r>
-    </w:p>
-    <w:p>
-      <w:pPr>
-        <w:pStyle w:val="Compact"/>
-        <w:numPr>
-          <w:ilvl w:val="1"/>
-          <w:numId w:val="1393"/>
-        </w:numPr>
-      </w:pPr>
-      <w:r>
-        <w:t xml:space="preserve">conferência: sem_doi</w:t>
-      </w:r>
-    </w:p>
-    <w:p>
-      <w:pPr>
-        <w:pStyle w:val="Compact"/>
-        <w:numPr>
-          <w:ilvl w:val="0"/>
-          <w:numId w:val="1394"/>
-        </w:numPr>
-      </w:pPr>
-      <w:r>
-        <w:t xml:space="preserve">SECULT – SECRETARIA DE ESTADO DA CULTURA DO ESPÍRITO SANTO. Portaria nº 078, de 31 de julho de 2024. Introduz alterações no artigo 12 da Instrução Normativa nº 001 de 31 de janeiro de 2024. Vitória: SECULT, 2024b. Disponível em: https://secult.es.gov.br/media/2024/PORTARIA_SECULT_N%C2%BA_078%2C_DE_31_DE_JULHO_DE_2024.pdf. Acesso em: 23 set. 2026.</w:t>
-      </w:r>
-    </w:p>
-    <w:p>
-      <w:pPr>
-        <w:pStyle w:val="Compact"/>
-        <w:numPr>
-          <w:ilvl w:val="1"/>
-          <w:numId w:val="1395"/>
-        </w:numPr>
-      </w:pPr>
-      <w:r>
-        <w:t xml:space="preserve">conferência: sem_doi</w:t>
-      </w:r>
-    </w:p>
-    <w:p>
-      <w:pPr>
-        <w:pStyle w:val="Compact"/>
-        <w:numPr>
-          <w:ilvl w:val="0"/>
-          <w:numId w:val="1396"/>
-        </w:numPr>
-      </w:pPr>
-      <w:r>
-        <w:t xml:space="preserve">SECULT – SECRETARIA DE ESTADO DA CULTURA DO ESPÍRITO SANTO.</w:t>
-      </w:r>
-      <w:r>
-        <w:t xml:space="preserve"> </w:t>
-      </w:r>
-      <w:r>
-        <w:rPr>
-          <w:b/>
-          <w:bCs/>
-        </w:rPr>
-        <w:t xml:space="preserve">Instrução Normativa nº 001/2025, de 14 de janeiro de 2025</w:t>
-      </w:r>
-      <w:r>
-        <w:t xml:space="preserve">. Vitória: SECULT, 2025a.</w:t>
-      </w:r>
-    </w:p>
-    <w:p>
-      <w:pPr>
-        <w:pStyle w:val="Compact"/>
-        <w:numPr>
-          <w:ilvl w:val="1"/>
-          <w:numId w:val="1397"/>
-        </w:numPr>
-      </w:pPr>
-      <w:r>
-        <w:t xml:space="preserve">conferência: sem_doi</w:t>
-      </w:r>
-    </w:p>
-    <w:p>
-      <w:pPr>
-        <w:pStyle w:val="Compact"/>
-        <w:numPr>
-          <w:ilvl w:val="0"/>
-          <w:numId w:val="1398"/>
-        </w:numPr>
-      </w:pPr>
-      <w:r>
-        <w:t xml:space="preserve">SECULT – SECRETARIA DE ESTADO DA CULTURA DO ESPÍRITO SANTO. Portaria nº 062-S, de 9 de maio de 2025. Altera a Instrução Normativa nº 001 de 31 de janeiro de 2025.</w:t>
-      </w:r>
-      <w:r>
-        <w:t xml:space="preserve"> </w:t>
-      </w:r>
-      <w:r>
-        <w:rPr>
-          <w:b/>
-          <w:bCs/>
-        </w:rPr>
-        <w:t xml:space="preserve">Diário Oficial dos Poderes do Estado</w:t>
-      </w:r>
-      <w:r>
-        <w:t xml:space="preserve">, Vitória, 2025b.</w:t>
-      </w:r>
-    </w:p>
-    <w:p>
-      <w:pPr>
-        <w:pStyle w:val="Compact"/>
-        <w:numPr>
-          <w:ilvl w:val="1"/>
-          <w:numId w:val="1399"/>
-        </w:numPr>
-      </w:pPr>
-      <w:r>
-        <w:t xml:space="preserve">conferência: sem_doi</w:t>
-      </w:r>
-    </w:p>
-    <w:p>
-      <w:pPr>
-        <w:pStyle w:val="Compact"/>
-        <w:numPr>
-          <w:ilvl w:val="0"/>
-          <w:numId w:val="1400"/>
-        </w:numPr>
-      </w:pPr>
-      <w:r>
-        <w:t xml:space="preserve">SECULT – SECRETARIA DE ESTADO DA CULTURA DO ESPÍRITO SANTO.</w:t>
-      </w:r>
-      <w:r>
-        <w:t xml:space="preserve"> </w:t>
-      </w:r>
-      <w:r>
-        <w:rPr>
-          <w:b/>
-          <w:bCs/>
-        </w:rPr>
-        <w:t xml:space="preserve">Edital de credenciamento nº 001/2025</w:t>
-      </w:r>
-      <w:r>
-        <w:t xml:space="preserve">: serviços de pareceristas da Lei de Incentivo à Cultura Capixaba; lista de credenciados por área, atualizada em 18 set. 2026. Vitória: SECULT, 2025c. Disponível em: https://secult.es.gov.br/credenciamento. Acesso em: 27 set. 2026.</w:t>
-      </w:r>
-    </w:p>
-    <w:p>
-      <w:pPr>
-        <w:pStyle w:val="Compact"/>
-        <w:numPr>
-          <w:ilvl w:val="1"/>
-          <w:numId w:val="1401"/>
-        </w:numPr>
-      </w:pPr>
-      <w:r>
-        <w:t xml:space="preserve">conferência: sem_doi</w:t>
-      </w:r>
-    </w:p>
-    <w:p>
-      <w:pPr>
-        <w:pStyle w:val="Compact"/>
-        <w:numPr>
-          <w:ilvl w:val="0"/>
-          <w:numId w:val="1402"/>
-        </w:numPr>
-      </w:pPr>
-      <w:r>
-        <w:t xml:space="preserve">SECULT – SECRETARIA DE ESTADO DA CULTURA DO ESPÍRITO SANTO.</w:t>
-      </w:r>
-      <w:r>
-        <w:t xml:space="preserve"> </w:t>
-      </w:r>
-      <w:r>
-        <w:rPr>
-          <w:b/>
-          <w:bCs/>
-        </w:rPr>
-        <w:t xml:space="preserve">Instrução Normativa nº 001/2026, de 12 de janeiro de 2026</w:t>
-      </w:r>
-      <w:r>
-        <w:t xml:space="preserve">. Vitória: SECULT, 2026a.</w:t>
-      </w:r>
-    </w:p>
-    <w:p>
-      <w:pPr>
-        <w:pStyle w:val="Compact"/>
-        <w:numPr>
-          <w:ilvl w:val="1"/>
-          <w:numId w:val="1403"/>
-        </w:numPr>
-      </w:pPr>
-      <w:r>
-        <w:t xml:space="preserve">conferência: sem_doi</w:t>
-      </w:r>
-    </w:p>
-    <w:p>
-      <w:pPr>
-        <w:pStyle w:val="Compact"/>
-        <w:numPr>
-          <w:ilvl w:val="0"/>
-          <w:numId w:val="1404"/>
-        </w:numPr>
-      </w:pPr>
-      <w:r>
-        <w:t xml:space="preserve">SECULT – SECRETARIA DE ESTADO DA CULTURA DO ESPÍRITO SANTO.</w:t>
-      </w:r>
-      <w:r>
-        <w:t xml:space="preserve"> </w:t>
-      </w:r>
-      <w:r>
-        <w:rPr>
-          <w:b/>
-          <w:bCs/>
-        </w:rPr>
-        <w:t xml:space="preserve">Recursos financeiros captados</w:t>
-      </w:r>
-      <w:r>
-        <w:t xml:space="preserve">: anexos</w:t>
-      </w:r>
-      <w:r>
-        <w:t xml:space="preserve"> </w:t>
-      </w:r>
-      <w:r>
-        <w:t xml:space="preserve">“Recurso financeiro captado”</w:t>
-      </w:r>
-      <w:r>
-        <w:t xml:space="preserve"> </w:t>
-      </w:r>
-      <w:r>
-        <w:t xml:space="preserve">de 2022 a 2026. Vitória: SECULT, 2026c. Disponível em: https://secult.es.gov.br/recursos-financeiros-captados. Acesso em: 24 set. 2026.</w:t>
-      </w:r>
-    </w:p>
-    <w:p>
-      <w:pPr>
-        <w:pStyle w:val="Compact"/>
-        <w:numPr>
-          <w:ilvl w:val="1"/>
-          <w:numId w:val="1405"/>
-        </w:numPr>
-      </w:pPr>
-      <w:r>
-        <w:t xml:space="preserve">conferência: sem_doi</w:t>
-      </w:r>
-    </w:p>
-    <w:p>
-      <w:pPr>
-        <w:pStyle w:val="Compact"/>
-        <w:numPr>
-          <w:ilvl w:val="0"/>
-          <w:numId w:val="1406"/>
-        </w:numPr>
-      </w:pPr>
-      <w:r>
-        <w:t xml:space="preserve">SECULT – SECRETARIA DE ESTADO DA CULTURA DO ESPÍRITO SANTO.</w:t>
-      </w:r>
-      <w:r>
-        <w:t xml:space="preserve"> </w:t>
-      </w:r>
-      <w:r>
-        <w:rPr>
-          <w:b/>
-          <w:bCs/>
-        </w:rPr>
-        <w:t xml:space="preserve">Mapa Cultural do Espírito Santo</w:t>
-      </w:r>
-      <w:r>
-        <w:t xml:space="preserve">: API pública de agentes e oportunidades (inclusive as fases de avaliação da LICC). Vitória: SECULT, 2026d. Disponível em: https://mapa.cultura.es.gov.br. Acesso em: 24 set. 2026.</w:t>
-      </w:r>
-    </w:p>
-    <w:p>
-      <w:pPr>
-        <w:pStyle w:val="Compact"/>
-        <w:numPr>
-          <w:ilvl w:val="1"/>
           <w:numId w:val="1407"/>
         </w:numPr>
       </w:pPr>
@@ -11855,20 +11996,20 @@
         </w:numPr>
       </w:pPr>
       <w:r>
-        <w:t xml:space="preserve">SECULT – SECRETARIA DE ESTADO DA CULTURA DO ESPÍRITO SANTO.</w:t>
-      </w:r>
-      <w:r>
-        <w:t xml:space="preserve"> </w:t>
-      </w:r>
-      <w:r>
-        <w:rPr>
-          <w:b/>
-          <w:bCs/>
-        </w:rPr>
-        <w:t xml:space="preserve">Parecer técnico cultural LICC</w:t>
-      </w:r>
-      <w:r>
-        <w:t xml:space="preserve">: modelo padrão. Vitória: SECULT, 2026e. Disponível em: https://secult.es.gov.br/LICC. Acesso em: 24 set. 2026.</w:t>
+        <w:t xml:space="preserve">SECULT – SECRETARIA DE ESTADO DA CULTURA DO ESPÍRITO SANTO. Instrução Normativa nº 001, de 31 de janeiro de 2023.</w:t>
+      </w:r>
+      <w:r>
+        <w:t xml:space="preserve"> </w:t>
+      </w:r>
+      <w:r>
+        <w:rPr>
+          <w:b/>
+          <w:bCs/>
+        </w:rPr>
+        <w:t xml:space="preserve">Diário Oficial dos Poderes do Estado</w:t>
+      </w:r>
+      <w:r>
+        <w:t xml:space="preserve">, Vitória, 1º fev. 2023a. Disponível em: https://secult.es.gov.br/instrucao-normativa-licc-2023. Acesso em: 24 set. 2026.</w:t>
       </w:r>
     </w:p>
     <w:p>
@@ -11892,36 +12033,20 @@
         </w:numPr>
       </w:pPr>
       <w:r>
-        <w:t xml:space="preserve">SECULT – SECRETARIA DE ESTADO DA CULTURA DO ESPÍRITO SANTO.</w:t>
-      </w:r>
-      <w:r>
-        <w:t xml:space="preserve"> </w:t>
-      </w:r>
-      <w:r>
-        <w:rPr>
-          <w:b/>
-          <w:bCs/>
-        </w:rPr>
-        <w:t xml:space="preserve">Lista de projetos habilitados</w:t>
-      </w:r>
-      <w:r>
-        <w:t xml:space="preserve"> </w:t>
-      </w:r>
-      <w:r>
-        <w:t xml:space="preserve">(seções 2022 a 2026) e</w:t>
-      </w:r>
-      <w:r>
-        <w:t xml:space="preserve"> </w:t>
-      </w:r>
-      <w:r>
-        <w:rPr>
-          <w:b/>
-          <w:bCs/>
-        </w:rPr>
-        <w:t xml:space="preserve">Recurso financeiro captado – 2025</w:t>
-      </w:r>
-      <w:r>
-        <w:t xml:space="preserve">. Vitória: SECULT, 2026b. Disponível em: https://secult.es.gov.br/lista-de-projetos-habilitados. Acesso em: 3 set. 2026.</w:t>
+        <w:t xml:space="preserve">SECULT – SECRETARIA DE ESTADO DA CULTURA DO ESPÍRITO SANTO. Regimento interno da Comissão de Avaliação Permanente (CAP) da Lei de Incentivo à Cultura Capixaba.</w:t>
+      </w:r>
+      <w:r>
+        <w:t xml:space="preserve"> </w:t>
+      </w:r>
+      <w:r>
+        <w:rPr>
+          <w:b/>
+          <w:bCs/>
+        </w:rPr>
+        <w:t xml:space="preserve">Diário Oficial dos Poderes do Estado</w:t>
+      </w:r>
+      <w:r>
+        <w:t xml:space="preserve">, Vitória, 16 fev. 2023b. Disponível em: https://secult.es.gov.br/legislacao-licc. Acesso em: 23 set. 2026.</w:t>
       </w:r>
     </w:p>
     <w:p>
@@ -11945,20 +12070,20 @@
         </w:numPr>
       </w:pPr>
       <w:r>
-        <w:t xml:space="preserve">SECULT – SECRETARIA DE ESTADO DA CULTURA DO ESPÍRITO SANTO.</w:t>
-      </w:r>
-      <w:r>
-        <w:t xml:space="preserve"> </w:t>
-      </w:r>
-      <w:r>
-        <w:rPr>
-          <w:b/>
-          <w:bCs/>
-        </w:rPr>
-        <w:t xml:space="preserve">Comissão de Avaliação Permanente (CAP)</w:t>
-      </w:r>
-      <w:r>
-        <w:t xml:space="preserve">: extratos das atas das reuniões, 2023 a 2026. Vitória: SECULT, 2026f. Disponível em: https://secult.es.gov.br/cap-2026. Acesso em: 27 set. 2026.</w:t>
+        <w:t xml:space="preserve">SECULT – SECRETARIA DE ESTADO DA CULTURA DO ESPÍRITO SANTO. Instrução Normativa nº 001, de 31 de janeiro de 2024.</w:t>
+      </w:r>
+      <w:r>
+        <w:t xml:space="preserve"> </w:t>
+      </w:r>
+      <w:r>
+        <w:rPr>
+          <w:b/>
+          <w:bCs/>
+        </w:rPr>
+        <w:t xml:space="preserve">Diário Oficial dos Poderes do Estado</w:t>
+      </w:r>
+      <w:r>
+        <w:t xml:space="preserve">, Vitória, 1º fev. 2024a. Disponível em: https://secult.es.gov.br/instrucao-normativa-licc-2024. Acesso em: 24 set. 2026.</w:t>
       </w:r>
     </w:p>
     <w:p>
@@ -11982,20 +12107,7 @@
         </w:numPr>
       </w:pPr>
       <w:r>
-        <w:t xml:space="preserve">SECULT – SECRETARIA DE ESTADO DA CULTURA DO ESPÍRITO SANTO.</w:t>
-      </w:r>
-      <w:r>
-        <w:t xml:space="preserve"> </w:t>
-      </w:r>
-      <w:r>
-        <w:rPr>
-          <w:b/>
-          <w:bCs/>
-        </w:rPr>
-        <w:t xml:space="preserve">Ata de julgamento de recursos e resultado final da etapa de pré-seleção de projetos</w:t>
-      </w:r>
-      <w:r>
-        <w:t xml:space="preserve">: Edital nº 29/2025, produção de curta e média-metragem. Vitória: SECULT, 2026g. Disponível em: https://secult.es.gov.br/media/ata-de-julgamento-de-recursos-pre-selecao-29-2025.pdf. Acesso em: 27 set. 2026.</w:t>
+        <w:t xml:space="preserve">SECULT – SECRETARIA DE ESTADO DA CULTURA DO ESPÍRITO SANTO. Portaria nº 078, de 31 de julho de 2024. Introduz alterações no artigo 12 da Instrução Normativa nº 001 de 31 de janeiro de 2024. Vitória: SECULT, 2024b. Disponível em: https://secult.es.gov.br/media/2024/PORTARIA_SECULT_N%C2%BA_078%2C_DE_31_DE_JULHO_DE_2024.pdf. Acesso em: 23 set. 2026.</w:t>
       </w:r>
     </w:p>
     <w:p>
@@ -12019,20 +12131,20 @@
         </w:numPr>
       </w:pPr>
       <w:r>
-        <w:t xml:space="preserve">SILVA, Frederico Augusto Barbosa da.</w:t>
-      </w:r>
-      <w:r>
-        <w:t xml:space="preserve"> </w:t>
-      </w:r>
-      <w:r>
-        <w:rPr>
-          <w:b/>
-          <w:bCs/>
-        </w:rPr>
-        <w:t xml:space="preserve">Financiamento cultural no Brasil contemporâneo</w:t>
-      </w:r>
-      <w:r>
-        <w:t xml:space="preserve">. Brasília: Ipea, 2017. (Texto para Discussão, 2280).</w:t>
+        <w:t xml:space="preserve">SECULT – SECRETARIA DE ESTADO DA CULTURA DO ESPÍRITO SANTO.</w:t>
+      </w:r>
+      <w:r>
+        <w:t xml:space="preserve"> </w:t>
+      </w:r>
+      <w:r>
+        <w:rPr>
+          <w:b/>
+          <w:bCs/>
+        </w:rPr>
+        <w:t xml:space="preserve">Instrução Normativa nº 001/2025, de 14 de janeiro de 2025</w:t>
+      </w:r>
+      <w:r>
+        <w:t xml:space="preserve">. Vitória: SECULT, 2025a.</w:t>
       </w:r>
     </w:p>
     <w:p>
@@ -12056,20 +12168,20 @@
         </w:numPr>
       </w:pPr>
       <w:r>
-        <w:t xml:space="preserve">TEIXEIRA, Lusvânio Carlos; XAVIER, Wescley Silva; FARIA, Evandro Rodrigues de; BRAVIM, Márcio Teixeira. Relação entre os equipamentos e políticas culturais dos municípios de Minas Gerais e a captação de recursos via Lei Estadual de Incentivo à Cultura.</w:t>
-      </w:r>
-      <w:r>
-        <w:t xml:space="preserve"> </w:t>
-      </w:r>
-      <w:r>
-        <w:rPr>
-          <w:b/>
-          <w:bCs/>
-        </w:rPr>
-        <w:t xml:space="preserve">Interações</w:t>
-      </w:r>
-      <w:r>
-        <w:t xml:space="preserve">, Campo Grande, v. 22, n. 2, p. 405-419, 2021. DOI: 10.20435/inter.v22i2.2965.</w:t>
+        <w:t xml:space="preserve">SECULT – SECRETARIA DE ESTADO DA CULTURA DO ESPÍRITO SANTO. Portaria nº 062-S, de 9 de maio de 2025. Altera a Instrução Normativa nº 001 de 31 de janeiro de 2025.</w:t>
+      </w:r>
+      <w:r>
+        <w:t xml:space="preserve"> </w:t>
+      </w:r>
+      <w:r>
+        <w:rPr>
+          <w:b/>
+          <w:bCs/>
+        </w:rPr>
+        <w:t xml:space="preserve">Diário Oficial dos Poderes do Estado</w:t>
+      </w:r>
+      <w:r>
+        <w:t xml:space="preserve">, Vitória, 2025b.</w:t>
       </w:r>
     </w:p>
     <w:p>
@@ -12081,7 +12193,7 @@
         </w:numPr>
       </w:pPr>
       <w:r>
-        <w:t xml:space="preserve">conferência: VERIFIED</w:t>
+        <w:t xml:space="preserve">conferência: sem_doi</w:t>
       </w:r>
     </w:p>
     <w:p>
@@ -12093,20 +12205,20 @@
         </w:numPr>
       </w:pPr>
       <w:r>
-        <w:t xml:space="preserve">WHITE, Howard; RAITZER, David A.</w:t>
-      </w:r>
-      <w:r>
-        <w:t xml:space="preserve"> </w:t>
-      </w:r>
-      <w:r>
-        <w:rPr>
-          <w:b/>
-          <w:bCs/>
-        </w:rPr>
-        <w:t xml:space="preserve">Impact evaluation of development interventions</w:t>
-      </w:r>
-      <w:r>
-        <w:t xml:space="preserve">: a practical guide. Mandaluyong City: Asian Development Bank, 2017. DOI: 10.22617/TCS179188-2.</w:t>
+        <w:t xml:space="preserve">SECULT – SECRETARIA DE ESTADO DA CULTURA DO ESPÍRITO SANTO.</w:t>
+      </w:r>
+      <w:r>
+        <w:t xml:space="preserve"> </w:t>
+      </w:r>
+      <w:r>
+        <w:rPr>
+          <w:b/>
+          <w:bCs/>
+        </w:rPr>
+        <w:t xml:space="preserve">Edital de credenciamento nº 001/2025</w:t>
+      </w:r>
+      <w:r>
+        <w:t xml:space="preserve">: serviços de pareceristas da Lei de Incentivo à Cultura Capixaba; lista de credenciados por área, atualizada em 18 set. 2026. Vitória: SECULT, 2025c. Disponível em: https://secult.es.gov.br/credenciamento. Acesso em: 27 set. 2026.</w:t>
       </w:r>
     </w:p>
     <w:p>
@@ -12118,7 +12230,7 @@
         </w:numPr>
       </w:pPr>
       <w:r>
-        <w:t xml:space="preserve">conferência: VERIFIED</w:t>
+        <w:t xml:space="preserve">conferência: sem_doi</w:t>
       </w:r>
     </w:p>
     <w:p>
@@ -12130,6 +12242,404 @@
         </w:numPr>
       </w:pPr>
       <w:r>
+        <w:t xml:space="preserve">SECULT – SECRETARIA DE ESTADO DA CULTURA DO ESPÍRITO SANTO.</w:t>
+      </w:r>
+      <w:r>
+        <w:t xml:space="preserve"> </w:t>
+      </w:r>
+      <w:r>
+        <w:rPr>
+          <w:b/>
+          <w:bCs/>
+        </w:rPr>
+        <w:t xml:space="preserve">Instrução Normativa nº 001/2026, de 12 de janeiro de 2026</w:t>
+      </w:r>
+      <w:r>
+        <w:t xml:space="preserve">. Vitória: SECULT, 2026a.</w:t>
+      </w:r>
+    </w:p>
+    <w:p>
+      <w:pPr>
+        <w:pStyle w:val="Compact"/>
+        <w:numPr>
+          <w:ilvl w:val="1"/>
+          <w:numId w:val="1423"/>
+        </w:numPr>
+      </w:pPr>
+      <w:r>
+        <w:t xml:space="preserve">conferência: sem_doi</w:t>
+      </w:r>
+    </w:p>
+    <w:p>
+      <w:pPr>
+        <w:pStyle w:val="Compact"/>
+        <w:numPr>
+          <w:ilvl w:val="0"/>
+          <w:numId w:val="1424"/>
+        </w:numPr>
+      </w:pPr>
+      <w:r>
+        <w:t xml:space="preserve">SECULT – SECRETARIA DE ESTADO DA CULTURA DO ESPÍRITO SANTO.</w:t>
+      </w:r>
+      <w:r>
+        <w:t xml:space="preserve"> </w:t>
+      </w:r>
+      <w:r>
+        <w:rPr>
+          <w:b/>
+          <w:bCs/>
+        </w:rPr>
+        <w:t xml:space="preserve">Recursos financeiros captados</w:t>
+      </w:r>
+      <w:r>
+        <w:t xml:space="preserve">: anexos</w:t>
+      </w:r>
+      <w:r>
+        <w:t xml:space="preserve"> </w:t>
+      </w:r>
+      <w:r>
+        <w:t xml:space="preserve">“Recurso financeiro captado”</w:t>
+      </w:r>
+      <w:r>
+        <w:t xml:space="preserve"> </w:t>
+      </w:r>
+      <w:r>
+        <w:t xml:space="preserve">de 2022 a 2026. Vitória: SECULT, 2026c. Disponível em: https://secult.es.gov.br/recursos-financeiros-captados. Acesso em: 24 set. 2026.</w:t>
+      </w:r>
+    </w:p>
+    <w:p>
+      <w:pPr>
+        <w:pStyle w:val="Compact"/>
+        <w:numPr>
+          <w:ilvl w:val="1"/>
+          <w:numId w:val="1425"/>
+        </w:numPr>
+      </w:pPr>
+      <w:r>
+        <w:t xml:space="preserve">conferência: sem_doi</w:t>
+      </w:r>
+    </w:p>
+    <w:p>
+      <w:pPr>
+        <w:pStyle w:val="Compact"/>
+        <w:numPr>
+          <w:ilvl w:val="0"/>
+          <w:numId w:val="1426"/>
+        </w:numPr>
+      </w:pPr>
+      <w:r>
+        <w:t xml:space="preserve">SECULT – SECRETARIA DE ESTADO DA CULTURA DO ESPÍRITO SANTO.</w:t>
+      </w:r>
+      <w:r>
+        <w:t xml:space="preserve"> </w:t>
+      </w:r>
+      <w:r>
+        <w:rPr>
+          <w:b/>
+          <w:bCs/>
+        </w:rPr>
+        <w:t xml:space="preserve">Mapa Cultural do Espírito Santo</w:t>
+      </w:r>
+      <w:r>
+        <w:t xml:space="preserve">: API pública de agentes e oportunidades (inclusive as fases de avaliação da LICC). Vitória: SECULT, 2026d. Disponível em: https://mapa.cultura.es.gov.br. Acesso em: 24 set. 2026.</w:t>
+      </w:r>
+    </w:p>
+    <w:p>
+      <w:pPr>
+        <w:pStyle w:val="Compact"/>
+        <w:numPr>
+          <w:ilvl w:val="1"/>
+          <w:numId w:val="1427"/>
+        </w:numPr>
+      </w:pPr>
+      <w:r>
+        <w:t xml:space="preserve">conferência: sem_doi</w:t>
+      </w:r>
+    </w:p>
+    <w:p>
+      <w:pPr>
+        <w:pStyle w:val="Compact"/>
+        <w:numPr>
+          <w:ilvl w:val="0"/>
+          <w:numId w:val="1428"/>
+        </w:numPr>
+      </w:pPr>
+      <w:r>
+        <w:t xml:space="preserve">SECULT – SECRETARIA DE ESTADO DA CULTURA DO ESPÍRITO SANTO.</w:t>
+      </w:r>
+      <w:r>
+        <w:t xml:space="preserve"> </w:t>
+      </w:r>
+      <w:r>
+        <w:rPr>
+          <w:b/>
+          <w:bCs/>
+        </w:rPr>
+        <w:t xml:space="preserve">Parecer técnico cultural LICC</w:t>
+      </w:r>
+      <w:r>
+        <w:t xml:space="preserve">: modelo padrão. Vitória: SECULT, 2026e. Disponível em: https://secult.es.gov.br/LICC. Acesso em: 24 set. 2026.</w:t>
+      </w:r>
+    </w:p>
+    <w:p>
+      <w:pPr>
+        <w:pStyle w:val="Compact"/>
+        <w:numPr>
+          <w:ilvl w:val="1"/>
+          <w:numId w:val="1429"/>
+        </w:numPr>
+      </w:pPr>
+      <w:r>
+        <w:t xml:space="preserve">conferência: sem_doi</w:t>
+      </w:r>
+    </w:p>
+    <w:p>
+      <w:pPr>
+        <w:pStyle w:val="Compact"/>
+        <w:numPr>
+          <w:ilvl w:val="0"/>
+          <w:numId w:val="1430"/>
+        </w:numPr>
+      </w:pPr>
+      <w:r>
+        <w:t xml:space="preserve">SECULT – SECRETARIA DE ESTADO DA CULTURA DO ESPÍRITO SANTO.</w:t>
+      </w:r>
+      <w:r>
+        <w:t xml:space="preserve"> </w:t>
+      </w:r>
+      <w:r>
+        <w:rPr>
+          <w:b/>
+          <w:bCs/>
+        </w:rPr>
+        <w:t xml:space="preserve">Lista de projetos habilitados</w:t>
+      </w:r>
+      <w:r>
+        <w:t xml:space="preserve"> </w:t>
+      </w:r>
+      <w:r>
+        <w:t xml:space="preserve">(seções 2022 a 2026) e</w:t>
+      </w:r>
+      <w:r>
+        <w:t xml:space="preserve"> </w:t>
+      </w:r>
+      <w:r>
+        <w:rPr>
+          <w:b/>
+          <w:bCs/>
+        </w:rPr>
+        <w:t xml:space="preserve">Recurso financeiro captado – 2025</w:t>
+      </w:r>
+      <w:r>
+        <w:t xml:space="preserve">. Vitória: SECULT, 2026b. Disponível em: https://secult.es.gov.br/lista-de-projetos-habilitados. Acesso em: 3 set. 2026.</w:t>
+      </w:r>
+    </w:p>
+    <w:p>
+      <w:pPr>
+        <w:pStyle w:val="Compact"/>
+        <w:numPr>
+          <w:ilvl w:val="1"/>
+          <w:numId w:val="1431"/>
+        </w:numPr>
+      </w:pPr>
+      <w:r>
+        <w:t xml:space="preserve">conferência: sem_doi</w:t>
+      </w:r>
+    </w:p>
+    <w:p>
+      <w:pPr>
+        <w:pStyle w:val="Compact"/>
+        <w:numPr>
+          <w:ilvl w:val="0"/>
+          <w:numId w:val="1432"/>
+        </w:numPr>
+      </w:pPr>
+      <w:r>
+        <w:t xml:space="preserve">SECULT – SECRETARIA DE ESTADO DA CULTURA DO ESPÍRITO SANTO.</w:t>
+      </w:r>
+      <w:r>
+        <w:t xml:space="preserve"> </w:t>
+      </w:r>
+      <w:r>
+        <w:rPr>
+          <w:b/>
+          <w:bCs/>
+        </w:rPr>
+        <w:t xml:space="preserve">Comissão de Avaliação Permanente (CAP)</w:t>
+      </w:r>
+      <w:r>
+        <w:t xml:space="preserve">: extratos das atas das reuniões, 2023 a 2026. Vitória: SECULT, 2026f. Disponível em: https://secult.es.gov.br/cap-2026. Acesso em: 27 set. 2026.</w:t>
+      </w:r>
+    </w:p>
+    <w:p>
+      <w:pPr>
+        <w:pStyle w:val="Compact"/>
+        <w:numPr>
+          <w:ilvl w:val="1"/>
+          <w:numId w:val="1433"/>
+        </w:numPr>
+      </w:pPr>
+      <w:r>
+        <w:t xml:space="preserve">conferência: sem_doi</w:t>
+      </w:r>
+    </w:p>
+    <w:p>
+      <w:pPr>
+        <w:pStyle w:val="Compact"/>
+        <w:numPr>
+          <w:ilvl w:val="0"/>
+          <w:numId w:val="1434"/>
+        </w:numPr>
+      </w:pPr>
+      <w:r>
+        <w:t xml:space="preserve">SECULT – SECRETARIA DE ESTADO DA CULTURA DO ESPÍRITO SANTO.</w:t>
+      </w:r>
+      <w:r>
+        <w:t xml:space="preserve"> </w:t>
+      </w:r>
+      <w:r>
+        <w:rPr>
+          <w:b/>
+          <w:bCs/>
+        </w:rPr>
+        <w:t xml:space="preserve">Ata de julgamento de recursos e resultado final da etapa de pré-seleção de projetos</w:t>
+      </w:r>
+      <w:r>
+        <w:t xml:space="preserve">: Edital nº 29/2025, produção de curta e média-metragem. Vitória: SECULT, 2026g. Disponível em: https://secult.es.gov.br/media/ata-de-julgamento-de-recursos-pre-selecao-29-2025.pdf. Acesso em: 27 set. 2026.</w:t>
+      </w:r>
+    </w:p>
+    <w:p>
+      <w:pPr>
+        <w:pStyle w:val="Compact"/>
+        <w:numPr>
+          <w:ilvl w:val="1"/>
+          <w:numId w:val="1435"/>
+        </w:numPr>
+      </w:pPr>
+      <w:r>
+        <w:t xml:space="preserve">conferência: sem_doi</w:t>
+      </w:r>
+    </w:p>
+    <w:p>
+      <w:pPr>
+        <w:pStyle w:val="Compact"/>
+        <w:numPr>
+          <w:ilvl w:val="0"/>
+          <w:numId w:val="1436"/>
+        </w:numPr>
+      </w:pPr>
+      <w:r>
+        <w:t xml:space="preserve">SILVA, Frederico Augusto Barbosa da.</w:t>
+      </w:r>
+      <w:r>
+        <w:t xml:space="preserve"> </w:t>
+      </w:r>
+      <w:r>
+        <w:rPr>
+          <w:b/>
+          <w:bCs/>
+        </w:rPr>
+        <w:t xml:space="preserve">Financiamento cultural no Brasil contemporâneo</w:t>
+      </w:r>
+      <w:r>
+        <w:t xml:space="preserve">. Brasília: Ipea, 2017. (Texto para Discussão, 2280).</w:t>
+      </w:r>
+    </w:p>
+    <w:p>
+      <w:pPr>
+        <w:pStyle w:val="Compact"/>
+        <w:numPr>
+          <w:ilvl w:val="1"/>
+          <w:numId w:val="1437"/>
+        </w:numPr>
+      </w:pPr>
+      <w:r>
+        <w:t xml:space="preserve">conferência: sem_doi</w:t>
+      </w:r>
+    </w:p>
+    <w:p>
+      <w:pPr>
+        <w:pStyle w:val="Compact"/>
+        <w:numPr>
+          <w:ilvl w:val="0"/>
+          <w:numId w:val="1438"/>
+        </w:numPr>
+      </w:pPr>
+      <w:r>
+        <w:t xml:space="preserve">TEIXEIRA, Lusvânio Carlos; XAVIER, Wescley Silva; FARIA, Evandro Rodrigues de; BRAVIM, Márcio Teixeira. Relação entre os equipamentos e políticas culturais dos municípios de Minas Gerais e a captação de recursos via Lei Estadual de Incentivo à Cultura.</w:t>
+      </w:r>
+      <w:r>
+        <w:t xml:space="preserve"> </w:t>
+      </w:r>
+      <w:r>
+        <w:rPr>
+          <w:b/>
+          <w:bCs/>
+        </w:rPr>
+        <w:t xml:space="preserve">Interações</w:t>
+      </w:r>
+      <w:r>
+        <w:t xml:space="preserve">, Campo Grande, v. 22, n. 2, p. 405-419, 2021. DOI: 10.20435/inter.v22i2.2965.</w:t>
+      </w:r>
+    </w:p>
+    <w:p>
+      <w:pPr>
+        <w:pStyle w:val="Compact"/>
+        <w:numPr>
+          <w:ilvl w:val="1"/>
+          <w:numId w:val="1439"/>
+        </w:numPr>
+      </w:pPr>
+      <w:r>
+        <w:t xml:space="preserve">conferência: VERIFIED</w:t>
+      </w:r>
+    </w:p>
+    <w:p>
+      <w:pPr>
+        <w:pStyle w:val="Compact"/>
+        <w:numPr>
+          <w:ilvl w:val="0"/>
+          <w:numId w:val="1440"/>
+        </w:numPr>
+      </w:pPr>
+      <w:r>
+        <w:t xml:space="preserve">WHITE, Howard; RAITZER, David A.</w:t>
+      </w:r>
+      <w:r>
+        <w:t xml:space="preserve"> </w:t>
+      </w:r>
+      <w:r>
+        <w:rPr>
+          <w:b/>
+          <w:bCs/>
+        </w:rPr>
+        <w:t xml:space="preserve">Impact evaluation of development interventions</w:t>
+      </w:r>
+      <w:r>
+        <w:t xml:space="preserve">: a practical guide. Mandaluyong City: Asian Development Bank, 2017. DOI: 10.22617/TCS179188-2.</w:t>
+      </w:r>
+    </w:p>
+    <w:p>
+      <w:pPr>
+        <w:pStyle w:val="Compact"/>
+        <w:numPr>
+          <w:ilvl w:val="1"/>
+          <w:numId w:val="1441"/>
+        </w:numPr>
+      </w:pPr>
+      <w:r>
+        <w:t xml:space="preserve">conferência: VERIFIED</w:t>
+      </w:r>
+    </w:p>
+    <w:p>
+      <w:pPr>
+        <w:pStyle w:val="Compact"/>
+        <w:numPr>
+          <w:ilvl w:val="0"/>
+          <w:numId w:val="1442"/>
+        </w:numPr>
+      </w:pPr>
+      <w:r>
         <w:t xml:space="preserve">WILLIAMS, Martin J. External validity and policy adaptation: from impact evaluation to policy design.</w:t>
       </w:r>
       <w:r>
@@ -12151,7 +12661,7 @@
         <w:pStyle w:val="Compact"/>
         <w:numPr>
           <w:ilvl w:val="1"/>
-          <w:numId w:val="1423"/>
+          <w:numId w:val="1443"/>
         </w:numPr>
       </w:pPr>
       <w:r>
@@ -12173,16 +12683,16 @@
         <w:pStyle w:val="FirstParagraph"/>
       </w:pPr>
       <w:r>
-        <w:t xml:space="preserve">182 frases e linhas de tabela; 50 com checagem automática de dados. Abaixo, as que têm números sem checagem automática (a maioria é regra de norma; conferir na fonte citada):</w:t>
-      </w:r>
-    </w:p>
-    <w:bookmarkStart w:id="33" w:name="dado-ou-literatura-13"/>
+        <w:t xml:space="preserve">196 frases e linhas de tabela; 55 com checagem automática de dados. Abaixo, as que têm números sem checagem automática (a maioria é regra de norma; conferir na fonte citada):</w:t>
+      </w:r>
+    </w:p>
+    <w:bookmarkStart w:id="33" w:name="dado-ou-literatura-17"/>
     <w:p>
       <w:pPr>
         <w:pStyle w:val="Heading3"/>
       </w:pPr>
       <w:r>
-        <w:t xml:space="preserve">Dado ou literatura (13)</w:t>
+        <w:t xml:space="preserve">Dado ou literatura (17)</w:t>
       </w:r>
     </w:p>
     <w:p>
@@ -12190,7 +12700,7 @@
         <w:pStyle w:val="Compact"/>
         <w:numPr>
           <w:ilvl w:val="0"/>
-          <w:numId w:val="1424"/>
+          <w:numId w:val="1444"/>
         </w:numPr>
       </w:pPr>
       <w:r>
@@ -12202,7 +12712,7 @@
         <w:pStyle w:val="Compact"/>
         <w:numPr>
           <w:ilvl w:val="0"/>
-          <w:numId w:val="1425"/>
+          <w:numId w:val="1445"/>
         </w:numPr>
       </w:pPr>
       <w:r>
@@ -12214,7 +12724,7 @@
         <w:pStyle w:val="Compact"/>
         <w:numPr>
           <w:ilvl w:val="0"/>
-          <w:numId w:val="1426"/>
+          <w:numId w:val="1446"/>
         </w:numPr>
       </w:pPr>
       <w:r>
@@ -12226,7 +12736,7 @@
         <w:pStyle w:val="Compact"/>
         <w:numPr>
           <w:ilvl w:val="0"/>
-          <w:numId w:val="1427"/>
+          <w:numId w:val="1447"/>
         </w:numPr>
       </w:pPr>
       <w:r>
@@ -12238,7 +12748,7 @@
         <w:pStyle w:val="Compact"/>
         <w:numPr>
           <w:ilvl w:val="0"/>
-          <w:numId w:val="1428"/>
+          <w:numId w:val="1448"/>
         </w:numPr>
       </w:pPr>
       <w:r>
@@ -12250,7 +12760,7 @@
         <w:pStyle w:val="Compact"/>
         <w:numPr>
           <w:ilvl w:val="0"/>
-          <w:numId w:val="1429"/>
+          <w:numId w:val="1449"/>
         </w:numPr>
       </w:pPr>
       <w:r>
@@ -12262,7 +12772,7 @@
         <w:pStyle w:val="Compact"/>
         <w:numPr>
           <w:ilvl w:val="0"/>
-          <w:numId w:val="1430"/>
+          <w:numId w:val="1450"/>
         </w:numPr>
       </w:pPr>
       <w:r>
@@ -12274,7 +12784,7 @@
         <w:pStyle w:val="Compact"/>
         <w:numPr>
           <w:ilvl w:val="0"/>
-          <w:numId w:val="1431"/>
+          <w:numId w:val="1451"/>
         </w:numPr>
       </w:pPr>
       <w:r>
@@ -12286,7 +12796,7 @@
         <w:pStyle w:val="Compact"/>
         <w:numPr>
           <w:ilvl w:val="0"/>
-          <w:numId w:val="1432"/>
+          <w:numId w:val="1452"/>
         </w:numPr>
       </w:pPr>
       <w:r>
@@ -12298,7 +12808,7 @@
         <w:pStyle w:val="Compact"/>
         <w:numPr>
           <w:ilvl w:val="0"/>
-          <w:numId w:val="1433"/>
+          <w:numId w:val="1453"/>
         </w:numPr>
       </w:pPr>
       <w:r>
@@ -12310,11 +12820,11 @@
         <w:pStyle w:val="Compact"/>
         <w:numPr>
           <w:ilvl w:val="0"/>
-          <w:numId w:val="1434"/>
-        </w:numPr>
-      </w:pPr>
-      <w:r>
-        <w:t xml:space="preserve">[5.2.4.3]: 71</w:t>
+          <w:numId w:val="1454"/>
+        </w:numPr>
+      </w:pPr>
+      <w:r>
+        <w:t xml:space="preserve">linha «H3»: 10%</w:t>
       </w:r>
     </w:p>
     <w:p>
@@ -12322,7 +12832,43 @@
         <w:pStyle w:val="Compact"/>
         <w:numPr>
           <w:ilvl w:val="0"/>
-          <w:numId w:val="1435"/>
+          <w:numId w:val="1455"/>
+        </w:numPr>
+      </w:pPr>
+      <w:r>
+        <w:t xml:space="preserve">[5.2.4.2]: 10%</w:t>
+      </w:r>
+    </w:p>
+    <w:p>
+      <w:pPr>
+        <w:pStyle w:val="Compact"/>
+        <w:numPr>
+          <w:ilvl w:val="0"/>
+          <w:numId w:val="1456"/>
+        </w:numPr>
+      </w:pPr>
+      <w:r>
+        <w:t xml:space="preserve">[5.2.5.3]: 71</w:t>
+      </w:r>
+    </w:p>
+    <w:p>
+      <w:pPr>
+        <w:pStyle w:val="Compact"/>
+        <w:numPr>
+          <w:ilvl w:val="0"/>
+          <w:numId w:val="1457"/>
+        </w:numPr>
+      </w:pPr>
+      <w:r>
+        <w:t xml:space="preserve">[5.2.6.3]: 25</w:t>
+      </w:r>
+    </w:p>
+    <w:p>
+      <w:pPr>
+        <w:pStyle w:val="Compact"/>
+        <w:numPr>
+          <w:ilvl w:val="0"/>
+          <w:numId w:val="1458"/>
         </w:numPr>
       </w:pPr>
       <w:r>
@@ -12334,11 +12880,23 @@
         <w:pStyle w:val="Compact"/>
         <w:numPr>
           <w:ilvl w:val="0"/>
-          <w:numId w:val="1436"/>
-        </w:numPr>
-      </w:pPr>
-      <w:r>
-        <w:t xml:space="preserve">[5.4.4.4]: 30, 50</w:t>
+          <w:numId w:val="1459"/>
+        </w:numPr>
+      </w:pPr>
+      <w:r>
+        <w:t xml:space="preserve">[5.4.4.2]: 15</w:t>
+      </w:r>
+    </w:p>
+    <w:p>
+      <w:pPr>
+        <w:pStyle w:val="Compact"/>
+        <w:numPr>
+          <w:ilvl w:val="0"/>
+          <w:numId w:val="1460"/>
+        </w:numPr>
+      </w:pPr>
+      <w:r>
+        <w:t xml:space="preserve">[5.4.4.5]: 30, 50</w:t>
       </w:r>
     </w:p>
     <w:bookmarkEnd w:id="33"/>
@@ -12356,7 +12914,7 @@
         <w:pStyle w:val="Compact"/>
         <w:numPr>
           <w:ilvl w:val="0"/>
-          <w:numId w:val="1437"/>
+          <w:numId w:val="1461"/>
         </w:numPr>
       </w:pPr>
       <w:r>
@@ -12368,7 +12926,7 @@
         <w:pStyle w:val="Compact"/>
         <w:numPr>
           <w:ilvl w:val="0"/>
-          <w:numId w:val="1438"/>
+          <w:numId w:val="1462"/>
         </w:numPr>
       </w:pPr>
       <w:r>
@@ -12380,7 +12938,7 @@
         <w:pStyle w:val="Compact"/>
         <w:numPr>
           <w:ilvl w:val="0"/>
-          <w:numId w:val="1439"/>
+          <w:numId w:val="1463"/>
         </w:numPr>
       </w:pPr>
       <w:r>
@@ -12392,7 +12950,7 @@
         <w:pStyle w:val="Compact"/>
         <w:numPr>
           <w:ilvl w:val="0"/>
-          <w:numId w:val="1440"/>
+          <w:numId w:val="1464"/>
         </w:numPr>
       </w:pPr>
       <w:r>
@@ -12404,7 +12962,7 @@
         <w:pStyle w:val="Compact"/>
         <w:numPr>
           <w:ilvl w:val="0"/>
-          <w:numId w:val="1441"/>
+          <w:numId w:val="1465"/>
         </w:numPr>
       </w:pPr>
       <w:r>
@@ -12416,7 +12974,7 @@
         <w:pStyle w:val="Compact"/>
         <w:numPr>
           <w:ilvl w:val="0"/>
-          <w:numId w:val="1442"/>
+          <w:numId w:val="1466"/>
         </w:numPr>
       </w:pPr>
       <w:r>
@@ -12428,7 +12986,7 @@
         <w:pStyle w:val="Compact"/>
         <w:numPr>
           <w:ilvl w:val="0"/>
-          <w:numId w:val="1443"/>
+          <w:numId w:val="1467"/>
         </w:numPr>
       </w:pPr>
       <w:r>
@@ -12440,7 +12998,7 @@
         <w:pStyle w:val="Compact"/>
         <w:numPr>
           <w:ilvl w:val="0"/>
-          <w:numId w:val="1444"/>
+          <w:numId w:val="1468"/>
         </w:numPr>
       </w:pPr>
       <w:r>
@@ -12452,7 +13010,7 @@
         <w:pStyle w:val="Compact"/>
         <w:numPr>
           <w:ilvl w:val="0"/>
-          <w:numId w:val="1445"/>
+          <w:numId w:val="1469"/>
         </w:numPr>
       </w:pPr>
       <w:r>
@@ -12464,7 +13022,7 @@
         <w:pStyle w:val="Compact"/>
         <w:numPr>
           <w:ilvl w:val="0"/>
-          <w:numId w:val="1446"/>
+          <w:numId w:val="1470"/>
         </w:numPr>
       </w:pPr>
       <w:r>
@@ -12476,7 +13034,7 @@
         <w:pStyle w:val="Compact"/>
         <w:numPr>
           <w:ilvl w:val="0"/>
-          <w:numId w:val="1447"/>
+          <w:numId w:val="1471"/>
         </w:numPr>
       </w:pPr>
       <w:r>
@@ -13448,13 +14006,13 @@
     <w:abstractNumId w:val="992"/>
   </w:num>
   <w:num w:numId="1224">
-    <w:abstractNumId w:val="991"/>
+    <w:abstractNumId w:val="992"/>
   </w:num>
   <w:num w:numId="1225">
-    <w:abstractNumId w:val="992"/>
+    <w:abstractNumId w:val="991"/>
   </w:num>
   <w:num w:numId="1226">
-    <w:abstractNumId w:val="992"/>
+    <w:abstractNumId w:val="991"/>
   </w:num>
   <w:num w:numId="1227">
     <w:abstractNumId w:val="992"/>
@@ -13469,19 +14027,19 @@
     <w:abstractNumId w:val="991"/>
   </w:num>
   <w:num w:numId="1231">
-    <w:abstractNumId w:val="991"/>
+    <w:abstractNumId w:val="992"/>
   </w:num>
   <w:num w:numId="1232">
     <w:abstractNumId w:val="992"/>
   </w:num>
   <w:num w:numId="1233">
-    <w:abstractNumId w:val="991"/>
+    <w:abstractNumId w:val="992"/>
   </w:num>
   <w:num w:numId="1234">
-    <w:abstractNumId w:val="992"/>
+    <w:abstractNumId w:val="991"/>
   </w:num>
   <w:num w:numId="1235">
-    <w:abstractNumId w:val="992"/>
+    <w:abstractNumId w:val="991"/>
   </w:num>
   <w:num w:numId="1236">
     <w:abstractNumId w:val="992"/>
@@ -13493,16 +14051,16 @@
     <w:abstractNumId w:val="992"/>
   </w:num>
   <w:num w:numId="1239">
-    <w:abstractNumId w:val="991"/>
+    <w:abstractNumId w:val="992"/>
   </w:num>
   <w:num w:numId="1240">
     <w:abstractNumId w:val="992"/>
   </w:num>
   <w:num w:numId="1241">
-    <w:abstractNumId w:val="992"/>
+    <w:abstractNumId w:val="991"/>
   </w:num>
   <w:num w:numId="1242">
-    <w:abstractNumId w:val="991"/>
+    <w:abstractNumId w:val="992"/>
   </w:num>
   <w:num w:numId="1243">
     <w:abstractNumId w:val="992"/>
@@ -13511,7 +14069,7 @@
     <w:abstractNumId w:val="992"/>
   </w:num>
   <w:num w:numId="1245">
-    <w:abstractNumId w:val="991"/>
+    <w:abstractNumId w:val="992"/>
   </w:num>
   <w:num w:numId="1246">
     <w:abstractNumId w:val="992"/>
@@ -13523,76 +14081,76 @@
     <w:abstractNumId w:val="992"/>
   </w:num>
   <w:num w:numId="1249">
-    <w:abstractNumId w:val="991"/>
+    <w:abstractNumId w:val="992"/>
   </w:num>
   <w:num w:numId="1250">
-    <w:abstractNumId w:val="992"/>
+    <w:abstractNumId w:val="991"/>
   </w:num>
   <w:num w:numId="1251">
-    <w:abstractNumId w:val="991"/>
+    <w:abstractNumId w:val="992"/>
   </w:num>
   <w:num w:numId="1252">
-    <w:abstractNumId w:val="992"/>
+    <w:abstractNumId w:val="991"/>
   </w:num>
   <w:num w:numId="1253">
-    <w:abstractNumId w:val="991"/>
+    <w:abstractNumId w:val="992"/>
   </w:num>
   <w:num w:numId="1254">
-    <w:abstractNumId w:val="992"/>
+    <w:abstractNumId w:val="991"/>
   </w:num>
   <w:num w:numId="1255">
-    <w:abstractNumId w:val="991"/>
+    <w:abstractNumId w:val="992"/>
   </w:num>
   <w:num w:numId="1256">
-    <w:abstractNumId w:val="992"/>
+    <w:abstractNumId w:val="991"/>
   </w:num>
   <w:num w:numId="1257">
-    <w:abstractNumId w:val="991"/>
+    <w:abstractNumId w:val="992"/>
   </w:num>
   <w:num w:numId="1258">
-    <w:abstractNumId w:val="992"/>
+    <w:abstractNumId w:val="991"/>
   </w:num>
   <w:num w:numId="1259">
-    <w:abstractNumId w:val="991"/>
+    <w:abstractNumId w:val="992"/>
   </w:num>
   <w:num w:numId="1260">
-    <w:abstractNumId w:val="992"/>
+    <w:abstractNumId w:val="991"/>
   </w:num>
   <w:num w:numId="1261">
-    <w:abstractNumId w:val="991"/>
+    <w:abstractNumId w:val="992"/>
   </w:num>
   <w:num w:numId="1262">
-    <w:abstractNumId w:val="992"/>
+    <w:abstractNumId w:val="991"/>
   </w:num>
   <w:num w:numId="1263">
-    <w:abstractNumId w:val="991"/>
+    <w:abstractNumId w:val="992"/>
   </w:num>
   <w:num w:numId="1264">
     <w:abstractNumId w:val="992"/>
   </w:num>
   <w:num w:numId="1265">
-    <w:abstractNumId w:val="992"/>
+    <w:abstractNumId w:val="991"/>
   </w:num>
   <w:num w:numId="1266">
-    <w:abstractNumId w:val="991"/>
+    <w:abstractNumId w:val="992"/>
   </w:num>
   <w:num w:numId="1267">
-    <w:abstractNumId w:val="991"/>
+    <w:abstractNumId w:val="992"/>
   </w:num>
   <w:num w:numId="1268">
-    <w:abstractNumId w:val="992"/>
+    <w:abstractNumId w:val="991"/>
   </w:num>
   <w:num w:numId="1269">
     <w:abstractNumId w:val="992"/>
   </w:num>
   <w:num w:numId="1270">
-    <w:abstractNumId w:val="992"/>
+    <w:abstractNumId w:val="991"/>
   </w:num>
   <w:num w:numId="1271">
-    <w:abstractNumId w:val="991"/>
+    <w:abstractNumId w:val="992"/>
   </w:num>
   <w:num w:numId="1272">
-    <w:abstractNumId w:val="992"/>
+    <w:abstractNumId w:val="991"/>
   </w:num>
   <w:num w:numId="1273">
     <w:abstractNumId w:val="992"/>
@@ -13607,10 +14165,10 @@
     <w:abstractNumId w:val="991"/>
   </w:num>
   <w:num w:numId="1277">
-    <w:abstractNumId w:val="992"/>
+    <w:abstractNumId w:val="991"/>
   </w:num>
   <w:num w:numId="1278">
-    <w:abstractNumId w:val="991"/>
+    <w:abstractNumId w:val="992"/>
   </w:num>
   <w:num w:numId="1279">
     <w:abstractNumId w:val="992"/>
@@ -13625,28 +14183,28 @@
     <w:abstractNumId w:val="992"/>
   </w:num>
   <w:num w:numId="1283">
-    <w:abstractNumId w:val="991"/>
+    <w:abstractNumId w:val="992"/>
   </w:num>
   <w:num w:numId="1284">
-    <w:abstractNumId w:val="991"/>
+    <w:abstractNumId w:val="992"/>
   </w:num>
   <w:num w:numId="1285">
     <w:abstractNumId w:val="992"/>
   </w:num>
   <w:num w:numId="1286">
-    <w:abstractNumId w:val="991"/>
+    <w:abstractNumId w:val="992"/>
   </w:num>
   <w:num w:numId="1287">
-    <w:abstractNumId w:val="992"/>
+    <w:abstractNumId w:val="991"/>
   </w:num>
   <w:num w:numId="1288">
-    <w:abstractNumId w:val="991"/>
+    <w:abstractNumId w:val="992"/>
   </w:num>
   <w:num w:numId="1289">
-    <w:abstractNumId w:val="992"/>
+    <w:abstractNumId w:val="991"/>
   </w:num>
   <w:num w:numId="1290">
-    <w:abstractNumId w:val="991"/>
+    <w:abstractNumId w:val="992"/>
   </w:num>
   <w:num w:numId="1291">
     <w:abstractNumId w:val="992"/>
@@ -13658,7 +14216,7 @@
     <w:abstractNumId w:val="992"/>
   </w:num>
   <w:num w:numId="1294">
-    <w:abstractNumId w:val="992"/>
+    <w:abstractNumId w:val="991"/>
   </w:num>
   <w:num w:numId="1295">
     <w:abstractNumId w:val="991"/>
@@ -13691,10 +14249,10 @@
     <w:abstractNumId w:val="992"/>
   </w:num>
   <w:num w:numId="1305">
-    <w:abstractNumId w:val="992"/>
+    <w:abstractNumId w:val="991"/>
   </w:num>
   <w:num w:numId="1306">
-    <w:abstractNumId w:val="991"/>
+    <w:abstractNumId w:val="992"/>
   </w:num>
   <w:num w:numId="1307">
     <w:abstractNumId w:val="991"/>
@@ -13703,7 +14261,7 @@
     <w:abstractNumId w:val="992"/>
   </w:num>
   <w:num w:numId="1309">
-    <w:abstractNumId w:val="992"/>
+    <w:abstractNumId w:val="991"/>
   </w:num>
   <w:num w:numId="1310">
     <w:abstractNumId w:val="992"/>
@@ -13718,34 +14276,34 @@
     <w:abstractNumId w:val="992"/>
   </w:num>
   <w:num w:numId="1314">
-    <w:abstractNumId w:val="992"/>
+    <w:abstractNumId w:val="991"/>
   </w:num>
   <w:num w:numId="1315">
-    <w:abstractNumId w:val="991"/>
+    <w:abstractNumId w:val="992"/>
   </w:num>
   <w:num w:numId="1316">
-    <w:abstractNumId w:val="992"/>
+    <w:abstractNumId w:val="991"/>
   </w:num>
   <w:num w:numId="1317">
     <w:abstractNumId w:val="992"/>
   </w:num>
   <w:num w:numId="1318">
-    <w:abstractNumId w:val="992"/>
+    <w:abstractNumId w:val="991"/>
   </w:num>
   <w:num w:numId="1319">
     <w:abstractNumId w:val="992"/>
   </w:num>
   <w:num w:numId="1320">
-    <w:abstractNumId w:val="992"/>
+    <w:abstractNumId w:val="991"/>
   </w:num>
   <w:num w:numId="1321">
     <w:abstractNumId w:val="992"/>
   </w:num>
   <w:num w:numId="1322">
-    <w:abstractNumId w:val="992"/>
+    <w:abstractNumId w:val="991"/>
   </w:num>
   <w:num w:numId="1323">
-    <w:abstractNumId w:val="991"/>
+    <w:abstractNumId w:val="992"/>
   </w:num>
   <w:num w:numId="1324">
     <w:abstractNumId w:val="992"/>
@@ -13754,28 +14312,28 @@
     <w:abstractNumId w:val="991"/>
   </w:num>
   <w:num w:numId="1326">
-    <w:abstractNumId w:val="992"/>
+    <w:abstractNumId w:val="991"/>
   </w:num>
   <w:num w:numId="1327">
-    <w:abstractNumId w:val="991"/>
+    <w:abstractNumId w:val="992"/>
   </w:num>
   <w:num w:numId="1328">
     <w:abstractNumId w:val="992"/>
   </w:num>
   <w:num w:numId="1329">
-    <w:abstractNumId w:val="991"/>
+    <w:abstractNumId w:val="992"/>
   </w:num>
   <w:num w:numId="1330">
     <w:abstractNumId w:val="992"/>
   </w:num>
   <w:num w:numId="1331">
-    <w:abstractNumId w:val="991"/>
+    <w:abstractNumId w:val="992"/>
   </w:num>
   <w:num w:numId="1332">
-    <w:abstractNumId w:val="992"/>
+    <w:abstractNumId w:val="991"/>
   </w:num>
   <w:num w:numId="1333">
-    <w:abstractNumId w:val="991"/>
+    <w:abstractNumId w:val="992"/>
   </w:num>
   <w:num w:numId="1334">
     <w:abstractNumId w:val="992"/>
@@ -13787,19 +14345,19 @@
     <w:abstractNumId w:val="992"/>
   </w:num>
   <w:num w:numId="1337">
-    <w:abstractNumId w:val="991"/>
+    <w:abstractNumId w:val="992"/>
   </w:num>
   <w:num w:numId="1338">
     <w:abstractNumId w:val="992"/>
   </w:num>
   <w:num w:numId="1339">
-    <w:abstractNumId w:val="991"/>
+    <w:abstractNumId w:val="992"/>
   </w:num>
   <w:num w:numId="1340">
     <w:abstractNumId w:val="992"/>
   </w:num>
   <w:num w:numId="1341">
-    <w:abstractNumId w:val="991"/>
+    <w:abstractNumId w:val="992"/>
   </w:num>
   <w:num w:numId="1342">
     <w:abstractNumId w:val="992"/>
@@ -14051,61 +14609,61 @@
     <w:abstractNumId w:val="992"/>
   </w:num>
   <w:num w:numId="1425">
-    <w:abstractNumId w:val="992"/>
+    <w:abstractNumId w:val="991"/>
   </w:num>
   <w:num w:numId="1426">
     <w:abstractNumId w:val="992"/>
   </w:num>
   <w:num w:numId="1427">
-    <w:abstractNumId w:val="992"/>
+    <w:abstractNumId w:val="991"/>
   </w:num>
   <w:num w:numId="1428">
     <w:abstractNumId w:val="992"/>
   </w:num>
   <w:num w:numId="1429">
-    <w:abstractNumId w:val="992"/>
+    <w:abstractNumId w:val="991"/>
   </w:num>
   <w:num w:numId="1430">
     <w:abstractNumId w:val="992"/>
   </w:num>
   <w:num w:numId="1431">
-    <w:abstractNumId w:val="992"/>
+    <w:abstractNumId w:val="991"/>
   </w:num>
   <w:num w:numId="1432">
     <w:abstractNumId w:val="992"/>
   </w:num>
   <w:num w:numId="1433">
-    <w:abstractNumId w:val="992"/>
+    <w:abstractNumId w:val="991"/>
   </w:num>
   <w:num w:numId="1434">
     <w:abstractNumId w:val="992"/>
   </w:num>
   <w:num w:numId="1435">
-    <w:abstractNumId w:val="992"/>
+    <w:abstractNumId w:val="991"/>
   </w:num>
   <w:num w:numId="1436">
     <w:abstractNumId w:val="992"/>
   </w:num>
   <w:num w:numId="1437">
-    <w:abstractNumId w:val="992"/>
+    <w:abstractNumId w:val="991"/>
   </w:num>
   <w:num w:numId="1438">
     <w:abstractNumId w:val="992"/>
   </w:num>
   <w:num w:numId="1439">
-    <w:abstractNumId w:val="992"/>
+    <w:abstractNumId w:val="991"/>
   </w:num>
   <w:num w:numId="1440">
     <w:abstractNumId w:val="992"/>
   </w:num>
   <w:num w:numId="1441">
-    <w:abstractNumId w:val="992"/>
+    <w:abstractNumId w:val="991"/>
   </w:num>
   <w:num w:numId="1442">
     <w:abstractNumId w:val="992"/>
   </w:num>
   <w:num w:numId="1443">
-    <w:abstractNumId w:val="992"/>
+    <w:abstractNumId w:val="991"/>
   </w:num>
   <w:num w:numId="1444">
     <w:abstractNumId w:val="992"/>
@@ -14117,6 +14675,78 @@
     <w:abstractNumId w:val="992"/>
   </w:num>
   <w:num w:numId="1447">
+    <w:abstractNumId w:val="992"/>
+  </w:num>
+  <w:num w:numId="1448">
+    <w:abstractNumId w:val="992"/>
+  </w:num>
+  <w:num w:numId="1449">
+    <w:abstractNumId w:val="992"/>
+  </w:num>
+  <w:num w:numId="1450">
+    <w:abstractNumId w:val="992"/>
+  </w:num>
+  <w:num w:numId="1451">
+    <w:abstractNumId w:val="992"/>
+  </w:num>
+  <w:num w:numId="1452">
+    <w:abstractNumId w:val="992"/>
+  </w:num>
+  <w:num w:numId="1453">
+    <w:abstractNumId w:val="992"/>
+  </w:num>
+  <w:num w:numId="1454">
+    <w:abstractNumId w:val="992"/>
+  </w:num>
+  <w:num w:numId="1455">
+    <w:abstractNumId w:val="992"/>
+  </w:num>
+  <w:num w:numId="1456">
+    <w:abstractNumId w:val="992"/>
+  </w:num>
+  <w:num w:numId="1457">
+    <w:abstractNumId w:val="992"/>
+  </w:num>
+  <w:num w:numId="1458">
+    <w:abstractNumId w:val="992"/>
+  </w:num>
+  <w:num w:numId="1459">
+    <w:abstractNumId w:val="992"/>
+  </w:num>
+  <w:num w:numId="1460">
+    <w:abstractNumId w:val="992"/>
+  </w:num>
+  <w:num w:numId="1461">
+    <w:abstractNumId w:val="992"/>
+  </w:num>
+  <w:num w:numId="1462">
+    <w:abstractNumId w:val="992"/>
+  </w:num>
+  <w:num w:numId="1463">
+    <w:abstractNumId w:val="992"/>
+  </w:num>
+  <w:num w:numId="1464">
+    <w:abstractNumId w:val="992"/>
+  </w:num>
+  <w:num w:numId="1465">
+    <w:abstractNumId w:val="992"/>
+  </w:num>
+  <w:num w:numId="1466">
+    <w:abstractNumId w:val="992"/>
+  </w:num>
+  <w:num w:numId="1467">
+    <w:abstractNumId w:val="992"/>
+  </w:num>
+  <w:num w:numId="1468">
+    <w:abstractNumId w:val="992"/>
+  </w:num>
+  <w:num w:numId="1469">
+    <w:abstractNumId w:val="992"/>
+  </w:num>
+  <w:num w:numId="1470">
+    <w:abstractNumId w:val="992"/>
+  </w:num>
+  <w:num w:numId="1471">
     <w:abstractNumId w:val="992"/>
   </w:num>
 </w:numbering>

--- a/artigo/revisao-final/frase-a-frase.docx
+++ b/artigo/revisao-final/frase-a-frase.docx
@@ -45,7 +45,7 @@
         <w:rPr>
           <w:rStyle w:val="VerbatimChar"/>
         </w:rPr>
-        <w:t xml:space="preserve">c0a23e5da3e030d9…</w:t>
+        <w:t xml:space="preserve">1c2a5269418fa85d…</w:t>
       </w:r>
       <w:r>
         <w:t xml:space="preserve">, gerado por</w:t>
@@ -5181,7 +5181,7 @@
         <w:t xml:space="preserve"> </w:t>
       </w:r>
       <w:r>
-        <w:t xml:space="preserve">O teto por projeto fixa um piso de projetos, ao menos 50 com os R$ 25 milhões de 2025 (captaram 63), e os pedidos se acumulam nele: 36% dos habilitados do ciclo 2025 pediram exatamente R$ 500 mil.</w:t>
+        <w:t xml:space="preserve">Os pedidos se acumulam no teto por projeto: 36% dos habilitados do ciclo 2025 pediram exatamente R$ 500 mil, o que também ocorre se quem já tem patrocinador pede o máximo.</w:t>
       </w:r>
     </w:p>
     <w:p>
@@ -5193,21 +5193,12 @@
         </w:numPr>
       </w:pPr>
       <w:r>
-        <w:t xml:space="preserve">checagem de dados: N57 ✔ (</w:t>
+        <w:t xml:space="preserve">checagem de dados: N58 ✔ (</w:t>
       </w:r>
       <w:r>
         <w:rPr>
           <w:rStyle w:val="VerbatimChar"/>
         </w:rPr>
-        <w:t xml:space="preserve">analise/tabelas/11_teto_projeto_por_ano.csv</w:t>
-      </w:r>
-      <w:r>
-        <w:t xml:space="preserve">); N58 ✔ (</w:t>
-      </w:r>
-      <w:r>
-        <w:rPr>
-          <w:rStyle w:val="VerbatimChar"/>
-        </w:rPr>
         <w:t xml:space="preserve">analise/tabelas/03_bunching_teto.csv</w:t>
       </w:r>
       <w:r>
@@ -5233,37 +5224,15 @@
         <w:t xml:space="preserve"> </w:t>
       </w:r>
       <w:r>
-        <w:t xml:space="preserve">O acúmulo, porém, também ocorre se quem já tem patrocinador pede o teto.</w:t>
-      </w:r>
-    </w:p>
-    <w:p>
-      <w:pPr>
-        <w:pStyle w:val="Compact"/>
-        <w:numPr>
-          <w:ilvl w:val="1"/>
+        <w:t xml:space="preserve">O custo de entrada é o que a literatura chama de custo administrativo (MOYNIHAN; HERD; HARVEY, 2015); ele pode excluir sem selecionar ou funcionar como triagem (FINKELSTEIN; NOTOWIDIGDO, 2019), e só uma variação exógena desse custo distingue os dois casos.</w:t>
+      </w:r>
+    </w:p>
+    <w:p>
+      <w:pPr>
+        <w:pStyle w:val="Compact"/>
+        <w:numPr>
+          <w:ilvl w:val="2"/>
           <w:numId w:val="1179"/>
-        </w:numPr>
-      </w:pPr>
-      <w:r>
-        <w:rPr>
-          <w:b/>
-          <w:bCs/>
-        </w:rPr>
-        <w:t xml:space="preserve">[4.2.6.7]</w:t>
-      </w:r>
-      <w:r>
-        <w:t xml:space="preserve"> </w:t>
-      </w:r>
-      <w:r>
-        <w:t xml:space="preserve">O custo de entrada é o que a literatura chama de custo administrativo (MOYNIHAN; HERD; HARVEY, 2015); ele pode excluir sem selecionar ou funcionar como triagem (FINKELSTEIN; NOTOWIDIGDO, 2019), e só uma variação exógena desse custo distingue os dois casos.</w:t>
-      </w:r>
-    </w:p>
-    <w:p>
-      <w:pPr>
-        <w:pStyle w:val="Compact"/>
-        <w:numPr>
-          <w:ilvl w:val="2"/>
-          <w:numId w:val="1180"/>
         </w:numPr>
       </w:pPr>
       <w:r>
@@ -5313,55 +5282,89 @@
         <w:pStyle w:val="Compact"/>
         <w:numPr>
           <w:ilvl w:val="1"/>
+          <w:numId w:val="1180"/>
+        </w:numPr>
+      </w:pPr>
+      <w:r>
+        <w:rPr>
+          <w:b/>
+          <w:bCs/>
+        </w:rPr>
+        <w:t xml:space="preserve">[4.2.7.1]</w:t>
+      </w:r>
+      <w:r>
+        <w:t xml:space="preserve"> </w:t>
+      </w:r>
+      <w:r>
+        <w:rPr>
+          <w:b/>
+          <w:bCs/>
+        </w:rPr>
+        <w:t xml:space="preserve">Decisão concentrada (H2).</w:t>
+      </w:r>
+      <w:r>
+        <w:t xml:space="preserve"> </w:t>
+      </w:r>
+      <w:r>
+        <w:t xml:space="preserve">O parecer</w:t>
+      </w:r>
+      <w:r>
+        <w:t xml:space="preserve"> </w:t>
+      </w:r>
+      <w:r>
+        <w:t xml:space="preserve">“deverá indicar a habilitação ou inabilitação”</w:t>
+      </w:r>
+      <w:r>
+        <w:t xml:space="preserve"> </w:t>
+      </w:r>
+      <w:r>
+        <w:t xml:space="preserve">(ESPÍRITO SANTO, 2021b, art. 14): para cada critério, o parecerista indica se o projeto</w:t>
+      </w:r>
+      <w:r>
+        <w:t xml:space="preserve"> </w:t>
+      </w:r>
+      <w:r>
+        <w:t xml:space="preserve">“atende ou não”</w:t>
+      </w:r>
+      <w:r>
+        <w:t xml:space="preserve"> </w:t>
+      </w:r>
+      <w:r>
+        <w:t xml:space="preserve">(SECULT, 2026e), e o Mapa Cultural registra só a situação da inscrição (SECULT, 2026d).</w:t>
+      </w:r>
+    </w:p>
+    <w:p>
+      <w:pPr>
+        <w:pStyle w:val="Compact"/>
+        <w:numPr>
+          <w:ilvl w:val="2"/>
           <w:numId w:val="1181"/>
         </w:numPr>
       </w:pPr>
       <w:r>
-        <w:rPr>
-          <w:b/>
-          <w:bCs/>
-        </w:rPr>
-        <w:t xml:space="preserve">[4.2.7.1]</w:t>
-      </w:r>
-      <w:r>
-        <w:t xml:space="preserve"> </w:t>
-      </w:r>
-      <w:r>
-        <w:rPr>
-          <w:b/>
-          <w:bCs/>
-        </w:rPr>
-        <w:t xml:space="preserve">Decisão concentrada (H2).</w:t>
-      </w:r>
-      <w:r>
-        <w:t xml:space="preserve"> </w:t>
-      </w:r>
-      <w:r>
-        <w:t xml:space="preserve">O parecer</w:t>
-      </w:r>
-      <w:r>
-        <w:t xml:space="preserve"> </w:t>
-      </w:r>
-      <w:r>
-        <w:t xml:space="preserve">“deverá indicar a habilitação ou inabilitação”</w:t>
-      </w:r>
-      <w:r>
-        <w:t xml:space="preserve"> </w:t>
-      </w:r>
-      <w:r>
-        <w:t xml:space="preserve">(ESPÍRITO SANTO, 2021b, art. 14): para cada critério, o parecerista indica se o projeto</w:t>
-      </w:r>
-      <w:r>
-        <w:t xml:space="preserve"> </w:t>
-      </w:r>
-      <w:r>
-        <w:t xml:space="preserve">“atende ou não”</w:t>
-      </w:r>
-      <w:r>
-        <w:t xml:space="preserve"> </w:t>
-      </w:r>
-      <w:r>
-        <w:t xml:space="preserve">(SECULT, 2026e), e o Mapa Cultural registra só a situação da inscrição (SECULT, 2026d).</w:t>
+        <w:t xml:space="preserve">citações: ESPÍRITO SANTO, 2021b, art. 14; SECULT, 2026e; SECULT, 2026d</w:t>
+      </w:r>
+    </w:p>
+    <w:p>
+      <w:pPr>
+        <w:pStyle w:val="Compact"/>
+        <w:numPr>
+          <w:ilvl w:val="1"/>
+          <w:numId w:val="1182"/>
+        </w:numPr>
+      </w:pPr>
+      <w:r>
+        <w:rPr>
+          <w:b/>
+          <w:bCs/>
+        </w:rPr>
+        <w:t xml:space="preserve">[4.2.7.2]</w:t>
+      </w:r>
+      <w:r>
+        <w:t xml:space="preserve"> </w:t>
+      </w:r>
+      <w:r>
+        <w:t xml:space="preserve">Nenhuma das normas examinadas prevê nota, peso ou ordem de prioridade; a única pontuação é a do credenciamento dos pareceristas, que recebem os projetos por ordem de inscrição e área (SECULT, 2025c).</w:t>
       </w:r>
     </w:p>
     <w:p>
@@ -5369,33 +5372,33 @@
         <w:pStyle w:val="Compact"/>
         <w:numPr>
           <w:ilvl w:val="2"/>
-          <w:numId w:val="1182"/>
-        </w:numPr>
-      </w:pPr>
-      <w:r>
-        <w:t xml:space="preserve">citações: ESPÍRITO SANTO, 2021b, art. 14; SECULT, 2026e; SECULT, 2026d</w:t>
-      </w:r>
-    </w:p>
-    <w:p>
-      <w:pPr>
-        <w:pStyle w:val="Compact"/>
-        <w:numPr>
-          <w:ilvl w:val="1"/>
           <w:numId w:val="1183"/>
         </w:numPr>
       </w:pPr>
       <w:r>
-        <w:rPr>
-          <w:b/>
-          <w:bCs/>
-        </w:rPr>
-        <w:t xml:space="preserve">[4.2.7.2]</w:t>
-      </w:r>
-      <w:r>
-        <w:t xml:space="preserve"> </w:t>
-      </w:r>
-      <w:r>
-        <w:t xml:space="preserve">Nenhuma das normas examinadas prevê nota, peso ou ordem de prioridade; a única pontuação é a do credenciamento dos pareceristas, que recebem os projetos por ordem de inscrição e área (SECULT, 2025c).</w:t>
+        <w:t xml:space="preserve">citações: SECULT, 2025c</w:t>
+      </w:r>
+    </w:p>
+    <w:p>
+      <w:pPr>
+        <w:pStyle w:val="Compact"/>
+        <w:numPr>
+          <w:ilvl w:val="1"/>
+          <w:numId w:val="1184"/>
+        </w:numPr>
+      </w:pPr>
+      <w:r>
+        <w:rPr>
+          <w:b/>
+          <w:bCs/>
+        </w:rPr>
+        <w:t xml:space="preserve">[4.2.7.3]</w:t>
+      </w:r>
+      <w:r>
+        <w:t xml:space="preserve"> </w:t>
+      </w:r>
+      <w:r>
+        <w:t xml:space="preserve">Desde 2025, o parecer favorável já emite o certificado, e a comissão só delibera sobre inabilitações e, com 35% de patrocínio, sobre a habilitação (SECULT, 2025a, arts. 40, 41 e 45).</w:t>
       </w:r>
     </w:p>
     <w:p>
@@ -5403,33 +5406,11 @@
         <w:pStyle w:val="Compact"/>
         <w:numPr>
           <w:ilvl w:val="2"/>
-          <w:numId w:val="1184"/>
-        </w:numPr>
-      </w:pPr>
-      <w:r>
-        <w:t xml:space="preserve">citações: SECULT, 2025c</w:t>
-      </w:r>
-    </w:p>
-    <w:p>
-      <w:pPr>
-        <w:pStyle w:val="Compact"/>
-        <w:numPr>
-          <w:ilvl w:val="1"/>
           <w:numId w:val="1185"/>
         </w:numPr>
       </w:pPr>
       <w:r>
-        <w:rPr>
-          <w:b/>
-          <w:bCs/>
-        </w:rPr>
-        <w:t xml:space="preserve">[4.2.7.3]</w:t>
-      </w:r>
-      <w:r>
-        <w:t xml:space="preserve"> </w:t>
-      </w:r>
-      <w:r>
-        <w:t xml:space="preserve">Desde 2025, o parecer favorável já emite o certificado, e a comissão só delibera sobre inabilitações e, com 35% de patrocínio, sobre a habilitação (SECULT, 2025a, arts. 40, 41 e 45).</w:t>
+        <w:t xml:space="preserve">citações: SECULT, 2025a, arts. 40, 41 e 45</w:t>
       </w:r>
     </w:p>
     <w:p>
@@ -5437,11 +5418,33 @@
         <w:pStyle w:val="Compact"/>
         <w:numPr>
           <w:ilvl w:val="2"/>
+          <w:numId w:val="1185"/>
+        </w:numPr>
+      </w:pPr>
+      <w:r>
+        <w:t xml:space="preserve">⚠ números sem checagem automática (conferir na fonte citada): 35%</w:t>
+      </w:r>
+    </w:p>
+    <w:p>
+      <w:pPr>
+        <w:pStyle w:val="Compact"/>
+        <w:numPr>
+          <w:ilvl w:val="1"/>
           <w:numId w:val="1186"/>
         </w:numPr>
       </w:pPr>
       <w:r>
-        <w:t xml:space="preserve">citações: SECULT, 2025a, arts. 40, 41 e 45</w:t>
+        <w:rPr>
+          <w:b/>
+          <w:bCs/>
+        </w:rPr>
+        <w:t xml:space="preserve">[4.2.7.4]</w:t>
+      </w:r>
+      <w:r>
+        <w:t xml:space="preserve"> </w:t>
+      </w:r>
+      <w:r>
+        <w:t xml:space="preserve">Os extratos das atas de 158 reuniões com deliberação, de 2022 a 2026, listam 86 projetos inabilitados, 15% dos deliberados, sem motivo nem critério publicados (SECULT, 2026f).</w:t>
       </w:r>
     </w:p>
     <w:p>
@@ -5449,33 +5452,11 @@
         <w:pStyle w:val="Compact"/>
         <w:numPr>
           <w:ilvl w:val="2"/>
-          <w:numId w:val="1186"/>
-        </w:numPr>
-      </w:pPr>
-      <w:r>
-        <w:t xml:space="preserve">⚠ números sem checagem automática (conferir na fonte citada): 35%</w:t>
-      </w:r>
-    </w:p>
-    <w:p>
-      <w:pPr>
-        <w:pStyle w:val="Compact"/>
-        <w:numPr>
-          <w:ilvl w:val="1"/>
           <w:numId w:val="1187"/>
         </w:numPr>
       </w:pPr>
       <w:r>
-        <w:rPr>
-          <w:b/>
-          <w:bCs/>
-        </w:rPr>
-        <w:t xml:space="preserve">[4.2.7.4]</w:t>
-      </w:r>
-      <w:r>
-        <w:t xml:space="preserve"> </w:t>
-      </w:r>
-      <w:r>
-        <w:t xml:space="preserve">Os extratos das atas de 158 reuniões com deliberação, de 2022 a 2026, listam 86 projetos inabilitados, 15% dos deliberados, sem motivo nem critério publicados (SECULT, 2026f).</w:t>
+        <w:t xml:space="preserve">citações: SECULT, 2026f</w:t>
       </w:r>
     </w:p>
     <w:p>
@@ -5483,11 +5464,42 @@
         <w:pStyle w:val="Compact"/>
         <w:numPr>
           <w:ilvl w:val="2"/>
+          <w:numId w:val="1187"/>
+        </w:numPr>
+      </w:pPr>
+      <w:r>
+        <w:t xml:space="preserve">checagem de dados: N60 ✔ (</w:t>
+      </w:r>
+      <w:r>
+        <w:rPr>
+          <w:rStyle w:val="VerbatimChar"/>
+        </w:rPr>
+        <w:t xml:space="preserve">analise/tabelas/12_cap_deliberacoes.csv</w:t>
+      </w:r>
+      <w:r>
+        <w:t xml:space="preserve">)</w:t>
+      </w:r>
+    </w:p>
+    <w:p>
+      <w:pPr>
+        <w:pStyle w:val="Compact"/>
+        <w:numPr>
+          <w:ilvl w:val="1"/>
           <w:numId w:val="1188"/>
         </w:numPr>
       </w:pPr>
       <w:r>
-        <w:t xml:space="preserve">citações: SECULT, 2026f</w:t>
+        <w:rPr>
+          <w:b/>
+          <w:bCs/>
+        </w:rPr>
+        <w:t xml:space="preserve">[4.2.7.5]</w:t>
+      </w:r>
+      <w:r>
+        <w:t xml:space="preserve"> </w:t>
+      </w:r>
+      <w:r>
+        <w:t xml:space="preserve">A habilitação qualifica, mas não prioriza, e o que excedeu o teto em 2023-2025 ficou de fora pelo momento em que o termo chegou e foi validado (SECULT, 2026c).</w:t>
       </w:r>
     </w:p>
     <w:p>
@@ -5495,42 +5507,33 @@
         <w:pStyle w:val="Compact"/>
         <w:numPr>
           <w:ilvl w:val="2"/>
-          <w:numId w:val="1188"/>
-        </w:numPr>
-      </w:pPr>
-      <w:r>
-        <w:t xml:space="preserve">checagem de dados: N60 ✔ (</w:t>
-      </w:r>
-      <w:r>
-        <w:rPr>
-          <w:rStyle w:val="VerbatimChar"/>
-        </w:rPr>
-        <w:t xml:space="preserve">analise/tabelas/12_cap_deliberacoes.csv</w:t>
-      </w:r>
-      <w:r>
-        <w:t xml:space="preserve">)</w:t>
-      </w:r>
-    </w:p>
-    <w:p>
-      <w:pPr>
-        <w:pStyle w:val="Compact"/>
-        <w:numPr>
-          <w:ilvl w:val="1"/>
           <w:numId w:val="1189"/>
         </w:numPr>
       </w:pPr>
       <w:r>
-        <w:rPr>
-          <w:b/>
-          <w:bCs/>
-        </w:rPr>
-        <w:t xml:space="preserve">[4.2.7.5]</w:t>
-      </w:r>
-      <w:r>
-        <w:t xml:space="preserve"> </w:t>
-      </w:r>
-      <w:r>
-        <w:t xml:space="preserve">A habilitação qualifica, mas não prioriza, e o que excedeu o teto em 2023-2025 ficou de fora pelo momento em que o termo chegou e foi validado (SECULT, 2026c).</w:t>
+        <w:t xml:space="preserve">citações: SECULT, 2026c</w:t>
+      </w:r>
+    </w:p>
+    <w:p>
+      <w:pPr>
+        <w:pStyle w:val="Compact"/>
+        <w:numPr>
+          <w:ilvl w:val="1"/>
+          <w:numId w:val="1190"/>
+        </w:numPr>
+      </w:pPr>
+      <w:r>
+        <w:rPr>
+          <w:b/>
+          <w:bCs/>
+        </w:rPr>
+        <w:t xml:space="preserve">[4.2.7.6]</w:t>
+      </w:r>
+      <w:r>
+        <w:t xml:space="preserve"> </w:t>
+      </w:r>
+      <w:r>
+        <w:t xml:space="preserve">A ordenação seria possível: no Funcultura, a mesma SECULT atribui nota e ordena os projetos por linha e porte do município (SECULT, 2026g).</w:t>
       </w:r>
     </w:p>
     <w:p>
@@ -5538,41 +5541,7 @@
         <w:pStyle w:val="Compact"/>
         <w:numPr>
           <w:ilvl w:val="2"/>
-          <w:numId w:val="1190"/>
-        </w:numPr>
-      </w:pPr>
-      <w:r>
-        <w:t xml:space="preserve">citações: SECULT, 2026c</w:t>
-      </w:r>
-    </w:p>
-    <w:p>
-      <w:pPr>
-        <w:pStyle w:val="Compact"/>
-        <w:numPr>
-          <w:ilvl w:val="1"/>
           <w:numId w:val="1191"/>
-        </w:numPr>
-      </w:pPr>
-      <w:r>
-        <w:rPr>
-          <w:b/>
-          <w:bCs/>
-        </w:rPr>
-        <w:t xml:space="preserve">[4.2.7.6]</w:t>
-      </w:r>
-      <w:r>
-        <w:t xml:space="preserve"> </w:t>
-      </w:r>
-      <w:r>
-        <w:t xml:space="preserve">A ordenação seria possível: no Funcultura, a mesma SECULT atribui nota e ordena os projetos por linha e porte do município (SECULT, 2026g).</w:t>
-      </w:r>
-    </w:p>
-    <w:p>
-      <w:pPr>
-        <w:pStyle w:val="Compact"/>
-        <w:numPr>
-          <w:ilvl w:val="2"/>
-          <w:numId w:val="1192"/>
         </w:numPr>
       </w:pPr>
       <w:r>
@@ -5622,31 +5591,43 @@
         <w:pStyle w:val="Compact"/>
         <w:numPr>
           <w:ilvl w:val="1"/>
+          <w:numId w:val="1192"/>
+        </w:numPr>
+      </w:pPr>
+      <w:r>
+        <w:rPr>
+          <w:b/>
+          <w:bCs/>
+        </w:rPr>
+        <w:t xml:space="preserve">[4.2.8.1]</w:t>
+      </w:r>
+      <w:r>
+        <w:t xml:space="preserve"> </w:t>
+      </w:r>
+      <w:r>
+        <w:rPr>
+          <w:b/>
+          <w:bCs/>
+        </w:rPr>
+        <w:t xml:space="preserve">Marketing (H1).</w:t>
+      </w:r>
+      <w:r>
+        <w:t xml:space="preserve"> </w:t>
+      </w:r>
+      <w:r>
+        <w:t xml:space="preserve">Com crédito integral, a empresa escolhe o destino do ICMS que pagaria e fica com o retorno de marketing: as peças de comunicação, parte do objeto, trazem a marca do patrocinador em proporção à do Governo, e a divulgação pode consumir até 25% dos recursos (SECULT, 2025a, arts. 23, 55 e 64).</w:t>
+      </w:r>
+    </w:p>
+    <w:p>
+      <w:pPr>
+        <w:pStyle w:val="Compact"/>
+        <w:numPr>
+          <w:ilvl w:val="2"/>
           <w:numId w:val="1193"/>
         </w:numPr>
       </w:pPr>
       <w:r>
-        <w:rPr>
-          <w:b/>
-          <w:bCs/>
-        </w:rPr>
-        <w:t xml:space="preserve">[4.2.8.1]</w:t>
-      </w:r>
-      <w:r>
-        <w:t xml:space="preserve"> </w:t>
-      </w:r>
-      <w:r>
-        <w:rPr>
-          <w:b/>
-          <w:bCs/>
-        </w:rPr>
-        <w:t xml:space="preserve">Marketing (H1).</w:t>
-      </w:r>
-      <w:r>
-        <w:t xml:space="preserve"> </w:t>
-      </w:r>
-      <w:r>
-        <w:t xml:space="preserve">Com crédito integral, a empresa escolhe o destino do ICMS que pagaria e fica com o retorno de marketing: as peças de comunicação, parte do objeto, trazem a marca do patrocinador em proporção à do Governo, e a divulgação pode consumir até 25% dos recursos (SECULT, 2025a, arts. 23, 55 e 64).</w:t>
+        <w:t xml:space="preserve">citações: SECULT, 2025a, arts. 23, 55 e 64</w:t>
       </w:r>
     </w:p>
     <w:p>
@@ -5654,32 +5635,42 @@
         <w:pStyle w:val="Compact"/>
         <w:numPr>
           <w:ilvl w:val="2"/>
+          <w:numId w:val="1193"/>
+        </w:numPr>
+      </w:pPr>
+      <w:r>
+        <w:t xml:space="preserve">checagem de dados: N54 ✔ (</w:t>
+      </w:r>
+      <w:r>
+        <w:rPr>
+          <w:rStyle w:val="VerbatimChar"/>
+        </w:rPr>
+        <w:t xml:space="preserve">analise/tabelas/10_rubricas_teto_in.csv (2025)</w:t>
+      </w:r>
+      <w:r>
+        <w:t xml:space="preserve">)</w:t>
+      </w:r>
+    </w:p>
+    <w:p>
+      <w:pPr>
+        <w:pStyle w:val="Compact"/>
+        <w:numPr>
+          <w:ilvl w:val="1"/>
           <w:numId w:val="1194"/>
         </w:numPr>
       </w:pPr>
       <w:r>
-        <w:t xml:space="preserve">citações: SECULT, 2025a, arts. 23, 55 e 64</w:t>
-      </w:r>
-    </w:p>
-    <w:p>
-      <w:pPr>
-        <w:pStyle w:val="Compact"/>
-        <w:numPr>
-          <w:ilvl w:val="2"/>
-          <w:numId w:val="1194"/>
-        </w:numPr>
-      </w:pPr>
-      <w:r>
-        <w:t xml:space="preserve">checagem de dados: N54 ✔ (</w:t>
-      </w:r>
-      <w:r>
-        <w:rPr>
-          <w:rStyle w:val="VerbatimChar"/>
-        </w:rPr>
-        <w:t xml:space="preserve">analise/tabelas/10_rubricas_teto_in.csv (2025)</w:t>
-      </w:r>
-      <w:r>
-        <w:t xml:space="preserve">)</w:t>
+        <w:rPr>
+          <w:b/>
+          <w:bCs/>
+        </w:rPr>
+        <w:t xml:space="preserve">[4.2.8.2]</w:t>
+      </w:r>
+      <w:r>
+        <w:t xml:space="preserve"> </w:t>
+      </w:r>
+      <w:r>
+        <w:t xml:space="preserve">Como o limite por patrocinador é uma fração do ICMS recolhido, o peso de cada empresa na escolha cresce com o imposto que ela paga, e a concentração da renúncia (Quadro 2) reflete também a do próprio imposto.</w:t>
       </w:r>
     </w:p>
     <w:p>
@@ -5688,28 +5679,6 @@
         <w:numPr>
           <w:ilvl w:val="1"/>
           <w:numId w:val="1195"/>
-        </w:numPr>
-      </w:pPr>
-      <w:r>
-        <w:rPr>
-          <w:b/>
-          <w:bCs/>
-        </w:rPr>
-        <w:t xml:space="preserve">[4.2.8.2]</w:t>
-      </w:r>
-      <w:r>
-        <w:t xml:space="preserve"> </w:t>
-      </w:r>
-      <w:r>
-        <w:t xml:space="preserve">Como o limite por patrocinador é uma fração do ICMS recolhido, o peso de cada empresa na escolha cresce com o imposto que ela paga, e a concentração da renúncia (Quadro 2) reflete também a do próprio imposto.</w:t>
-      </w:r>
-    </w:p>
-    <w:p>
-      <w:pPr>
-        <w:pStyle w:val="Compact"/>
-        <w:numPr>
-          <w:ilvl w:val="1"/>
-          <w:numId w:val="1196"/>
         </w:numPr>
       </w:pPr>
       <w:r>
@@ -5744,7 +5713,7 @@
         <w:pStyle w:val="Compact"/>
         <w:numPr>
           <w:ilvl w:val="2"/>
-          <w:numId w:val="1197"/>
+          <w:numId w:val="1196"/>
         </w:numPr>
       </w:pPr>
       <w:r>
@@ -5769,6 +5738,28 @@
         <w:pStyle w:val="Compact"/>
         <w:numPr>
           <w:ilvl w:val="1"/>
+          <w:numId w:val="1197"/>
+        </w:numPr>
+      </w:pPr>
+      <w:r>
+        <w:rPr>
+          <w:b/>
+          <w:bCs/>
+        </w:rPr>
+        <w:t xml:space="preserve">[4.2.8.4]</w:t>
+      </w:r>
+      <w:r>
+        <w:t xml:space="preserve"> </w:t>
+      </w:r>
+      <w:r>
+        <w:t xml:space="preserve">Com o dado público, marca e valor público não se separam, porque os eventos grandes e antigos são os mais visíveis e os de maior público: a premissa fica não sustentada, com evidência mista.</w:t>
+      </w:r>
+    </w:p>
+    <w:p>
+      <w:pPr>
+        <w:pStyle w:val="Compact"/>
+        <w:numPr>
+          <w:ilvl w:val="1"/>
           <w:numId w:val="1198"/>
         </w:numPr>
       </w:pPr>
@@ -5777,13 +5768,13 @@
           <w:b/>
           <w:bCs/>
         </w:rPr>
-        <w:t xml:space="preserve">[4.2.8.4]</w:t>
-      </w:r>
-      <w:r>
-        <w:t xml:space="preserve"> </w:t>
-      </w:r>
-      <w:r>
-        <w:t xml:space="preserve">Com o dado público, marca e valor público não se separam, porque os eventos grandes e antigos são os mais visíveis e os de maior público: a premissa fica não sustentada, com evidência mista.</w:t>
+        <w:t xml:space="preserve">[4.2.8.5]</w:t>
+      </w:r>
+      <w:r>
+        <w:t xml:space="preserve"> </w:t>
+      </w:r>
+      <w:r>
+        <w:t xml:space="preserve">Sob crédito integral, escolher pela marca é o esperado.</w:t>
       </w:r>
     </w:p>
     <w:p>
@@ -5799,43 +5790,21 @@
           <w:b/>
           <w:bCs/>
         </w:rPr>
-        <w:t xml:space="preserve">[4.2.8.5]</w:t>
-      </w:r>
-      <w:r>
-        <w:t xml:space="preserve"> </w:t>
-      </w:r>
-      <w:r>
-        <w:t xml:space="preserve">Sob crédito integral, escolher pela marca é o esperado.</w:t>
-      </w:r>
-    </w:p>
-    <w:p>
-      <w:pPr>
-        <w:pStyle w:val="Compact"/>
-        <w:numPr>
-          <w:ilvl w:val="1"/>
+        <w:t xml:space="preserve">[4.2.8.6]</w:t>
+      </w:r>
+      <w:r>
+        <w:t xml:space="preserve"> </w:t>
+      </w:r>
+      <w:r>
+        <w:t xml:space="preserve">O limite está no mecanismo: cada escolha pesa pelo imposto de quem escolhe, e o número de pessoas que valorizam o bem não entra no cálculo (BUTERIN; HITZIG; WEYL, 2019); a questão é o que essa escolha deixa de fora (H4) e se o escolhido ocorreria de todo modo (H5).</w:t>
+      </w:r>
+    </w:p>
+    <w:p>
+      <w:pPr>
+        <w:pStyle w:val="Compact"/>
+        <w:numPr>
+          <w:ilvl w:val="2"/>
           <w:numId w:val="1200"/>
-        </w:numPr>
-      </w:pPr>
-      <w:r>
-        <w:rPr>
-          <w:b/>
-          <w:bCs/>
-        </w:rPr>
-        <w:t xml:space="preserve">[4.2.8.6]</w:t>
-      </w:r>
-      <w:r>
-        <w:t xml:space="preserve"> </w:t>
-      </w:r>
-      <w:r>
-        <w:t xml:space="preserve">O limite está no mecanismo: cada escolha pesa pelo imposto de quem escolhe, e o número de pessoas que valorizam o bem não entra no cálculo (BUTERIN; HITZIG; WEYL, 2019); a questão é o que essa escolha deixa de fora (H4) e se o escolhido ocorreria de todo modo (H5).</w:t>
-      </w:r>
-    </w:p>
-    <w:p>
-      <w:pPr>
-        <w:pStyle w:val="Compact"/>
-        <w:numPr>
-          <w:ilvl w:val="2"/>
-          <w:numId w:val="1201"/>
         </w:numPr>
       </w:pPr>
       <w:r>
@@ -5885,6 +5854,38 @@
         <w:pStyle w:val="Compact"/>
         <w:numPr>
           <w:ilvl w:val="1"/>
+          <w:numId w:val="1201"/>
+        </w:numPr>
+      </w:pPr>
+      <w:r>
+        <w:rPr>
+          <w:b/>
+          <w:bCs/>
+        </w:rPr>
+        <w:t xml:space="preserve">[4.2.9.1]</w:t>
+      </w:r>
+      <w:r>
+        <w:t xml:space="preserve"> </w:t>
+      </w:r>
+      <w:r>
+        <w:rPr>
+          <w:b/>
+          <w:bCs/>
+        </w:rPr>
+        <w:t xml:space="preserve">Taxa de serviço (H3).</w:t>
+      </w:r>
+      <w:r>
+        <w:t xml:space="preserve"> </w:t>
+      </w:r>
+      <w:r>
+        <w:t xml:space="preserve">Parte do recurso incentivado pode remunerar quem intermedia.</w:t>
+      </w:r>
+    </w:p>
+    <w:p>
+      <w:pPr>
+        <w:pStyle w:val="Compact"/>
+        <w:numPr>
+          <w:ilvl w:val="1"/>
           <w:numId w:val="1202"/>
         </w:numPr>
       </w:pPr>
@@ -5893,45 +5894,25 @@
           <w:b/>
           <w:bCs/>
         </w:rPr>
-        <w:t xml:space="preserve">[4.2.9.1]</w:t>
-      </w:r>
-      <w:r>
-        <w:t xml:space="preserve"> </w:t>
-      </w:r>
-      <w:r>
-        <w:rPr>
-          <w:b/>
-          <w:bCs/>
-        </w:rPr>
-        <w:t xml:space="preserve">Taxa de serviço (H3).</w:t>
-      </w:r>
-      <w:r>
-        <w:t xml:space="preserve"> </w:t>
-      </w:r>
-      <w:r>
-        <w:t xml:space="preserve">Parte do recurso incentivado pode remunerar quem intermedia.</w:t>
-      </w:r>
-    </w:p>
-    <w:p>
-      <w:pPr>
-        <w:pStyle w:val="Compact"/>
-        <w:numPr>
-          <w:ilvl w:val="1"/>
+        <w:t xml:space="preserve">[4.2.9.2]</w:t>
+      </w:r>
+      <w:r>
+        <w:t xml:space="preserve"> </w:t>
+      </w:r>
+      <w:r>
+        <w:t xml:space="preserve">A captação pode custar até 10% (R$ 50 mil) e a elaboração do projeto até 5% (R$ 15 mil), pagas a uma empresa contratada, e o proponente pode receber até 1/3 como remuneração (SECULT, 2025a, arts. 26-28).</w:t>
+      </w:r>
+    </w:p>
+    <w:p>
+      <w:pPr>
+        <w:pStyle w:val="Compact"/>
+        <w:numPr>
+          <w:ilvl w:val="2"/>
           <w:numId w:val="1203"/>
         </w:numPr>
       </w:pPr>
       <w:r>
-        <w:rPr>
-          <w:b/>
-          <w:bCs/>
-        </w:rPr>
-        <w:t xml:space="preserve">[4.2.9.2]</w:t>
-      </w:r>
-      <w:r>
-        <w:t xml:space="preserve"> </w:t>
-      </w:r>
-      <w:r>
-        <w:t xml:space="preserve">A captação pode custar até 10% (R$ 50 mil) e a elaboração do projeto até 5% (R$ 15 mil), pagas a uma empresa contratada, e o proponente pode receber até 1/3 como remuneração (SECULT, 2025a, arts. 26-28).</w:t>
+        <w:t xml:space="preserve">citações: SECULT, 2025a, arts. 26-28</w:t>
       </w:r>
     </w:p>
     <w:p>
@@ -5939,11 +5920,54 @@
         <w:pStyle w:val="Compact"/>
         <w:numPr>
           <w:ilvl w:val="2"/>
+          <w:numId w:val="1203"/>
+        </w:numPr>
+      </w:pPr>
+      <w:r>
+        <w:t xml:space="preserve">checagem de dados: N53 ✔ (</w:t>
+      </w:r>
+      <w:r>
+        <w:rPr>
+          <w:rStyle w:val="VerbatimChar"/>
+        </w:rPr>
+        <w:t xml:space="preserve">analise/tabelas/10_rubricas_teto_in.csv (2025)</w:t>
+      </w:r>
+      <w:r>
+        <w:t xml:space="preserve">)</w:t>
+      </w:r>
+    </w:p>
+    <w:p>
+      <w:pPr>
+        <w:pStyle w:val="Compact"/>
+        <w:numPr>
+          <w:ilvl w:val="2"/>
+          <w:numId w:val="1203"/>
+        </w:numPr>
+      </w:pPr>
+      <w:r>
+        <w:t xml:space="preserve">⚠ números sem checagem automática (conferir na fonte citada): 1, 3</w:t>
+      </w:r>
+    </w:p>
+    <w:p>
+      <w:pPr>
+        <w:pStyle w:val="Compact"/>
+        <w:numPr>
+          <w:ilvl w:val="1"/>
           <w:numId w:val="1204"/>
         </w:numPr>
       </w:pPr>
       <w:r>
-        <w:t xml:space="preserve">citações: SECULT, 2025a, arts. 26-28</w:t>
+        <w:rPr>
+          <w:b/>
+          <w:bCs/>
+        </w:rPr>
+        <w:t xml:space="preserve">[4.2.9.3]</w:t>
+      </w:r>
+      <w:r>
+        <w:t xml:space="preserve"> </w:t>
+      </w:r>
+      <w:r>
+        <w:t xml:space="preserve">Aplicados ao valor captado de cada projeto de 2025, os dois primeiros limites somam R$ 3,36 milhões, 13% dos R$ 25 milhões.</w:t>
       </w:r>
     </w:p>
     <w:p>
@@ -5951,17 +5975,17 @@
         <w:pStyle w:val="Compact"/>
         <w:numPr>
           <w:ilvl w:val="2"/>
-          <w:numId w:val="1204"/>
-        </w:numPr>
-      </w:pPr>
-      <w:r>
-        <w:t xml:space="preserve">checagem de dados: N53 ✔ (</w:t>
+          <w:numId w:val="1205"/>
+        </w:numPr>
+      </w:pPr>
+      <w:r>
+        <w:t xml:space="preserve">checagem de dados: N50 ✔ (</w:t>
       </w:r>
       <w:r>
         <w:rPr>
           <w:rStyle w:val="VerbatimChar"/>
         </w:rPr>
-        <w:t xml:space="preserve">analise/tabelas/10_rubricas_teto_in.csv (2025)</w:t>
+        <w:t xml:space="preserve">analise/tabelas/10_taxa_servico_permitida_2025.csv</w:t>
       </w:r>
       <w:r>
         <w:t xml:space="preserve">)</w:t>
@@ -5971,34 +5995,34 @@
       <w:pPr>
         <w:pStyle w:val="Compact"/>
         <w:numPr>
+          <w:ilvl w:val="1"/>
+          <w:numId w:val="1206"/>
+        </w:numPr>
+      </w:pPr>
+      <w:r>
+        <w:rPr>
+          <w:b/>
+          <w:bCs/>
+        </w:rPr>
+        <w:t xml:space="preserve">[4.2.9.4]</w:t>
+      </w:r>
+      <w:r>
+        <w:t xml:space="preserve"> </w:t>
+      </w:r>
+      <w:r>
+        <w:t xml:space="preserve">Em 2026, captação e elaboração tornaram-se uma despesa única de até 10%, que pode ser paga ao próprio proponente (SECULT, 2026a, art. 28).</w:t>
+      </w:r>
+    </w:p>
+    <w:p>
+      <w:pPr>
+        <w:pStyle w:val="Compact"/>
+        <w:numPr>
           <w:ilvl w:val="2"/>
-          <w:numId w:val="1204"/>
-        </w:numPr>
-      </w:pPr>
-      <w:r>
-        <w:t xml:space="preserve">⚠ números sem checagem automática (conferir na fonte citada): 1, 3</w:t>
-      </w:r>
-    </w:p>
-    <w:p>
-      <w:pPr>
-        <w:pStyle w:val="Compact"/>
-        <w:numPr>
-          <w:ilvl w:val="1"/>
-          <w:numId w:val="1205"/>
-        </w:numPr>
-      </w:pPr>
-      <w:r>
-        <w:rPr>
-          <w:b/>
-          <w:bCs/>
-        </w:rPr>
-        <w:t xml:space="preserve">[4.2.9.3]</w:t>
-      </w:r>
-      <w:r>
-        <w:t xml:space="preserve"> </w:t>
-      </w:r>
-      <w:r>
-        <w:t xml:space="preserve">Aplicados ao valor captado de cada projeto de 2025, os dois primeiros limites somam R$ 3,36 milhões, 13% dos R$ 25 milhões.</w:t>
+          <w:numId w:val="1207"/>
+        </w:numPr>
+      </w:pPr>
+      <w:r>
+        <w:t xml:space="preserve">citações: SECULT, 2026a, art. 28</w:t>
       </w:r>
     </w:p>
     <w:p>
@@ -6006,74 +6030,19 @@
         <w:pStyle w:val="Compact"/>
         <w:numPr>
           <w:ilvl w:val="2"/>
-          <w:numId w:val="1206"/>
-        </w:numPr>
-      </w:pPr>
-      <w:r>
-        <w:t xml:space="preserve">checagem de dados: N50 ✔ (</w:t>
-      </w:r>
-      <w:r>
-        <w:rPr>
-          <w:rStyle w:val="VerbatimChar"/>
-        </w:rPr>
-        <w:t xml:space="preserve">analise/tabelas/10_taxa_servico_permitida_2025.csv</w:t>
-      </w:r>
-      <w:r>
-        <w:t xml:space="preserve">)</w:t>
-      </w:r>
-    </w:p>
-    <w:p>
-      <w:pPr>
-        <w:pStyle w:val="Compact"/>
-        <w:numPr>
-          <w:ilvl w:val="1"/>
           <w:numId w:val="1207"/>
         </w:numPr>
       </w:pPr>
       <w:r>
-        <w:rPr>
-          <w:b/>
-          <w:bCs/>
-        </w:rPr>
-        <w:t xml:space="preserve">[4.2.9.4]</w:t>
-      </w:r>
-      <w:r>
-        <w:t xml:space="preserve"> </w:t>
-      </w:r>
-      <w:r>
-        <w:t xml:space="preserve">Em 2026, captação e elaboração tornaram-se uma despesa única de até 10%, que pode ser paga ao próprio proponente (SECULT, 2026a, art. 28).</w:t>
-      </w:r>
-    </w:p>
-    <w:p>
-      <w:pPr>
-        <w:pStyle w:val="Compact"/>
-        <w:numPr>
-          <w:ilvl w:val="2"/>
+        <w:t xml:space="preserve">⚠ números sem checagem automática (conferir na fonte citada): 10%</w:t>
+      </w:r>
+    </w:p>
+    <w:p>
+      <w:pPr>
+        <w:pStyle w:val="Compact"/>
+        <w:numPr>
+          <w:ilvl w:val="1"/>
           <w:numId w:val="1208"/>
-        </w:numPr>
-      </w:pPr>
-      <w:r>
-        <w:t xml:space="preserve">citações: SECULT, 2026a, art. 28</w:t>
-      </w:r>
-    </w:p>
-    <w:p>
-      <w:pPr>
-        <w:pStyle w:val="Compact"/>
-        <w:numPr>
-          <w:ilvl w:val="2"/>
-          <w:numId w:val="1208"/>
-        </w:numPr>
-      </w:pPr>
-      <w:r>
-        <w:t xml:space="preserve">⚠ números sem checagem automática (conferir na fonte citada): 10%</w:t>
-      </w:r>
-    </w:p>
-    <w:p>
-      <w:pPr>
-        <w:pStyle w:val="Compact"/>
-        <w:numPr>
-          <w:ilvl w:val="1"/>
-          <w:numId w:val="1209"/>
         </w:numPr>
       </w:pPr>
       <w:r>
@@ -6142,31 +6111,43 @@
         <w:pStyle w:val="Compact"/>
         <w:numPr>
           <w:ilvl w:val="1"/>
+          <w:numId w:val="1209"/>
+        </w:numPr>
+      </w:pPr>
+      <w:r>
+        <w:rPr>
+          <w:b/>
+          <w:bCs/>
+        </w:rPr>
+        <w:t xml:space="preserve">[4.2.10.1]</w:t>
+      </w:r>
+      <w:r>
+        <w:t xml:space="preserve"> </w:t>
+      </w:r>
+      <w:r>
+        <w:rPr>
+          <w:b/>
+          <w:bCs/>
+        </w:rPr>
+        <w:t xml:space="preserve">Entrega e território.</w:t>
+      </w:r>
+      <w:r>
+        <w:t xml:space="preserve"> </w:t>
+      </w:r>
+      <w:r>
+        <w:t xml:space="preserve">A maior reserva do teto, 30%, vai a eventos com mais de dez anos, provavelmente os de maior chance de financiamento sem incentivo, em tensão com o critério do TCU (BRASIL, 2016).</w:t>
+      </w:r>
+    </w:p>
+    <w:p>
+      <w:pPr>
+        <w:pStyle w:val="Compact"/>
+        <w:numPr>
+          <w:ilvl w:val="2"/>
           <w:numId w:val="1210"/>
         </w:numPr>
       </w:pPr>
       <w:r>
-        <w:rPr>
-          <w:b/>
-          <w:bCs/>
-        </w:rPr>
-        <w:t xml:space="preserve">[4.2.10.1]</w:t>
-      </w:r>
-      <w:r>
-        <w:t xml:space="preserve"> </w:t>
-      </w:r>
-      <w:r>
-        <w:rPr>
-          <w:b/>
-          <w:bCs/>
-        </w:rPr>
-        <w:t xml:space="preserve">Entrega e território.</w:t>
-      </w:r>
-      <w:r>
-        <w:t xml:space="preserve"> </w:t>
-      </w:r>
-      <w:r>
-        <w:t xml:space="preserve">A maior reserva do teto, 30%, vai a eventos com mais de dez anos, provavelmente os de maior chance de financiamento sem incentivo, em tensão com o critério do TCU (BRASIL, 2016).</w:t>
+        <w:t xml:space="preserve">citações: BRASIL, 2016</w:t>
       </w:r>
     </w:p>
     <w:p>
@@ -6174,11 +6155,33 @@
         <w:pStyle w:val="Compact"/>
         <w:numPr>
           <w:ilvl w:val="2"/>
+          <w:numId w:val="1210"/>
+        </w:numPr>
+      </w:pPr>
+      <w:r>
+        <w:t xml:space="preserve">⚠ números sem checagem automática (conferir na fonte citada): 30%</w:t>
+      </w:r>
+    </w:p>
+    <w:p>
+      <w:pPr>
+        <w:pStyle w:val="Compact"/>
+        <w:numPr>
+          <w:ilvl w:val="1"/>
           <w:numId w:val="1211"/>
         </w:numPr>
       </w:pPr>
       <w:r>
-        <w:t xml:space="preserve">citações: BRASIL, 2016</w:t>
+        <w:rPr>
+          <w:b/>
+          <w:bCs/>
+        </w:rPr>
+        <w:t xml:space="preserve">[4.2.10.2]</w:t>
+      </w:r>
+      <w:r>
+        <w:t xml:space="preserve"> </w:t>
+      </w:r>
+      <w:r>
+        <w:t xml:space="preserve">A RMGV tem 49% da população e fica com 67% do valor atribuível a um município em 2022-2026.</w:t>
       </w:r>
     </w:p>
     <w:p>
@@ -6186,33 +6189,51 @@
         <w:pStyle w:val="Compact"/>
         <w:numPr>
           <w:ilvl w:val="2"/>
-          <w:numId w:val="1211"/>
-        </w:numPr>
-      </w:pPr>
-      <w:r>
-        <w:t xml:space="preserve">⚠ números sem checagem automática (conferir na fonte citada): 30%</w:t>
-      </w:r>
-    </w:p>
-    <w:p>
-      <w:pPr>
-        <w:pStyle w:val="Compact"/>
-        <w:numPr>
-          <w:ilvl w:val="1"/>
           <w:numId w:val="1212"/>
         </w:numPr>
       </w:pPr>
       <w:r>
-        <w:rPr>
-          <w:b/>
-          <w:bCs/>
-        </w:rPr>
-        <w:t xml:space="preserve">[4.2.10.2]</w:t>
-      </w:r>
-      <w:r>
-        <w:t xml:space="preserve"> </w:t>
-      </w:r>
-      <w:r>
-        <w:t xml:space="preserve">A RMGV tem 49% da população e fica com 67% do valor atribuível a um município em 2022-2026.</w:t>
+        <w:t xml:space="preserve">checagem de dados: D22 ✔ (</w:t>
+      </w:r>
+      <w:r>
+        <w:rPr>
+          <w:rStyle w:val="VerbatimChar"/>
+        </w:rPr>
+        <w:t xml:space="preserve">analise/tabelas/03_territorio_rmgv_interior.csv</w:t>
+      </w:r>
+      <w:r>
+        <w:t xml:space="preserve">); N19 ✔ (</w:t>
+      </w:r>
+      <w:r>
+        <w:rPr>
+          <w:rStyle w:val="VerbatimChar"/>
+        </w:rPr>
+        <w:t xml:space="preserve">analise/tabelas/03_territorio_rmgv_interior.csv</w:t>
+      </w:r>
+      <w:r>
+        <w:t xml:space="preserve">)</w:t>
+      </w:r>
+    </w:p>
+    <w:p>
+      <w:pPr>
+        <w:pStyle w:val="Compact"/>
+        <w:numPr>
+          <w:ilvl w:val="1"/>
+          <w:numId w:val="1213"/>
+        </w:numPr>
+      </w:pPr>
+      <w:r>
+        <w:rPr>
+          <w:b/>
+          <w:bCs/>
+        </w:rPr>
+        <w:t xml:space="preserve">[4.2.10.3]</w:t>
+      </w:r>
+      <w:r>
+        <w:t xml:space="preserve"> </w:t>
+      </w:r>
+      <w:r>
+        <w:t xml:space="preserve">O Gini do valor entre os 78 municípios é 0,88, mas quase toda essa desigualdade está dentro de cada região: a diferença entre RMGV e interior explica só 7% do índice de Theil, e é sobre essa parte que age a reserva de 10% para fora da RMGV.</w:t>
       </w:r>
     </w:p>
     <w:p>
@@ -6220,26 +6241,26 @@
         <w:pStyle w:val="Compact"/>
         <w:numPr>
           <w:ilvl w:val="2"/>
-          <w:numId w:val="1213"/>
-        </w:numPr>
-      </w:pPr>
-      <w:r>
-        <w:t xml:space="preserve">checagem de dados: D22 ✔ (</w:t>
+          <w:numId w:val="1214"/>
+        </w:numPr>
+      </w:pPr>
+      <w:r>
+        <w:t xml:space="preserve">checagem de dados: N20 ✔ (</w:t>
       </w:r>
       <w:r>
         <w:rPr>
           <w:rStyle w:val="VerbatimChar"/>
         </w:rPr>
-        <w:t xml:space="preserve">analise/tabelas/03_territorio_rmgv_interior.csv</w:t>
-      </w:r>
-      <w:r>
-        <w:t xml:space="preserve">); N19 ✔ (</w:t>
+        <w:t xml:space="preserve">analise/tabelas/03_territorio_indicadores.csv</w:t>
+      </w:r>
+      <w:r>
+        <w:t xml:space="preserve">); N21 ✔ (</w:t>
       </w:r>
       <w:r>
         <w:rPr>
           <w:rStyle w:val="VerbatimChar"/>
         </w:rPr>
-        <w:t xml:space="preserve">analise/tabelas/03_territorio_rmgv_interior.csv</w:t>
+        <w:t xml:space="preserve">analise/tabelas/03_territorio_indicadores.csv</w:t>
       </w:r>
       <w:r>
         <w:t xml:space="preserve">)</w:t>
@@ -6249,60 +6270,8 @@
       <w:pPr>
         <w:pStyle w:val="Compact"/>
         <w:numPr>
-          <w:ilvl w:val="1"/>
+          <w:ilvl w:val="2"/>
           <w:numId w:val="1214"/>
-        </w:numPr>
-      </w:pPr>
-      <w:r>
-        <w:rPr>
-          <w:b/>
-          <w:bCs/>
-        </w:rPr>
-        <w:t xml:space="preserve">[4.2.10.3]</w:t>
-      </w:r>
-      <w:r>
-        <w:t xml:space="preserve"> </w:t>
-      </w:r>
-      <w:r>
-        <w:t xml:space="preserve">O Gini do valor entre os 78 municípios é 0,88, mas quase toda essa desigualdade está dentro de cada região: a diferença entre RMGV e interior explica só 7% do índice de Theil, e é sobre essa parte que age a reserva de 10% para fora da RMGV.</w:t>
-      </w:r>
-    </w:p>
-    <w:p>
-      <w:pPr>
-        <w:pStyle w:val="Compact"/>
-        <w:numPr>
-          <w:ilvl w:val="2"/>
-          <w:numId w:val="1215"/>
-        </w:numPr>
-      </w:pPr>
-      <w:r>
-        <w:t xml:space="preserve">checagem de dados: N20 ✔ (</w:t>
-      </w:r>
-      <w:r>
-        <w:rPr>
-          <w:rStyle w:val="VerbatimChar"/>
-        </w:rPr>
-        <w:t xml:space="preserve">analise/tabelas/03_territorio_indicadores.csv</w:t>
-      </w:r>
-      <w:r>
-        <w:t xml:space="preserve">); N21 ✔ (</w:t>
-      </w:r>
-      <w:r>
-        <w:rPr>
-          <w:rStyle w:val="VerbatimChar"/>
-        </w:rPr>
-        <w:t xml:space="preserve">analise/tabelas/03_territorio_indicadores.csv</w:t>
-      </w:r>
-      <w:r>
-        <w:t xml:space="preserve">)</w:t>
-      </w:r>
-    </w:p>
-    <w:p>
-      <w:pPr>
-        <w:pStyle w:val="Compact"/>
-        <w:numPr>
-          <w:ilvl w:val="2"/>
-          <w:numId w:val="1215"/>
         </w:numPr>
       </w:pPr>
       <w:r>
@@ -6352,6 +6321,28 @@
         <w:pStyle w:val="Compact"/>
         <w:numPr>
           <w:ilvl w:val="1"/>
+          <w:numId w:val="1215"/>
+        </w:numPr>
+      </w:pPr>
+      <w:r>
+        <w:rPr>
+          <w:b/>
+          <w:bCs/>
+        </w:rPr>
+        <w:t xml:space="preserve">[4.2.11.1]</w:t>
+      </w:r>
+      <w:r>
+        <w:t xml:space="preserve"> </w:t>
+      </w:r>
+      <w:r>
+        <w:t xml:space="preserve">Em síntese, o desenho entrega a escolha a quem recolhe mais imposto e raciona pela ordem de chegada: nenhum elo agrega a preferência de quem usa o bem cultural.</w:t>
+      </w:r>
+    </w:p>
+    <w:p>
+      <w:pPr>
+        <w:pStyle w:val="Compact"/>
+        <w:numPr>
+          <w:ilvl w:val="1"/>
           <w:numId w:val="1216"/>
         </w:numPr>
       </w:pPr>
@@ -6360,13 +6351,13 @@
           <w:b/>
           <w:bCs/>
         </w:rPr>
-        <w:t xml:space="preserve">[4.2.11.1]</w:t>
-      </w:r>
-      <w:r>
-        <w:t xml:space="preserve"> </w:t>
-      </w:r>
-      <w:r>
-        <w:t xml:space="preserve">Em síntese, o desenho entrega a escolha a quem recolhe mais imposto e raciona pela ordem de chegada: nenhum elo agrega a preferência de quem usa o bem cultural.</w:t>
+        <w:t xml:space="preserve">[4.2.11.2]</w:t>
+      </w:r>
+      <w:r>
+        <w:t xml:space="preserve"> </w:t>
+      </w:r>
+      <w:r>
+        <w:t xml:space="preserve">O critério público na decisão (H2) não é assegurado pelo desenho, o que não implica que as escolhas sejam ruins; marketing (H1) e exclusão (H4) não se sustentam, com evidência mista; taxa de serviço (H3) e entrega (H5) ficam indeterminadas por falta de dado.</w:t>
       </w:r>
     </w:p>
     <w:p>
@@ -6375,28 +6366,6 @@
         <w:numPr>
           <w:ilvl w:val="1"/>
           <w:numId w:val="1217"/>
-        </w:numPr>
-      </w:pPr>
-      <w:r>
-        <w:rPr>
-          <w:b/>
-          <w:bCs/>
-        </w:rPr>
-        <w:t xml:space="preserve">[4.2.11.2]</w:t>
-      </w:r>
-      <w:r>
-        <w:t xml:space="preserve"> </w:t>
-      </w:r>
-      <w:r>
-        <w:t xml:space="preserve">O critério público na decisão (H2) não é assegurado pelo desenho, o que não implica que as escolhas sejam ruins; marketing (H1) e exclusão (H4) não se sustentam, com evidência mista; taxa de serviço (H3) e entrega (H5) ficam indeterminadas por falta de dado.</w:t>
-      </w:r>
-    </w:p>
-    <w:p>
-      <w:pPr>
-        <w:pStyle w:val="Compact"/>
-        <w:numPr>
-          <w:ilvl w:val="1"/>
-          <w:numId w:val="1218"/>
         </w:numPr>
       </w:pPr>
       <w:r>
@@ -6438,7 +6407,7 @@
         <w:pStyle w:val="Compact"/>
         <w:numPr>
           <w:ilvl w:val="0"/>
-          <w:numId w:val="1219"/>
+          <w:numId w:val="1218"/>
         </w:numPr>
       </w:pPr>
       <w:r>
@@ -6468,7 +6437,29 @@
         <w:t xml:space="preserve"> </w:t>
       </w:r>
       <w:r>
-        <w:t xml:space="preserve">Converte cada premissa em pergunta com regra de decisão; fio comum; notação, viés e alcance (avaliação de elos)</w:t>
+        <w:t xml:space="preserve">Enuncia a pergunta central (financiamento centralizado), a ausência do sinal de amplitude e liga cada premissa a ela; notação, viés e alcance</w:t>
+      </w:r>
+    </w:p>
+    <w:p>
+      <w:pPr>
+        <w:pStyle w:val="Compact"/>
+        <w:numPr>
+          <w:ilvl w:val="1"/>
+          <w:numId w:val="1219"/>
+        </w:numPr>
+      </w:pPr>
+      <w:r>
+        <w:rPr>
+          <w:b/>
+          <w:bCs/>
+        </w:rPr>
+        <w:t xml:space="preserve">[5.1.1.1]</w:t>
+      </w:r>
+      <w:r>
+        <w:t xml:space="preserve"> </w:t>
+      </w:r>
+      <w:r>
+        <w:t xml:space="preserve">A pergunta central é se o financiamento centralizado na escolha das empresas desfavorece projetos pequenos e bens de valor público, que sinalizariam necessidades reais de financiamento.</w:t>
       </w:r>
     </w:p>
     <w:p>
@@ -6484,35 +6475,34 @@
           <w:b/>
           <w:bCs/>
         </w:rPr>
-        <w:t xml:space="preserve">[5.1.1.1]</w:t>
-      </w:r>
-      <w:r>
-        <w:t xml:space="preserve"> </w:t>
-      </w:r>
-      <w:r>
-        <w:t xml:space="preserve">Cada premissa do Quadro 2 vira uma pergunta de avaliação com uma regra de decisão, o resultado que a derruba (Quadro 3).</w:t>
-      </w:r>
-    </w:p>
-    <w:p>
-      <w:pPr>
-        <w:pStyle w:val="Compact"/>
-        <w:numPr>
-          <w:ilvl w:val="1"/>
+        <w:t xml:space="preserve">[5.1.1.2]</w:t>
+      </w:r>
+      <w:r>
+        <w:t xml:space="preserve"> </w:t>
+      </w:r>
+      <w:r>
+        <w:t xml:space="preserve">O mecanismo não tem canal para registrar quantos valorizam um projeto (seção 4.2): 152 dos 213 projetos com termo em 2022-2025 (71%), com 68% do valor, têm um só patrocinador.</w:t>
+      </w:r>
+    </w:p>
+    <w:p>
+      <w:pPr>
+        <w:pStyle w:val="Compact"/>
+        <w:numPr>
+          <w:ilvl w:val="2"/>
           <w:numId w:val="1221"/>
         </w:numPr>
       </w:pPr>
       <w:r>
-        <w:rPr>
-          <w:b/>
-          <w:bCs/>
-        </w:rPr>
-        <w:t xml:space="preserve">[5.1.1.2]</w:t>
-      </w:r>
-      <w:r>
-        <w:t xml:space="preserve"> </w:t>
-      </w:r>
-      <w:r>
-        <w:t xml:space="preserve">O fio comum é saber se a escolha concentrada deixa de fora bens que muitos valorizariam e projetos pequenos que sinalizariam necessidades reais de financiamento: H1 compara os pesos das empresas com os da população, H2 compara a decisão com uma nota pública, e H4 mostra quem aparece quando o custo de entrada cai.</w:t>
+        <w:t xml:space="preserve">checagem de dados: N84 ✔ (</w:t>
+      </w:r>
+      <w:r>
+        <w:rPr>
+          <w:rStyle w:val="VerbatimChar"/>
+        </w:rPr>
+        <w:t xml:space="preserve">analise/tabelas/20_patrocinadores_por_projeto.csv</w:t>
+      </w:r>
+      <w:r>
+        <w:t xml:space="preserve">)</w:t>
       </w:r>
     </w:p>
     <w:p>
@@ -6529,6 +6519,28 @@
           <w:bCs/>
         </w:rPr>
         <w:t xml:space="preserve">[5.1.1.3]</w:t>
+      </w:r>
+      <w:r>
+        <w:t xml:space="preserve"> </w:t>
+      </w:r>
+      <w:r>
+        <w:t xml:space="preserve">Cada premissa do Quadro 2 responde a uma parte da pergunta, com uma regra de decisão, o resultado que a derruba (Quadro 3): o critério da escolha (H1), a decisão (H2), o custo (H3), quem fica de fora (H4) e o que se entrega (H5).</w:t>
+      </w:r>
+    </w:p>
+    <w:p>
+      <w:pPr>
+        <w:pStyle w:val="Compact"/>
+        <w:numPr>
+          <w:ilvl w:val="1"/>
+          <w:numId w:val="1223"/>
+        </w:numPr>
+      </w:pPr>
+      <w:r>
+        <w:rPr>
+          <w:b/>
+          <w:bCs/>
+        </w:rPr>
+        <w:t xml:space="preserve">[5.1.1.4]</w:t>
       </w:r>
       <w:r>
         <w:t xml:space="preserve"> </w:t>
@@ -6600,15 +6612,15 @@
         <w:pStyle w:val="Compact"/>
         <w:numPr>
           <w:ilvl w:val="1"/>
-          <w:numId w:val="1223"/>
-        </w:numPr>
-      </w:pPr>
-      <w:r>
-        <w:rPr>
-          <w:b/>
-          <w:bCs/>
-        </w:rPr>
-        <w:t xml:space="preserve">[5.1.1.4]</w:t>
+          <w:numId w:val="1224"/>
+        </w:numPr>
+      </w:pPr>
+      <w:r>
+        <w:rPr>
+          <w:b/>
+          <w:bCs/>
+        </w:rPr>
+        <w:t xml:space="preserve">[5.1.1.5]</w:t>
       </w:r>
       <w:r>
         <w:t xml:space="preserve"> </w:t>
@@ -6738,15 +6750,15 @@
         <w:pStyle w:val="Compact"/>
         <w:numPr>
           <w:ilvl w:val="1"/>
-          <w:numId w:val="1224"/>
-        </w:numPr>
-      </w:pPr>
-      <w:r>
-        <w:rPr>
-          <w:b/>
-          <w:bCs/>
-        </w:rPr>
-        <w:t xml:space="preserve">[5.1.1.5]</w:t>
+          <w:numId w:val="1225"/>
+        </w:numPr>
+      </w:pPr>
+      <w:r>
+        <w:rPr>
+          <w:b/>
+          <w:bCs/>
+        </w:rPr>
+        <w:t xml:space="preserve">[5.1.1.6]</w:t>
       </w:r>
       <w:r>
         <w:t xml:space="preserve"> </w:t>
@@ -6765,7 +6777,7 @@
         <w:t xml:space="preserve">et al.</w:t>
       </w:r>
       <w:r>
-        <w:t xml:space="preserve">, 2018), e não o efeito da LICC sobre o resultado final, que não tem grupo de comparação: a política vale para todo o estado desde 2022.</w:t>
+        <w:t xml:space="preserve">, 2018), e não o efeito sobre o resultado final, que não tem grupo de comparação numa política estadual.</w:t>
       </w:r>
     </w:p>
     <w:p>
@@ -6773,7 +6785,7 @@
         <w:pStyle w:val="Compact"/>
         <w:numPr>
           <w:ilvl w:val="2"/>
-          <w:numId w:val="1225"/>
+          <w:numId w:val="1226"/>
         </w:numPr>
       </w:pPr>
       <w:r>
@@ -6808,7 +6820,7 @@
         <w:pStyle w:val="Compact"/>
         <w:numPr>
           <w:ilvl w:val="0"/>
-          <w:numId w:val="1226"/>
+          <w:numId w:val="1227"/>
         </w:numPr>
       </w:pPr>
       <w:r>
@@ -6830,7 +6842,7 @@
         <w:pStyle w:val="Compact"/>
         <w:numPr>
           <w:ilvl w:val="1"/>
-          <w:numId w:val="1227"/>
+          <w:numId w:val="1228"/>
         </w:numPr>
       </w:pPr>
       <w:r>
@@ -6884,7 +6896,7 @@
         <w:pStyle w:val="Compact"/>
         <w:numPr>
           <w:ilvl w:val="1"/>
-          <w:numId w:val="1228"/>
+          <w:numId w:val="1229"/>
         </w:numPr>
       </w:pPr>
       <w:r>
@@ -6914,15 +6926,15 @@
         <w:t xml:space="preserve"> </w:t>
       </w:r>
       <w:r>
-        <w:t xml:space="preserve">= habilitado, captou — Diferença de nota entre habilitados e inabilitados e entre quem capta e quem não capta — A nota não separa os grupos, ou o par patrocinador–proponente recorrente explica mais que ela</w:t>
-      </w:r>
-    </w:p>
-    <w:p>
-      <w:pPr>
-        <w:pStyle w:val="Compact"/>
-        <w:numPr>
-          <w:ilvl w:val="1"/>
-          <w:numId w:val="1229"/>
+        <w:t xml:space="preserve">= habilitado, captou — Diferença de nota entre habilitados e inabilitados e entre quem capta e quem não capta — A nota não separa os grupos, ou a recorrência do par patrocinador–proponente explica mais que ela</w:t>
+      </w:r>
+    </w:p>
+    <w:p>
+      <w:pPr>
+        <w:pStyle w:val="Compact"/>
+        <w:numPr>
+          <w:ilvl w:val="1"/>
+          <w:numId w:val="1230"/>
         </w:numPr>
       </w:pPr>
       <w:r>
@@ -6960,7 +6972,7 @@
         <w:pStyle w:val="Compact"/>
         <w:numPr>
           <w:ilvl w:val="2"/>
-          <w:numId w:val="1230"/>
+          <w:numId w:val="1231"/>
         </w:numPr>
       </w:pPr>
       <w:r>
@@ -6972,7 +6984,7 @@
         <w:pStyle w:val="Compact"/>
         <w:numPr>
           <w:ilvl w:val="1"/>
-          <w:numId w:val="1231"/>
+          <w:numId w:val="1232"/>
         </w:numPr>
       </w:pPr>
       <w:r>
@@ -7026,7 +7038,7 @@
         <w:pStyle w:val="Compact"/>
         <w:numPr>
           <w:ilvl w:val="1"/>
-          <w:numId w:val="1232"/>
+          <w:numId w:val="1233"/>
         </w:numPr>
       </w:pPr>
       <w:r>
@@ -7072,7 +7084,7 @@
         <w:t xml:space="preserve"> </w:t>
       </w:r>
       <w:r>
-        <w:t xml:space="preserve">= realizado em janela fixa após o protocolo; público — Efeito de receber agora, na margem; fora dela, EMPT — Os recusados realizam o projeto na mesma proporção que os validados</w:t>
+        <w:t xml:space="preserve">= realizado em janela fixa após o protocolo; público — Efeito de receber agora, na margem; fora dela, EMPT — Recusados e validados realizam o projeto na mesma proporção (diferença menor que o EMD, por teste de equivalência)</w:t>
       </w:r>
     </w:p>
     <w:p>
@@ -7080,7 +7092,7 @@
         <w:pStyle w:val="Compact"/>
         <w:numPr>
           <w:ilvl w:val="0"/>
-          <w:numId w:val="1226"/>
+          <w:numId w:val="1227"/>
         </w:numPr>
       </w:pPr>
       <w:r>
@@ -7102,7 +7114,7 @@
         <w:pStyle w:val="Compact"/>
         <w:numPr>
           <w:ilvl w:val="1"/>
-          <w:numId w:val="1233"/>
+          <w:numId w:val="1234"/>
         </w:numPr>
       </w:pPr>
       <w:r>
@@ -7140,7 +7152,7 @@
         <w:pStyle w:val="Compact"/>
         <w:numPr>
           <w:ilvl w:val="2"/>
-          <w:numId w:val="1234"/>
+          <w:numId w:val="1235"/>
         </w:numPr>
       </w:pPr>
       <w:r>
@@ -7178,7 +7190,7 @@
         <w:pStyle w:val="Compact"/>
         <w:numPr>
           <w:ilvl w:val="0"/>
-          <w:numId w:val="1235"/>
+          <w:numId w:val="1236"/>
         </w:numPr>
       </w:pPr>
       <w:r>
@@ -7216,7 +7228,7 @@
         <w:pStyle w:val="Compact"/>
         <w:numPr>
           <w:ilvl w:val="1"/>
-          <w:numId w:val="1236"/>
+          <w:numId w:val="1237"/>
         </w:numPr>
       </w:pPr>
       <w:r>
@@ -7243,7 +7255,7 @@
         <w:t xml:space="preserve">et al.</w:t>
       </w:r>
       <w:r>
-        <w:t xml:space="preserve">, 2018).</w:t>
+        <w:t xml:space="preserve">, 2018): com excesso de demanda, ciclos anuais e nenhum índice com ponto de corte, sortear mudaria a regra de alocação, e cada hipótese tem um desenho retrospectivo, com os dados que já existem, e um experimental ou prospectivo, que o confirma.</w:t>
       </w:r>
     </w:p>
     <w:p>
@@ -7251,7 +7263,7 @@
         <w:pStyle w:val="Compact"/>
         <w:numPr>
           <w:ilvl w:val="2"/>
-          <w:numId w:val="1237"/>
+          <w:numId w:val="1238"/>
         </w:numPr>
       </w:pPr>
       <w:r>
@@ -7275,52 +7287,8 @@
       <w:pPr>
         <w:pStyle w:val="Compact"/>
         <w:numPr>
-          <w:ilvl w:val="1"/>
-          <w:numId w:val="1238"/>
-        </w:numPr>
-      </w:pPr>
-      <w:r>
-        <w:rPr>
-          <w:b/>
-          <w:bCs/>
-        </w:rPr>
-        <w:t xml:space="preserve">[5.2.1.2]</w:t>
-      </w:r>
-      <w:r>
-        <w:t xml:space="preserve"> </w:t>
-      </w:r>
-      <w:r>
-        <w:t xml:space="preserve">Com excesso de demanda, ciclos anuais e nenhum índice publicado com ponto de corte, cabem experimentos de escolha, avaliação cega, promoção aleatória, regressão descontínua no tempo e variáveis instrumentais.</w:t>
-      </w:r>
-    </w:p>
-    <w:p>
-      <w:pPr>
-        <w:pStyle w:val="Compact"/>
-        <w:numPr>
-          <w:ilvl w:val="1"/>
-          <w:numId w:val="1239"/>
-        </w:numPr>
-      </w:pPr>
-      <w:r>
-        <w:rPr>
-          <w:b/>
-          <w:bCs/>
-        </w:rPr>
-        <w:t xml:space="preserve">[5.2.1.3]</w:t>
-      </w:r>
-      <w:r>
-        <w:t xml:space="preserve"> </w:t>
-      </w:r>
-      <w:r>
-        <w:t xml:space="preserve">O sorteio mudaria a regra de alocação e fica fora do escopo.</w:t>
-      </w:r>
-    </w:p>
-    <w:p>
-      <w:pPr>
-        <w:pStyle w:val="Compact"/>
-        <w:numPr>
           <w:ilvl w:val="0"/>
-          <w:numId w:val="1235"/>
+          <w:numId w:val="1236"/>
         </w:numPr>
       </w:pPr>
       <w:r>
@@ -7350,51 +7318,73 @@
         <w:t xml:space="preserve"> </w:t>
       </w:r>
       <w:r>
-        <w:t xml:space="preserve">Estratégia para H1: experimento conjunto com decisores de empresas e residentes</w:t>
-      </w:r>
-    </w:p>
-    <w:p>
-      <w:pPr>
-        <w:pStyle w:val="Compact"/>
-        <w:numPr>
-          <w:ilvl w:val="1"/>
+        <w:t xml:space="preserve">Estratégia para H1: experimento conjunto com empresas e residentes; logit condicional da escolha (retrospectivo, não causal)</w:t>
+      </w:r>
+    </w:p>
+    <w:p>
+      <w:pPr>
+        <w:pStyle w:val="Compact"/>
+        <w:numPr>
+          <w:ilvl w:val="1"/>
+          <w:numId w:val="1239"/>
+        </w:numPr>
+      </w:pPr>
+      <w:r>
+        <w:rPr>
+          <w:b/>
+          <w:bCs/>
+        </w:rPr>
+        <w:t xml:space="preserve">[5.2.2.1]</w:t>
+      </w:r>
+      <w:r>
+        <w:t xml:space="preserve"> </w:t>
+      </w:r>
+      <w:r>
+        <w:rPr>
+          <w:b/>
+          <w:bCs/>
+        </w:rPr>
+        <w:t xml:space="preserve">H1.</w:t>
+      </w:r>
+      <w:r>
+        <w:t xml:space="preserve"> </w:t>
+      </w:r>
+      <w:r>
+        <w:t xml:space="preserve">Um experimento conjunto separa marca e valor público: decisores de empresas contribuintes escolhem entre pares de perfis de projeto com atributos sorteados (escala, visibilidade, local, gratuidade, público estimado), e o sorteio identifica o efeito marginal médio de cada atributo sobre a escolha (HAINMUELLER; HOPKINS; YAMAMOTO, 2014).</w:t>
+      </w:r>
+    </w:p>
+    <w:p>
+      <w:pPr>
+        <w:pStyle w:val="Compact"/>
+        <w:numPr>
+          <w:ilvl w:val="2"/>
           <w:numId w:val="1240"/>
         </w:numPr>
       </w:pPr>
       <w:r>
-        <w:rPr>
-          <w:b/>
-          <w:bCs/>
-        </w:rPr>
-        <w:t xml:space="preserve">[5.2.2.1]</w:t>
-      </w:r>
-      <w:r>
-        <w:t xml:space="preserve"> </w:t>
-      </w:r>
-      <w:r>
-        <w:rPr>
-          <w:b/>
-          <w:bCs/>
-        </w:rPr>
-        <w:t xml:space="preserve">H1.</w:t>
-      </w:r>
-      <w:r>
-        <w:t xml:space="preserve"> </w:t>
-      </w:r>
-      <w:r>
-        <w:t xml:space="preserve">Um experimento conjunto separa marca e valor público: decisores de empresas contribuintes escolhem entre pares de perfis de projeto com atributos sorteados (escala, visibilidade, local, gratuidade, público estimado), e o sorteio identifica o efeito marginal médio de cada atributo sobre a escolha (HAINMUELLER; HOPKINS; YAMAMOTO, 2014).</w:t>
-      </w:r>
-    </w:p>
-    <w:p>
-      <w:pPr>
-        <w:pStyle w:val="Compact"/>
-        <w:numPr>
-          <w:ilvl w:val="2"/>
+        <w:t xml:space="preserve">citações: HAINMUELLER; HOPKINS; YAMAMOTO, 2014</w:t>
+      </w:r>
+    </w:p>
+    <w:p>
+      <w:pPr>
+        <w:pStyle w:val="Compact"/>
+        <w:numPr>
+          <w:ilvl w:val="1"/>
           <w:numId w:val="1241"/>
         </w:numPr>
       </w:pPr>
       <w:r>
-        <w:t xml:space="preserve">citações: HAINMUELLER; HOPKINS; YAMAMOTO, 2014</w:t>
+        <w:rPr>
+          <w:b/>
+          <w:bCs/>
+        </w:rPr>
+        <w:t xml:space="preserve">[5.2.2.2]</w:t>
+      </w:r>
+      <w:r>
+        <w:t xml:space="preserve"> </w:t>
+      </w:r>
+      <w:r>
+        <w:t xml:space="preserve">Os mesmos perfis vão a uma amostra de residentes do estado, e os grupos se comparam pelas médias marginais de escolha de cada atributo; aplicados aos projetos habilitados, os dois conjuntos de pesos indicam o que cada um financiaria, e a diferença, o bem público que a escolha privada deixa de fora.</w:t>
       </w:r>
     </w:p>
     <w:p>
@@ -7410,13 +7400,13 @@
           <w:b/>
           <w:bCs/>
         </w:rPr>
-        <w:t xml:space="preserve">[5.2.2.2]</w:t>
-      </w:r>
-      <w:r>
-        <w:t xml:space="preserve"> </w:t>
-      </w:r>
-      <w:r>
-        <w:t xml:space="preserve">Os mesmos perfis vão a uma amostra de residentes do estado, e os grupos se comparam pelas médias marginais de escolha de cada atributo; aplicados aos projetos habilitados, os dois conjuntos de pesos indicam o que cada um financiaria, e a diferença, o bem público que a escolha privada deixa de fora.</w:t>
+        <w:t xml:space="preserve">[5.2.2.3]</w:t>
+      </w:r>
+      <w:r>
+        <w:t xml:space="preserve"> </w:t>
+      </w:r>
+      <w:r>
+        <w:t xml:space="preserve">Retrospectivamente, um logit condicional da escolha entre os habilitados de cada ciclo (escala, antiguidade do evento, RMGV e recorrência, com efeitos fixos de ciclo e cota) descreve o critério revelado, sem identificá-lo, porque a qualidade do projeto confunde.</w:t>
       </w:r>
     </w:p>
     <w:p>
@@ -7424,7 +7414,7 @@
         <w:pStyle w:val="Compact"/>
         <w:numPr>
           <w:ilvl w:val="0"/>
-          <w:numId w:val="1235"/>
+          <w:numId w:val="1236"/>
         </w:numPr>
       </w:pPr>
       <w:r>
@@ -7530,7 +7520,7 @@
         <w:t xml:space="preserve"> </w:t>
       </w:r>
       <w:r>
-        <w:t xml:space="preserve">Se a decisão segue critério público, a nota separa habilitados de inabilitados e, entre os habilitados, quem capta.</w:t>
+        <w:t xml:space="preserve">Se a decisão segue critério público, a nota separa habilitados de inabilitados e, entre os habilitados, quem capta; ela serve ainda de controle de qualidade nos desenhos retrospectivos.</w:t>
       </w:r>
     </w:p>
     <w:p>
@@ -7552,7 +7542,7 @@
         <w:t xml:space="preserve"> </w:t>
       </w:r>
       <w:r>
-        <w:t xml:space="preserve">A severidade do parecerista, designado por ordem de inscrição e área (SECULT, 2025c), seria instrumento para o efeito do parecer, como em Maestas, Mullen e Strand (2013), mas é fraca com 41 pareceristas e fica como extensão.</w:t>
+        <w:t xml:space="preserve">A severidade do parecerista, designado por ordem e área (SECULT, 2025c), seria instrumento para o parecer (MAESTAS; MULLEN; STRAND, 2013), mas é fraca com 41 pareceristas.</w:t>
       </w:r>
     </w:p>
     <w:p>
@@ -7564,7 +7554,7 @@
         </w:numPr>
       </w:pPr>
       <w:r>
-        <w:t xml:space="preserve">citações: SECULT, 2025c; Mullen e Strand (2013)</w:t>
+        <w:t xml:space="preserve">citações: SECULT, 2025c; MAESTAS; MULLEN; STRAND, 2013</w:t>
       </w:r>
     </w:p>
     <w:p>
@@ -7593,7 +7583,7 @@
         <w:pStyle w:val="Compact"/>
         <w:numPr>
           <w:ilvl w:val="0"/>
-          <w:numId w:val="1235"/>
+          <w:numId w:val="1236"/>
         </w:numPr>
       </w:pPr>
       <w:r>
@@ -7697,7 +7687,7 @@
         <w:pStyle w:val="Compact"/>
         <w:numPr>
           <w:ilvl w:val="0"/>
-          <w:numId w:val="1235"/>
+          <w:numId w:val="1236"/>
         </w:numPr>
       </w:pPr>
       <w:r>
@@ -7727,7 +7717,7 @@
         <w:t xml:space="preserve"> </w:t>
       </w:r>
       <w:r>
-        <w:t xml:space="preserve">Estratégia para H4: promoção aleatória por município e braços entre agentes</w:t>
+        <w:t xml:space="preserve">Estratégia para H4: diferenças em diferenças com intensidade (retrospectivo) e promoção aleatória (confirmação)</w:t>
       </w:r>
     </w:p>
     <w:p>
@@ -7759,7 +7749,7 @@
         <w:t xml:space="preserve"> </w:t>
       </w:r>
       <w:r>
-        <w:t xml:space="preserve">Uma promoção aleatória de apoio à inscrição e à busca de patrocínio, sorteada entre os 71 municípios do interior, não altera nenhuma regra de alocação; nos municípios sorteados, dois braços, sorteados entre os agentes, separam o atrito documental do de patrocínio.</w:t>
+        <w:t xml:space="preserve">Retrospectivamente, diferenças em diferenças com intensidade comparam a captação dos pedidos pequenos com a dos maiores quando a demanda habilitada dobrou (de R$ 23 milhões no ciclo 2022 para R$ 47 milhões em 2024), com efeitos fixos de ciclo e faixa de valor: se a qualidade relativa dos pequenos não muda entre ciclos, o aumento da desvantagem mede o efeito da competição por patrocínio, que favorece projetos já bem-sucedidos (DEKKER; RODRIGUES, 2019).</w:t>
       </w:r>
     </w:p>
     <w:p>
@@ -7771,13 +7761,25 @@
         </w:numPr>
       </w:pPr>
       <w:r>
-        <w:t xml:space="preserve">checagem de dados: N72 ✔ (</w:t>
+        <w:t xml:space="preserve">citações: DEKKER; RODRIGUES, 2019</w:t>
+      </w:r>
+    </w:p>
+    <w:p>
+      <w:pPr>
+        <w:pStyle w:val="Compact"/>
+        <w:numPr>
+          <w:ilvl w:val="2"/>
+          <w:numId w:val="1252"/>
+        </w:numPr>
+      </w:pPr>
+      <w:r>
+        <w:t xml:space="preserve">checagem de dados: N85 ✔ (</w:t>
       </w:r>
       <w:r>
         <w:rPr>
           <w:rStyle w:val="VerbatimChar"/>
         </w:rPr>
-        <w:t xml:space="preserve">analise/tabelas/07_mapa_quadro_h3.csv</w:t>
+        <w:t xml:space="preserve">analise/tabelas/20_desenho_retroativo.csv (valor autorizado por ciclo, 03_anual.csv)</w:t>
       </w:r>
       <w:r>
         <w:t xml:space="preserve">)</w:t>
@@ -7802,7 +7804,7 @@
         <w:t xml:space="preserve"> </w:t>
       </w:r>
       <w:r>
-        <w:t xml:space="preserve">A promoção estima o efeito da oferta e, para quem responde a ela, o efeito local (ANGRIST; IMBENS; RUBIN, 1996).</w:t>
+        <w:t xml:space="preserve">Uma promoção aleatória de apoio à inscrição e à busca de patrocínio, sorteada entre os 71 municípios do interior, não altera nenhuma regra de alocação; nos municípios sorteados, dois braços, sorteados entre os agentes, separam o atrito documental do de patrocínio.</w:t>
       </w:r>
     </w:p>
     <w:p>
@@ -7814,6 +7816,49 @@
         </w:numPr>
       </w:pPr>
       <w:r>
+        <w:t xml:space="preserve">checagem de dados: N72 ✔ (</w:t>
+      </w:r>
+      <w:r>
+        <w:rPr>
+          <w:rStyle w:val="VerbatimChar"/>
+        </w:rPr>
+        <w:t xml:space="preserve">analise/tabelas/07_mapa_quadro_h3.csv</w:t>
+      </w:r>
+      <w:r>
+        <w:t xml:space="preserve">)</w:t>
+      </w:r>
+    </w:p>
+    <w:p>
+      <w:pPr>
+        <w:pStyle w:val="Compact"/>
+        <w:numPr>
+          <w:ilvl w:val="1"/>
+          <w:numId w:val="1255"/>
+        </w:numPr>
+      </w:pPr>
+      <w:r>
+        <w:rPr>
+          <w:b/>
+          <w:bCs/>
+        </w:rPr>
+        <w:t xml:space="preserve">[5.2.5.3]</w:t>
+      </w:r>
+      <w:r>
+        <w:t xml:space="preserve"> </w:t>
+      </w:r>
+      <w:r>
+        <w:t xml:space="preserve">A promoção estima o efeito da oferta e, para quem responde a ela, o efeito local (ANGRIST; IMBENS; RUBIN, 1996).</w:t>
+      </w:r>
+    </w:p>
+    <w:p>
+      <w:pPr>
+        <w:pStyle w:val="Compact"/>
+        <w:numPr>
+          <w:ilvl w:val="2"/>
+          <w:numId w:val="1256"/>
+        </w:numPr>
+      </w:pPr>
+      <w:r>
         <w:t xml:space="preserve">citações: ANGRIST; IMBENS; RUBIN, 1996</w:t>
       </w:r>
     </w:p>
@@ -7822,15 +7867,15 @@
         <w:pStyle w:val="Compact"/>
         <w:numPr>
           <w:ilvl w:val="1"/>
-          <w:numId w:val="1255"/>
-        </w:numPr>
-      </w:pPr>
-      <w:r>
-        <w:rPr>
-          <w:b/>
-          <w:bCs/>
-        </w:rPr>
-        <w:t xml:space="preserve">[5.2.5.3]</w:t>
+          <w:numId w:val="1257"/>
+        </w:numPr>
+      </w:pPr>
+      <w:r>
+        <w:rPr>
+          <w:b/>
+          <w:bCs/>
+        </w:rPr>
+        <w:t xml:space="preserve">[5.2.5.4]</w:t>
       </w:r>
       <w:r>
         <w:t xml:space="preserve"> </w:t>
@@ -7857,7 +7902,7 @@
         <w:pStyle w:val="Compact"/>
         <w:numPr>
           <w:ilvl w:val="2"/>
-          <w:numId w:val="1256"/>
+          <w:numId w:val="1258"/>
         </w:numPr>
       </w:pPr>
       <w:r>
@@ -7882,7 +7927,7 @@
         <w:pStyle w:val="Compact"/>
         <w:numPr>
           <w:ilvl w:val="2"/>
-          <w:numId w:val="1256"/>
+          <w:numId w:val="1258"/>
         </w:numPr>
       </w:pPr>
       <w:r>
@@ -7894,7 +7939,7 @@
         <w:pStyle w:val="Compact"/>
         <w:numPr>
           <w:ilvl w:val="0"/>
-          <w:numId w:val="1235"/>
+          <w:numId w:val="1236"/>
         </w:numPr>
       </w:pPr>
       <w:r>
@@ -7932,7 +7977,7 @@
         <w:pStyle w:val="Compact"/>
         <w:numPr>
           <w:ilvl w:val="1"/>
-          <w:numId w:val="1257"/>
+          <w:numId w:val="1259"/>
         </w:numPr>
       </w:pPr>
       <w:r>
@@ -7957,49 +8002,6 @@
       </w:r>
       <w:r>
         <w:t xml:space="preserve">Os termos validados pouco antes do esgotamento do teto e os de 32 projetos recusados em 2023 e 2024 tinham, todos, patrocinador disposto.</w:t>
-      </w:r>
-    </w:p>
-    <w:p>
-      <w:pPr>
-        <w:pStyle w:val="Compact"/>
-        <w:numPr>
-          <w:ilvl w:val="2"/>
-          <w:numId w:val="1258"/>
-        </w:numPr>
-      </w:pPr>
-      <w:r>
-        <w:t xml:space="preserve">checagem de dados: N31 ✔ (</w:t>
-      </w:r>
-      <w:r>
-        <w:rPr>
-          <w:rStyle w:val="VerbatimChar"/>
-        </w:rPr>
-        <w:t xml:space="preserve">dados/processados/indeferidos_2023_2024.csv</w:t>
-      </w:r>
-      <w:r>
-        <w:t xml:space="preserve">)</w:t>
-      </w:r>
-    </w:p>
-    <w:p>
-      <w:pPr>
-        <w:pStyle w:val="Compact"/>
-        <w:numPr>
-          <w:ilvl w:val="1"/>
-          <w:numId w:val="1259"/>
-        </w:numPr>
-      </w:pPr>
-      <w:r>
-        <w:rPr>
-          <w:b/>
-          <w:bCs/>
-        </w:rPr>
-        <w:t xml:space="preserve">[5.2.6.2]</w:t>
-      </w:r>
-      <w:r>
-        <w:t xml:space="preserve"> </w:t>
-      </w:r>
-      <w:r>
-        <w:t xml:space="preserve">Mas 6 dos 11 recusados em 2023 e 12 dos 21 recusados em 2024 captaram no ano seguinte: com resultado datado, a comparação estima o efeito de receber agora; para o de receber em algum momento, o indeferimento serve de instrumento, com primeiro estágio de 41% (13 dos 32 recusados não captaram depois).</w:t>
       </w:r>
     </w:p>
     <w:p>
@@ -8011,22 +8013,13 @@
         </w:numPr>
       </w:pPr>
       <w:r>
-        <w:t xml:space="preserve">checagem de dados: N30 ✔ (</w:t>
+        <w:t xml:space="preserve">checagem de dados: N31 ✔ (</w:t>
       </w:r>
       <w:r>
         <w:rPr>
           <w:rStyle w:val="VerbatimChar"/>
         </w:rPr>
-        <w:t xml:space="preserve">analise/tabelas/09_reentrada_resumo.csv</w:t>
-      </w:r>
-      <w:r>
-        <w:t xml:space="preserve">); N42 ✔ (</w:t>
-      </w:r>
-      <w:r>
-        <w:rPr>
-          <w:rStyle w:val="VerbatimChar"/>
-        </w:rPr>
-        <w:t xml:space="preserve">analise/tabelas/09_reentrada_resumo.csv</w:t>
+        <w:t xml:space="preserve">dados/processados/indeferidos_2023_2024.csv</w:t>
       </w:r>
       <w:r>
         <w:t xml:space="preserve">)</w:t>
@@ -8045,13 +8038,13 @@
           <w:b/>
           <w:bCs/>
         </w:rPr>
-        <w:t xml:space="preserve">[5.2.6.3]</w:t>
-      </w:r>
-      <w:r>
-        <w:t xml:space="preserve"> </w:t>
-      </w:r>
-      <w:r>
-        <w:t xml:space="preserve">Em 2024, das 47 recusas registradas nas versões sucessivas do anexo, 27 viraram validação em versão posterior, no ano em que o teto passou de R$ 15 para R$ 25 milhões: a comparação com as 20 que não viraram mede o efeito de receber mais tarde.</w:t>
+        <w:t xml:space="preserve">[5.2.6.2]</w:t>
+      </w:r>
+      <w:r>
+        <w:t xml:space="preserve"> </w:t>
+      </w:r>
+      <w:r>
+        <w:t xml:space="preserve">Mas 6 dos 11 recusados em 2023 e 12 dos 21 recusados em 2024 captaram no ano seguinte: com resultado datado, a comparação estima o efeito de receber agora; para o de receber em algum momento, o indeferimento serve de instrumento, com primeiro estágio de 41% (13 dos 32 recusados não captaram depois).</w:t>
       </w:r>
     </w:p>
     <w:p>
@@ -8063,6 +8056,58 @@
         </w:numPr>
       </w:pPr>
       <w:r>
+        <w:t xml:space="preserve">checagem de dados: N30 ✔ (</w:t>
+      </w:r>
+      <w:r>
+        <w:rPr>
+          <w:rStyle w:val="VerbatimChar"/>
+        </w:rPr>
+        <w:t xml:space="preserve">analise/tabelas/09_reentrada_resumo.csv</w:t>
+      </w:r>
+      <w:r>
+        <w:t xml:space="preserve">); N42 ✔ (</w:t>
+      </w:r>
+      <w:r>
+        <w:rPr>
+          <w:rStyle w:val="VerbatimChar"/>
+        </w:rPr>
+        <w:t xml:space="preserve">analise/tabelas/09_reentrada_resumo.csv</w:t>
+      </w:r>
+      <w:r>
+        <w:t xml:space="preserve">)</w:t>
+      </w:r>
+    </w:p>
+    <w:p>
+      <w:pPr>
+        <w:pStyle w:val="Compact"/>
+        <w:numPr>
+          <w:ilvl w:val="1"/>
+          <w:numId w:val="1263"/>
+        </w:numPr>
+      </w:pPr>
+      <w:r>
+        <w:rPr>
+          <w:b/>
+          <w:bCs/>
+        </w:rPr>
+        <w:t xml:space="preserve">[5.2.6.3]</w:t>
+      </w:r>
+      <w:r>
+        <w:t xml:space="preserve"> </w:t>
+      </w:r>
+      <w:r>
+        <w:t xml:space="preserve">Em 2024, das 47 recusas registradas nas versões sucessivas do anexo, 27 viraram validação em versão posterior, quando o teto passou de R$ 15 para R$ 25 milhões: comparados com os 64 validados sem recusa, por inferência por aleatorização, mostram quem recebe o dinheiro marginal, a pergunta da SEFAZ ao ampliar o teto; a comparação com as 20 que não viraram mede o efeito de receber, ainda que tarde.</w:t>
+      </w:r>
+    </w:p>
+    <w:p>
+      <w:pPr>
+        <w:pStyle w:val="Compact"/>
+        <w:numPr>
+          <w:ilvl w:val="2"/>
+          <w:numId w:val="1264"/>
+        </w:numPr>
+      </w:pPr>
+      <w:r>
         <w:t xml:space="preserve">checagem de dados: N81 ✔ (</w:t>
       </w:r>
       <w:r>
@@ -8081,6 +8126,15 @@
         <w:t xml:space="preserve">analise/tabelas/13_versoes_captados_fila.csv (2024)</w:t>
       </w:r>
       <w:r>
+        <w:t xml:space="preserve">); N86 ✔ (</w:t>
+      </w:r>
+      <w:r>
+        <w:rPr>
+          <w:rStyle w:val="VerbatimChar"/>
+        </w:rPr>
+        <w:t xml:space="preserve">analise/tabelas/20_desenho_retroativo.csv</w:t>
+      </w:r>
+      <w:r>
         <w:t xml:space="preserve">)</w:t>
       </w:r>
     </w:p>
@@ -8089,7 +8143,7 @@
         <w:pStyle w:val="Compact"/>
         <w:numPr>
           <w:ilvl w:val="2"/>
-          <w:numId w:val="1262"/>
+          <w:numId w:val="1264"/>
         </w:numPr>
       </w:pPr>
       <w:r>
@@ -8101,7 +8155,7 @@
         <w:pStyle w:val="Compact"/>
         <w:numPr>
           <w:ilvl w:val="1"/>
-          <w:numId w:val="1263"/>
+          <w:numId w:val="1265"/>
         </w:numPr>
       </w:pPr>
       <w:r>
@@ -8123,7 +8177,7 @@
         <w:pStyle w:val="Compact"/>
         <w:numPr>
           <w:ilvl w:val="1"/>
-          <w:numId w:val="1264"/>
+          <w:numId w:val="1266"/>
         </w:numPr>
       </w:pPr>
       <w:r>
@@ -8137,7 +8191,7 @@
         <w:t xml:space="preserve"> </w:t>
       </w:r>
       <w:r>
-        <w:t xml:space="preserve">Como o momento do esgotamento não é conhecido de antemão, é difícil manipular a posição na fila, e a ordem de validação não deve se ligar ao projeto, o que as datas de protocolo permitem testar.</w:t>
+        <w:t xml:space="preserve">Como o momento do esgotamento não é conhecido de antemão, a posição na fila é difícil de manipular, o que as datas de protocolo permitem testar.</w:t>
       </w:r>
     </w:p>
     <w:bookmarkEnd w:id="24"/>
@@ -8155,7 +8209,7 @@
         <w:pStyle w:val="Compact"/>
         <w:numPr>
           <w:ilvl w:val="0"/>
-          <w:numId w:val="1265"/>
+          <w:numId w:val="1267"/>
         </w:numPr>
       </w:pPr>
       <w:r>
@@ -8193,7 +8247,7 @@
         <w:pStyle w:val="Compact"/>
         <w:numPr>
           <w:ilvl w:val="1"/>
-          <w:numId w:val="1266"/>
+          <w:numId w:val="1268"/>
         </w:numPr>
       </w:pPr>
       <w:r>
@@ -8215,7 +8269,7 @@
         <w:pStyle w:val="Compact"/>
         <w:numPr>
           <w:ilvl w:val="1"/>
-          <w:numId w:val="1267"/>
+          <w:numId w:val="1269"/>
         </w:numPr>
       </w:pPr>
       <w:r>
@@ -8230,58 +8284,6 @@
       </w:r>
       <w:r>
         <w:t xml:space="preserve">Para H2, o universo são os 293 projetos habilitados em 2022-2024 com situação resolvida, de 172 proponentes, e os 86 inabilitados das atas da CAP, de onde se sorteia a amostra da avaliação cega; para H3, as planilhas de 2025 e 2026.</w:t>
-      </w:r>
-    </w:p>
-    <w:p>
-      <w:pPr>
-        <w:pStyle w:val="Compact"/>
-        <w:numPr>
-          <w:ilvl w:val="2"/>
-          <w:numId w:val="1268"/>
-        </w:numPr>
-      </w:pPr>
-      <w:r>
-        <w:t xml:space="preserve">checagem de dados: N22 ✔ (</w:t>
-      </w:r>
-      <w:r>
-        <w:rPr>
-          <w:rStyle w:val="VerbatimChar"/>
-        </w:rPr>
-        <w:t xml:space="preserve">analise/tabelas/07_poder_hipoteses.csv (nota)</w:t>
-      </w:r>
-      <w:r>
-        <w:t xml:space="preserve">); N80 ✔ (</w:t>
-      </w:r>
-      <w:r>
-        <w:rPr>
-          <w:rStyle w:val="VerbatimChar"/>
-        </w:rPr>
-        <w:t xml:space="preserve">analise/tabelas/12_cap_deliberacoes.csv</w:t>
-      </w:r>
-      <w:r>
-        <w:t xml:space="preserve">)</w:t>
-      </w:r>
-    </w:p>
-    <w:p>
-      <w:pPr>
-        <w:pStyle w:val="Compact"/>
-        <w:numPr>
-          <w:ilvl w:val="1"/>
-          <w:numId w:val="1269"/>
-        </w:numPr>
-      </w:pPr>
-      <w:r>
-        <w:rPr>
-          <w:b/>
-          <w:bCs/>
-        </w:rPr>
-        <w:t xml:space="preserve">[5.3.1.3]</w:t>
-      </w:r>
-      <w:r>
-        <w:t xml:space="preserve"> </w:t>
-      </w:r>
-      <w:r>
-        <w:t xml:space="preserve">Para H1, a população principal é quem decide o patrocínio (marketing, diretoria ou relações institucionais): a listagem parte das 26 patrocinadoras de 2025, e os maiores contribuintes fora do Simples Nacional, listados com a SEFAZ, formam uma extensão; o braço da população é uma amostra de residentes por cotas de região.</w:t>
       </w:r>
     </w:p>
     <w:p>
@@ -8293,13 +8295,22 @@
         </w:numPr>
       </w:pPr>
       <w:r>
-        <w:t xml:space="preserve">checagem de dados: N55 ✔ (</w:t>
+        <w:t xml:space="preserve">checagem de dados: N22 ✔ (</w:t>
       </w:r>
       <w:r>
         <w:rPr>
           <w:rStyle w:val="VerbatimChar"/>
         </w:rPr>
-        <w:t xml:space="preserve">analise/tabelas/03_patrocinadores_concentracao.csv</w:t>
+        <w:t xml:space="preserve">analise/tabelas/07_poder_hipoteses.csv (nota)</w:t>
+      </w:r>
+      <w:r>
+        <w:t xml:space="preserve">); N80 ✔ (</w:t>
+      </w:r>
+      <w:r>
+        <w:rPr>
+          <w:rStyle w:val="VerbatimChar"/>
+        </w:rPr>
+        <w:t xml:space="preserve">analise/tabelas/12_cap_deliberacoes.csv</w:t>
       </w:r>
       <w:r>
         <w:t xml:space="preserve">)</w:t>
@@ -8318,13 +8329,13 @@
           <w:b/>
           <w:bCs/>
         </w:rPr>
-        <w:t xml:space="preserve">[5.3.1.4]</w:t>
-      </w:r>
-      <w:r>
-        <w:t xml:space="preserve"> </w:t>
-      </w:r>
-      <w:r>
-        <w:t xml:space="preserve">Para H4, a listagem é o cadastro de agentes do Mapa Cultural, em que 79% dos coletivos e 78% dos individuais não informam município; com município no interior, há 257 coletivos em 52 municípios e 2.389 agentes, somados os individuais, nos 71.</w:t>
+        <w:t xml:space="preserve">[5.3.1.3]</w:t>
+      </w:r>
+      <w:r>
+        <w:t xml:space="preserve"> </w:t>
+      </w:r>
+      <w:r>
+        <w:t xml:space="preserve">Para H1, a população principal é quem decide o patrocínio (marketing, diretoria ou relações institucionais): a listagem parte das 26 patrocinadoras de 2025, e os maiores contribuintes fora do Simples Nacional, listados com a SEFAZ, formam uma extensão; o braço da população é uma amostra de residentes por cotas de região.</w:t>
       </w:r>
     </w:p>
     <w:p>
@@ -8336,6 +8347,49 @@
         </w:numPr>
       </w:pPr>
       <w:r>
+        <w:t xml:space="preserve">checagem de dados: N55 ✔ (</w:t>
+      </w:r>
+      <w:r>
+        <w:rPr>
+          <w:rStyle w:val="VerbatimChar"/>
+        </w:rPr>
+        <w:t xml:space="preserve">analise/tabelas/03_patrocinadores_concentracao.csv</w:t>
+      </w:r>
+      <w:r>
+        <w:t xml:space="preserve">)</w:t>
+      </w:r>
+    </w:p>
+    <w:p>
+      <w:pPr>
+        <w:pStyle w:val="Compact"/>
+        <w:numPr>
+          <w:ilvl w:val="1"/>
+          <w:numId w:val="1273"/>
+        </w:numPr>
+      </w:pPr>
+      <w:r>
+        <w:rPr>
+          <w:b/>
+          <w:bCs/>
+        </w:rPr>
+        <w:t xml:space="preserve">[5.3.1.4]</w:t>
+      </w:r>
+      <w:r>
+        <w:t xml:space="preserve"> </w:t>
+      </w:r>
+      <w:r>
+        <w:t xml:space="preserve">Para H4, a listagem é o cadastro de agentes do Mapa Cultural, em que 79% dos coletivos e 78% dos individuais não informam município; com município no interior, há 257 coletivos em 52 municípios e 2.389 agentes, somados os individuais, nos 71.</w:t>
+      </w:r>
+    </w:p>
+    <w:p>
+      <w:pPr>
+        <w:pStyle w:val="Compact"/>
+        <w:numPr>
+          <w:ilvl w:val="2"/>
+          <w:numId w:val="1274"/>
+        </w:numPr>
+      </w:pPr>
+      <w:r>
         <w:t xml:space="preserve">checagem de dados: N38 ✔ (</w:t>
       </w:r>
       <w:r>
@@ -8362,7 +8416,7 @@
         <w:pStyle w:val="Compact"/>
         <w:numPr>
           <w:ilvl w:val="1"/>
-          <w:numId w:val="1273"/>
+          <w:numId w:val="1275"/>
         </w:numPr>
       </w:pPr>
       <w:r>
@@ -8384,7 +8438,7 @@
         <w:pStyle w:val="Compact"/>
         <w:numPr>
           <w:ilvl w:val="1"/>
-          <w:numId w:val="1274"/>
+          <w:numId w:val="1276"/>
         </w:numPr>
       </w:pPr>
       <w:r>
@@ -8398,28 +8452,6 @@
         <w:t xml:space="preserve"> </w:t>
       </w:r>
       <w:r>
-        <w:t xml:space="preserve">O Mapa serve, assim, de retrato da demanda: agentes e eventos que nunca aparecem nos anexos da LICC são os projetos pequenos que a escolha concentrada não alcança.</w:t>
-      </w:r>
-    </w:p>
-    <w:p>
-      <w:pPr>
-        <w:pStyle w:val="Compact"/>
-        <w:numPr>
-          <w:ilvl w:val="1"/>
-          <w:numId w:val="1275"/>
-        </w:numPr>
-      </w:pPr>
-      <w:r>
-        <w:rPr>
-          <w:b/>
-          <w:bCs/>
-        </w:rPr>
-        <w:t xml:space="preserve">[5.3.1.7]</w:t>
-      </w:r>
-      <w:r>
-        <w:t xml:space="preserve"> </w:t>
-      </w:r>
-      <w:r>
         <w:t xml:space="preserve">A chave de ligação é o CNPJ do proponente: o Portal da Transparência o traz para quem captou (ESPÍRITO SANTO, 2026), e os avisos de habilitação no Diário Oficial, para a maior parte dos demais (DIO-ES, 2026); juntas, cobrem 385 dos 463 habilitados (83%), e o restante e os inabilitados ficam para a LAI (Quadro 4).</w:t>
       </w:r>
     </w:p>
@@ -8428,7 +8460,7 @@
         <w:pStyle w:val="Compact"/>
         <w:numPr>
           <w:ilvl w:val="2"/>
-          <w:numId w:val="1276"/>
+          <w:numId w:val="1277"/>
         </w:numPr>
       </w:pPr>
       <w:r>
@@ -8440,7 +8472,7 @@
         <w:pStyle w:val="Compact"/>
         <w:numPr>
           <w:ilvl w:val="2"/>
-          <w:numId w:val="1276"/>
+          <w:numId w:val="1277"/>
         </w:numPr>
       </w:pPr>
       <w:r>
@@ -8471,7 +8503,7 @@
         <w:pStyle w:val="Compact"/>
         <w:numPr>
           <w:ilvl w:val="0"/>
-          <w:numId w:val="1277"/>
+          <w:numId w:val="1278"/>
         </w:numPr>
       </w:pPr>
       <w:r>
@@ -8493,7 +8525,7 @@
         <w:pStyle w:val="Compact"/>
         <w:numPr>
           <w:ilvl w:val="1"/>
-          <w:numId w:val="1278"/>
+          <w:numId w:val="1279"/>
         </w:numPr>
       </w:pPr>
       <w:r>
@@ -8515,28 +8547,6 @@
         <w:pStyle w:val="Compact"/>
         <w:numPr>
           <w:ilvl w:val="1"/>
-          <w:numId w:val="1279"/>
-        </w:numPr>
-      </w:pPr>
-      <w:r>
-        <w:rPr>
-          <w:b/>
-          <w:bCs/>
-        </w:rPr>
-        <w:t xml:space="preserve">Planilhas de custos</w:t>
-      </w:r>
-      <w:r>
-        <w:t xml:space="preserve"> </w:t>
-      </w:r>
-      <w:r>
-        <w:t xml:space="preserve">— Rubricas de captação, elaboração, divulgação e remuneração, por projeto — H3 — Pedido por LAI</w:t>
-      </w:r>
-    </w:p>
-    <w:p>
-      <w:pPr>
-        <w:pStyle w:val="Compact"/>
-        <w:numPr>
-          <w:ilvl w:val="1"/>
           <w:numId w:val="1280"/>
         </w:numPr>
       </w:pPr>
@@ -8545,122 +8555,13 @@
           <w:b/>
           <w:bCs/>
         </w:rPr>
-        <w:t xml:space="preserve">Anexos de habilitados e captados; avisos do Diário Oficial; extratos das atas da CAP</w:t>
-      </w:r>
-      <w:r>
-        <w:t xml:space="preserve"> </w:t>
-      </w:r>
-      <w:r>
-        <w:t xml:space="preserve">— Status, valores e patrocinador; CNPJ e data da habilitação; data de cada depósito (82% dos termos de 2022-2025); inabilitados — H5 (tratamento e intensidade); H2 — Público</w:t>
-      </w:r>
-    </w:p>
-    <w:p>
-      <w:pPr>
-        <w:pStyle w:val="Compact"/>
-        <w:numPr>
-          <w:ilvl w:val="2"/>
-          <w:numId w:val="1281"/>
-        </w:numPr>
-      </w:pPr>
-      <w:r>
-        <w:t xml:space="preserve">checagem de dados: N66 ✔ (</w:t>
-      </w:r>
-      <w:r>
-        <w:rPr>
-          <w:rStyle w:val="VerbatimChar"/>
-        </w:rPr>
-        <w:t xml:space="preserve">analise/tabelas/18_deposito_x_portal.csv</w:t>
-      </w:r>
-      <w:r>
-        <w:t xml:space="preserve">)</w:t>
-      </w:r>
-    </w:p>
-    <w:p>
-      <w:pPr>
-        <w:pStyle w:val="Compact"/>
-        <w:numPr>
-          <w:ilvl w:val="1"/>
-          <w:numId w:val="1282"/>
-        </w:numPr>
-      </w:pPr>
-      <w:r>
-        <w:rPr>
-          <w:b/>
-          <w:bCs/>
-        </w:rPr>
-        <w:t xml:space="preserve">Portal da Transparência (SEFAZ); Receita Federal</w:t>
-      </w:r>
-      <w:r>
-        <w:t xml:space="preserve"> </w:t>
-      </w:r>
-      <w:r>
-        <w:t xml:space="preserve">— Termos de 2022-2025: data, patrocinador e proponente (CNPJ); pelo CNPJ, porte, idade e sede — Fila (H5); pares e porte (H1, H4) — Público</w:t>
-      </w:r>
-    </w:p>
-    <w:p>
-      <w:pPr>
-        <w:pStyle w:val="Compact"/>
-        <w:numPr>
-          <w:ilvl w:val="1"/>
-          <w:numId w:val="1283"/>
-        </w:numPr>
-      </w:pPr>
-      <w:r>
-        <w:rPr>
-          <w:b/>
-          <w:bCs/>
-        </w:rPr>
-        <w:t xml:space="preserve">SEFAZ</w:t>
-      </w:r>
-      <w:r>
-        <w:t xml:space="preserve"> </w:t>
-      </w:r>
-      <w:r>
-        <w:t xml:space="preserve">— Hora de protocolo (pública só nos validados de 2025) e de validação dos termos, cota e indeferidos — H5 (margem; desenho prospectivo) — Pedido por LAI</w:t>
-      </w:r>
-    </w:p>
-    <w:p>
-      <w:pPr>
-        <w:pStyle w:val="Compact"/>
-        <w:numPr>
-          <w:ilvl w:val="1"/>
-          <w:numId w:val="1284"/>
-        </w:numPr>
-      </w:pPr>
-      <w:r>
-        <w:rPr>
-          <w:b/>
-          <w:bCs/>
-        </w:rPr>
-        <w:t xml:space="preserve">Pesquisa própria</w:t>
-      </w:r>
-      <w:r>
-        <w:t xml:space="preserve"> </w:t>
-      </w:r>
-      <w:r>
-        <w:t xml:space="preserve">— Escolhas de decisores e residentes entre perfis de projeto; nota cega dos projetos inscritos — H1, H2 — Coleta</w:t>
-      </w:r>
-    </w:p>
-    <w:p>
-      <w:pPr>
-        <w:pStyle w:val="Compact"/>
-        <w:numPr>
-          <w:ilvl w:val="1"/>
-          <w:numId w:val="1285"/>
-        </w:numPr>
-      </w:pPr>
-      <w:r>
-        <w:rPr>
-          <w:b/>
-          <w:bCs/>
-        </w:rPr>
-        <w:t xml:space="preserve">Relatórios de execução</w:t>
-      </w:r>
-      <w:r>
-        <w:t xml:space="preserve"> </w:t>
-      </w:r>
-      <w:r>
-        <w:t xml:space="preserve">— Lista de presença e estimativa de público (IN 001/2025, art. 66), gratuidade, locais, contrapartidas —</w:t>
+        <w:t xml:space="preserve">Planilhas de custos e relatórios de execução</w:t>
+      </w:r>
+      <w:r>
+        <w:t xml:space="preserve"> </w:t>
+      </w:r>
+      <w:r>
+        <w:t xml:space="preserve">— Rubricas de captação, elaboração, divulgação e remuneração; lista de presença e estimativa de público (IN 001/2025, art. 66), gratuidade — H3;</w:t>
       </w:r>
       <w:r>
         <w:t xml:space="preserve"> </w:t>
@@ -8676,7 +8577,116 @@
         <w:t xml:space="preserve"> </w:t>
       </w:r>
       <w:r>
-        <w:t xml:space="preserve">de H5 (a padronizar) — Interno</w:t>
+        <w:t xml:space="preserve">de H5 (a padronizar) — Pedido por LAI; interno</w:t>
+      </w:r>
+    </w:p>
+    <w:p>
+      <w:pPr>
+        <w:pStyle w:val="Compact"/>
+        <w:numPr>
+          <w:ilvl w:val="1"/>
+          <w:numId w:val="1281"/>
+        </w:numPr>
+      </w:pPr>
+      <w:r>
+        <w:rPr>
+          <w:b/>
+          <w:bCs/>
+        </w:rPr>
+        <w:t xml:space="preserve">Anexos de habilitados e captados; avisos do Diário Oficial; extratos das atas da CAP</w:t>
+      </w:r>
+      <w:r>
+        <w:t xml:space="preserve"> </w:t>
+      </w:r>
+      <w:r>
+        <w:t xml:space="preserve">— Status, valores e patrocinador; CNPJ e data da habilitação; data de cada depósito (82% dos termos de 2022-2025); inabilitados — H5 (tratamento e intensidade); H2 — Público</w:t>
+      </w:r>
+    </w:p>
+    <w:p>
+      <w:pPr>
+        <w:pStyle w:val="Compact"/>
+        <w:numPr>
+          <w:ilvl w:val="2"/>
+          <w:numId w:val="1282"/>
+        </w:numPr>
+      </w:pPr>
+      <w:r>
+        <w:t xml:space="preserve">checagem de dados: N66 ✔ (</w:t>
+      </w:r>
+      <w:r>
+        <w:rPr>
+          <w:rStyle w:val="VerbatimChar"/>
+        </w:rPr>
+        <w:t xml:space="preserve">analise/tabelas/18_deposito_x_portal.csv</w:t>
+      </w:r>
+      <w:r>
+        <w:t xml:space="preserve">)</w:t>
+      </w:r>
+    </w:p>
+    <w:p>
+      <w:pPr>
+        <w:pStyle w:val="Compact"/>
+        <w:numPr>
+          <w:ilvl w:val="1"/>
+          <w:numId w:val="1283"/>
+        </w:numPr>
+      </w:pPr>
+      <w:r>
+        <w:rPr>
+          <w:b/>
+          <w:bCs/>
+        </w:rPr>
+        <w:t xml:space="preserve">Portal da Transparência (SEFAZ); Receita Federal</w:t>
+      </w:r>
+      <w:r>
+        <w:t xml:space="preserve"> </w:t>
+      </w:r>
+      <w:r>
+        <w:t xml:space="preserve">— Termos de 2022-2025: data, patrocinador e proponente (CNPJ); pelo CNPJ, porte, idade e sede — Fila (H5); pares e porte (H1, H4) — Público</w:t>
+      </w:r>
+    </w:p>
+    <w:p>
+      <w:pPr>
+        <w:pStyle w:val="Compact"/>
+        <w:numPr>
+          <w:ilvl w:val="1"/>
+          <w:numId w:val="1284"/>
+        </w:numPr>
+      </w:pPr>
+      <w:r>
+        <w:rPr>
+          <w:b/>
+          <w:bCs/>
+        </w:rPr>
+        <w:t xml:space="preserve">SEFAZ</w:t>
+      </w:r>
+      <w:r>
+        <w:t xml:space="preserve"> </w:t>
+      </w:r>
+      <w:r>
+        <w:t xml:space="preserve">— Hora de protocolo (pública só nos validados de 2025) e de validação dos termos, cota e indeferidos — H5 (margem; desenho prospectivo) — Pedido por LAI</w:t>
+      </w:r>
+    </w:p>
+    <w:p>
+      <w:pPr>
+        <w:pStyle w:val="Compact"/>
+        <w:numPr>
+          <w:ilvl w:val="1"/>
+          <w:numId w:val="1285"/>
+        </w:numPr>
+      </w:pPr>
+      <w:r>
+        <w:rPr>
+          <w:b/>
+          <w:bCs/>
+        </w:rPr>
+        <w:t xml:space="preserve">Pesquisa própria</w:t>
+      </w:r>
+      <w:r>
+        <w:t xml:space="preserve"> </w:t>
+      </w:r>
+      <w:r>
+        <w:t xml:space="preserve">— Escolhas de decisores e residentes entre perfis de projeto; nota cega dos projetos inscritos — H1, H2 — Coleta</w:t>
       </w:r>
     </w:p>
     <w:p>
@@ -8740,7 +8750,7 @@
         <w:pStyle w:val="Compact"/>
         <w:numPr>
           <w:ilvl w:val="0"/>
-          <w:numId w:val="1277"/>
+          <w:numId w:val="1278"/>
         </w:numPr>
       </w:pPr>
       <w:r>
@@ -9435,13 +9445,13 @@
           <w:b/>
           <w:bCs/>
         </w:rPr>
-        <w:t xml:space="preserve">H4: oferta por município, só coletivos</w:t>
-      </w:r>
-      <w:r>
-        <w:t xml:space="preserve"> </w:t>
-      </w:r>
-      <w:r>
-        <w:t xml:space="preserve">— 52 municípios, 257 coletivos (</w:t>
+        <w:t xml:space="preserve">H4: oferta por município, todos os agentes</w:t>
+      </w:r>
+      <w:r>
+        <w:t xml:space="preserve"> </w:t>
+      </w:r>
+      <w:r>
+        <w:t xml:space="preserve">— 71 municípios, 2.389 agentes (</w:t>
       </w:r>
       <m:oMath>
         <m:acc>
@@ -9459,7 +9469,7 @@
         <w:t xml:space="preserve"> </w:t>
       </w:r>
       <w:r>
-        <w:t xml:space="preserve">= 4,9;</w:t>
+        <w:t xml:space="preserve">= 33,6;</w:t>
       </w:r>
       <w:r>
         <w:t xml:space="preserve"> </w:t>
@@ -9475,7 +9485,7 @@
         <w:t xml:space="preserve"> </w:t>
       </w:r>
       <w:r>
-        <w:t xml:space="preserve">= 1,32) —</w:t>
+        <w:t xml:space="preserve">= 1,43) —</w:t>
       </w:r>
       <w:r>
         <w:t xml:space="preserve"> </w:t>
@@ -9498,7 +9508,7 @@
         <w:t xml:space="preserve"> </w:t>
       </w:r>
       <w:r>
-        <w:t xml:space="preserve">de 2% a 10%; ρ de 0,02 a 0,05 — 5,5 a 13,4</w:t>
+        <w:t xml:space="preserve">de 2% a 10%; ρ de 0,02 a 0,05 — 2,8 a 8,5</w:t>
       </w:r>
     </w:p>
     <w:p>
@@ -9510,7 +9520,7 @@
         </w:numPr>
       </w:pPr>
       <w:r>
-        <w:t xml:space="preserve">checagem de dados: N25 ✔ (</w:t>
+        <w:t xml:space="preserve">checagem de dados: N26 ✔ (</w:t>
       </w:r>
       <w:r>
         <w:rPr>
@@ -9526,6 +9536,28 @@
       <w:pPr>
         <w:pStyle w:val="Compact"/>
         <w:numPr>
+          <w:ilvl w:val="0"/>
+          <w:numId w:val="1295"/>
+        </w:numPr>
+      </w:pPr>
+      <w:r>
+        <w:rPr>
+          <w:b/>
+          <w:bCs/>
+        </w:rPr>
+        <w:t xml:space="preserve">5.4.3</w:t>
+      </w:r>
+      <w:r>
+        <w:t xml:space="preserve"> </w:t>
+      </w:r>
+      <w:r>
+        <w:t xml:space="preserve">(fonte do quadro, tabela ou figura)</w:t>
+      </w:r>
+    </w:p>
+    <w:p>
+      <w:pPr>
+        <w:pStyle w:val="Compact"/>
+        <w:numPr>
           <w:ilvl w:val="1"/>
           <w:numId w:val="1308"/>
         </w:numPr>
@@ -9535,31 +9567,86 @@
           <w:b/>
           <w:bCs/>
         </w:rPr>
-        <w:t xml:space="preserve">H4: oferta por município, todos os agentes</w:t>
-      </w:r>
-      <w:r>
-        <w:t xml:space="preserve"> </w:t>
-      </w:r>
-      <w:r>
-        <w:t xml:space="preserve">— 71 municípios, 2.389 agentes (</w:t>
-      </w:r>
-      <m:oMath>
-        <m:acc>
-          <m:accPr>
-            <m:chr m:val="‾"/>
-          </m:accPr>
-          <m:e>
-            <m:r>
-              <m:t>m</m:t>
-            </m:r>
-          </m:e>
-        </m:acc>
-      </m:oMath>
-      <w:r>
-        <w:t xml:space="preserve"> </w:t>
-      </w:r>
-      <w:r>
-        <w:t xml:space="preserve">= 33,6;</w:t>
+        <w:t xml:space="preserve">[5.4.3.1]</w:t>
+      </w:r>
+      <w:r>
+        <w:t xml:space="preserve"> </w:t>
+      </w:r>
+      <w:r>
+        <w:t xml:space="preserve">Fonte: elaboração própria;</w:t>
+      </w:r>
+      <w:r>
+        <w:t xml:space="preserve"> </w:t>
+      </w:r>
+      <w:r>
+        <w:rPr>
+          <w:rStyle w:val="VerbatimChar"/>
+        </w:rPr>
+        <w:t xml:space="preserve">analise/tabelas/07_poder_hipoteses.csv</w:t>
+      </w:r>
+      <w:r>
+        <w:t xml:space="preserve">,</w:t>
+      </w:r>
+      <w:r>
+        <w:t xml:space="preserve"> </w:t>
+      </w:r>
+      <w:r>
+        <w:rPr>
+          <w:rStyle w:val="VerbatimChar"/>
+        </w:rPr>
+        <w:t xml:space="preserve">07_mapa_quadro_h3.csv</w:t>
+      </w:r>
+      <w:r>
+        <w:t xml:space="preserve">,</w:t>
+      </w:r>
+      <w:r>
+        <w:t xml:space="preserve"> </w:t>
+      </w:r>
+      <w:r>
+        <w:rPr>
+          <w:rStyle w:val="VerbatimChar"/>
+        </w:rPr>
+        <w:t xml:space="preserve">10_poder_conjoint.csv</w:t>
+      </w:r>
+      <w:r>
+        <w:t xml:space="preserve"> </w:t>
+      </w:r>
+      <w:r>
+        <w:t xml:space="preserve">e</w:t>
+      </w:r>
+      <w:r>
+        <w:t xml:space="preserve"> </w:t>
+      </w:r>
+      <w:r>
+        <w:rPr>
+          <w:rStyle w:val="VerbatimChar"/>
+        </w:rPr>
+        <w:t xml:space="preserve">19_poder_revisao.csv</w:t>
+      </w:r>
+      <w:r>
+        <w:t xml:space="preserve">.</w:t>
+      </w:r>
+    </w:p>
+    <w:p>
+      <w:pPr>
+        <w:pStyle w:val="Compact"/>
+        <w:numPr>
+          <w:ilvl w:val="0"/>
+          <w:numId w:val="1295"/>
+        </w:numPr>
+      </w:pPr>
+      <w:r>
+        <w:rPr>
+          <w:b/>
+          <w:bCs/>
+        </w:rPr>
+        <w:t xml:space="preserve">5.4.4</w:t>
+      </w:r>
+      <w:r>
+        <w:t xml:space="preserve"> </w:t>
+      </w:r>
+      <w:r>
+        <w:t xml:space="preserve">—</w:t>
       </w:r>
       <w:r>
         <w:t xml:space="preserve"> </w:t>
@@ -9569,36 +9656,35 @@
           <w:i/>
           <w:iCs/>
         </w:rPr>
-        <w:t xml:space="preserve">cv</w:t>
-      </w:r>
-      <w:r>
-        <w:t xml:space="preserve"> </w:t>
-      </w:r>
-      <w:r>
-        <w:t xml:space="preserve">= 1,43) —</w:t>
-      </w:r>
-      <w:r>
-        <w:t xml:space="preserve"> </w:t>
-      </w:r>
-      <m:oMath>
-        <m:sSub>
-          <m:e>
-            <m:r>
-              <m:t>p</m:t>
-            </m:r>
-          </m:e>
-          <m:sub>
-            <m:r>
-              <m:t>0</m:t>
-            </m:r>
-          </m:sub>
-        </m:sSub>
-      </m:oMath>
-      <w:r>
-        <w:t xml:space="preserve"> </w:t>
-      </w:r>
-      <w:r>
-        <w:t xml:space="preserve">de 2% a 10%; ρ de 0,02 a 0,05 — 2,8 a 8,5</w:t>
+        <w:t xml:space="preserve">Passo:</w:t>
+      </w:r>
+      <w:r>
+        <w:t xml:space="preserve"> </w:t>
+      </w:r>
+      <w:r>
+        <w:t xml:space="preserve">Interpreta o poder de cada desenho: margem, prospectivo, conjunto, avaliação cega, conglomerados e adesão</w:t>
+      </w:r>
+    </w:p>
+    <w:p>
+      <w:pPr>
+        <w:pStyle w:val="Compact"/>
+        <w:numPr>
+          <w:ilvl w:val="1"/>
+          <w:numId w:val="1309"/>
+        </w:numPr>
+      </w:pPr>
+      <w:r>
+        <w:rPr>
+          <w:b/>
+          <w:bCs/>
+        </w:rPr>
+        <w:t xml:space="preserve">[5.4.4.1]</w:t>
+      </w:r>
+      <w:r>
+        <w:t xml:space="preserve"> </w:t>
+      </w:r>
+      <w:r>
+        <w:t xml:space="preserve">A comparação na margem do racionamento só detecta efeitos muito grandes; para o efeito de receber em algum momento, o EMD divide-se pelo primeiro estágio (0,41) e vai a 69 a 84 pontos.</w:t>
       </w:r>
     </w:p>
     <w:p>
@@ -9606,17 +9692,17 @@
         <w:pStyle w:val="Compact"/>
         <w:numPr>
           <w:ilvl w:val="2"/>
-          <w:numId w:val="1309"/>
-        </w:numPr>
-      </w:pPr>
-      <w:r>
-        <w:t xml:space="preserve">checagem de dados: N26 ✔ (</w:t>
+          <w:numId w:val="1310"/>
+        </w:numPr>
+      </w:pPr>
+      <w:r>
+        <w:t xml:space="preserve">checagem de dados: N68 ✔ (</w:t>
       </w:r>
       <w:r>
         <w:rPr>
           <w:rStyle w:val="VerbatimChar"/>
         </w:rPr>
-        <w:t xml:space="preserve">analise/tabelas/07_poder_hipoteses.csv</w:t>
+        <w:t xml:space="preserve">analise/tabelas/19_poder_revisao.csv</w:t>
       </w:r>
       <w:r>
         <w:t xml:space="preserve">)</w:t>
@@ -9626,159 +9712,181 @@
       <w:pPr>
         <w:pStyle w:val="Compact"/>
         <w:numPr>
-          <w:ilvl w:val="0"/>
-          <w:numId w:val="1295"/>
-        </w:numPr>
-      </w:pPr>
-      <w:r>
-        <w:rPr>
-          <w:b/>
-          <w:bCs/>
-        </w:rPr>
-        <w:t xml:space="preserve">5.4.3</w:t>
-      </w:r>
-      <w:r>
-        <w:t xml:space="preserve"> </w:t>
-      </w:r>
-      <w:r>
-        <w:t xml:space="preserve">(fonte do quadro, tabela ou figura)</w:t>
-      </w:r>
-    </w:p>
-    <w:p>
-      <w:pPr>
-        <w:pStyle w:val="Compact"/>
-        <w:numPr>
-          <w:ilvl w:val="1"/>
-          <w:numId w:val="1310"/>
-        </w:numPr>
-      </w:pPr>
-      <w:r>
-        <w:rPr>
-          <w:b/>
-          <w:bCs/>
-        </w:rPr>
-        <w:t xml:space="preserve">[5.4.3.1]</w:t>
-      </w:r>
-      <w:r>
-        <w:t xml:space="preserve"> </w:t>
-      </w:r>
-      <w:r>
-        <w:t xml:space="preserve">Fonte: elaboração própria;</w:t>
-      </w:r>
-      <w:r>
-        <w:t xml:space="preserve"> </w:t>
+          <w:ilvl w:val="1"/>
+          <w:numId w:val="1311"/>
+        </w:numPr>
+      </w:pPr>
+      <w:r>
+        <w:rPr>
+          <w:b/>
+          <w:bCs/>
+        </w:rPr>
+        <w:t xml:space="preserve">[5.4.4.2]</w:t>
+      </w:r>
+      <w:r>
+        <w:t xml:space="preserve"> </w:t>
+      </w:r>
+      <w:r>
+        <w:t xml:space="preserve">Para detectar 15 pontos, o desenho prospectivo precisa de 112 a 168 recusados por braço: no ritmo de 2023 e 2024, de 11 a 21 projetos recusados por ano, são de 6 a 16 ciclos.</w:t>
+      </w:r>
+    </w:p>
+    <w:p>
+      <w:pPr>
+        <w:pStyle w:val="Compact"/>
+        <w:numPr>
+          <w:ilvl w:val="2"/>
+          <w:numId w:val="1312"/>
+        </w:numPr>
+      </w:pPr>
+      <w:r>
+        <w:t xml:space="preserve">checagem de dados: N69 ✔ (</w:t>
       </w:r>
       <w:r>
         <w:rPr>
           <w:rStyle w:val="VerbatimChar"/>
         </w:rPr>
-        <w:t xml:space="preserve">analise/tabelas/07_poder_hipoteses.csv</w:t>
-      </w:r>
-      <w:r>
-        <w:t xml:space="preserve">,</w:t>
-      </w:r>
-      <w:r>
-        <w:t xml:space="preserve"> </w:t>
+        <w:t xml:space="preserve">analise/tabelas/19_poder_revisao.csv</w:t>
+      </w:r>
+      <w:r>
+        <w:t xml:space="preserve">); N83 ✔ (</w:t>
       </w:r>
       <w:r>
         <w:rPr>
           <w:rStyle w:val="VerbatimChar"/>
         </w:rPr>
-        <w:t xml:space="preserve">07_mapa_quadro_h3.csv</w:t>
-      </w:r>
-      <w:r>
-        <w:t xml:space="preserve">,</w:t>
-      </w:r>
-      <w:r>
-        <w:t xml:space="preserve"> </w:t>
+        <w:t xml:space="preserve">analise/tabelas/09_reentrada_resumo.csv</w:t>
+      </w:r>
+      <w:r>
+        <w:t xml:space="preserve">)</w:t>
+      </w:r>
+    </w:p>
+    <w:p>
+      <w:pPr>
+        <w:pStyle w:val="Compact"/>
+        <w:numPr>
+          <w:ilvl w:val="2"/>
+          <w:numId w:val="1312"/>
+        </w:numPr>
+      </w:pPr>
+      <w:r>
+        <w:t xml:space="preserve">⚠ números sem checagem automática (conferir na fonte citada): 15</w:t>
+      </w:r>
+    </w:p>
+    <w:p>
+      <w:pPr>
+        <w:pStyle w:val="Compact"/>
+        <w:numPr>
+          <w:ilvl w:val="1"/>
+          <w:numId w:val="1313"/>
+        </w:numPr>
+      </w:pPr>
+      <w:r>
+        <w:rPr>
+          <w:b/>
+          <w:bCs/>
+        </w:rPr>
+        <w:t xml:space="preserve">[5.4.4.3]</w:t>
+      </w:r>
+      <w:r>
+        <w:t xml:space="preserve"> </w:t>
+      </w:r>
+      <w:r>
+        <w:t xml:space="preserve">O experimento conjunto detecta diferenças de 7 a 13 pontos na probabilidade de escolha com 60 decisores, e de 10 a 19 com 30; o braço da população pouco acrescenta ao erro, e a diferença entre empresas e população fica entre 8 e 20 pontos.</w:t>
+      </w:r>
+    </w:p>
+    <w:p>
+      <w:pPr>
+        <w:pStyle w:val="Compact"/>
+        <w:numPr>
+          <w:ilvl w:val="2"/>
+          <w:numId w:val="1314"/>
+        </w:numPr>
+      </w:pPr>
+      <w:r>
+        <w:t xml:space="preserve">checagem de dados: N49 ✔ (</w:t>
       </w:r>
       <w:r>
         <w:rPr>
           <w:rStyle w:val="VerbatimChar"/>
         </w:rPr>
-        <w:t xml:space="preserve">10_poder_conjoint.csv</w:t>
-      </w:r>
-      <w:r>
-        <w:t xml:space="preserve"> </w:t>
-      </w:r>
-      <w:r>
-        <w:t xml:space="preserve">e</w:t>
-      </w:r>
-      <w:r>
-        <w:t xml:space="preserve"> </w:t>
+        <w:t xml:space="preserve">analise/tabelas/10_poder_conjoint.csv (30 e 60 × 12)</w:t>
+      </w:r>
+      <w:r>
+        <w:t xml:space="preserve">); N75 ✔ (</w:t>
       </w:r>
       <w:r>
         <w:rPr>
           <w:rStyle w:val="VerbatimChar"/>
         </w:rPr>
-        <w:t xml:space="preserve">19_poder_revisao.csv</w:t>
-      </w:r>
-      <w:r>
-        <w:t xml:space="preserve"> </w:t>
-      </w:r>
-      <w:r>
-        <w:t xml:space="preserve">(scripts</w:t>
-      </w:r>
-      <w:r>
-        <w:t xml:space="preserve"> </w:t>
+        <w:t xml:space="preserve">analise/tabelas/19_poder_revisao.csv</w:t>
+      </w:r>
+      <w:r>
+        <w:t xml:space="preserve">)</w:t>
+      </w:r>
+    </w:p>
+    <w:p>
+      <w:pPr>
+        <w:pStyle w:val="Compact"/>
+        <w:numPr>
+          <w:ilvl w:val="1"/>
+          <w:numId w:val="1315"/>
+        </w:numPr>
+      </w:pPr>
+      <w:r>
+        <w:rPr>
+          <w:b/>
+          <w:bCs/>
+        </w:rPr>
+        <w:t xml:space="preserve">[5.4.4.4]</w:t>
+      </w:r>
+      <w:r>
+        <w:t xml:space="preserve"> </w:t>
+      </w:r>
+      <w:r>
+        <w:t xml:space="preserve">A avaliação cega detecta diferença de nota de 0,43 desvio-padrão (DP) entre habilitados e inabilitados.</w:t>
+      </w:r>
+    </w:p>
+    <w:p>
+      <w:pPr>
+        <w:pStyle w:val="Compact"/>
+        <w:numPr>
+          <w:ilvl w:val="2"/>
+          <w:numId w:val="1316"/>
+        </w:numPr>
+      </w:pPr>
+      <w:r>
+        <w:t xml:space="preserve">checagem de dados: N79 ✔ (</w:t>
       </w:r>
       <w:r>
         <w:rPr>
           <w:rStyle w:val="VerbatimChar"/>
         </w:rPr>
-        <w:t xml:space="preserve">analise/07_hipoteses_h1_h3.py</w:t>
-      </w:r>
-      <w:r>
-        <w:t xml:space="preserve">,</w:t>
-      </w:r>
-      <w:r>
-        <w:t xml:space="preserve"> </w:t>
-      </w:r>
-      <w:r>
-        <w:rPr>
-          <w:rStyle w:val="VerbatimChar"/>
-        </w:rPr>
-        <w:t xml:space="preserve">10_poder_mercado_rubricas.py</w:t>
-      </w:r>
-      <w:r>
-        <w:t xml:space="preserve"> </w:t>
-      </w:r>
-      <w:r>
-        <w:t xml:space="preserve">e</w:t>
-      </w:r>
-      <w:r>
-        <w:t xml:space="preserve"> </w:t>
-      </w:r>
-      <w:r>
-        <w:rPr>
-          <w:rStyle w:val="VerbatimChar"/>
-        </w:rPr>
-        <w:t xml:space="preserve">19_poder_revisao.py</w:t>
-      </w:r>
-      <w:r>
-        <w:t xml:space="preserve">).</w:t>
-      </w:r>
-    </w:p>
-    <w:p>
-      <w:pPr>
-        <w:pStyle w:val="Compact"/>
-        <w:numPr>
-          <w:ilvl w:val="0"/>
-          <w:numId w:val="1295"/>
-        </w:numPr>
-      </w:pPr>
-      <w:r>
-        <w:rPr>
-          <w:b/>
-          <w:bCs/>
-        </w:rPr>
-        <w:t xml:space="preserve">5.4.4</w:t>
-      </w:r>
-      <w:r>
-        <w:t xml:space="preserve"> </w:t>
-      </w:r>
-      <w:r>
-        <w:t xml:space="preserve">—</w:t>
+        <w:t xml:space="preserve">analise/tabelas/19_poder_revisao.csv</w:t>
+      </w:r>
+      <w:r>
+        <w:t xml:space="preserve">)</w:t>
+      </w:r>
+    </w:p>
+    <w:p>
+      <w:pPr>
+        <w:pStyle w:val="Compact"/>
+        <w:numPr>
+          <w:ilvl w:val="1"/>
+          <w:numId w:val="1317"/>
+        </w:numPr>
+      </w:pPr>
+      <w:r>
+        <w:rPr>
+          <w:b/>
+          <w:bCs/>
+        </w:rPr>
+        <w:t xml:space="preserve">[5.4.4.5]</w:t>
+      </w:r>
+      <w:r>
+        <w:t xml:space="preserve"> </w:t>
+      </w:r>
+      <w:r>
+        <w:t xml:space="preserve">O desenho de H4 detecta efeitos de poucos pontos se incluir os agentes individuais, que precisariam de CNPJ (MEI) para se inscrever, e só assim atende à regra de 30 a 50 conglomerados por grupo (GERTLER</w:t>
       </w:r>
       <w:r>
         <w:t xml:space="preserve"> </w:t>
@@ -9788,194 +9896,10 @@
           <w:i/>
           <w:iCs/>
         </w:rPr>
-        <w:t xml:space="preserve">Passo:</w:t>
-      </w:r>
-      <w:r>
-        <w:t xml:space="preserve"> </w:t>
-      </w:r>
-      <w:r>
-        <w:t xml:space="preserve">Interpreta o poder de cada desenho: margem, prospectivo, conjunto, avaliação cega, conglomerados e adesão</w:t>
-      </w:r>
-    </w:p>
-    <w:p>
-      <w:pPr>
-        <w:pStyle w:val="Compact"/>
-        <w:numPr>
-          <w:ilvl w:val="1"/>
-          <w:numId w:val="1311"/>
-        </w:numPr>
-      </w:pPr>
-      <w:r>
-        <w:rPr>
-          <w:b/>
-          <w:bCs/>
-        </w:rPr>
-        <w:t xml:space="preserve">[5.4.4.1]</w:t>
-      </w:r>
-      <w:r>
-        <w:t xml:space="preserve"> </w:t>
-      </w:r>
-      <w:r>
-        <w:t xml:space="preserve">A comparação na margem do racionamento só detecta efeitos muito grandes; para o efeito de receber em algum momento, o EMD divide-se pelo primeiro estágio (0,41) e vai a 69 a 84 pontos.</w:t>
-      </w:r>
-    </w:p>
-    <w:p>
-      <w:pPr>
-        <w:pStyle w:val="Compact"/>
-        <w:numPr>
-          <w:ilvl w:val="2"/>
-          <w:numId w:val="1312"/>
-        </w:numPr>
-      </w:pPr>
-      <w:r>
-        <w:t xml:space="preserve">checagem de dados: N68 ✔ (</w:t>
-      </w:r>
-      <w:r>
-        <w:rPr>
-          <w:rStyle w:val="VerbatimChar"/>
-        </w:rPr>
-        <w:t xml:space="preserve">analise/tabelas/19_poder_revisao.csv</w:t>
-      </w:r>
-      <w:r>
-        <w:t xml:space="preserve">)</w:t>
-      </w:r>
-    </w:p>
-    <w:p>
-      <w:pPr>
-        <w:pStyle w:val="Compact"/>
-        <w:numPr>
-          <w:ilvl w:val="1"/>
-          <w:numId w:val="1313"/>
-        </w:numPr>
-      </w:pPr>
-      <w:r>
-        <w:rPr>
-          <w:b/>
-          <w:bCs/>
-        </w:rPr>
-        <w:t xml:space="preserve">[5.4.4.2]</w:t>
-      </w:r>
-      <w:r>
-        <w:t xml:space="preserve"> </w:t>
-      </w:r>
-      <w:r>
-        <w:t xml:space="preserve">Para detectar 15 pontos, o desenho prospectivo precisa de 112 a 168 recusados por braço: no ritmo de 2023 e 2024, de 11 a 21 projetos recusados por ano, são de 6 a 16 ciclos, e H5 só decide no longo prazo ou com esgotamentos mais frequentes.</w:t>
-      </w:r>
-    </w:p>
-    <w:p>
-      <w:pPr>
-        <w:pStyle w:val="Compact"/>
-        <w:numPr>
-          <w:ilvl w:val="2"/>
-          <w:numId w:val="1314"/>
-        </w:numPr>
-      </w:pPr>
-      <w:r>
-        <w:t xml:space="preserve">checagem de dados: N69 ✔ (</w:t>
-      </w:r>
-      <w:r>
-        <w:rPr>
-          <w:rStyle w:val="VerbatimChar"/>
-        </w:rPr>
-        <w:t xml:space="preserve">analise/tabelas/19_poder_revisao.csv</w:t>
-      </w:r>
-      <w:r>
-        <w:t xml:space="preserve">); N83 ✔ (</w:t>
-      </w:r>
-      <w:r>
-        <w:rPr>
-          <w:rStyle w:val="VerbatimChar"/>
-        </w:rPr>
-        <w:t xml:space="preserve">analise/tabelas/09_reentrada_resumo.csv</w:t>
-      </w:r>
-      <w:r>
-        <w:t xml:space="preserve">)</w:t>
-      </w:r>
-    </w:p>
-    <w:p>
-      <w:pPr>
-        <w:pStyle w:val="Compact"/>
-        <w:numPr>
-          <w:ilvl w:val="2"/>
-          <w:numId w:val="1314"/>
-        </w:numPr>
-      </w:pPr>
-      <w:r>
-        <w:t xml:space="preserve">⚠ números sem checagem automática (conferir na fonte citada): 15</w:t>
-      </w:r>
-    </w:p>
-    <w:p>
-      <w:pPr>
-        <w:pStyle w:val="Compact"/>
-        <w:numPr>
-          <w:ilvl w:val="1"/>
-          <w:numId w:val="1315"/>
-        </w:numPr>
-      </w:pPr>
-      <w:r>
-        <w:rPr>
-          <w:b/>
-          <w:bCs/>
-        </w:rPr>
-        <w:t xml:space="preserve">[5.4.4.3]</w:t>
-      </w:r>
-      <w:r>
-        <w:t xml:space="preserve"> </w:t>
-      </w:r>
-      <w:r>
-        <w:t xml:space="preserve">O experimento conjunto detecta diferenças de 7 a 13 pontos na probabilidade de escolha com 60 decisores, e de 10 a 19 com 30; o braço da população pouco acrescenta ao erro, e a diferença entre empresas e população fica entre 8 e 20 pontos.</w:t>
-      </w:r>
-    </w:p>
-    <w:p>
-      <w:pPr>
-        <w:pStyle w:val="Compact"/>
-        <w:numPr>
-          <w:ilvl w:val="2"/>
-          <w:numId w:val="1316"/>
-        </w:numPr>
-      </w:pPr>
-      <w:r>
-        <w:t xml:space="preserve">checagem de dados: N49 ✔ (</w:t>
-      </w:r>
-      <w:r>
-        <w:rPr>
-          <w:rStyle w:val="VerbatimChar"/>
-        </w:rPr>
-        <w:t xml:space="preserve">analise/tabelas/10_poder_conjoint.csv (30 e 60 × 12)</w:t>
-      </w:r>
-      <w:r>
-        <w:t xml:space="preserve">); N75 ✔ (</w:t>
-      </w:r>
-      <w:r>
-        <w:rPr>
-          <w:rStyle w:val="VerbatimChar"/>
-        </w:rPr>
-        <w:t xml:space="preserve">analise/tabelas/19_poder_revisao.csv</w:t>
-      </w:r>
-      <w:r>
-        <w:t xml:space="preserve">)</w:t>
-      </w:r>
-    </w:p>
-    <w:p>
-      <w:pPr>
-        <w:pStyle w:val="Compact"/>
-        <w:numPr>
-          <w:ilvl w:val="1"/>
-          <w:numId w:val="1317"/>
-        </w:numPr>
-      </w:pPr>
-      <w:r>
-        <w:rPr>
-          <w:b/>
-          <w:bCs/>
-        </w:rPr>
-        <w:t xml:space="preserve">[5.4.4.4]</w:t>
-      </w:r>
-      <w:r>
-        <w:t xml:space="preserve"> </w:t>
-      </w:r>
-      <w:r>
-        <w:t xml:space="preserve">A avaliação cega detecta diferença de nota de 0,43 desvio-padrão (DP) entre habilitados e inabilitados.</w:t>
+        <w:t xml:space="preserve">et al.</w:t>
+      </w:r>
+      <w:r>
+        <w:t xml:space="preserve">, 2018): são 35 ou 36 municípios em cada, e a diferença entre os braços tem EMD de 2,3 a 4,9 pontos.</w:t>
       </w:r>
     </w:p>
     <w:p>
@@ -9987,38 +9911,7 @@
         </w:numPr>
       </w:pPr>
       <w:r>
-        <w:t xml:space="preserve">checagem de dados: N79 ✔ (</w:t>
-      </w:r>
-      <w:r>
-        <w:rPr>
-          <w:rStyle w:val="VerbatimChar"/>
-        </w:rPr>
-        <w:t xml:space="preserve">analise/tabelas/19_poder_revisao.csv</w:t>
-      </w:r>
-      <w:r>
-        <w:t xml:space="preserve">)</w:t>
-      </w:r>
-    </w:p>
-    <w:p>
-      <w:pPr>
-        <w:pStyle w:val="Compact"/>
-        <w:numPr>
-          <w:ilvl w:val="1"/>
-          <w:numId w:val="1319"/>
-        </w:numPr>
-      </w:pPr>
-      <w:r>
-        <w:rPr>
-          <w:b/>
-          <w:bCs/>
-        </w:rPr>
-        <w:t xml:space="preserve">[5.4.4.5]</w:t>
-      </w:r>
-      <w:r>
-        <w:t xml:space="preserve"> </w:t>
-      </w:r>
-      <w:r>
-        <w:t xml:space="preserve">O desenho de H4 detecta efeitos de poucos pontos se incluir os agentes individuais, que precisariam de CNPJ (MEI) para se inscrever, e só assim atende à regra de 30 a 50 conglomerados por grupo (GERTLER</w:t>
+        <w:t xml:space="preserve">citações: GERTLER</w:t>
       </w:r>
       <w:r>
         <w:t xml:space="preserve"> </w:t>
@@ -10031,7 +9924,62 @@
         <w:t xml:space="preserve">et al.</w:t>
       </w:r>
       <w:r>
-        <w:t xml:space="preserve">, 2018): são 35 ou 36 municípios em cada, e a diferença entre os braços tem EMD de 2,3 a 4,9 pontos.</w:t>
+        <w:t xml:space="preserve">, 2018</w:t>
+      </w:r>
+    </w:p>
+    <w:p>
+      <w:pPr>
+        <w:pStyle w:val="Compact"/>
+        <w:numPr>
+          <w:ilvl w:val="2"/>
+          <w:numId w:val="1318"/>
+        </w:numPr>
+      </w:pPr>
+      <w:r>
+        <w:t xml:space="preserve">checagem de dados: N70 ✔ (</w:t>
+      </w:r>
+      <w:r>
+        <w:rPr>
+          <w:rStyle w:val="VerbatimChar"/>
+        </w:rPr>
+        <w:t xml:space="preserve">analise/tabelas/19_poder_revisao.csv</w:t>
+      </w:r>
+      <w:r>
+        <w:t xml:space="preserve">)</w:t>
+      </w:r>
+    </w:p>
+    <w:p>
+      <w:pPr>
+        <w:pStyle w:val="Compact"/>
+        <w:numPr>
+          <w:ilvl w:val="2"/>
+          <w:numId w:val="1318"/>
+        </w:numPr>
+      </w:pPr>
+      <w:r>
+        <w:t xml:space="preserve">⚠ números sem checagem automática (conferir na fonte citada): 30, 50</w:t>
+      </w:r>
+    </w:p>
+    <w:p>
+      <w:pPr>
+        <w:pStyle w:val="Compact"/>
+        <w:numPr>
+          <w:ilvl w:val="1"/>
+          <w:numId w:val="1319"/>
+        </w:numPr>
+      </w:pPr>
+      <w:r>
+        <w:rPr>
+          <w:b/>
+          <w:bCs/>
+        </w:rPr>
+        <w:t xml:space="preserve">[5.4.4.6]</w:t>
+      </w:r>
+      <w:r>
+        <w:t xml:space="preserve"> </w:t>
+      </w:r>
+      <w:r>
+        <w:t xml:space="preserve">Só com os coletivos, são 26 por grupo, e o efeito mínimo passa de 5 pontos.</w:t>
       </w:r>
     </w:p>
     <w:p>
@@ -10043,7 +9991,125 @@
         </w:numPr>
       </w:pPr>
       <w:r>
-        <w:t xml:space="preserve">citações: GERTLER</w:t>
+        <w:t xml:space="preserve">checagem de dados: N40 ✔ (</w:t>
+      </w:r>
+      <w:r>
+        <w:rPr>
+          <w:rStyle w:val="VerbatimChar"/>
+        </w:rPr>
+        <w:t xml:space="preserve">analise/tabelas/07_poder_hipoteses.csv</w:t>
+      </w:r>
+      <w:r>
+        <w:t xml:space="preserve">); N71 ✔ (</w:t>
+      </w:r>
+      <w:r>
+        <w:rPr>
+          <w:rStyle w:val="VerbatimChar"/>
+        </w:rPr>
+        <w:t xml:space="preserve">analise/tabelas/07_mapa_quadro_h3.csv</w:t>
+      </w:r>
+      <w:r>
+        <w:t xml:space="preserve">)</w:t>
+      </w:r>
+    </w:p>
+    <w:p>
+      <w:pPr>
+        <w:pStyle w:val="Compact"/>
+        <w:numPr>
+          <w:ilvl w:val="1"/>
+          <w:numId w:val="1321"/>
+        </w:numPr>
+      </w:pPr>
+      <w:r>
+        <w:rPr>
+          <w:b/>
+          <w:bCs/>
+        </w:rPr>
+        <w:t xml:space="preserve">[5.4.4.7]</w:t>
+      </w:r>
+      <w:r>
+        <w:t xml:space="preserve"> </w:t>
+      </w:r>
+      <w:r>
+        <w:t xml:space="preserve">Para quem adere à oferta, o EMD é o da Tabela 2 dividido pela adesão.</w:t>
+      </w:r>
+    </w:p>
+    <w:p>
+      <w:pPr>
+        <w:pStyle w:val="Compact"/>
+        <w:numPr>
+          <w:ilvl w:val="1"/>
+          <w:numId w:val="1322"/>
+        </w:numPr>
+      </w:pPr>
+      <w:r>
+        <w:rPr>
+          <w:b/>
+          <w:bCs/>
+        </w:rPr>
+        <w:t xml:space="preserve">[5.4.4.8]</w:t>
+      </w:r>
+      <w:r>
+        <w:t xml:space="preserve"> </w:t>
+      </w:r>
+      <w:r>
+        <w:t xml:space="preserve">Com poder baixo, uma estimativa</w:t>
+      </w:r>
+      <w:r>
+        <w:t xml:space="preserve"> </w:t>
+      </w:r>
+      <w:r>
+        <w:t xml:space="preserve">“significativa”</w:t>
+      </w:r>
+      <w:r>
+        <w:t xml:space="preserve"> </w:t>
+      </w:r>
+      <w:r>
+        <w:t xml:space="preserve">tende a exagerar o efeito verdadeiro (GELMAN; CARLIN, 2014), o que recomenda pré-registrar a análise e corrigir comparações múltiplas.</w:t>
+      </w:r>
+    </w:p>
+    <w:p>
+      <w:pPr>
+        <w:pStyle w:val="Compact"/>
+        <w:numPr>
+          <w:ilvl w:val="2"/>
+          <w:numId w:val="1323"/>
+        </w:numPr>
+      </w:pPr>
+      <w:r>
+        <w:t xml:space="preserve">citações: GELMAN; CARLIN, 2014</w:t>
+      </w:r>
+    </w:p>
+    <w:bookmarkEnd w:id="28"/>
+    <w:bookmarkStart w:id="29" w:name="ameaças-à-validade-e-ética"/>
+    <w:p>
+      <w:pPr>
+        <w:pStyle w:val="Heading3"/>
+      </w:pPr>
+      <w:r>
+        <w:t xml:space="preserve">5.5 Ameaças à validade e ética</w:t>
+      </w:r>
+    </w:p>
+    <w:p>
+      <w:pPr>
+        <w:pStyle w:val="Compact"/>
+        <w:numPr>
+          <w:ilvl w:val="0"/>
+          <w:numId w:val="1324"/>
+        </w:numPr>
+      </w:pPr>
+      <w:r>
+        <w:rPr>
+          <w:b/>
+          <w:bCs/>
+        </w:rPr>
+        <w:t xml:space="preserve">5.5.1</w:t>
+      </w:r>
+      <w:r>
+        <w:t xml:space="preserve"> </w:t>
+      </w:r>
+      <w:r>
+        <w:t xml:space="preserve">—</w:t>
       </w:r>
       <w:r>
         <w:t xml:space="preserve"> </w:t>
@@ -10053,10 +10119,101 @@
           <w:i/>
           <w:iCs/>
         </w:rPr>
-        <w:t xml:space="preserve">et al.</w:t>
-      </w:r>
-      <w:r>
-        <w:t xml:space="preserve">, 2018</w:t>
+        <w:t xml:space="preserve">Passo:</w:t>
+      </w:r>
+      <w:r>
+        <w:t xml:space="preserve"> </w:t>
+      </w:r>
+      <w:r>
+        <w:t xml:space="preserve">Lista as ameaças à validade interna e externa e os cuidados éticos</w:t>
+      </w:r>
+    </w:p>
+    <w:p>
+      <w:pPr>
+        <w:pStyle w:val="Compact"/>
+        <w:numPr>
+          <w:ilvl w:val="1"/>
+          <w:numId w:val="1325"/>
+        </w:numPr>
+      </w:pPr>
+      <w:r>
+        <w:rPr>
+          <w:b/>
+          <w:bCs/>
+        </w:rPr>
+        <w:t xml:space="preserve">[5.5.1.1]</w:t>
+      </w:r>
+      <w:r>
+        <w:t xml:space="preserve"> </w:t>
+      </w:r>
+      <w:r>
+        <w:t xml:space="preserve">A primeira ameaça à validade interna é a violação da hipótese de ausência de interferência entre unidades (SUTVA): com o teto fixo, o que um projeto capta falta a outro.</w:t>
+      </w:r>
+    </w:p>
+    <w:p>
+      <w:pPr>
+        <w:pStyle w:val="Compact"/>
+        <w:numPr>
+          <w:ilvl w:val="1"/>
+          <w:numId w:val="1326"/>
+        </w:numPr>
+      </w:pPr>
+      <w:r>
+        <w:rPr>
+          <w:b/>
+          <w:bCs/>
+        </w:rPr>
+        <w:t xml:space="preserve">[5.5.1.2]</w:t>
+      </w:r>
+      <w:r>
+        <w:t xml:space="preserve"> </w:t>
+      </w:r>
+      <w:r>
+        <w:t xml:space="preserve">Seguem-se a substituição de fonte (a captação pela Lei Rouanet entra como resultado), os eventos externos do período (Lei Paulo Gustavo e Política Nacional Aldir Blanc) e o atrito dos dados.</w:t>
+      </w:r>
+    </w:p>
+    <w:p>
+      <w:pPr>
+        <w:pStyle w:val="Compact"/>
+        <w:numPr>
+          <w:ilvl w:val="1"/>
+          <w:numId w:val="1327"/>
+        </w:numPr>
+      </w:pPr>
+      <w:r>
+        <w:rPr>
+          <w:b/>
+          <w:bCs/>
+        </w:rPr>
+        <w:t xml:space="preserve">[5.5.1.3]</w:t>
+      </w:r>
+      <w:r>
+        <w:t xml:space="preserve"> </w:t>
+      </w:r>
+      <w:r>
+        <w:t xml:space="preserve">No experimento conjunto, a escolha declarada pode pender para o socialmente desejável; a escolha forçada reduz o viés, e os patrocínios observados a validam.</w:t>
+      </w:r>
+    </w:p>
+    <w:p>
+      <w:pPr>
+        <w:pStyle w:val="Compact"/>
+        <w:numPr>
+          <w:ilvl w:val="1"/>
+          <w:numId w:val="1328"/>
+        </w:numPr>
+      </w:pPr>
+      <w:r>
+        <w:rPr>
+          <w:b/>
+          <w:bCs/>
+        </w:rPr>
+        <w:t xml:space="preserve">[5.5.1.4]</w:t>
+      </w:r>
+      <w:r>
+        <w:t xml:space="preserve"> </w:t>
+      </w:r>
+      <w:r>
+        <w:t xml:space="preserve">A validade externa é limitada: as comparações retrospectivas de H5 valem para o regime de 2022-2024, em que a habilitação precedia a busca por patrocinador, e desde 2025 os expirados quase desapareceram (3 em 56 resolvidos no ciclo 2025).</w:t>
       </w:r>
     </w:p>
     <w:p>
@@ -10064,17 +10221,17 @@
         <w:pStyle w:val="Compact"/>
         <w:numPr>
           <w:ilvl w:val="2"/>
-          <w:numId w:val="1320"/>
-        </w:numPr>
-      </w:pPr>
-      <w:r>
-        <w:t xml:space="preserve">checagem de dados: N70 ✔ (</w:t>
+          <w:numId w:val="1329"/>
+        </w:numPr>
+      </w:pPr>
+      <w:r>
+        <w:t xml:space="preserve">checagem de dados: N27 ✔ (</w:t>
       </w:r>
       <w:r>
         <w:rPr>
           <w:rStyle w:val="VerbatimChar"/>
         </w:rPr>
-        <w:t xml:space="preserve">analise/tabelas/19_poder_revisao.csv</w:t>
+        <w:t xml:space="preserve">analise/tabelas/07_funil_por_ciclo.csv</w:t>
       </w:r>
       <w:r>
         <w:t xml:space="preserve">)</w:t>
@@ -10084,252 +10241,6 @@
       <w:pPr>
         <w:pStyle w:val="Compact"/>
         <w:numPr>
-          <w:ilvl w:val="2"/>
-          <w:numId w:val="1320"/>
-        </w:numPr>
-      </w:pPr>
-      <w:r>
-        <w:t xml:space="preserve">⚠ números sem checagem automática (conferir na fonte citada): 30, 50</w:t>
-      </w:r>
-    </w:p>
-    <w:p>
-      <w:pPr>
-        <w:pStyle w:val="Compact"/>
-        <w:numPr>
-          <w:ilvl w:val="1"/>
-          <w:numId w:val="1321"/>
-        </w:numPr>
-      </w:pPr>
-      <w:r>
-        <w:rPr>
-          <w:b/>
-          <w:bCs/>
-        </w:rPr>
-        <w:t xml:space="preserve">[5.4.4.6]</w:t>
-      </w:r>
-      <w:r>
-        <w:t xml:space="preserve"> </w:t>
-      </w:r>
-      <w:r>
-        <w:t xml:space="preserve">Só com os coletivos, são 26 por grupo, e o efeito mínimo passa de 5 pontos.</w:t>
-      </w:r>
-    </w:p>
-    <w:p>
-      <w:pPr>
-        <w:pStyle w:val="Compact"/>
-        <w:numPr>
-          <w:ilvl w:val="2"/>
-          <w:numId w:val="1322"/>
-        </w:numPr>
-      </w:pPr>
-      <w:r>
-        <w:t xml:space="preserve">checagem de dados: N40 ✔ (</w:t>
-      </w:r>
-      <w:r>
-        <w:rPr>
-          <w:rStyle w:val="VerbatimChar"/>
-        </w:rPr>
-        <w:t xml:space="preserve">analise/tabelas/07_poder_hipoteses.csv</w:t>
-      </w:r>
-      <w:r>
-        <w:t xml:space="preserve">); N71 ✔ (</w:t>
-      </w:r>
-      <w:r>
-        <w:rPr>
-          <w:rStyle w:val="VerbatimChar"/>
-        </w:rPr>
-        <w:t xml:space="preserve">analise/tabelas/07_mapa_quadro_h3.csv</w:t>
-      </w:r>
-      <w:r>
-        <w:t xml:space="preserve">)</w:t>
-      </w:r>
-    </w:p>
-    <w:p>
-      <w:pPr>
-        <w:pStyle w:val="Compact"/>
-        <w:numPr>
-          <w:ilvl w:val="1"/>
-          <w:numId w:val="1323"/>
-        </w:numPr>
-      </w:pPr>
-      <w:r>
-        <w:rPr>
-          <w:b/>
-          <w:bCs/>
-        </w:rPr>
-        <w:t xml:space="preserve">[5.4.4.7]</w:t>
-      </w:r>
-      <w:r>
-        <w:t xml:space="preserve"> </w:t>
-      </w:r>
-      <w:r>
-        <w:t xml:space="preserve">Para quem adere à oferta, o EMD é o da Tabela 2 dividido pela adesão.</w:t>
-      </w:r>
-    </w:p>
-    <w:p>
-      <w:pPr>
-        <w:pStyle w:val="Compact"/>
-        <w:numPr>
-          <w:ilvl w:val="1"/>
-          <w:numId w:val="1324"/>
-        </w:numPr>
-      </w:pPr>
-      <w:r>
-        <w:rPr>
-          <w:b/>
-          <w:bCs/>
-        </w:rPr>
-        <w:t xml:space="preserve">[5.4.4.8]</w:t>
-      </w:r>
-      <w:r>
-        <w:t xml:space="preserve"> </w:t>
-      </w:r>
-      <w:r>
-        <w:t xml:space="preserve">Com poder baixo, uma estimativa</w:t>
-      </w:r>
-      <w:r>
-        <w:t xml:space="preserve"> </w:t>
-      </w:r>
-      <w:r>
-        <w:t xml:space="preserve">“significativa”</w:t>
-      </w:r>
-      <w:r>
-        <w:t xml:space="preserve"> </w:t>
-      </w:r>
-      <w:r>
-        <w:t xml:space="preserve">tende a exagerar o efeito verdadeiro (GELMAN; CARLIN, 2014), o que recomenda pré-registrar a análise e corrigir comparações múltiplas.</w:t>
-      </w:r>
-    </w:p>
-    <w:p>
-      <w:pPr>
-        <w:pStyle w:val="Compact"/>
-        <w:numPr>
-          <w:ilvl w:val="2"/>
-          <w:numId w:val="1325"/>
-        </w:numPr>
-      </w:pPr>
-      <w:r>
-        <w:t xml:space="preserve">citações: GELMAN; CARLIN, 2014</w:t>
-      </w:r>
-    </w:p>
-    <w:bookmarkEnd w:id="28"/>
-    <w:bookmarkStart w:id="29" w:name="ameaças-à-validade-e-ética"/>
-    <w:p>
-      <w:pPr>
-        <w:pStyle w:val="Heading3"/>
-      </w:pPr>
-      <w:r>
-        <w:t xml:space="preserve">5.5 Ameaças à validade e ética</w:t>
-      </w:r>
-    </w:p>
-    <w:p>
-      <w:pPr>
-        <w:pStyle w:val="Compact"/>
-        <w:numPr>
-          <w:ilvl w:val="0"/>
-          <w:numId w:val="1326"/>
-        </w:numPr>
-      </w:pPr>
-      <w:r>
-        <w:rPr>
-          <w:b/>
-          <w:bCs/>
-        </w:rPr>
-        <w:t xml:space="preserve">5.5.1</w:t>
-      </w:r>
-      <w:r>
-        <w:t xml:space="preserve"> </w:t>
-      </w:r>
-      <w:r>
-        <w:t xml:space="preserve">—</w:t>
-      </w:r>
-      <w:r>
-        <w:t xml:space="preserve"> </w:t>
-      </w:r>
-      <w:r>
-        <w:rPr>
-          <w:i/>
-          <w:iCs/>
-        </w:rPr>
-        <w:t xml:space="preserve">Passo:</w:t>
-      </w:r>
-      <w:r>
-        <w:t xml:space="preserve"> </w:t>
-      </w:r>
-      <w:r>
-        <w:t xml:space="preserve">Lista as ameaças à validade interna e externa e os cuidados éticos</w:t>
-      </w:r>
-    </w:p>
-    <w:p>
-      <w:pPr>
-        <w:pStyle w:val="Compact"/>
-        <w:numPr>
-          <w:ilvl w:val="1"/>
-          <w:numId w:val="1327"/>
-        </w:numPr>
-      </w:pPr>
-      <w:r>
-        <w:rPr>
-          <w:b/>
-          <w:bCs/>
-        </w:rPr>
-        <w:t xml:space="preserve">[5.5.1.1]</w:t>
-      </w:r>
-      <w:r>
-        <w:t xml:space="preserve"> </w:t>
-      </w:r>
-      <w:r>
-        <w:t xml:space="preserve">A primeira ameaça à validade interna é a violação da hipótese de ausência de interferência entre unidades (SUTVA): com o teto fixo, o que um projeto capta falta a outro.</w:t>
-      </w:r>
-    </w:p>
-    <w:p>
-      <w:pPr>
-        <w:pStyle w:val="Compact"/>
-        <w:numPr>
-          <w:ilvl w:val="1"/>
-          <w:numId w:val="1328"/>
-        </w:numPr>
-      </w:pPr>
-      <w:r>
-        <w:rPr>
-          <w:b/>
-          <w:bCs/>
-        </w:rPr>
-        <w:t xml:space="preserve">[5.5.1.2]</w:t>
-      </w:r>
-      <w:r>
-        <w:t xml:space="preserve"> </w:t>
-      </w:r>
-      <w:r>
-        <w:t xml:space="preserve">Seguem-se a substituição de fonte (a captação pela Lei Rouanet entra como resultado), os eventos externos do período (Lei Paulo Gustavo e Política Nacional Aldir Blanc) e o atrito dos dados.</w:t>
-      </w:r>
-    </w:p>
-    <w:p>
-      <w:pPr>
-        <w:pStyle w:val="Compact"/>
-        <w:numPr>
-          <w:ilvl w:val="1"/>
-          <w:numId w:val="1329"/>
-        </w:numPr>
-      </w:pPr>
-      <w:r>
-        <w:rPr>
-          <w:b/>
-          <w:bCs/>
-        </w:rPr>
-        <w:t xml:space="preserve">[5.5.1.3]</w:t>
-      </w:r>
-      <w:r>
-        <w:t xml:space="preserve"> </w:t>
-      </w:r>
-      <w:r>
-        <w:t xml:space="preserve">No experimento conjunto, a escolha declarada pode pender para o socialmente desejável; a escolha forçada entre perfis reduz o viés, e os patrocínios observados servem de validação.</w:t>
-      </w:r>
-    </w:p>
-    <w:p>
-      <w:pPr>
-        <w:pStyle w:val="Compact"/>
-        <w:numPr>
           <w:ilvl w:val="1"/>
           <w:numId w:val="1330"/>
         </w:numPr>
@@ -10339,13 +10250,13 @@
           <w:b/>
           <w:bCs/>
         </w:rPr>
-        <w:t xml:space="preserve">[5.5.1.4]</w:t>
-      </w:r>
-      <w:r>
-        <w:t xml:space="preserve"> </w:t>
-      </w:r>
-      <w:r>
-        <w:t xml:space="preserve">Na avaliação cega, dois avaliadores por projeto medem a confiabilidade da nota.</w:t>
+        <w:t xml:space="preserve">[5.5.1.5]</w:t>
+      </w:r>
+      <w:r>
+        <w:t xml:space="preserve"> </w:t>
+      </w:r>
+      <w:r>
+        <w:t xml:space="preserve">No plano ético, nenhum desenho nega acesso a elegíveis: o apoio chega aos controles ao fim, e o deslocamento pelo teto é medido pela saturação.</w:t>
       </w:r>
     </w:p>
     <w:p>
@@ -10361,72 +10272,7 @@
           <w:b/>
           <w:bCs/>
         </w:rPr>
-        <w:t xml:space="preserve">[5.5.1.5]</w:t>
-      </w:r>
-      <w:r>
-        <w:t xml:space="preserve"> </w:t>
-      </w:r>
-      <w:r>
-        <w:t xml:space="preserve">A validade externa é limitada: as comparações retrospectivas de H5 valem para o regime de 2022-2024, em que a habilitação precedia a busca por patrocinador, e desde 2025 os expirados quase desapareceram (3 em 56 resolvidos no ciclo 2025).</w:t>
-      </w:r>
-    </w:p>
-    <w:p>
-      <w:pPr>
-        <w:pStyle w:val="Compact"/>
-        <w:numPr>
-          <w:ilvl w:val="2"/>
-          <w:numId w:val="1332"/>
-        </w:numPr>
-      </w:pPr>
-      <w:r>
-        <w:t xml:space="preserve">checagem de dados: N27 ✔ (</w:t>
-      </w:r>
-      <w:r>
-        <w:rPr>
-          <w:rStyle w:val="VerbatimChar"/>
-        </w:rPr>
-        <w:t xml:space="preserve">analise/tabelas/07_funil_por_ciclo.csv</w:t>
-      </w:r>
-      <w:r>
-        <w:t xml:space="preserve">)</w:t>
-      </w:r>
-    </w:p>
-    <w:p>
-      <w:pPr>
-        <w:pStyle w:val="Compact"/>
-        <w:numPr>
-          <w:ilvl w:val="1"/>
-          <w:numId w:val="1333"/>
-        </w:numPr>
-      </w:pPr>
-      <w:r>
-        <w:rPr>
-          <w:b/>
-          <w:bCs/>
-        </w:rPr>
         <w:t xml:space="preserve">[5.5.1.6]</w:t>
-      </w:r>
-      <w:r>
-        <w:t xml:space="preserve"> </w:t>
-      </w:r>
-      <w:r>
-        <w:t xml:space="preserve">No plano ético, nenhum desenho nega acesso a elegíveis: o apoio chega aos controles ao fim, e o deslocamento pelo teto é medido pela saturação.</w:t>
-      </w:r>
-    </w:p>
-    <w:p>
-      <w:pPr>
-        <w:pStyle w:val="Compact"/>
-        <w:numPr>
-          <w:ilvl w:val="1"/>
-          <w:numId w:val="1334"/>
-        </w:numPr>
-      </w:pPr>
-      <w:r>
-        <w:rPr>
-          <w:b/>
-          <w:bCs/>
-        </w:rPr>
-        <w:t xml:space="preserve">[5.5.1.7]</w:t>
       </w:r>
       <w:r>
         <w:t xml:space="preserve"> </w:t>
@@ -10451,7 +10297,7 @@
         <w:pStyle w:val="Compact"/>
         <w:numPr>
           <w:ilvl w:val="0"/>
-          <w:numId w:val="1335"/>
+          <w:numId w:val="1332"/>
         </w:numPr>
       </w:pPr>
       <w:r>
@@ -10489,7 +10335,7 @@
         <w:pStyle w:val="Compact"/>
         <w:numPr>
           <w:ilvl w:val="1"/>
-          <w:numId w:val="1336"/>
+          <w:numId w:val="1333"/>
         </w:numPr>
       </w:pPr>
       <w:r>
@@ -10511,7 +10357,7 @@
         <w:pStyle w:val="Compact"/>
         <w:numPr>
           <w:ilvl w:val="1"/>
-          <w:numId w:val="1337"/>
+          <w:numId w:val="1334"/>
         </w:numPr>
       </w:pPr>
       <w:r>
@@ -10533,7 +10379,7 @@
         <w:pStyle w:val="Compact"/>
         <w:numPr>
           <w:ilvl w:val="1"/>
-          <w:numId w:val="1338"/>
+          <w:numId w:val="1335"/>
         </w:numPr>
       </w:pPr>
       <w:r>
@@ -10555,7 +10401,7 @@
         <w:pStyle w:val="Compact"/>
         <w:numPr>
           <w:ilvl w:val="0"/>
-          <w:numId w:val="1335"/>
+          <w:numId w:val="1332"/>
         </w:numPr>
       </w:pPr>
       <w:r>
@@ -10593,7 +10439,7 @@
         <w:pStyle w:val="Compact"/>
         <w:numPr>
           <w:ilvl w:val="1"/>
-          <w:numId w:val="1339"/>
+          <w:numId w:val="1336"/>
         </w:numPr>
       </w:pPr>
       <w:r>
@@ -10615,7 +10461,7 @@
         <w:pStyle w:val="Compact"/>
         <w:numPr>
           <w:ilvl w:val="0"/>
-          <w:numId w:val="1335"/>
+          <w:numId w:val="1332"/>
         </w:numPr>
       </w:pPr>
       <w:r>
@@ -10653,73 +10499,73 @@
         <w:pStyle w:val="Compact"/>
         <w:numPr>
           <w:ilvl w:val="1"/>
+          <w:numId w:val="1337"/>
+        </w:numPr>
+      </w:pPr>
+      <w:r>
+        <w:rPr>
+          <w:b/>
+          <w:bCs/>
+        </w:rPr>
+        <w:t xml:space="preserve">[6.3.1]</w:t>
+      </w:r>
+      <w:r>
+        <w:t xml:space="preserve"> </w:t>
+      </w:r>
+      <w:r>
+        <w:t xml:space="preserve">Das cinco perguntas, a da entrega (H5) é a mais importante e a mais difícil: mais da metade dos recusados por falta de teto captou no ano seguinte, e comparar quem recebe com quem não recebe exige resultado datado e a fila de termos com as datas.</w:t>
+      </w:r>
+    </w:p>
+    <w:p>
+      <w:pPr>
+        <w:pStyle w:val="Compact"/>
+        <w:numPr>
+          <w:ilvl w:val="1"/>
+          <w:numId w:val="1338"/>
+        </w:numPr>
+      </w:pPr>
+      <w:r>
+        <w:rPr>
+          <w:b/>
+          <w:bCs/>
+        </w:rPr>
+        <w:t xml:space="preserve">[6.3.2]</w:t>
+      </w:r>
+      <w:r>
+        <w:t xml:space="preserve"> </w:t>
+      </w:r>
+      <w:r>
+        <w:t xml:space="preserve">Se a adicionalidade na margem for baixa, ampliar o teto financia sobretudo o que ocorreria de todo modo, e as decisões que importam passam a ser quem entra e o que se entrega.</w:t>
+      </w:r>
+    </w:p>
+    <w:p>
+      <w:pPr>
+        <w:pStyle w:val="Compact"/>
+        <w:numPr>
+          <w:ilvl w:val="1"/>
+          <w:numId w:val="1339"/>
+        </w:numPr>
+      </w:pPr>
+      <w:r>
+        <w:rPr>
+          <w:b/>
+          <w:bCs/>
+        </w:rPr>
+        <w:t xml:space="preserve">[6.3.3]</w:t>
+      </w:r>
+      <w:r>
+        <w:t xml:space="preserve"> </w:t>
+      </w:r>
+      <w:r>
+        <w:t xml:space="preserve">Limitações dos dados: a situação publicada aproxima a captação, a estreia é medida por nome de proponente, e o retrato territorial cobre 74% do valor.</w:t>
+      </w:r>
+    </w:p>
+    <w:p>
+      <w:pPr>
+        <w:pStyle w:val="Compact"/>
+        <w:numPr>
+          <w:ilvl w:val="2"/>
           <w:numId w:val="1340"/>
-        </w:numPr>
-      </w:pPr>
-      <w:r>
-        <w:rPr>
-          <w:b/>
-          <w:bCs/>
-        </w:rPr>
-        <w:t xml:space="preserve">[6.3.1]</w:t>
-      </w:r>
-      <w:r>
-        <w:t xml:space="preserve"> </w:t>
-      </w:r>
-      <w:r>
-        <w:t xml:space="preserve">Das cinco perguntas, a da entrega (H5) é a mais importante e a mais difícil: mais da metade dos recusados por falta de teto captou no ano seguinte, e comparar quem recebe com quem não recebe exige resultado datado e a fila de termos com as datas.</w:t>
-      </w:r>
-    </w:p>
-    <w:p>
-      <w:pPr>
-        <w:pStyle w:val="Compact"/>
-        <w:numPr>
-          <w:ilvl w:val="1"/>
-          <w:numId w:val="1341"/>
-        </w:numPr>
-      </w:pPr>
-      <w:r>
-        <w:rPr>
-          <w:b/>
-          <w:bCs/>
-        </w:rPr>
-        <w:t xml:space="preserve">[6.3.2]</w:t>
-      </w:r>
-      <w:r>
-        <w:t xml:space="preserve"> </w:t>
-      </w:r>
-      <w:r>
-        <w:t xml:space="preserve">Se a adicionalidade na margem for baixa, ampliar o teto financia sobretudo o que ocorreria de todo modo, e as decisões que importam passam a ser quem entra e o que se entrega.</w:t>
-      </w:r>
-    </w:p>
-    <w:p>
-      <w:pPr>
-        <w:pStyle w:val="Compact"/>
-        <w:numPr>
-          <w:ilvl w:val="1"/>
-          <w:numId w:val="1342"/>
-        </w:numPr>
-      </w:pPr>
-      <w:r>
-        <w:rPr>
-          <w:b/>
-          <w:bCs/>
-        </w:rPr>
-        <w:t xml:space="preserve">[6.3.3]</w:t>
-      </w:r>
-      <w:r>
-        <w:t xml:space="preserve"> </w:t>
-      </w:r>
-      <w:r>
-        <w:t xml:space="preserve">Limitações dos dados: a situação publicada aproxima a captação, a estreia é medida por nome de proponente, e o retrato territorial cobre 74% do valor.</w:t>
-      </w:r>
-    </w:p>
-    <w:p>
-      <w:pPr>
-        <w:pStyle w:val="Compact"/>
-        <w:numPr>
-          <w:ilvl w:val="2"/>
-          <w:numId w:val="1343"/>
         </w:numPr>
       </w:pPr>
       <w:r>
@@ -10776,81 +10622,81 @@
         <w:pStyle w:val="Compact"/>
         <w:numPr>
           <w:ilvl w:val="0"/>
+          <w:numId w:val="1341"/>
+        </w:numPr>
+      </w:pPr>
+      <w:r>
+        <w:t xml:space="preserve">ANGRIST, Joshua D.; IMBENS, Guido W.; RUBIN, Donald B. Identification of causal effects using instrumental variables.</w:t>
+      </w:r>
+      <w:r>
+        <w:t xml:space="preserve"> </w:t>
+      </w:r>
+      <w:r>
+        <w:rPr>
+          <w:b/>
+          <w:bCs/>
+        </w:rPr>
+        <w:t xml:space="preserve">Journal of the American Statistical Association</w:t>
+      </w:r>
+      <w:r>
+        <w:t xml:space="preserve">, v. 91, n. 434, p. 444-455, 1996. DOI: 10.1080/01621459.1996.10476902.</w:t>
+      </w:r>
+    </w:p>
+    <w:p>
+      <w:pPr>
+        <w:pStyle w:val="Compact"/>
+        <w:numPr>
+          <w:ilvl w:val="1"/>
+          <w:numId w:val="1342"/>
+        </w:numPr>
+      </w:pPr>
+      <w:r>
+        <w:t xml:space="preserve">conferência: VERIFIED</w:t>
+      </w:r>
+    </w:p>
+    <w:p>
+      <w:pPr>
+        <w:pStyle w:val="Compact"/>
+        <w:numPr>
+          <w:ilvl w:val="0"/>
+          <w:numId w:val="1343"/>
+        </w:numPr>
+      </w:pPr>
+      <w:r>
+        <w:t xml:space="preserve">BAIRD, Sarah; BOHREN, J. Aislinn; McINTOSH, Craig; ÖZLER, Berk. Optimal design of experiments in the presence of interference.</w:t>
+      </w:r>
+      <w:r>
+        <w:t xml:space="preserve"> </w:t>
+      </w:r>
+      <w:r>
+        <w:rPr>
+          <w:b/>
+          <w:bCs/>
+        </w:rPr>
+        <w:t xml:space="preserve">The Review of Economics and Statistics</w:t>
+      </w:r>
+      <w:r>
+        <w:t xml:space="preserve">, v. 100, n. 5, p. 844-860, 2018. DOI: 10.1162/rest_a_00716.</w:t>
+      </w:r>
+    </w:p>
+    <w:p>
+      <w:pPr>
+        <w:pStyle w:val="Compact"/>
+        <w:numPr>
+          <w:ilvl w:val="1"/>
           <w:numId w:val="1344"/>
         </w:numPr>
       </w:pPr>
       <w:r>
-        <w:t xml:space="preserve">ANGRIST, Joshua D.; IMBENS, Guido W.; RUBIN, Donald B. Identification of causal effects using instrumental variables.</w:t>
-      </w:r>
-      <w:r>
-        <w:t xml:space="preserve"> </w:t>
-      </w:r>
-      <w:r>
-        <w:rPr>
-          <w:b/>
-          <w:bCs/>
-        </w:rPr>
-        <w:t xml:space="preserve">Journal of the American Statistical Association</w:t>
-      </w:r>
-      <w:r>
-        <w:t xml:space="preserve">, v. 91, n. 434, p. 444-455, 1996. DOI: 10.1080/01621459.1996.10476902.</w:t>
-      </w:r>
-    </w:p>
-    <w:p>
-      <w:pPr>
-        <w:pStyle w:val="Compact"/>
-        <w:numPr>
-          <w:ilvl w:val="1"/>
+        <w:t xml:space="preserve">conferência: VERIFIED</w:t>
+      </w:r>
+    </w:p>
+    <w:p>
+      <w:pPr>
+        <w:pStyle w:val="Compact"/>
+        <w:numPr>
+          <w:ilvl w:val="0"/>
           <w:numId w:val="1345"/>
-        </w:numPr>
-      </w:pPr>
-      <w:r>
-        <w:t xml:space="preserve">conferência: VERIFIED</w:t>
-      </w:r>
-    </w:p>
-    <w:p>
-      <w:pPr>
-        <w:pStyle w:val="Compact"/>
-        <w:numPr>
-          <w:ilvl w:val="0"/>
-          <w:numId w:val="1346"/>
-        </w:numPr>
-      </w:pPr>
-      <w:r>
-        <w:t xml:space="preserve">BAIRD, Sarah; BOHREN, J. Aislinn; McINTOSH, Craig; ÖZLER, Berk. Optimal design of experiments in the presence of interference.</w:t>
-      </w:r>
-      <w:r>
-        <w:t xml:space="preserve"> </w:t>
-      </w:r>
-      <w:r>
-        <w:rPr>
-          <w:b/>
-          <w:bCs/>
-        </w:rPr>
-        <w:t xml:space="preserve">The Review of Economics and Statistics</w:t>
-      </w:r>
-      <w:r>
-        <w:t xml:space="preserve">, v. 100, n. 5, p. 844-860, 2018. DOI: 10.1162/rest_a_00716.</w:t>
-      </w:r>
-    </w:p>
-    <w:p>
-      <w:pPr>
-        <w:pStyle w:val="Compact"/>
-        <w:numPr>
-          <w:ilvl w:val="1"/>
-          <w:numId w:val="1347"/>
-        </w:numPr>
-      </w:pPr>
-      <w:r>
-        <w:t xml:space="preserve">conferência: VERIFIED</w:t>
-      </w:r>
-    </w:p>
-    <w:p>
-      <w:pPr>
-        <w:pStyle w:val="Compact"/>
-        <w:numPr>
-          <w:ilvl w:val="0"/>
-          <w:numId w:val="1348"/>
         </w:numPr>
       </w:pPr>
       <w:r>
@@ -10888,10 +10734,130 @@
         <w:pStyle w:val="Compact"/>
         <w:numPr>
           <w:ilvl w:val="1"/>
+          <w:numId w:val="1346"/>
+        </w:numPr>
+      </w:pPr>
+      <w:r>
+        <w:t xml:space="preserve">conferência: sem_doi</w:t>
+      </w:r>
+    </w:p>
+    <w:p>
+      <w:pPr>
+        <w:pStyle w:val="Compact"/>
+        <w:numPr>
+          <w:ilvl w:val="0"/>
+          <w:numId w:val="1347"/>
+        </w:numPr>
+      </w:pPr>
+      <w:r>
+        <w:t xml:space="preserve">BELEM, Marcela Purini; DONADONE, Julio Cesar. A Lei Rouanet e a construção do</w:t>
+      </w:r>
+      <w:r>
+        <w:t xml:space="preserve"> </w:t>
+      </w:r>
+      <w:r>
+        <w:t xml:space="preserve">“mercado de patrocínios culturais”</w:t>
+      </w:r>
+      <w:r>
+        <w:t xml:space="preserve">.</w:t>
+      </w:r>
+      <w:r>
+        <w:t xml:space="preserve"> </w:t>
+      </w:r>
+      <w:r>
+        <w:rPr>
+          <w:b/>
+          <w:bCs/>
+        </w:rPr>
+        <w:t xml:space="preserve">NORUS – Novos Rumos Sociológicos</w:t>
+      </w:r>
+      <w:r>
+        <w:t xml:space="preserve">, Pelotas, v. 1, n. 1, 2013. Disponível em: https://periodicos.ufpel.edu.br/index.php/NORUS/article/view/2761.</w:t>
+      </w:r>
+    </w:p>
+    <w:p>
+      <w:pPr>
+        <w:pStyle w:val="Compact"/>
+        <w:numPr>
+          <w:ilvl w:val="1"/>
+          <w:numId w:val="1348"/>
+        </w:numPr>
+      </w:pPr>
+      <w:r>
+        <w:t xml:space="preserve">conferência: sem_doi</w:t>
+      </w:r>
+    </w:p>
+    <w:p>
+      <w:pPr>
+        <w:pStyle w:val="Compact"/>
+        <w:numPr>
+          <w:ilvl w:val="0"/>
           <w:numId w:val="1349"/>
         </w:numPr>
       </w:pPr>
       <w:r>
+        <w:t xml:space="preserve">BERTRAND, Marianne; BOMBARDINI, Matilde; FISMAN, Raymond; TREBBI, Francesco. Tax-exempt lobbying: corporate philanthropy as a tool for political influence.</w:t>
+      </w:r>
+      <w:r>
+        <w:t xml:space="preserve"> </w:t>
+      </w:r>
+      <w:r>
+        <w:rPr>
+          <w:b/>
+          <w:bCs/>
+        </w:rPr>
+        <w:t xml:space="preserve">American Economic Review</w:t>
+      </w:r>
+      <w:r>
+        <w:t xml:space="preserve">, v. 110, n. 7, p. 2065-2102, 2020. DOI: 10.1257/aer.20180615.</w:t>
+      </w:r>
+    </w:p>
+    <w:p>
+      <w:pPr>
+        <w:pStyle w:val="Compact"/>
+        <w:numPr>
+          <w:ilvl w:val="1"/>
+          <w:numId w:val="1350"/>
+        </w:numPr>
+      </w:pPr>
+      <w:r>
+        <w:t xml:space="preserve">conferência: VERIFIED</w:t>
+      </w:r>
+    </w:p>
+    <w:p>
+      <w:pPr>
+        <w:pStyle w:val="Compact"/>
+        <w:numPr>
+          <w:ilvl w:val="0"/>
+          <w:numId w:val="1351"/>
+        </w:numPr>
+      </w:pPr>
+      <w:r>
+        <w:t xml:space="preserve">BRASIL. Lei Complementar nº 123, de 14 de dezembro de 2006. Institui o Estatuto Nacional da Microempresa e da Empresa de Pequeno Porte.</w:t>
+      </w:r>
+      <w:r>
+        <w:t xml:space="preserve"> </w:t>
+      </w:r>
+      <w:r>
+        <w:rPr>
+          <w:b/>
+          <w:bCs/>
+        </w:rPr>
+        <w:t xml:space="preserve">Diário Oficial da União</w:t>
+      </w:r>
+      <w:r>
+        <w:t xml:space="preserve">, Brasília, 15 dez. 2006. Disponível em: https://www.planalto.gov.br/ccivil_03/leis/lcp/lcp123.htm. Acesso em: 27 set. 2026.</w:t>
+      </w:r>
+    </w:p>
+    <w:p>
+      <w:pPr>
+        <w:pStyle w:val="Compact"/>
+        <w:numPr>
+          <w:ilvl w:val="1"/>
+          <w:numId w:val="1352"/>
+        </w:numPr>
+      </w:pPr>
+      <w:r>
         <w:t xml:space="preserve">conferência: sem_doi</w:t>
       </w:r>
     </w:p>
@@ -10900,41 +10866,32 @@
         <w:pStyle w:val="Compact"/>
         <w:numPr>
           <w:ilvl w:val="0"/>
-          <w:numId w:val="1350"/>
-        </w:numPr>
-      </w:pPr>
-      <w:r>
-        <w:t xml:space="preserve">BELEM, Marcela Purini; DONADONE, Julio Cesar. A Lei Rouanet e a construção do</w:t>
-      </w:r>
-      <w:r>
-        <w:t xml:space="preserve"> </w:t>
-      </w:r>
-      <w:r>
-        <w:t xml:space="preserve">“mercado de patrocínios culturais”</w:t>
-      </w:r>
-      <w:r>
-        <w:t xml:space="preserve">.</w:t>
-      </w:r>
-      <w:r>
-        <w:t xml:space="preserve"> </w:t>
-      </w:r>
-      <w:r>
-        <w:rPr>
-          <w:b/>
-          <w:bCs/>
-        </w:rPr>
-        <w:t xml:space="preserve">NORUS – Novos Rumos Sociológicos</w:t>
-      </w:r>
-      <w:r>
-        <w:t xml:space="preserve">, Pelotas, v. 1, n. 1, 2013. Disponível em: https://periodicos.ufpel.edu.br/index.php/NORUS/article/view/2761.</w:t>
-      </w:r>
-    </w:p>
-    <w:p>
-      <w:pPr>
-        <w:pStyle w:val="Compact"/>
-        <w:numPr>
-          <w:ilvl w:val="1"/>
-          <w:numId w:val="1351"/>
+          <w:numId w:val="1353"/>
+        </w:numPr>
+      </w:pPr>
+      <w:r>
+        <w:t xml:space="preserve">BRASIL. Tribunal de Contas da União.</w:t>
+      </w:r>
+      <w:r>
+        <w:t xml:space="preserve"> </w:t>
+      </w:r>
+      <w:r>
+        <w:rPr>
+          <w:b/>
+          <w:bCs/>
+        </w:rPr>
+        <w:t xml:space="preserve">Acórdão nº 191/2016 – Plenário</w:t>
+      </w:r>
+      <w:r>
+        <w:t xml:space="preserve">. Relator: Augusto Sherman Cavalcanti. Brasília, 3 fev. 2016.</w:t>
+      </w:r>
+    </w:p>
+    <w:p>
+      <w:pPr>
+        <w:pStyle w:val="Compact"/>
+        <w:numPr>
+          <w:ilvl w:val="1"/>
+          <w:numId w:val="1354"/>
         </w:numPr>
       </w:pPr>
       <w:r>
@@ -10946,11 +10903,677 @@
         <w:pStyle w:val="Compact"/>
         <w:numPr>
           <w:ilvl w:val="0"/>
-          <w:numId w:val="1352"/>
-        </w:numPr>
-      </w:pPr>
-      <w:r>
-        <w:t xml:space="preserve">BERTRAND, Marianne; BOMBARDINI, Matilde; FISMAN, Raymond; TREBBI, Francesco. Tax-exempt lobbying: corporate philanthropy as a tool for political influence.</w:t>
+          <w:numId w:val="1355"/>
+        </w:numPr>
+      </w:pPr>
+      <w:r>
+        <w:t xml:space="preserve">BRASIL. Secretaria do Tesouro Nacional.</w:t>
+      </w:r>
+      <w:r>
+        <w:t xml:space="preserve"> </w:t>
+      </w:r>
+      <w:r>
+        <w:rPr>
+          <w:b/>
+          <w:bCs/>
+        </w:rPr>
+        <w:t xml:space="preserve">SICONFI</w:t>
+      </w:r>
+      <w:r>
+        <w:t xml:space="preserve">: Declaração de Contas Anuais (DCA) do Estado do Espírito Santo e de seus municípios, 2021-2025. Brasília: STN, 2026. Disponível em: https://apidatalake.tesouro.gov.br/ords/siconfi/tt/dca. Acesso em: 23 set. 2026.</w:t>
+      </w:r>
+    </w:p>
+    <w:p>
+      <w:pPr>
+        <w:pStyle w:val="Compact"/>
+        <w:numPr>
+          <w:ilvl w:val="1"/>
+          <w:numId w:val="1356"/>
+        </w:numPr>
+      </w:pPr>
+      <w:r>
+        <w:t xml:space="preserve">conferência: sem_doi</w:t>
+      </w:r>
+    </w:p>
+    <w:p>
+      <w:pPr>
+        <w:pStyle w:val="Compact"/>
+        <w:numPr>
+          <w:ilvl w:val="0"/>
+          <w:numId w:val="1357"/>
+        </w:numPr>
+      </w:pPr>
+      <w:r>
+        <w:t xml:space="preserve">BUTERIN, Vitalik; HITZIG, Zoë; WEYL, E. Glen. A flexible design for funding public goods.</w:t>
+      </w:r>
+      <w:r>
+        <w:t xml:space="preserve"> </w:t>
+      </w:r>
+      <w:r>
+        <w:rPr>
+          <w:b/>
+          <w:bCs/>
+        </w:rPr>
+        <w:t xml:space="preserve">Management Science</w:t>
+      </w:r>
+      <w:r>
+        <w:t xml:space="preserve">, v. 65, n. 11, p. 5171-5187, 2019. DOI: 10.1287/mnsc.2019.3337.</w:t>
+      </w:r>
+    </w:p>
+    <w:p>
+      <w:pPr>
+        <w:pStyle w:val="Compact"/>
+        <w:numPr>
+          <w:ilvl w:val="1"/>
+          <w:numId w:val="1358"/>
+        </w:numPr>
+      </w:pPr>
+      <w:r>
+        <w:t xml:space="preserve">conferência: VERIFIED</w:t>
+      </w:r>
+    </w:p>
+    <w:p>
+      <w:pPr>
+        <w:pStyle w:val="Compact"/>
+        <w:numPr>
+          <w:ilvl w:val="0"/>
+          <w:numId w:val="1359"/>
+        </w:numPr>
+      </w:pPr>
+      <w:r>
+        <w:t xml:space="preserve">COSTA, Camila Furlan da; MEDEIROS, Igor Baptista de Oliveira; BUCCO, Guilherme Brandelli. O financiamento da cultura no Brasil no período 2003-15: um caminho para geração de renda monopolista.</w:t>
+      </w:r>
+      <w:r>
+        <w:t xml:space="preserve"> </w:t>
+      </w:r>
+      <w:r>
+        <w:rPr>
+          <w:b/>
+          <w:bCs/>
+        </w:rPr>
+        <w:t xml:space="preserve">Revista de Administração Pública</w:t>
+      </w:r>
+      <w:r>
+        <w:t xml:space="preserve">, Rio de Janeiro, v. 51, n. 4, p. 509-527, 2017. DOI: 10.1590/0034-7612162254.</w:t>
+      </w:r>
+    </w:p>
+    <w:p>
+      <w:pPr>
+        <w:pStyle w:val="Compact"/>
+        <w:numPr>
+          <w:ilvl w:val="1"/>
+          <w:numId w:val="1360"/>
+        </w:numPr>
+      </w:pPr>
+      <w:r>
+        <w:t xml:space="preserve">conferência: VERIFIED</w:t>
+      </w:r>
+    </w:p>
+    <w:p>
+      <w:pPr>
+        <w:pStyle w:val="Compact"/>
+        <w:numPr>
+          <w:ilvl w:val="0"/>
+          <w:numId w:val="1361"/>
+        </w:numPr>
+      </w:pPr>
+      <w:r>
+        <w:t xml:space="preserve">DEKKER, Erwin; RODRIGUES, Ana Carolina. The political economy of Brazilian cultural policy: a case study of the Rouanet Law.</w:t>
+      </w:r>
+      <w:r>
+        <w:t xml:space="preserve"> </w:t>
+      </w:r>
+      <w:r>
+        <w:rPr>
+          <w:b/>
+          <w:bCs/>
+        </w:rPr>
+        <w:t xml:space="preserve">Journal of Public Finance and Public Choice</w:t>
+      </w:r>
+      <w:r>
+        <w:t xml:space="preserve">, v. 34, n. 2, p. 149-171, 2019. DOI: 10.1332/251569119X15675896589688.</w:t>
+      </w:r>
+    </w:p>
+    <w:p>
+      <w:pPr>
+        <w:pStyle w:val="Compact"/>
+        <w:numPr>
+          <w:ilvl w:val="1"/>
+          <w:numId w:val="1362"/>
+        </w:numPr>
+      </w:pPr>
+      <w:r>
+        <w:t xml:space="preserve">conferência: VERIFIED</w:t>
+      </w:r>
+    </w:p>
+    <w:p>
+      <w:pPr>
+        <w:pStyle w:val="Compact"/>
+        <w:numPr>
+          <w:ilvl w:val="0"/>
+          <w:numId w:val="1363"/>
+        </w:numPr>
+      </w:pPr>
+      <w:r>
+        <w:t xml:space="preserve">DIO-ES – DEPARTAMENTO DE IMPRENSA OFICIAL DO ESPÍRITO SANTO.</w:t>
+      </w:r>
+      <w:r>
+        <w:t xml:space="preserve"> </w:t>
+      </w:r>
+      <w:r>
+        <w:rPr>
+          <w:b/>
+          <w:bCs/>
+        </w:rPr>
+        <w:t xml:space="preserve">Diário Oficial dos Poderes do Estado</w:t>
+      </w:r>
+      <w:r>
+        <w:t xml:space="preserve">: atos e avisos da LICC, 2022-2026. Vitória: DIO-ES, 2026. Disponível em: https://ioes.dio.es.gov.br. Acesso em: 27 set. 2026.</w:t>
+      </w:r>
+    </w:p>
+    <w:p>
+      <w:pPr>
+        <w:pStyle w:val="Compact"/>
+        <w:numPr>
+          <w:ilvl w:val="1"/>
+          <w:numId w:val="1364"/>
+        </w:numPr>
+      </w:pPr>
+      <w:r>
+        <w:t xml:space="preserve">conferência: sem_doi</w:t>
+      </w:r>
+    </w:p>
+    <w:p>
+      <w:pPr>
+        <w:pStyle w:val="Compact"/>
+        <w:numPr>
+          <w:ilvl w:val="0"/>
+          <w:numId w:val="1365"/>
+        </w:numPr>
+      </w:pPr>
+      <w:r>
+        <w:t xml:space="preserve">DJIMEU, Eric W.; HOUNDOLO, Deo-Gracias. Power calculation for causal inference in social science: sample size and minimum detectable effect determination.</w:t>
+      </w:r>
+      <w:r>
+        <w:t xml:space="preserve"> </w:t>
+      </w:r>
+      <w:r>
+        <w:rPr>
+          <w:b/>
+          <w:bCs/>
+        </w:rPr>
+        <w:t xml:space="preserve">Journal of Development Effectiveness</w:t>
+      </w:r>
+      <w:r>
+        <w:t xml:space="preserve">, v. 8, n. 4, p. 508-527, 2016. DOI: 10.1080/19439342.2016.1244555.</w:t>
+      </w:r>
+    </w:p>
+    <w:p>
+      <w:pPr>
+        <w:pStyle w:val="Compact"/>
+        <w:numPr>
+          <w:ilvl w:val="1"/>
+          <w:numId w:val="1366"/>
+        </w:numPr>
+      </w:pPr>
+      <w:r>
+        <w:t xml:space="preserve">conferência: VERIFIED</w:t>
+      </w:r>
+    </w:p>
+    <w:p>
+      <w:pPr>
+        <w:pStyle w:val="Compact"/>
+        <w:numPr>
+          <w:ilvl w:val="0"/>
+          <w:numId w:val="1367"/>
+        </w:numPr>
+      </w:pPr>
+      <w:r>
+        <w:t xml:space="preserve">ELDRIDGE, Sandra M.; ASHBY, Deborah; KERRY, Sally. Sample size for cluster randomized trials: effect of coefficient of variation of cluster size and analysis method.</w:t>
+      </w:r>
+      <w:r>
+        <w:t xml:space="preserve"> </w:t>
+      </w:r>
+      <w:r>
+        <w:rPr>
+          <w:b/>
+          <w:bCs/>
+        </w:rPr>
+        <w:t xml:space="preserve">International Journal of Epidemiology</w:t>
+      </w:r>
+      <w:r>
+        <w:t xml:space="preserve">, v. 35, n. 5, p. 1292-1300, 2006. DOI: 10.1093/ije/dyl129.</w:t>
+      </w:r>
+    </w:p>
+    <w:p>
+      <w:pPr>
+        <w:pStyle w:val="Compact"/>
+        <w:numPr>
+          <w:ilvl w:val="1"/>
+          <w:numId w:val="1368"/>
+        </w:numPr>
+      </w:pPr>
+      <w:r>
+        <w:t xml:space="preserve">conferência: VERIFIED</w:t>
+      </w:r>
+    </w:p>
+    <w:p>
+      <w:pPr>
+        <w:pStyle w:val="Compact"/>
+        <w:numPr>
+          <w:ilvl w:val="0"/>
+          <w:numId w:val="1369"/>
+        </w:numPr>
+      </w:pPr>
+      <w:r>
+        <w:t xml:space="preserve">ESPÍRITO SANTO (Estado). Lei nº 11.246, de 7 de abril de 2021. Introduz alterações na Lei nº 7.000, de 27 de dezembro de 2001.</w:t>
+      </w:r>
+      <w:r>
+        <w:t xml:space="preserve"> </w:t>
+      </w:r>
+      <w:r>
+        <w:rPr>
+          <w:b/>
+          <w:bCs/>
+        </w:rPr>
+        <w:t xml:space="preserve">Diário Oficial dos Poderes do Estado</w:t>
+      </w:r>
+      <w:r>
+        <w:t xml:space="preserve">, Vitória, 8 abr. 2021a.</w:t>
+      </w:r>
+    </w:p>
+    <w:p>
+      <w:pPr>
+        <w:pStyle w:val="Compact"/>
+        <w:numPr>
+          <w:ilvl w:val="1"/>
+          <w:numId w:val="1370"/>
+        </w:numPr>
+      </w:pPr>
+      <w:r>
+        <w:t xml:space="preserve">conferência: sem_doi</w:t>
+      </w:r>
+    </w:p>
+    <w:p>
+      <w:pPr>
+        <w:pStyle w:val="Compact"/>
+        <w:numPr>
+          <w:ilvl w:val="0"/>
+          <w:numId w:val="1371"/>
+        </w:numPr>
+      </w:pPr>
+      <w:r>
+        <w:t xml:space="preserve">ESPÍRITO SANTO (Estado). Decreto nº 5.035-R, de 15 de dezembro de 2021. Dispõe sobre a regulamentação do incentivo fiscal concedido nos termos do art. 5º-B, IX, da Lei nº 7.000, de 27 de dezembro de 2001.</w:t>
+      </w:r>
+      <w:r>
+        <w:t xml:space="preserve"> </w:t>
+      </w:r>
+      <w:r>
+        <w:rPr>
+          <w:b/>
+          <w:bCs/>
+        </w:rPr>
+        <w:t xml:space="preserve">Diário Oficial dos Poderes do Estado</w:t>
+      </w:r>
+      <w:r>
+        <w:t xml:space="preserve">, Vitória, 16 dez. 2021b.</w:t>
+      </w:r>
+    </w:p>
+    <w:p>
+      <w:pPr>
+        <w:pStyle w:val="Compact"/>
+        <w:numPr>
+          <w:ilvl w:val="1"/>
+          <w:numId w:val="1372"/>
+        </w:numPr>
+      </w:pPr>
+      <w:r>
+        <w:t xml:space="preserve">conferência: sem_doi</w:t>
+      </w:r>
+    </w:p>
+    <w:p>
+      <w:pPr>
+        <w:pStyle w:val="Compact"/>
+        <w:numPr>
+          <w:ilvl w:val="0"/>
+          <w:numId w:val="1373"/>
+        </w:numPr>
+      </w:pPr>
+      <w:r>
+        <w:t xml:space="preserve">ESPÍRITO SANTO (Estado).</w:t>
+      </w:r>
+      <w:r>
+        <w:t xml:space="preserve"> </w:t>
+      </w:r>
+      <w:r>
+        <w:rPr>
+          <w:b/>
+          <w:bCs/>
+        </w:rPr>
+        <w:t xml:space="preserve">Portal da Transparência</w:t>
+      </w:r>
+      <w:r>
+        <w:t xml:space="preserve">: incentivos, isenções e beneficiários. Vitória: SECONT, 2026. Disponível em: https://transparencia.es.gov.br/comum/incentivosfiscais. Acesso em: 27 set. 2026.</w:t>
+      </w:r>
+    </w:p>
+    <w:p>
+      <w:pPr>
+        <w:pStyle w:val="Compact"/>
+        <w:numPr>
+          <w:ilvl w:val="1"/>
+          <w:numId w:val="1374"/>
+        </w:numPr>
+      </w:pPr>
+      <w:r>
+        <w:t xml:space="preserve">conferência: sem_doi</w:t>
+      </w:r>
+    </w:p>
+    <w:p>
+      <w:pPr>
+        <w:pStyle w:val="Compact"/>
+        <w:numPr>
+          <w:ilvl w:val="0"/>
+          <w:numId w:val="1375"/>
+        </w:numPr>
+      </w:pPr>
+      <w:r>
+        <w:t xml:space="preserve">FELD, Alan L.; O’HARE, Michael; SCHUSTER, J. Mark Davidson.</w:t>
+      </w:r>
+      <w:r>
+        <w:t xml:space="preserve"> </w:t>
+      </w:r>
+      <w:r>
+        <w:rPr>
+          <w:b/>
+          <w:bCs/>
+        </w:rPr>
+        <w:t xml:space="preserve">Patrons despite themselves</w:t>
+      </w:r>
+      <w:r>
+        <w:t xml:space="preserve">: taxpayers and arts policy. New York: New York University Press, 1983.</w:t>
+      </w:r>
+    </w:p>
+    <w:p>
+      <w:pPr>
+        <w:pStyle w:val="Compact"/>
+        <w:numPr>
+          <w:ilvl w:val="1"/>
+          <w:numId w:val="1376"/>
+        </w:numPr>
+      </w:pPr>
+      <w:r>
+        <w:t xml:space="preserve">conferência: sem_doi</w:t>
+      </w:r>
+    </w:p>
+    <w:p>
+      <w:pPr>
+        <w:pStyle w:val="Compact"/>
+        <w:numPr>
+          <w:ilvl w:val="0"/>
+          <w:numId w:val="1377"/>
+        </w:numPr>
+      </w:pPr>
+      <w:r>
+        <w:t xml:space="preserve">FINKELSTEIN, Amy; NOTOWIDIGDO, Matthew J. Take-up and targeting: experimental evidence from SNAP.</w:t>
+      </w:r>
+      <w:r>
+        <w:t xml:space="preserve"> </w:t>
+      </w:r>
+      <w:r>
+        <w:rPr>
+          <w:b/>
+          <w:bCs/>
+        </w:rPr>
+        <w:t xml:space="preserve">The Quarterly Journal of Economics</w:t>
+      </w:r>
+      <w:r>
+        <w:t xml:space="preserve">, v. 134, n. 3, p. 1505-1556, 2019. DOI: 10.1093/qje/qjz013.</w:t>
+      </w:r>
+    </w:p>
+    <w:p>
+      <w:pPr>
+        <w:pStyle w:val="Compact"/>
+        <w:numPr>
+          <w:ilvl w:val="1"/>
+          <w:numId w:val="1378"/>
+        </w:numPr>
+      </w:pPr>
+      <w:r>
+        <w:t xml:space="preserve">conferência: VERIFIED</w:t>
+      </w:r>
+    </w:p>
+    <w:p>
+      <w:pPr>
+        <w:pStyle w:val="Compact"/>
+        <w:numPr>
+          <w:ilvl w:val="0"/>
+          <w:numId w:val="1379"/>
+        </w:numPr>
+      </w:pPr>
+      <w:r>
+        <w:t xml:space="preserve">GELMAN, Andrew; CARLIN, John. Beyond power calculations: assessing type S (sign) and type M (magnitude) errors.</w:t>
+      </w:r>
+      <w:r>
+        <w:t xml:space="preserve"> </w:t>
+      </w:r>
+      <w:r>
+        <w:rPr>
+          <w:b/>
+          <w:bCs/>
+        </w:rPr>
+        <w:t xml:space="preserve">Perspectives on Psychological Science</w:t>
+      </w:r>
+      <w:r>
+        <w:t xml:space="preserve">, v. 9, n. 6, p. 641-651, 2014. DOI: 10.1177/1745691614551642.</w:t>
+      </w:r>
+    </w:p>
+    <w:p>
+      <w:pPr>
+        <w:pStyle w:val="Compact"/>
+        <w:numPr>
+          <w:ilvl w:val="1"/>
+          <w:numId w:val="1380"/>
+        </w:numPr>
+      </w:pPr>
+      <w:r>
+        <w:t xml:space="preserve">conferência: VERIFIED</w:t>
+      </w:r>
+    </w:p>
+    <w:p>
+      <w:pPr>
+        <w:pStyle w:val="Compact"/>
+        <w:numPr>
+          <w:ilvl w:val="0"/>
+          <w:numId w:val="1381"/>
+        </w:numPr>
+      </w:pPr>
+      <w:r>
+        <w:t xml:space="preserve">GERTLER, Paul J.; MARTÍNEZ, Sebastián; PREMAND, Patrick; RAWLINGS, Laura B.; VERMEERSCH, Christel M. J.</w:t>
+      </w:r>
+      <w:r>
+        <w:t xml:space="preserve"> </w:t>
+      </w:r>
+      <w:r>
+        <w:rPr>
+          <w:b/>
+          <w:bCs/>
+        </w:rPr>
+        <w:t xml:space="preserve">Avaliação de impacto na prática</w:t>
+      </w:r>
+      <w:r>
+        <w:t xml:space="preserve">. 2. ed. Washington, DC: Banco Interamericano de Desenvolvimento; Banco Mundial, 2018.</w:t>
+      </w:r>
+    </w:p>
+    <w:p>
+      <w:pPr>
+        <w:pStyle w:val="Compact"/>
+        <w:numPr>
+          <w:ilvl w:val="1"/>
+          <w:numId w:val="1382"/>
+        </w:numPr>
+      </w:pPr>
+      <w:r>
+        <w:t xml:space="preserve">conferência: sem_doi</w:t>
+      </w:r>
+    </w:p>
+    <w:p>
+      <w:pPr>
+        <w:pStyle w:val="Compact"/>
+        <w:numPr>
+          <w:ilvl w:val="0"/>
+          <w:numId w:val="1383"/>
+        </w:numPr>
+      </w:pPr>
+      <w:r>
+        <w:t xml:space="preserve">HAINMUELLER, Jens; HOPKINS, Daniel J.; YAMAMOTO, Teppei. Causal inference in conjoint analysis: understanding multidimensional choices via stated preference experiments.</w:t>
+      </w:r>
+      <w:r>
+        <w:t xml:space="preserve"> </w:t>
+      </w:r>
+      <w:r>
+        <w:rPr>
+          <w:b/>
+          <w:bCs/>
+        </w:rPr>
+        <w:t xml:space="preserve">Political Analysis</w:t>
+      </w:r>
+      <w:r>
+        <w:t xml:space="preserve">, v. 22, n. 1, p. 1-30, 2014. DOI: 10.1093/pan/mpt024.</w:t>
+      </w:r>
+    </w:p>
+    <w:p>
+      <w:pPr>
+        <w:pStyle w:val="Compact"/>
+        <w:numPr>
+          <w:ilvl w:val="1"/>
+          <w:numId w:val="1384"/>
+        </w:numPr>
+      </w:pPr>
+      <w:r>
+        <w:t xml:space="preserve">conferência: VERIFIED</w:t>
+      </w:r>
+    </w:p>
+    <w:p>
+      <w:pPr>
+        <w:pStyle w:val="Compact"/>
+        <w:numPr>
+          <w:ilvl w:val="0"/>
+          <w:numId w:val="1385"/>
+        </w:numPr>
+      </w:pPr>
+      <w:r>
+        <w:t xml:space="preserve">HITZIG, Zoë. What are public goods and how do they link people in a society?</w:t>
+      </w:r>
+      <w:r>
+        <w:t xml:space="preserve"> </w:t>
+      </w:r>
+      <w:r>
+        <w:rPr>
+          <w:b/>
+          <w:bCs/>
+        </w:rPr>
+        <w:t xml:space="preserve">EXPeditions</w:t>
+      </w:r>
+      <w:r>
+        <w:t xml:space="preserve">, 13 set. 2021. Disponível em: https://www.joinexpeditions.com/exps/332-what-are-public-goods-and-how-do-they-link-people-in-a-society-. Acesso em: 27 set. 2026.</w:t>
+      </w:r>
+    </w:p>
+    <w:p>
+      <w:pPr>
+        <w:pStyle w:val="Compact"/>
+        <w:numPr>
+          <w:ilvl w:val="1"/>
+          <w:numId w:val="1386"/>
+        </w:numPr>
+      </w:pPr>
+      <w:r>
+        <w:t xml:space="preserve">conferência: sem_doi</w:t>
+      </w:r>
+    </w:p>
+    <w:p>
+      <w:pPr>
+        <w:pStyle w:val="Compact"/>
+        <w:numPr>
+          <w:ilvl w:val="0"/>
+          <w:numId w:val="1387"/>
+        </w:numPr>
+      </w:pPr>
+      <w:r>
+        <w:t xml:space="preserve">IBGE.</w:t>
+      </w:r>
+      <w:r>
+        <w:t xml:space="preserve"> </w:t>
+      </w:r>
+      <w:r>
+        <w:rPr>
+          <w:b/>
+          <w:bCs/>
+        </w:rPr>
+        <w:t xml:space="preserve">Sistema de Informações e Indicadores Culturais</w:t>
+      </w:r>
+      <w:r>
+        <w:t xml:space="preserve">. Rio de Janeiro: IBGE, 2025. Base de dados; períodos 2023 e 2024 publicados em 12 dez. 2025. Disponível em: https://servicodados.ibge.gov.br/api/v1/pesquisas/10092. Acesso em: 23 set. 2026.</w:t>
+      </w:r>
+    </w:p>
+    <w:p>
+      <w:pPr>
+        <w:pStyle w:val="Compact"/>
+        <w:numPr>
+          <w:ilvl w:val="1"/>
+          <w:numId w:val="1388"/>
+        </w:numPr>
+      </w:pPr>
+      <w:r>
+        <w:t xml:space="preserve">conferência: sem_doi</w:t>
+      </w:r>
+    </w:p>
+    <w:p>
+      <w:pPr>
+        <w:pStyle w:val="Compact"/>
+        <w:numPr>
+          <w:ilvl w:val="0"/>
+          <w:numId w:val="1389"/>
+        </w:numPr>
+      </w:pPr>
+      <w:r>
+        <w:t xml:space="preserve">IBGE.</w:t>
+      </w:r>
+      <w:r>
+        <w:t xml:space="preserve"> </w:t>
+      </w:r>
+      <w:r>
+        <w:rPr>
+          <w:b/>
+          <w:bCs/>
+        </w:rPr>
+        <w:t xml:space="preserve">Pesquisa de Informações Básicas Municipais – MUNIC 2021</w:t>
+      </w:r>
+      <w:r>
+        <w:t xml:space="preserve">. Rio de Janeiro: IBGE, 2022. Dados consultados pela API de pesquisas do IBGE em 23 set. 2026.</w:t>
+      </w:r>
+    </w:p>
+    <w:p>
+      <w:pPr>
+        <w:pStyle w:val="Compact"/>
+        <w:numPr>
+          <w:ilvl w:val="1"/>
+          <w:numId w:val="1390"/>
+        </w:numPr>
+      </w:pPr>
+      <w:r>
+        <w:t xml:space="preserve">conferência: sem_doi</w:t>
+      </w:r>
+    </w:p>
+    <w:p>
+      <w:pPr>
+        <w:pStyle w:val="Compact"/>
+        <w:numPr>
+          <w:ilvl w:val="0"/>
+          <w:numId w:val="1391"/>
+        </w:numPr>
+      </w:pPr>
+      <w:r>
+        <w:t xml:space="preserve">MAESTAS, Nicole; MULLEN, Kathleen J.; STRAND, Alexander. Does disability insurance receipt discourage work? Using examiner assignment to estimate causal effects of SSDI receipt.</w:t>
       </w:r>
       <w:r>
         <w:t xml:space="preserve"> </w:t>
@@ -10963,15 +11586,15 @@
         <w:t xml:space="preserve">American Economic Review</w:t>
       </w:r>
       <w:r>
-        <w:t xml:space="preserve">, v. 110, n. 7, p. 2065-2102, 2020. DOI: 10.1257/aer.20180615.</w:t>
-      </w:r>
-    </w:p>
-    <w:p>
-      <w:pPr>
-        <w:pStyle w:val="Compact"/>
-        <w:numPr>
-          <w:ilvl w:val="1"/>
-          <w:numId w:val="1353"/>
+        <w:t xml:space="preserve">, v. 103, n. 5, p. 1797-1829, 2013. DOI: 10.1257/aer.103.5.1797.</w:t>
+      </w:r>
+    </w:p>
+    <w:p>
+      <w:pPr>
+        <w:pStyle w:val="Compact"/>
+        <w:numPr>
+          <w:ilvl w:val="1"/>
+          <w:numId w:val="1392"/>
         </w:numPr>
       </w:pPr>
       <w:r>
@@ -10983,32 +11606,106 @@
         <w:pStyle w:val="Compact"/>
         <w:numPr>
           <w:ilvl w:val="0"/>
-          <w:numId w:val="1354"/>
-        </w:numPr>
-      </w:pPr>
-      <w:r>
-        <w:t xml:space="preserve">BRASIL. Lei Complementar nº 123, de 14 de dezembro de 2006. Institui o Estatuto Nacional da Microempresa e da Empresa de Pequeno Porte.</w:t>
-      </w:r>
-      <w:r>
-        <w:t xml:space="preserve"> </w:t>
-      </w:r>
-      <w:r>
-        <w:rPr>
-          <w:b/>
-          <w:bCs/>
-        </w:rPr>
-        <w:t xml:space="preserve">Diário Oficial da União</w:t>
-      </w:r>
-      <w:r>
-        <w:t xml:space="preserve">, Brasília, 15 dez. 2006. Disponível em: https://www.planalto.gov.br/ccivil_03/leis/lcp/lcp123.htm. Acesso em: 27 set. 2026.</w:t>
-      </w:r>
-    </w:p>
-    <w:p>
-      <w:pPr>
-        <w:pStyle w:val="Compact"/>
-        <w:numPr>
-          <w:ilvl w:val="1"/>
-          <w:numId w:val="1355"/>
+          <w:numId w:val="1393"/>
+        </w:numPr>
+      </w:pPr>
+      <w:r>
+        <w:t xml:space="preserve">MAYNE, John. Useful theory of change models.</w:t>
+      </w:r>
+      <w:r>
+        <w:t xml:space="preserve"> </w:t>
+      </w:r>
+      <w:r>
+        <w:rPr>
+          <w:b/>
+          <w:bCs/>
+        </w:rPr>
+        <w:t xml:space="preserve">Canadian Journal of Program Evaluation</w:t>
+      </w:r>
+      <w:r>
+        <w:t xml:space="preserve">, v. 30, n. 2, p. 119-142, 2015. DOI: 10.3138/cjpe.230.</w:t>
+      </w:r>
+    </w:p>
+    <w:p>
+      <w:pPr>
+        <w:pStyle w:val="Compact"/>
+        <w:numPr>
+          <w:ilvl w:val="1"/>
+          <w:numId w:val="1394"/>
+        </w:numPr>
+      </w:pPr>
+      <w:r>
+        <w:t xml:space="preserve">conferência: VERIFIED</w:t>
+      </w:r>
+    </w:p>
+    <w:p>
+      <w:pPr>
+        <w:pStyle w:val="Compact"/>
+        <w:numPr>
+          <w:ilvl w:val="0"/>
+          <w:numId w:val="1395"/>
+        </w:numPr>
+      </w:pPr>
+      <w:r>
+        <w:t xml:space="preserve">MOYNIHAN, Donald; HERD, Pamela; HARVEY, Hope. Administrative burden: learning, psychological, and compliance costs in citizen-state interactions.</w:t>
+      </w:r>
+      <w:r>
+        <w:t xml:space="preserve"> </w:t>
+      </w:r>
+      <w:r>
+        <w:rPr>
+          <w:b/>
+          <w:bCs/>
+        </w:rPr>
+        <w:t xml:space="preserve">Journal of Public Administration Research and Theory</w:t>
+      </w:r>
+      <w:r>
+        <w:t xml:space="preserve">, v. 25, n. 1, p. 43-69, 2015. DOI: 10.1093/jopart/muu009.</w:t>
+      </w:r>
+    </w:p>
+    <w:p>
+      <w:pPr>
+        <w:pStyle w:val="Compact"/>
+        <w:numPr>
+          <w:ilvl w:val="1"/>
+          <w:numId w:val="1396"/>
+        </w:numPr>
+      </w:pPr>
+      <w:r>
+        <w:t xml:space="preserve">conferência: VERIFIED</w:t>
+      </w:r>
+    </w:p>
+    <w:p>
+      <w:pPr>
+        <w:pStyle w:val="Compact"/>
+        <w:numPr>
+          <w:ilvl w:val="0"/>
+          <w:numId w:val="1397"/>
+        </w:numPr>
+      </w:pPr>
+      <w:r>
+        <w:t xml:space="preserve">OGAVA, Bruno; GALVÃO, César Augusto; ADAMCZYK, Willian.</w:t>
+      </w:r>
+      <w:r>
+        <w:t xml:space="preserve"> </w:t>
+      </w:r>
+      <w:r>
+        <w:rPr>
+          <w:b/>
+          <w:bCs/>
+        </w:rPr>
+        <w:t xml:space="preserve">Financiamento quadrático para os incentivos à cultura no Brasil</w:t>
+      </w:r>
+      <w:r>
+        <w:t xml:space="preserve">: simulações sobre a Lei Rouanet. Brasília: Enap; UnB, 2022. (Evidência Express). Disponível em: https://repositorio.enap.gov.br/handle/1/7004. Acesso em: 27 set. 2026.</w:t>
+      </w:r>
+    </w:p>
+    <w:p>
+      <w:pPr>
+        <w:pStyle w:val="Compact"/>
+        <w:numPr>
+          <w:ilvl w:val="1"/>
+          <w:numId w:val="1398"/>
         </w:numPr>
       </w:pPr>
       <w:r>
@@ -11020,32 +11717,69 @@
         <w:pStyle w:val="Compact"/>
         <w:numPr>
           <w:ilvl w:val="0"/>
-          <w:numId w:val="1356"/>
-        </w:numPr>
-      </w:pPr>
-      <w:r>
-        <w:t xml:space="preserve">BRASIL. Tribunal de Contas da União.</w:t>
-      </w:r>
-      <w:r>
-        <w:t xml:space="preserve"> </w:t>
-      </w:r>
-      <w:r>
-        <w:rPr>
-          <w:b/>
-          <w:bCs/>
-        </w:rPr>
-        <w:t xml:space="preserve">Acórdão nº 191/2016 – Plenário</w:t>
-      </w:r>
-      <w:r>
-        <w:t xml:space="preserve">. Relator: Augusto Sherman Cavalcanti. Brasília, 3 fev. 2016.</w:t>
-      </w:r>
-    </w:p>
-    <w:p>
-      <w:pPr>
-        <w:pStyle w:val="Compact"/>
-        <w:numPr>
-          <w:ilvl w:val="1"/>
-          <w:numId w:val="1357"/>
+          <w:numId w:val="1399"/>
+        </w:numPr>
+      </w:pPr>
+      <w:r>
+        <w:t xml:space="preserve">O’HAGAN, J.; HARVEY, D. Why do companies sponsor arts events? Some evidence and a proposed classification.</w:t>
+      </w:r>
+      <w:r>
+        <w:t xml:space="preserve"> </w:t>
+      </w:r>
+      <w:r>
+        <w:rPr>
+          <w:b/>
+          <w:bCs/>
+        </w:rPr>
+        <w:t xml:space="preserve">Journal of Cultural Economics</w:t>
+      </w:r>
+      <w:r>
+        <w:t xml:space="preserve">, v. 24, n. 3, p. 205-224, 2000. DOI: 10.1023/A:1007653328733.</w:t>
+      </w:r>
+    </w:p>
+    <w:p>
+      <w:pPr>
+        <w:pStyle w:val="Compact"/>
+        <w:numPr>
+          <w:ilvl w:val="1"/>
+          <w:numId w:val="1400"/>
+        </w:numPr>
+      </w:pPr>
+      <w:r>
+        <w:t xml:space="preserve">conferência: VERIFIED</w:t>
+      </w:r>
+    </w:p>
+    <w:p>
+      <w:pPr>
+        <w:pStyle w:val="Compact"/>
+        <w:numPr>
+          <w:ilvl w:val="0"/>
+          <w:numId w:val="1401"/>
+        </w:numPr>
+      </w:pPr>
+      <w:r>
+        <w:t xml:space="preserve">SECULT – SECRETARIA DE ESTADO DA CULTURA DO ESPÍRITO SANTO.</w:t>
+      </w:r>
+      <w:r>
+        <w:t xml:space="preserve"> </w:t>
+      </w:r>
+      <w:r>
+        <w:rPr>
+          <w:b/>
+          <w:bCs/>
+        </w:rPr>
+        <w:t xml:space="preserve">Boletim de Economia Criativa</w:t>
+      </w:r>
+      <w:r>
+        <w:t xml:space="preserve">: Espírito Santo, 2º trimestre de 2020. Vitória: SECULT, 2020. Disponível em: https://secult.es.gov.br/media/002/Boletim_Economia_Criativa_02T_2020.pdf. Acesso em: 27 set. 2026.</w:t>
+      </w:r>
+    </w:p>
+    <w:p>
+      <w:pPr>
+        <w:pStyle w:val="Compact"/>
+        <w:numPr>
+          <w:ilvl w:val="1"/>
+          <w:numId w:val="1402"/>
         </w:numPr>
       </w:pPr>
       <w:r>
@@ -11057,895 +11791,7 @@
         <w:pStyle w:val="Compact"/>
         <w:numPr>
           <w:ilvl w:val="0"/>
-          <w:numId w:val="1358"/>
-        </w:numPr>
-      </w:pPr>
-      <w:r>
-        <w:t xml:space="preserve">BRASIL. Secretaria do Tesouro Nacional.</w:t>
-      </w:r>
-      <w:r>
-        <w:t xml:space="preserve"> </w:t>
-      </w:r>
-      <w:r>
-        <w:rPr>
-          <w:b/>
-          <w:bCs/>
-        </w:rPr>
-        <w:t xml:space="preserve">SICONFI</w:t>
-      </w:r>
-      <w:r>
-        <w:t xml:space="preserve">: Declaração de Contas Anuais (DCA) do Estado do Espírito Santo e de seus municípios, 2021-2025. Brasília: STN, 2026. Disponível em: https://apidatalake.tesouro.gov.br/ords/siconfi/tt/dca. Acesso em: 23 set. 2026.</w:t>
-      </w:r>
-    </w:p>
-    <w:p>
-      <w:pPr>
-        <w:pStyle w:val="Compact"/>
-        <w:numPr>
-          <w:ilvl w:val="1"/>
-          <w:numId w:val="1359"/>
-        </w:numPr>
-      </w:pPr>
-      <w:r>
-        <w:t xml:space="preserve">conferência: sem_doi</w:t>
-      </w:r>
-    </w:p>
-    <w:p>
-      <w:pPr>
-        <w:pStyle w:val="Compact"/>
-        <w:numPr>
-          <w:ilvl w:val="0"/>
-          <w:numId w:val="1360"/>
-        </w:numPr>
-      </w:pPr>
-      <w:r>
-        <w:t xml:space="preserve">BUTERIN, Vitalik; HITZIG, Zoë; WEYL, E. Glen. A flexible design for funding public goods.</w:t>
-      </w:r>
-      <w:r>
-        <w:t xml:space="preserve"> </w:t>
-      </w:r>
-      <w:r>
-        <w:rPr>
-          <w:b/>
-          <w:bCs/>
-        </w:rPr>
-        <w:t xml:space="preserve">Management Science</w:t>
-      </w:r>
-      <w:r>
-        <w:t xml:space="preserve">, v. 65, n. 11, p. 5171-5187, 2019. DOI: 10.1287/mnsc.2019.3337.</w:t>
-      </w:r>
-    </w:p>
-    <w:p>
-      <w:pPr>
-        <w:pStyle w:val="Compact"/>
-        <w:numPr>
-          <w:ilvl w:val="1"/>
-          <w:numId w:val="1361"/>
-        </w:numPr>
-      </w:pPr>
-      <w:r>
-        <w:t xml:space="preserve">conferência: VERIFIED</w:t>
-      </w:r>
-    </w:p>
-    <w:p>
-      <w:pPr>
-        <w:pStyle w:val="Compact"/>
-        <w:numPr>
-          <w:ilvl w:val="0"/>
-          <w:numId w:val="1362"/>
-        </w:numPr>
-      </w:pPr>
-      <w:r>
-        <w:t xml:space="preserve">COSTA, Camila Furlan da; MEDEIROS, Igor Baptista de Oliveira; BUCCO, Guilherme Brandelli. O financiamento da cultura no Brasil no período 2003-15: um caminho para geração de renda monopolista.</w:t>
-      </w:r>
-      <w:r>
-        <w:t xml:space="preserve"> </w:t>
-      </w:r>
-      <w:r>
-        <w:rPr>
-          <w:b/>
-          <w:bCs/>
-        </w:rPr>
-        <w:t xml:space="preserve">Revista de Administração Pública</w:t>
-      </w:r>
-      <w:r>
-        <w:t xml:space="preserve">, Rio de Janeiro, v. 51, n. 4, p. 509-527, 2017. DOI: 10.1590/0034-7612162254.</w:t>
-      </w:r>
-    </w:p>
-    <w:p>
-      <w:pPr>
-        <w:pStyle w:val="Compact"/>
-        <w:numPr>
-          <w:ilvl w:val="1"/>
-          <w:numId w:val="1363"/>
-        </w:numPr>
-      </w:pPr>
-      <w:r>
-        <w:t xml:space="preserve">conferência: VERIFIED</w:t>
-      </w:r>
-    </w:p>
-    <w:p>
-      <w:pPr>
-        <w:pStyle w:val="Compact"/>
-        <w:numPr>
-          <w:ilvl w:val="0"/>
-          <w:numId w:val="1364"/>
-        </w:numPr>
-      </w:pPr>
-      <w:r>
-        <w:t xml:space="preserve">DEKKER, Erwin; RODRIGUES, Ana Carolina. The political economy of Brazilian cultural policy: a case study of the Rouanet Law.</w:t>
-      </w:r>
-      <w:r>
-        <w:t xml:space="preserve"> </w:t>
-      </w:r>
-      <w:r>
-        <w:rPr>
-          <w:b/>
-          <w:bCs/>
-        </w:rPr>
-        <w:t xml:space="preserve">Journal of Public Finance and Public Choice</w:t>
-      </w:r>
-      <w:r>
-        <w:t xml:space="preserve">, v. 34, n. 2, p. 149-171, 2019. DOI: 10.1332/251569119X15675896589688.</w:t>
-      </w:r>
-    </w:p>
-    <w:p>
-      <w:pPr>
-        <w:pStyle w:val="Compact"/>
-        <w:numPr>
-          <w:ilvl w:val="1"/>
-          <w:numId w:val="1365"/>
-        </w:numPr>
-      </w:pPr>
-      <w:r>
-        <w:t xml:space="preserve">conferência: VERIFIED</w:t>
-      </w:r>
-    </w:p>
-    <w:p>
-      <w:pPr>
-        <w:pStyle w:val="Compact"/>
-        <w:numPr>
-          <w:ilvl w:val="0"/>
-          <w:numId w:val="1366"/>
-        </w:numPr>
-      </w:pPr>
-      <w:r>
-        <w:t xml:space="preserve">DIO-ES – DEPARTAMENTO DE IMPRENSA OFICIAL DO ESPÍRITO SANTO.</w:t>
-      </w:r>
-      <w:r>
-        <w:t xml:space="preserve"> </w:t>
-      </w:r>
-      <w:r>
-        <w:rPr>
-          <w:b/>
-          <w:bCs/>
-        </w:rPr>
-        <w:t xml:space="preserve">Diário Oficial dos Poderes do Estado</w:t>
-      </w:r>
-      <w:r>
-        <w:t xml:space="preserve">: atos e avisos da LICC, 2022-2026. Vitória: DIO-ES, 2026. Disponível em: https://ioes.dio.es.gov.br. Acesso em: 27 set. 2026.</w:t>
-      </w:r>
-    </w:p>
-    <w:p>
-      <w:pPr>
-        <w:pStyle w:val="Compact"/>
-        <w:numPr>
-          <w:ilvl w:val="1"/>
-          <w:numId w:val="1367"/>
-        </w:numPr>
-      </w:pPr>
-      <w:r>
-        <w:t xml:space="preserve">conferência: sem_doi</w:t>
-      </w:r>
-    </w:p>
-    <w:p>
-      <w:pPr>
-        <w:pStyle w:val="Compact"/>
-        <w:numPr>
-          <w:ilvl w:val="0"/>
-          <w:numId w:val="1368"/>
-        </w:numPr>
-      </w:pPr>
-      <w:r>
-        <w:t xml:space="preserve">DJIMEU, Eric W.; HOUNDOLO, Deo-Gracias. Power calculation for causal inference in social science: sample size and minimum detectable effect determination.</w:t>
-      </w:r>
-      <w:r>
-        <w:t xml:space="preserve"> </w:t>
-      </w:r>
-      <w:r>
-        <w:rPr>
-          <w:b/>
-          <w:bCs/>
-        </w:rPr>
-        <w:t xml:space="preserve">Journal of Development Effectiveness</w:t>
-      </w:r>
-      <w:r>
-        <w:t xml:space="preserve">, v. 8, n. 4, p. 508-527, 2016. DOI: 10.1080/19439342.2016.1244555.</w:t>
-      </w:r>
-    </w:p>
-    <w:p>
-      <w:pPr>
-        <w:pStyle w:val="Compact"/>
-        <w:numPr>
-          <w:ilvl w:val="1"/>
-          <w:numId w:val="1369"/>
-        </w:numPr>
-      </w:pPr>
-      <w:r>
-        <w:t xml:space="preserve">conferência: VERIFIED</w:t>
-      </w:r>
-    </w:p>
-    <w:p>
-      <w:pPr>
-        <w:pStyle w:val="Compact"/>
-        <w:numPr>
-          <w:ilvl w:val="0"/>
-          <w:numId w:val="1370"/>
-        </w:numPr>
-      </w:pPr>
-      <w:r>
-        <w:t xml:space="preserve">ELDRIDGE, Sandra M.; ASHBY, Deborah; KERRY, Sally. Sample size for cluster randomized trials: effect of coefficient of variation of cluster size and analysis method.</w:t>
-      </w:r>
-      <w:r>
-        <w:t xml:space="preserve"> </w:t>
-      </w:r>
-      <w:r>
-        <w:rPr>
-          <w:b/>
-          <w:bCs/>
-        </w:rPr>
-        <w:t xml:space="preserve">International Journal of Epidemiology</w:t>
-      </w:r>
-      <w:r>
-        <w:t xml:space="preserve">, v. 35, n. 5, p. 1292-1300, 2006. DOI: 10.1093/ije/dyl129.</w:t>
-      </w:r>
-    </w:p>
-    <w:p>
-      <w:pPr>
-        <w:pStyle w:val="Compact"/>
-        <w:numPr>
-          <w:ilvl w:val="1"/>
-          <w:numId w:val="1371"/>
-        </w:numPr>
-      </w:pPr>
-      <w:r>
-        <w:t xml:space="preserve">conferência: VERIFIED</w:t>
-      </w:r>
-    </w:p>
-    <w:p>
-      <w:pPr>
-        <w:pStyle w:val="Compact"/>
-        <w:numPr>
-          <w:ilvl w:val="0"/>
-          <w:numId w:val="1372"/>
-        </w:numPr>
-      </w:pPr>
-      <w:r>
-        <w:t xml:space="preserve">ESPÍRITO SANTO (Estado). Lei nº 11.246, de 7 de abril de 2021. Introduz alterações na Lei nº 7.000, de 27 de dezembro de 2001.</w:t>
-      </w:r>
-      <w:r>
-        <w:t xml:space="preserve"> </w:t>
-      </w:r>
-      <w:r>
-        <w:rPr>
-          <w:b/>
-          <w:bCs/>
-        </w:rPr>
-        <w:t xml:space="preserve">Diário Oficial dos Poderes do Estado</w:t>
-      </w:r>
-      <w:r>
-        <w:t xml:space="preserve">, Vitória, 8 abr. 2021a.</w:t>
-      </w:r>
-    </w:p>
-    <w:p>
-      <w:pPr>
-        <w:pStyle w:val="Compact"/>
-        <w:numPr>
-          <w:ilvl w:val="1"/>
-          <w:numId w:val="1373"/>
-        </w:numPr>
-      </w:pPr>
-      <w:r>
-        <w:t xml:space="preserve">conferência: sem_doi</w:t>
-      </w:r>
-    </w:p>
-    <w:p>
-      <w:pPr>
-        <w:pStyle w:val="Compact"/>
-        <w:numPr>
-          <w:ilvl w:val="0"/>
-          <w:numId w:val="1374"/>
-        </w:numPr>
-      </w:pPr>
-      <w:r>
-        <w:t xml:space="preserve">ESPÍRITO SANTO (Estado). Decreto nº 5.035-R, de 15 de dezembro de 2021. Dispõe sobre a regulamentação do incentivo fiscal concedido nos termos do art. 5º-B, IX, da Lei nº 7.000, de 27 de dezembro de 2001.</w:t>
-      </w:r>
-      <w:r>
-        <w:t xml:space="preserve"> </w:t>
-      </w:r>
-      <w:r>
-        <w:rPr>
-          <w:b/>
-          <w:bCs/>
-        </w:rPr>
-        <w:t xml:space="preserve">Diário Oficial dos Poderes do Estado</w:t>
-      </w:r>
-      <w:r>
-        <w:t xml:space="preserve">, Vitória, 16 dez. 2021b.</w:t>
-      </w:r>
-    </w:p>
-    <w:p>
-      <w:pPr>
-        <w:pStyle w:val="Compact"/>
-        <w:numPr>
-          <w:ilvl w:val="1"/>
-          <w:numId w:val="1375"/>
-        </w:numPr>
-      </w:pPr>
-      <w:r>
-        <w:t xml:space="preserve">conferência: sem_doi</w:t>
-      </w:r>
-    </w:p>
-    <w:p>
-      <w:pPr>
-        <w:pStyle w:val="Compact"/>
-        <w:numPr>
-          <w:ilvl w:val="0"/>
-          <w:numId w:val="1376"/>
-        </w:numPr>
-      </w:pPr>
-      <w:r>
-        <w:t xml:space="preserve">ESPÍRITO SANTO (Estado).</w:t>
-      </w:r>
-      <w:r>
-        <w:t xml:space="preserve"> </w:t>
-      </w:r>
-      <w:r>
-        <w:rPr>
-          <w:b/>
-          <w:bCs/>
-        </w:rPr>
-        <w:t xml:space="preserve">Portal da Transparência</w:t>
-      </w:r>
-      <w:r>
-        <w:t xml:space="preserve">: incentivos, isenções e beneficiários. Vitória: SECONT, 2026. Disponível em: https://transparencia.es.gov.br/comum/incentivosfiscais. Acesso em: 27 set. 2026.</w:t>
-      </w:r>
-    </w:p>
-    <w:p>
-      <w:pPr>
-        <w:pStyle w:val="Compact"/>
-        <w:numPr>
-          <w:ilvl w:val="1"/>
-          <w:numId w:val="1377"/>
-        </w:numPr>
-      </w:pPr>
-      <w:r>
-        <w:t xml:space="preserve">conferência: sem_doi</w:t>
-      </w:r>
-    </w:p>
-    <w:p>
-      <w:pPr>
-        <w:pStyle w:val="Compact"/>
-        <w:numPr>
-          <w:ilvl w:val="0"/>
-          <w:numId w:val="1378"/>
-        </w:numPr>
-      </w:pPr>
-      <w:r>
-        <w:t xml:space="preserve">FELD, Alan L.; O’HARE, Michael; SCHUSTER, J. Mark Davidson.</w:t>
-      </w:r>
-      <w:r>
-        <w:t xml:space="preserve"> </w:t>
-      </w:r>
-      <w:r>
-        <w:rPr>
-          <w:b/>
-          <w:bCs/>
-        </w:rPr>
-        <w:t xml:space="preserve">Patrons despite themselves</w:t>
-      </w:r>
-      <w:r>
-        <w:t xml:space="preserve">: taxpayers and arts policy. New York: New York University Press, 1983.</w:t>
-      </w:r>
-    </w:p>
-    <w:p>
-      <w:pPr>
-        <w:pStyle w:val="Compact"/>
-        <w:numPr>
-          <w:ilvl w:val="1"/>
-          <w:numId w:val="1379"/>
-        </w:numPr>
-      </w:pPr>
-      <w:r>
-        <w:t xml:space="preserve">conferência: sem_doi</w:t>
-      </w:r>
-    </w:p>
-    <w:p>
-      <w:pPr>
-        <w:pStyle w:val="Compact"/>
-        <w:numPr>
-          <w:ilvl w:val="0"/>
-          <w:numId w:val="1380"/>
-        </w:numPr>
-      </w:pPr>
-      <w:r>
-        <w:t xml:space="preserve">FINKELSTEIN, Amy; NOTOWIDIGDO, Matthew J. Take-up and targeting: experimental evidence from SNAP.</w:t>
-      </w:r>
-      <w:r>
-        <w:t xml:space="preserve"> </w:t>
-      </w:r>
-      <w:r>
-        <w:rPr>
-          <w:b/>
-          <w:bCs/>
-        </w:rPr>
-        <w:t xml:space="preserve">The Quarterly Journal of Economics</w:t>
-      </w:r>
-      <w:r>
-        <w:t xml:space="preserve">, v. 134, n. 3, p. 1505-1556, 2019. DOI: 10.1093/qje/qjz013.</w:t>
-      </w:r>
-    </w:p>
-    <w:p>
-      <w:pPr>
-        <w:pStyle w:val="Compact"/>
-        <w:numPr>
-          <w:ilvl w:val="1"/>
-          <w:numId w:val="1381"/>
-        </w:numPr>
-      </w:pPr>
-      <w:r>
-        <w:t xml:space="preserve">conferência: VERIFIED</w:t>
-      </w:r>
-    </w:p>
-    <w:p>
-      <w:pPr>
-        <w:pStyle w:val="Compact"/>
-        <w:numPr>
-          <w:ilvl w:val="0"/>
-          <w:numId w:val="1382"/>
-        </w:numPr>
-      </w:pPr>
-      <w:r>
-        <w:t xml:space="preserve">GELMAN, Andrew; CARLIN, John. Beyond power calculations: assessing type S (sign) and type M (magnitude) errors.</w:t>
-      </w:r>
-      <w:r>
-        <w:t xml:space="preserve"> </w:t>
-      </w:r>
-      <w:r>
-        <w:rPr>
-          <w:b/>
-          <w:bCs/>
-        </w:rPr>
-        <w:t xml:space="preserve">Perspectives on Psychological Science</w:t>
-      </w:r>
-      <w:r>
-        <w:t xml:space="preserve">, v. 9, n. 6, p. 641-651, 2014. DOI: 10.1177/1745691614551642.</w:t>
-      </w:r>
-    </w:p>
-    <w:p>
-      <w:pPr>
-        <w:pStyle w:val="Compact"/>
-        <w:numPr>
-          <w:ilvl w:val="1"/>
-          <w:numId w:val="1383"/>
-        </w:numPr>
-      </w:pPr>
-      <w:r>
-        <w:t xml:space="preserve">conferência: VERIFIED</w:t>
-      </w:r>
-    </w:p>
-    <w:p>
-      <w:pPr>
-        <w:pStyle w:val="Compact"/>
-        <w:numPr>
-          <w:ilvl w:val="0"/>
-          <w:numId w:val="1384"/>
-        </w:numPr>
-      </w:pPr>
-      <w:r>
-        <w:t xml:space="preserve">GERTLER, Paul J.; MARTÍNEZ, Sebastián; PREMAND, Patrick; RAWLINGS, Laura B.; VERMEERSCH, Christel M. J.</w:t>
-      </w:r>
-      <w:r>
-        <w:t xml:space="preserve"> </w:t>
-      </w:r>
-      <w:r>
-        <w:rPr>
-          <w:b/>
-          <w:bCs/>
-        </w:rPr>
-        <w:t xml:space="preserve">Avaliação de impacto na prática</w:t>
-      </w:r>
-      <w:r>
-        <w:t xml:space="preserve">. 2. ed. Washington, DC: Banco Interamericano de Desenvolvimento; Banco Mundial, 2018.</w:t>
-      </w:r>
-    </w:p>
-    <w:p>
-      <w:pPr>
-        <w:pStyle w:val="Compact"/>
-        <w:numPr>
-          <w:ilvl w:val="1"/>
-          <w:numId w:val="1385"/>
-        </w:numPr>
-      </w:pPr>
-      <w:r>
-        <w:t xml:space="preserve">conferência: sem_doi</w:t>
-      </w:r>
-    </w:p>
-    <w:p>
-      <w:pPr>
-        <w:pStyle w:val="Compact"/>
-        <w:numPr>
-          <w:ilvl w:val="0"/>
-          <w:numId w:val="1386"/>
-        </w:numPr>
-      </w:pPr>
-      <w:r>
-        <w:t xml:space="preserve">HAINMUELLER, Jens; HOPKINS, Daniel J.; YAMAMOTO, Teppei. Causal inference in conjoint analysis: understanding multidimensional choices via stated preference experiments.</w:t>
-      </w:r>
-      <w:r>
-        <w:t xml:space="preserve"> </w:t>
-      </w:r>
-      <w:r>
-        <w:rPr>
-          <w:b/>
-          <w:bCs/>
-        </w:rPr>
-        <w:t xml:space="preserve">Political Analysis</w:t>
-      </w:r>
-      <w:r>
-        <w:t xml:space="preserve">, v. 22, n. 1, p. 1-30, 2014. DOI: 10.1093/pan/mpt024.</w:t>
-      </w:r>
-    </w:p>
-    <w:p>
-      <w:pPr>
-        <w:pStyle w:val="Compact"/>
-        <w:numPr>
-          <w:ilvl w:val="1"/>
-          <w:numId w:val="1387"/>
-        </w:numPr>
-      </w:pPr>
-      <w:r>
-        <w:t xml:space="preserve">conferência: VERIFIED</w:t>
-      </w:r>
-    </w:p>
-    <w:p>
-      <w:pPr>
-        <w:pStyle w:val="Compact"/>
-        <w:numPr>
-          <w:ilvl w:val="0"/>
-          <w:numId w:val="1388"/>
-        </w:numPr>
-      </w:pPr>
-      <w:r>
-        <w:t xml:space="preserve">HITZIG, Zoë. What are public goods and how do they link people in a society?</w:t>
-      </w:r>
-      <w:r>
-        <w:t xml:space="preserve"> </w:t>
-      </w:r>
-      <w:r>
-        <w:rPr>
-          <w:b/>
-          <w:bCs/>
-        </w:rPr>
-        <w:t xml:space="preserve">EXPeditions</w:t>
-      </w:r>
-      <w:r>
-        <w:t xml:space="preserve">, 13 set. 2021. Disponível em: https://www.joinexpeditions.com/exps/332-what-are-public-goods-and-how-do-they-link-people-in-a-society-. Acesso em: 27 set. 2026.</w:t>
-      </w:r>
-    </w:p>
-    <w:p>
-      <w:pPr>
-        <w:pStyle w:val="Compact"/>
-        <w:numPr>
-          <w:ilvl w:val="1"/>
-          <w:numId w:val="1389"/>
-        </w:numPr>
-      </w:pPr>
-      <w:r>
-        <w:t xml:space="preserve">conferência: sem_doi</w:t>
-      </w:r>
-    </w:p>
-    <w:p>
-      <w:pPr>
-        <w:pStyle w:val="Compact"/>
-        <w:numPr>
-          <w:ilvl w:val="0"/>
-          <w:numId w:val="1390"/>
-        </w:numPr>
-      </w:pPr>
-      <w:r>
-        <w:t xml:space="preserve">IBGE.</w:t>
-      </w:r>
-      <w:r>
-        <w:t xml:space="preserve"> </w:t>
-      </w:r>
-      <w:r>
-        <w:rPr>
-          <w:b/>
-          <w:bCs/>
-        </w:rPr>
-        <w:t xml:space="preserve">Sistema de Informações e Indicadores Culturais</w:t>
-      </w:r>
-      <w:r>
-        <w:t xml:space="preserve">. Rio de Janeiro: IBGE, 2025. Base de dados; períodos 2023 e 2024 publicados em 12 dez. 2025. Disponível em: https://servicodados.ibge.gov.br/api/v1/pesquisas/10092. Acesso em: 23 set. 2026.</w:t>
-      </w:r>
-    </w:p>
-    <w:p>
-      <w:pPr>
-        <w:pStyle w:val="Compact"/>
-        <w:numPr>
-          <w:ilvl w:val="1"/>
-          <w:numId w:val="1391"/>
-        </w:numPr>
-      </w:pPr>
-      <w:r>
-        <w:t xml:space="preserve">conferência: sem_doi</w:t>
-      </w:r>
-    </w:p>
-    <w:p>
-      <w:pPr>
-        <w:pStyle w:val="Compact"/>
-        <w:numPr>
-          <w:ilvl w:val="0"/>
-          <w:numId w:val="1392"/>
-        </w:numPr>
-      </w:pPr>
-      <w:r>
-        <w:t xml:space="preserve">IBGE.</w:t>
-      </w:r>
-      <w:r>
-        <w:t xml:space="preserve"> </w:t>
-      </w:r>
-      <w:r>
-        <w:rPr>
-          <w:b/>
-          <w:bCs/>
-        </w:rPr>
-        <w:t xml:space="preserve">Pesquisa de Informações Básicas Municipais – MUNIC 2021</w:t>
-      </w:r>
-      <w:r>
-        <w:t xml:space="preserve">. Rio de Janeiro: IBGE, 2022. Dados consultados pela API de pesquisas do IBGE em 23 set. 2026.</w:t>
-      </w:r>
-    </w:p>
-    <w:p>
-      <w:pPr>
-        <w:pStyle w:val="Compact"/>
-        <w:numPr>
-          <w:ilvl w:val="1"/>
-          <w:numId w:val="1393"/>
-        </w:numPr>
-      </w:pPr>
-      <w:r>
-        <w:t xml:space="preserve">conferência: sem_doi</w:t>
-      </w:r>
-    </w:p>
-    <w:p>
-      <w:pPr>
-        <w:pStyle w:val="Compact"/>
-        <w:numPr>
-          <w:ilvl w:val="0"/>
-          <w:numId w:val="1394"/>
-        </w:numPr>
-      </w:pPr>
-      <w:r>
-        <w:t xml:space="preserve">MAESTAS, Nicole; MULLEN, Kathleen J.; STRAND, Alexander. Does disability insurance receipt discourage work? Using examiner assignment to estimate causal effects of SSDI receipt.</w:t>
-      </w:r>
-      <w:r>
-        <w:t xml:space="preserve"> </w:t>
-      </w:r>
-      <w:r>
-        <w:rPr>
-          <w:b/>
-          <w:bCs/>
-        </w:rPr>
-        <w:t xml:space="preserve">American Economic Review</w:t>
-      </w:r>
-      <w:r>
-        <w:t xml:space="preserve">, v. 103, n. 5, p. 1797-1829, 2013. DOI: 10.1257/aer.103.5.1797.</w:t>
-      </w:r>
-    </w:p>
-    <w:p>
-      <w:pPr>
-        <w:pStyle w:val="Compact"/>
-        <w:numPr>
-          <w:ilvl w:val="1"/>
-          <w:numId w:val="1395"/>
-        </w:numPr>
-      </w:pPr>
-      <w:r>
-        <w:t xml:space="preserve">conferência: VERIFIED</w:t>
-      </w:r>
-    </w:p>
-    <w:p>
-      <w:pPr>
-        <w:pStyle w:val="Compact"/>
-        <w:numPr>
-          <w:ilvl w:val="0"/>
-          <w:numId w:val="1396"/>
-        </w:numPr>
-      </w:pPr>
-      <w:r>
-        <w:t xml:space="preserve">MAYNE, John. Useful theory of change models.</w:t>
-      </w:r>
-      <w:r>
-        <w:t xml:space="preserve"> </w:t>
-      </w:r>
-      <w:r>
-        <w:rPr>
-          <w:b/>
-          <w:bCs/>
-        </w:rPr>
-        <w:t xml:space="preserve">Canadian Journal of Program Evaluation</w:t>
-      </w:r>
-      <w:r>
-        <w:t xml:space="preserve">, v. 30, n. 2, p. 119-142, 2015. DOI: 10.3138/cjpe.230.</w:t>
-      </w:r>
-    </w:p>
-    <w:p>
-      <w:pPr>
-        <w:pStyle w:val="Compact"/>
-        <w:numPr>
-          <w:ilvl w:val="1"/>
-          <w:numId w:val="1397"/>
-        </w:numPr>
-      </w:pPr>
-      <w:r>
-        <w:t xml:space="preserve">conferência: VERIFIED</w:t>
-      </w:r>
-    </w:p>
-    <w:p>
-      <w:pPr>
-        <w:pStyle w:val="Compact"/>
-        <w:numPr>
-          <w:ilvl w:val="0"/>
-          <w:numId w:val="1398"/>
-        </w:numPr>
-      </w:pPr>
-      <w:r>
-        <w:t xml:space="preserve">MOYNIHAN, Donald; HERD, Pamela; HARVEY, Hope. Administrative burden: learning, psychological, and compliance costs in citizen-state interactions.</w:t>
-      </w:r>
-      <w:r>
-        <w:t xml:space="preserve"> </w:t>
-      </w:r>
-      <w:r>
-        <w:rPr>
-          <w:b/>
-          <w:bCs/>
-        </w:rPr>
-        <w:t xml:space="preserve">Journal of Public Administration Research and Theory</w:t>
-      </w:r>
-      <w:r>
-        <w:t xml:space="preserve">, v. 25, n. 1, p. 43-69, 2015. DOI: 10.1093/jopart/muu009.</w:t>
-      </w:r>
-    </w:p>
-    <w:p>
-      <w:pPr>
-        <w:pStyle w:val="Compact"/>
-        <w:numPr>
-          <w:ilvl w:val="1"/>
-          <w:numId w:val="1399"/>
-        </w:numPr>
-      </w:pPr>
-      <w:r>
-        <w:t xml:space="preserve">conferência: VERIFIED</w:t>
-      </w:r>
-    </w:p>
-    <w:p>
-      <w:pPr>
-        <w:pStyle w:val="Compact"/>
-        <w:numPr>
-          <w:ilvl w:val="0"/>
-          <w:numId w:val="1400"/>
-        </w:numPr>
-      </w:pPr>
-      <w:r>
-        <w:t xml:space="preserve">OGAVA, Bruno; GALVÃO, César Augusto; ADAMCZYK, Willian.</w:t>
-      </w:r>
-      <w:r>
-        <w:t xml:space="preserve"> </w:t>
-      </w:r>
-      <w:r>
-        <w:rPr>
-          <w:b/>
-          <w:bCs/>
-        </w:rPr>
-        <w:t xml:space="preserve">Financiamento quadrático para os incentivos à cultura no Brasil</w:t>
-      </w:r>
-      <w:r>
-        <w:t xml:space="preserve">: simulações sobre a Lei Rouanet. Brasília: Enap; UnB, 2022. (Evidência Express). Disponível em: https://repositorio.enap.gov.br/handle/1/7004. Acesso em: 27 set. 2026.</w:t>
-      </w:r>
-    </w:p>
-    <w:p>
-      <w:pPr>
-        <w:pStyle w:val="Compact"/>
-        <w:numPr>
-          <w:ilvl w:val="1"/>
-          <w:numId w:val="1401"/>
-        </w:numPr>
-      </w:pPr>
-      <w:r>
-        <w:t xml:space="preserve">conferência: sem_doi</w:t>
-      </w:r>
-    </w:p>
-    <w:p>
-      <w:pPr>
-        <w:pStyle w:val="Compact"/>
-        <w:numPr>
-          <w:ilvl w:val="0"/>
-          <w:numId w:val="1402"/>
-        </w:numPr>
-      </w:pPr>
-      <w:r>
-        <w:t xml:space="preserve">O’HAGAN, J.; HARVEY, D. Why do companies sponsor arts events? Some evidence and a proposed classification.</w:t>
-      </w:r>
-      <w:r>
-        <w:t xml:space="preserve"> </w:t>
-      </w:r>
-      <w:r>
-        <w:rPr>
-          <w:b/>
-          <w:bCs/>
-        </w:rPr>
-        <w:t xml:space="preserve">Journal of Cultural Economics</w:t>
-      </w:r>
-      <w:r>
-        <w:t xml:space="preserve">, v. 24, n. 3, p. 205-224, 2000. DOI: 10.1023/A:1007653328733.</w:t>
-      </w:r>
-    </w:p>
-    <w:p>
-      <w:pPr>
-        <w:pStyle w:val="Compact"/>
-        <w:numPr>
-          <w:ilvl w:val="1"/>
           <w:numId w:val="1403"/>
-        </w:numPr>
-      </w:pPr>
-      <w:r>
-        <w:t xml:space="preserve">conferência: VERIFIED</w:t>
-      </w:r>
-    </w:p>
-    <w:p>
-      <w:pPr>
-        <w:pStyle w:val="Compact"/>
-        <w:numPr>
-          <w:ilvl w:val="0"/>
-          <w:numId w:val="1404"/>
-        </w:numPr>
-      </w:pPr>
-      <w:r>
-        <w:t xml:space="preserve">SECULT – SECRETARIA DE ESTADO DA CULTURA DO ESPÍRITO SANTO.</w:t>
-      </w:r>
-      <w:r>
-        <w:t xml:space="preserve"> </w:t>
-      </w:r>
-      <w:r>
-        <w:rPr>
-          <w:b/>
-          <w:bCs/>
-        </w:rPr>
-        <w:t xml:space="preserve">Boletim de Economia Criativa</w:t>
-      </w:r>
-      <w:r>
-        <w:t xml:space="preserve">: Espírito Santo, 2º trimestre de 2020. Vitória: SECULT, 2020. Disponível em: https://secult.es.gov.br/media/002/Boletim_Economia_Criativa_02T_2020.pdf. Acesso em: 27 set. 2026.</w:t>
-      </w:r>
-    </w:p>
-    <w:p>
-      <w:pPr>
-        <w:pStyle w:val="Compact"/>
-        <w:numPr>
-          <w:ilvl w:val="1"/>
-          <w:numId w:val="1405"/>
-        </w:numPr>
-      </w:pPr>
-      <w:r>
-        <w:t xml:space="preserve">conferência: sem_doi</w:t>
-      </w:r>
-    </w:p>
-    <w:p>
-      <w:pPr>
-        <w:pStyle w:val="Compact"/>
-        <w:numPr>
-          <w:ilvl w:val="0"/>
-          <w:numId w:val="1406"/>
         </w:numPr>
       </w:pPr>
       <w:r>
@@ -11980,10 +11826,84 @@
         <w:pStyle w:val="Compact"/>
         <w:numPr>
           <w:ilvl w:val="1"/>
+          <w:numId w:val="1404"/>
+        </w:numPr>
+      </w:pPr>
+      <w:r>
+        <w:t xml:space="preserve">conferência: sem_doi</w:t>
+      </w:r>
+    </w:p>
+    <w:p>
+      <w:pPr>
+        <w:pStyle w:val="Compact"/>
+        <w:numPr>
+          <w:ilvl w:val="0"/>
+          <w:numId w:val="1405"/>
+        </w:numPr>
+      </w:pPr>
+      <w:r>
+        <w:t xml:space="preserve">SECULT – SECRETARIA DE ESTADO DA CULTURA DO ESPÍRITO SANTO. Instrução Normativa nº 001, de 31 de janeiro de 2023.</w:t>
+      </w:r>
+      <w:r>
+        <w:t xml:space="preserve"> </w:t>
+      </w:r>
+      <w:r>
+        <w:rPr>
+          <w:b/>
+          <w:bCs/>
+        </w:rPr>
+        <w:t xml:space="preserve">Diário Oficial dos Poderes do Estado</w:t>
+      </w:r>
+      <w:r>
+        <w:t xml:space="preserve">, Vitória, 1º fev. 2023a. Disponível em: https://secult.es.gov.br/instrucao-normativa-licc-2023. Acesso em: 24 set. 2026.</w:t>
+      </w:r>
+    </w:p>
+    <w:p>
+      <w:pPr>
+        <w:pStyle w:val="Compact"/>
+        <w:numPr>
+          <w:ilvl w:val="1"/>
+          <w:numId w:val="1406"/>
+        </w:numPr>
+      </w:pPr>
+      <w:r>
+        <w:t xml:space="preserve">conferência: sem_doi</w:t>
+      </w:r>
+    </w:p>
+    <w:p>
+      <w:pPr>
+        <w:pStyle w:val="Compact"/>
+        <w:numPr>
+          <w:ilvl w:val="0"/>
           <w:numId w:val="1407"/>
         </w:numPr>
       </w:pPr>
       <w:r>
+        <w:t xml:space="preserve">SECULT – SECRETARIA DE ESTADO DA CULTURA DO ESPÍRITO SANTO. Regimento interno da Comissão de Avaliação Permanente (CAP) da Lei de Incentivo à Cultura Capixaba.</w:t>
+      </w:r>
+      <w:r>
+        <w:t xml:space="preserve"> </w:t>
+      </w:r>
+      <w:r>
+        <w:rPr>
+          <w:b/>
+          <w:bCs/>
+        </w:rPr>
+        <w:t xml:space="preserve">Diário Oficial dos Poderes do Estado</w:t>
+      </w:r>
+      <w:r>
+        <w:t xml:space="preserve">, Vitória, 16 fev. 2023b. Disponível em: https://secult.es.gov.br/legislacao-licc. Acesso em: 23 set. 2026.</w:t>
+      </w:r>
+    </w:p>
+    <w:p>
+      <w:pPr>
+        <w:pStyle w:val="Compact"/>
+        <w:numPr>
+          <w:ilvl w:val="1"/>
+          <w:numId w:val="1408"/>
+        </w:numPr>
+      </w:pPr>
+      <w:r>
         <w:t xml:space="preserve">conferência: sem_doi</w:t>
       </w:r>
     </w:p>
@@ -11992,11 +11912,11 @@
         <w:pStyle w:val="Compact"/>
         <w:numPr>
           <w:ilvl w:val="0"/>
-          <w:numId w:val="1408"/>
-        </w:numPr>
-      </w:pPr>
-      <w:r>
-        <w:t xml:space="preserve">SECULT – SECRETARIA DE ESTADO DA CULTURA DO ESPÍRITO SANTO. Instrução Normativa nº 001, de 31 de janeiro de 2023.</w:t>
+          <w:numId w:val="1409"/>
+        </w:numPr>
+      </w:pPr>
+      <w:r>
+        <w:t xml:space="preserve">SECULT – SECRETARIA DE ESTADO DA CULTURA DO ESPÍRITO SANTO. Instrução Normativa nº 001, de 31 de janeiro de 2024.</w:t>
       </w:r>
       <w:r>
         <w:t xml:space="preserve"> </w:t>
@@ -12009,15 +11929,15 @@
         <w:t xml:space="preserve">Diário Oficial dos Poderes do Estado</w:t>
       </w:r>
       <w:r>
-        <w:t xml:space="preserve">, Vitória, 1º fev. 2023a. Disponível em: https://secult.es.gov.br/instrucao-normativa-licc-2023. Acesso em: 24 set. 2026.</w:t>
-      </w:r>
-    </w:p>
-    <w:p>
-      <w:pPr>
-        <w:pStyle w:val="Compact"/>
-        <w:numPr>
-          <w:ilvl w:val="1"/>
-          <w:numId w:val="1409"/>
+        <w:t xml:space="preserve">, Vitória, 1º fev. 2024a. Disponível em: https://secult.es.gov.br/instrucao-normativa-licc-2024. Acesso em: 24 set. 2026.</w:t>
+      </w:r>
+    </w:p>
+    <w:p>
+      <w:pPr>
+        <w:pStyle w:val="Compact"/>
+        <w:numPr>
+          <w:ilvl w:val="1"/>
+          <w:numId w:val="1410"/>
         </w:numPr>
       </w:pPr>
       <w:r>
@@ -12029,11 +11949,72 @@
         <w:pStyle w:val="Compact"/>
         <w:numPr>
           <w:ilvl w:val="0"/>
-          <w:numId w:val="1410"/>
-        </w:numPr>
-      </w:pPr>
-      <w:r>
-        <w:t xml:space="preserve">SECULT – SECRETARIA DE ESTADO DA CULTURA DO ESPÍRITO SANTO. Regimento interno da Comissão de Avaliação Permanente (CAP) da Lei de Incentivo à Cultura Capixaba.</w:t>
+          <w:numId w:val="1411"/>
+        </w:numPr>
+      </w:pPr>
+      <w:r>
+        <w:t xml:space="preserve">SECULT – SECRETARIA DE ESTADO DA CULTURA DO ESPÍRITO SANTO. Portaria nº 078, de 31 de julho de 2024. Introduz alterações no artigo 12 da Instrução Normativa nº 001 de 31 de janeiro de 2024. Vitória: SECULT, 2024b. Disponível em: https://secult.es.gov.br/media/2024/PORTARIA_SECULT_N%C2%BA_078%2C_DE_31_DE_JULHO_DE_2024.pdf. Acesso em: 23 set. 2026.</w:t>
+      </w:r>
+    </w:p>
+    <w:p>
+      <w:pPr>
+        <w:pStyle w:val="Compact"/>
+        <w:numPr>
+          <w:ilvl w:val="1"/>
+          <w:numId w:val="1412"/>
+        </w:numPr>
+      </w:pPr>
+      <w:r>
+        <w:t xml:space="preserve">conferência: sem_doi</w:t>
+      </w:r>
+    </w:p>
+    <w:p>
+      <w:pPr>
+        <w:pStyle w:val="Compact"/>
+        <w:numPr>
+          <w:ilvl w:val="0"/>
+          <w:numId w:val="1413"/>
+        </w:numPr>
+      </w:pPr>
+      <w:r>
+        <w:t xml:space="preserve">SECULT – SECRETARIA DE ESTADO DA CULTURA DO ESPÍRITO SANTO.</w:t>
+      </w:r>
+      <w:r>
+        <w:t xml:space="preserve"> </w:t>
+      </w:r>
+      <w:r>
+        <w:rPr>
+          <w:b/>
+          <w:bCs/>
+        </w:rPr>
+        <w:t xml:space="preserve">Instrução Normativa nº 001/2025, de 14 de janeiro de 2025</w:t>
+      </w:r>
+      <w:r>
+        <w:t xml:space="preserve">. Vitória: SECULT, 2025a.</w:t>
+      </w:r>
+    </w:p>
+    <w:p>
+      <w:pPr>
+        <w:pStyle w:val="Compact"/>
+        <w:numPr>
+          <w:ilvl w:val="1"/>
+          <w:numId w:val="1414"/>
+        </w:numPr>
+      </w:pPr>
+      <w:r>
+        <w:t xml:space="preserve">conferência: sem_doi</w:t>
+      </w:r>
+    </w:p>
+    <w:p>
+      <w:pPr>
+        <w:pStyle w:val="Compact"/>
+        <w:numPr>
+          <w:ilvl w:val="0"/>
+          <w:numId w:val="1415"/>
+        </w:numPr>
+      </w:pPr>
+      <w:r>
+        <w:t xml:space="preserve">SECULT – SECRETARIA DE ESTADO DA CULTURA DO ESPÍRITO SANTO. Portaria nº 062-S, de 9 de maio de 2025. Altera a Instrução Normativa nº 001 de 31 de janeiro de 2025.</w:t>
       </w:r>
       <w:r>
         <w:t xml:space="preserve"> </w:t>
@@ -12046,15 +12027,15 @@
         <w:t xml:space="preserve">Diário Oficial dos Poderes do Estado</w:t>
       </w:r>
       <w:r>
-        <w:t xml:space="preserve">, Vitória, 16 fev. 2023b. Disponível em: https://secult.es.gov.br/legislacao-licc. Acesso em: 23 set. 2026.</w:t>
-      </w:r>
-    </w:p>
-    <w:p>
-      <w:pPr>
-        <w:pStyle w:val="Compact"/>
-        <w:numPr>
-          <w:ilvl w:val="1"/>
-          <w:numId w:val="1411"/>
+        <w:t xml:space="preserve">, Vitória, 2025b.</w:t>
+      </w:r>
+    </w:p>
+    <w:p>
+      <w:pPr>
+        <w:pStyle w:val="Compact"/>
+        <w:numPr>
+          <w:ilvl w:val="1"/>
+          <w:numId w:val="1416"/>
         </w:numPr>
       </w:pPr>
       <w:r>
@@ -12066,32 +12047,32 @@
         <w:pStyle w:val="Compact"/>
         <w:numPr>
           <w:ilvl w:val="0"/>
-          <w:numId w:val="1412"/>
-        </w:numPr>
-      </w:pPr>
-      <w:r>
-        <w:t xml:space="preserve">SECULT – SECRETARIA DE ESTADO DA CULTURA DO ESPÍRITO SANTO. Instrução Normativa nº 001, de 31 de janeiro de 2024.</w:t>
-      </w:r>
-      <w:r>
-        <w:t xml:space="preserve"> </w:t>
-      </w:r>
-      <w:r>
-        <w:rPr>
-          <w:b/>
-          <w:bCs/>
-        </w:rPr>
-        <w:t xml:space="preserve">Diário Oficial dos Poderes do Estado</w:t>
-      </w:r>
-      <w:r>
-        <w:t xml:space="preserve">, Vitória, 1º fev. 2024a. Disponível em: https://secult.es.gov.br/instrucao-normativa-licc-2024. Acesso em: 24 set. 2026.</w:t>
-      </w:r>
-    </w:p>
-    <w:p>
-      <w:pPr>
-        <w:pStyle w:val="Compact"/>
-        <w:numPr>
-          <w:ilvl w:val="1"/>
-          <w:numId w:val="1413"/>
+          <w:numId w:val="1417"/>
+        </w:numPr>
+      </w:pPr>
+      <w:r>
+        <w:t xml:space="preserve">SECULT – SECRETARIA DE ESTADO DA CULTURA DO ESPÍRITO SANTO.</w:t>
+      </w:r>
+      <w:r>
+        <w:t xml:space="preserve"> </w:t>
+      </w:r>
+      <w:r>
+        <w:rPr>
+          <w:b/>
+          <w:bCs/>
+        </w:rPr>
+        <w:t xml:space="preserve">Edital de credenciamento nº 001/2025</w:t>
+      </w:r>
+      <w:r>
+        <w:t xml:space="preserve">: serviços de pareceristas da Lei de Incentivo à Cultura Capixaba; lista de credenciados por área, atualizada em 18 set. 2026. Vitória: SECULT, 2025c. Disponível em: https://secult.es.gov.br/credenciamento. Acesso em: 27 set. 2026.</w:t>
+      </w:r>
+    </w:p>
+    <w:p>
+      <w:pPr>
+        <w:pStyle w:val="Compact"/>
+        <w:numPr>
+          <w:ilvl w:val="1"/>
+          <w:numId w:val="1418"/>
         </w:numPr>
       </w:pPr>
       <w:r>
@@ -12103,19 +12084,32 @@
         <w:pStyle w:val="Compact"/>
         <w:numPr>
           <w:ilvl w:val="0"/>
-          <w:numId w:val="1414"/>
-        </w:numPr>
-      </w:pPr>
-      <w:r>
-        <w:t xml:space="preserve">SECULT – SECRETARIA DE ESTADO DA CULTURA DO ESPÍRITO SANTO. Portaria nº 078, de 31 de julho de 2024. Introduz alterações no artigo 12 da Instrução Normativa nº 001 de 31 de janeiro de 2024. Vitória: SECULT, 2024b. Disponível em: https://secult.es.gov.br/media/2024/PORTARIA_SECULT_N%C2%BA_078%2C_DE_31_DE_JULHO_DE_2024.pdf. Acesso em: 23 set. 2026.</w:t>
-      </w:r>
-    </w:p>
-    <w:p>
-      <w:pPr>
-        <w:pStyle w:val="Compact"/>
-        <w:numPr>
-          <w:ilvl w:val="1"/>
-          <w:numId w:val="1415"/>
+          <w:numId w:val="1419"/>
+        </w:numPr>
+      </w:pPr>
+      <w:r>
+        <w:t xml:space="preserve">SECULT – SECRETARIA DE ESTADO DA CULTURA DO ESPÍRITO SANTO.</w:t>
+      </w:r>
+      <w:r>
+        <w:t xml:space="preserve"> </w:t>
+      </w:r>
+      <w:r>
+        <w:rPr>
+          <w:b/>
+          <w:bCs/>
+        </w:rPr>
+        <w:t xml:space="preserve">Instrução Normativa nº 001/2026, de 12 de janeiro de 2026</w:t>
+      </w:r>
+      <w:r>
+        <w:t xml:space="preserve">. Vitória: SECULT, 2026a.</w:t>
+      </w:r>
+    </w:p>
+    <w:p>
+      <w:pPr>
+        <w:pStyle w:val="Compact"/>
+        <w:numPr>
+          <w:ilvl w:val="1"/>
+          <w:numId w:val="1420"/>
         </w:numPr>
       </w:pPr>
       <w:r>
@@ -12127,7 +12121,7 @@
         <w:pStyle w:val="Compact"/>
         <w:numPr>
           <w:ilvl w:val="0"/>
-          <w:numId w:val="1416"/>
+          <w:numId w:val="1421"/>
         </w:numPr>
       </w:pPr>
       <w:r>
@@ -12141,18 +12135,30 @@
           <w:b/>
           <w:bCs/>
         </w:rPr>
-        <w:t xml:space="preserve">Instrução Normativa nº 001/2025, de 14 de janeiro de 2025</w:t>
-      </w:r>
-      <w:r>
-        <w:t xml:space="preserve">. Vitória: SECULT, 2025a.</w:t>
-      </w:r>
-    </w:p>
-    <w:p>
-      <w:pPr>
-        <w:pStyle w:val="Compact"/>
-        <w:numPr>
-          <w:ilvl w:val="1"/>
-          <w:numId w:val="1417"/>
+        <w:t xml:space="preserve">Recursos financeiros captados</w:t>
+      </w:r>
+      <w:r>
+        <w:t xml:space="preserve">: anexos</w:t>
+      </w:r>
+      <w:r>
+        <w:t xml:space="preserve"> </w:t>
+      </w:r>
+      <w:r>
+        <w:t xml:space="preserve">“Recurso financeiro captado”</w:t>
+      </w:r>
+      <w:r>
+        <w:t xml:space="preserve"> </w:t>
+      </w:r>
+      <w:r>
+        <w:t xml:space="preserve">de 2022 a 2026. Vitória: SECULT, 2026c. Disponível em: https://secult.es.gov.br/recursos-financeiros-captados. Acesso em: 24 set. 2026.</w:t>
+      </w:r>
+    </w:p>
+    <w:p>
+      <w:pPr>
+        <w:pStyle w:val="Compact"/>
+        <w:numPr>
+          <w:ilvl w:val="1"/>
+          <w:numId w:val="1422"/>
         </w:numPr>
       </w:pPr>
       <w:r>
@@ -12164,32 +12170,32 @@
         <w:pStyle w:val="Compact"/>
         <w:numPr>
           <w:ilvl w:val="0"/>
-          <w:numId w:val="1418"/>
-        </w:numPr>
-      </w:pPr>
-      <w:r>
-        <w:t xml:space="preserve">SECULT – SECRETARIA DE ESTADO DA CULTURA DO ESPÍRITO SANTO. Portaria nº 062-S, de 9 de maio de 2025. Altera a Instrução Normativa nº 001 de 31 de janeiro de 2025.</w:t>
-      </w:r>
-      <w:r>
-        <w:t xml:space="preserve"> </w:t>
-      </w:r>
-      <w:r>
-        <w:rPr>
-          <w:b/>
-          <w:bCs/>
-        </w:rPr>
-        <w:t xml:space="preserve">Diário Oficial dos Poderes do Estado</w:t>
-      </w:r>
-      <w:r>
-        <w:t xml:space="preserve">, Vitória, 2025b.</w:t>
-      </w:r>
-    </w:p>
-    <w:p>
-      <w:pPr>
-        <w:pStyle w:val="Compact"/>
-        <w:numPr>
-          <w:ilvl w:val="1"/>
-          <w:numId w:val="1419"/>
+          <w:numId w:val="1423"/>
+        </w:numPr>
+      </w:pPr>
+      <w:r>
+        <w:t xml:space="preserve">SECULT – SECRETARIA DE ESTADO DA CULTURA DO ESPÍRITO SANTO.</w:t>
+      </w:r>
+      <w:r>
+        <w:t xml:space="preserve"> </w:t>
+      </w:r>
+      <w:r>
+        <w:rPr>
+          <w:b/>
+          <w:bCs/>
+        </w:rPr>
+        <w:t xml:space="preserve">Mapa Cultural do Espírito Santo</w:t>
+      </w:r>
+      <w:r>
+        <w:t xml:space="preserve">: API pública de agentes e oportunidades (inclusive as fases de avaliação da LICC). Vitória: SECULT, 2026d. Disponível em: https://mapa.cultura.es.gov.br. Acesso em: 24 set. 2026.</w:t>
+      </w:r>
+    </w:p>
+    <w:p>
+      <w:pPr>
+        <w:pStyle w:val="Compact"/>
+        <w:numPr>
+          <w:ilvl w:val="1"/>
+          <w:numId w:val="1424"/>
         </w:numPr>
       </w:pPr>
       <w:r>
@@ -12201,7 +12207,7 @@
         <w:pStyle w:val="Compact"/>
         <w:numPr>
           <w:ilvl w:val="0"/>
-          <w:numId w:val="1420"/>
+          <w:numId w:val="1425"/>
         </w:numPr>
       </w:pPr>
       <w:r>
@@ -12215,18 +12221,18 @@
           <w:b/>
           <w:bCs/>
         </w:rPr>
-        <w:t xml:space="preserve">Edital de credenciamento nº 001/2025</w:t>
-      </w:r>
-      <w:r>
-        <w:t xml:space="preserve">: serviços de pareceristas da Lei de Incentivo à Cultura Capixaba; lista de credenciados por área, atualizada em 18 set. 2026. Vitória: SECULT, 2025c. Disponível em: https://secult.es.gov.br/credenciamento. Acesso em: 27 set. 2026.</w:t>
-      </w:r>
-    </w:p>
-    <w:p>
-      <w:pPr>
-        <w:pStyle w:val="Compact"/>
-        <w:numPr>
-          <w:ilvl w:val="1"/>
-          <w:numId w:val="1421"/>
+        <w:t xml:space="preserve">Parecer técnico cultural LICC</w:t>
+      </w:r>
+      <w:r>
+        <w:t xml:space="preserve">: modelo padrão. Vitória: SECULT, 2026e. Disponível em: https://secult.es.gov.br/LICC. Acesso em: 24 set. 2026.</w:t>
+      </w:r>
+    </w:p>
+    <w:p>
+      <w:pPr>
+        <w:pStyle w:val="Compact"/>
+        <w:numPr>
+          <w:ilvl w:val="1"/>
+          <w:numId w:val="1426"/>
         </w:numPr>
       </w:pPr>
       <w:r>
@@ -12238,7 +12244,7 @@
         <w:pStyle w:val="Compact"/>
         <w:numPr>
           <w:ilvl w:val="0"/>
-          <w:numId w:val="1422"/>
+          <w:numId w:val="1427"/>
         </w:numPr>
       </w:pPr>
       <w:r>
@@ -12252,18 +12258,34 @@
           <w:b/>
           <w:bCs/>
         </w:rPr>
-        <w:t xml:space="preserve">Instrução Normativa nº 001/2026, de 12 de janeiro de 2026</w:t>
-      </w:r>
-      <w:r>
-        <w:t xml:space="preserve">. Vitória: SECULT, 2026a.</w:t>
-      </w:r>
-    </w:p>
-    <w:p>
-      <w:pPr>
-        <w:pStyle w:val="Compact"/>
-        <w:numPr>
-          <w:ilvl w:val="1"/>
-          <w:numId w:val="1423"/>
+        <w:t xml:space="preserve">Lista de projetos habilitados</w:t>
+      </w:r>
+      <w:r>
+        <w:t xml:space="preserve"> </w:t>
+      </w:r>
+      <w:r>
+        <w:t xml:space="preserve">(seções 2022 a 2026) e</w:t>
+      </w:r>
+      <w:r>
+        <w:t xml:space="preserve"> </w:t>
+      </w:r>
+      <w:r>
+        <w:rPr>
+          <w:b/>
+          <w:bCs/>
+        </w:rPr>
+        <w:t xml:space="preserve">Recurso financeiro captado – 2025</w:t>
+      </w:r>
+      <w:r>
+        <w:t xml:space="preserve">. Vitória: SECULT, 2026b. Disponível em: https://secult.es.gov.br/lista-de-projetos-habilitados. Acesso em: 3 set. 2026.</w:t>
+      </w:r>
+    </w:p>
+    <w:p>
+      <w:pPr>
+        <w:pStyle w:val="Compact"/>
+        <w:numPr>
+          <w:ilvl w:val="1"/>
+          <w:numId w:val="1428"/>
         </w:numPr>
       </w:pPr>
       <w:r>
@@ -12275,7 +12297,7 @@
         <w:pStyle w:val="Compact"/>
         <w:numPr>
           <w:ilvl w:val="0"/>
-          <w:numId w:val="1424"/>
+          <w:numId w:val="1429"/>
         </w:numPr>
       </w:pPr>
       <w:r>
@@ -12289,30 +12311,18 @@
           <w:b/>
           <w:bCs/>
         </w:rPr>
-        <w:t xml:space="preserve">Recursos financeiros captados</w:t>
-      </w:r>
-      <w:r>
-        <w:t xml:space="preserve">: anexos</w:t>
-      </w:r>
-      <w:r>
-        <w:t xml:space="preserve"> </w:t>
-      </w:r>
-      <w:r>
-        <w:t xml:space="preserve">“Recurso financeiro captado”</w:t>
-      </w:r>
-      <w:r>
-        <w:t xml:space="preserve"> </w:t>
-      </w:r>
-      <w:r>
-        <w:t xml:space="preserve">de 2022 a 2026. Vitória: SECULT, 2026c. Disponível em: https://secult.es.gov.br/recursos-financeiros-captados. Acesso em: 24 set. 2026.</w:t>
-      </w:r>
-    </w:p>
-    <w:p>
-      <w:pPr>
-        <w:pStyle w:val="Compact"/>
-        <w:numPr>
-          <w:ilvl w:val="1"/>
-          <w:numId w:val="1425"/>
+        <w:t xml:space="preserve">Comissão de Avaliação Permanente (CAP)</w:t>
+      </w:r>
+      <w:r>
+        <w:t xml:space="preserve">: extratos das atas das reuniões, 2023 a 2026. Vitória: SECULT, 2026f. Disponível em: https://secult.es.gov.br/cap-2026. Acesso em: 27 set. 2026.</w:t>
+      </w:r>
+    </w:p>
+    <w:p>
+      <w:pPr>
+        <w:pStyle w:val="Compact"/>
+        <w:numPr>
+          <w:ilvl w:val="1"/>
+          <w:numId w:val="1430"/>
         </w:numPr>
       </w:pPr>
       <w:r>
@@ -12324,7 +12334,7 @@
         <w:pStyle w:val="Compact"/>
         <w:numPr>
           <w:ilvl w:val="0"/>
-          <w:numId w:val="1426"/>
+          <w:numId w:val="1431"/>
         </w:numPr>
       </w:pPr>
       <w:r>
@@ -12338,18 +12348,18 @@
           <w:b/>
           <w:bCs/>
         </w:rPr>
-        <w:t xml:space="preserve">Mapa Cultural do Espírito Santo</w:t>
-      </w:r>
-      <w:r>
-        <w:t xml:space="preserve">: API pública de agentes e oportunidades (inclusive as fases de avaliação da LICC). Vitória: SECULT, 2026d. Disponível em: https://mapa.cultura.es.gov.br. Acesso em: 24 set. 2026.</w:t>
-      </w:r>
-    </w:p>
-    <w:p>
-      <w:pPr>
-        <w:pStyle w:val="Compact"/>
-        <w:numPr>
-          <w:ilvl w:val="1"/>
-          <w:numId w:val="1427"/>
+        <w:t xml:space="preserve">Ata de julgamento de recursos e resultado final da etapa de pré-seleção de projetos</w:t>
+      </w:r>
+      <w:r>
+        <w:t xml:space="preserve">: Edital nº 29/2025, produção de curta e média-metragem. Vitória: SECULT, 2026g. Disponível em: https://secult.es.gov.br/media/ata-de-julgamento-de-recursos-pre-selecao-29-2025.pdf. Acesso em: 27 set. 2026.</w:t>
+      </w:r>
+    </w:p>
+    <w:p>
+      <w:pPr>
+        <w:pStyle w:val="Compact"/>
+        <w:numPr>
+          <w:ilvl w:val="1"/>
+          <w:numId w:val="1432"/>
         </w:numPr>
       </w:pPr>
       <w:r>
@@ -12361,32 +12371,32 @@
         <w:pStyle w:val="Compact"/>
         <w:numPr>
           <w:ilvl w:val="0"/>
-          <w:numId w:val="1428"/>
-        </w:numPr>
-      </w:pPr>
-      <w:r>
-        <w:t xml:space="preserve">SECULT – SECRETARIA DE ESTADO DA CULTURA DO ESPÍRITO SANTO.</w:t>
-      </w:r>
-      <w:r>
-        <w:t xml:space="preserve"> </w:t>
-      </w:r>
-      <w:r>
-        <w:rPr>
-          <w:b/>
-          <w:bCs/>
-        </w:rPr>
-        <w:t xml:space="preserve">Parecer técnico cultural LICC</w:t>
-      </w:r>
-      <w:r>
-        <w:t xml:space="preserve">: modelo padrão. Vitória: SECULT, 2026e. Disponível em: https://secult.es.gov.br/LICC. Acesso em: 24 set. 2026.</w:t>
-      </w:r>
-    </w:p>
-    <w:p>
-      <w:pPr>
-        <w:pStyle w:val="Compact"/>
-        <w:numPr>
-          <w:ilvl w:val="1"/>
-          <w:numId w:val="1429"/>
+          <w:numId w:val="1433"/>
+        </w:numPr>
+      </w:pPr>
+      <w:r>
+        <w:t xml:space="preserve">SILVA, Frederico Augusto Barbosa da.</w:t>
+      </w:r>
+      <w:r>
+        <w:t xml:space="preserve"> </w:t>
+      </w:r>
+      <w:r>
+        <w:rPr>
+          <w:b/>
+          <w:bCs/>
+        </w:rPr>
+        <w:t xml:space="preserve">Financiamento cultural no Brasil contemporâneo</w:t>
+      </w:r>
+      <w:r>
+        <w:t xml:space="preserve">. Brasília: Ipea, 2017. (Texto para Discussão, 2280).</w:t>
+      </w:r>
+    </w:p>
+    <w:p>
+      <w:pPr>
+        <w:pStyle w:val="Compact"/>
+        <w:numPr>
+          <w:ilvl w:val="1"/>
+          <w:numId w:val="1434"/>
         </w:numPr>
       </w:pPr>
       <w:r>
@@ -12398,52 +12408,36 @@
         <w:pStyle w:val="Compact"/>
         <w:numPr>
           <w:ilvl w:val="0"/>
-          <w:numId w:val="1430"/>
-        </w:numPr>
-      </w:pPr>
-      <w:r>
-        <w:t xml:space="preserve">SECULT – SECRETARIA DE ESTADO DA CULTURA DO ESPÍRITO SANTO.</w:t>
-      </w:r>
-      <w:r>
-        <w:t xml:space="preserve"> </w:t>
-      </w:r>
-      <w:r>
-        <w:rPr>
-          <w:b/>
-          <w:bCs/>
-        </w:rPr>
-        <w:t xml:space="preserve">Lista de projetos habilitados</w:t>
-      </w:r>
-      <w:r>
-        <w:t xml:space="preserve"> </w:t>
-      </w:r>
-      <w:r>
-        <w:t xml:space="preserve">(seções 2022 a 2026) e</w:t>
-      </w:r>
-      <w:r>
-        <w:t xml:space="preserve"> </w:t>
-      </w:r>
-      <w:r>
-        <w:rPr>
-          <w:b/>
-          <w:bCs/>
-        </w:rPr>
-        <w:t xml:space="preserve">Recurso financeiro captado – 2025</w:t>
-      </w:r>
-      <w:r>
-        <w:t xml:space="preserve">. Vitória: SECULT, 2026b. Disponível em: https://secult.es.gov.br/lista-de-projetos-habilitados. Acesso em: 3 set. 2026.</w:t>
-      </w:r>
-    </w:p>
-    <w:p>
-      <w:pPr>
-        <w:pStyle w:val="Compact"/>
-        <w:numPr>
-          <w:ilvl w:val="1"/>
-          <w:numId w:val="1431"/>
-        </w:numPr>
-      </w:pPr>
-      <w:r>
-        <w:t xml:space="preserve">conferência: sem_doi</w:t>
+          <w:numId w:val="1435"/>
+        </w:numPr>
+      </w:pPr>
+      <w:r>
+        <w:t xml:space="preserve">TEIXEIRA, Lusvânio Carlos; XAVIER, Wescley Silva; FARIA, Evandro Rodrigues de; BRAVIM, Márcio Teixeira. Relação entre os equipamentos e políticas culturais dos municípios de Minas Gerais e a captação de recursos via Lei Estadual de Incentivo à Cultura.</w:t>
+      </w:r>
+      <w:r>
+        <w:t xml:space="preserve"> </w:t>
+      </w:r>
+      <w:r>
+        <w:rPr>
+          <w:b/>
+          <w:bCs/>
+        </w:rPr>
+        <w:t xml:space="preserve">Interações</w:t>
+      </w:r>
+      <w:r>
+        <w:t xml:space="preserve">, Campo Grande, v. 22, n. 2, p. 405-419, 2021. DOI: 10.20435/inter.v22i2.2965.</w:t>
+      </w:r>
+    </w:p>
+    <w:p>
+      <w:pPr>
+        <w:pStyle w:val="Compact"/>
+        <w:numPr>
+          <w:ilvl w:val="1"/>
+          <w:numId w:val="1436"/>
+        </w:numPr>
+      </w:pPr>
+      <w:r>
+        <w:t xml:space="preserve">conferência: VERIFIED</w:t>
       </w:r>
     </w:p>
     <w:p>
@@ -12451,36 +12445,36 @@
         <w:pStyle w:val="Compact"/>
         <w:numPr>
           <w:ilvl w:val="0"/>
-          <w:numId w:val="1432"/>
-        </w:numPr>
-      </w:pPr>
-      <w:r>
-        <w:t xml:space="preserve">SECULT – SECRETARIA DE ESTADO DA CULTURA DO ESPÍRITO SANTO.</w:t>
-      </w:r>
-      <w:r>
-        <w:t xml:space="preserve"> </w:t>
-      </w:r>
-      <w:r>
-        <w:rPr>
-          <w:b/>
-          <w:bCs/>
-        </w:rPr>
-        <w:t xml:space="preserve">Comissão de Avaliação Permanente (CAP)</w:t>
-      </w:r>
-      <w:r>
-        <w:t xml:space="preserve">: extratos das atas das reuniões, 2023 a 2026. Vitória: SECULT, 2026f. Disponível em: https://secult.es.gov.br/cap-2026. Acesso em: 27 set. 2026.</w:t>
-      </w:r>
-    </w:p>
-    <w:p>
-      <w:pPr>
-        <w:pStyle w:val="Compact"/>
-        <w:numPr>
-          <w:ilvl w:val="1"/>
-          <w:numId w:val="1433"/>
-        </w:numPr>
-      </w:pPr>
-      <w:r>
-        <w:t xml:space="preserve">conferência: sem_doi</w:t>
+          <w:numId w:val="1437"/>
+        </w:numPr>
+      </w:pPr>
+      <w:r>
+        <w:t xml:space="preserve">WHITE, Howard; RAITZER, David A.</w:t>
+      </w:r>
+      <w:r>
+        <w:t xml:space="preserve"> </w:t>
+      </w:r>
+      <w:r>
+        <w:rPr>
+          <w:b/>
+          <w:bCs/>
+        </w:rPr>
+        <w:t xml:space="preserve">Impact evaluation of development interventions</w:t>
+      </w:r>
+      <w:r>
+        <w:t xml:space="preserve">: a practical guide. Mandaluyong City: Asian Development Bank, 2017. DOI: 10.22617/TCS179188-2.</w:t>
+      </w:r>
+    </w:p>
+    <w:p>
+      <w:pPr>
+        <w:pStyle w:val="Compact"/>
+        <w:numPr>
+          <w:ilvl w:val="1"/>
+          <w:numId w:val="1438"/>
+        </w:numPr>
+      </w:pPr>
+      <w:r>
+        <w:t xml:space="preserve">conferência: VERIFIED</w:t>
       </w:r>
     </w:p>
     <w:p>
@@ -12488,36 +12482,63 @@
         <w:pStyle w:val="Compact"/>
         <w:numPr>
           <w:ilvl w:val="0"/>
-          <w:numId w:val="1434"/>
-        </w:numPr>
-      </w:pPr>
-      <w:r>
-        <w:t xml:space="preserve">SECULT – SECRETARIA DE ESTADO DA CULTURA DO ESPÍRITO SANTO.</w:t>
-      </w:r>
-      <w:r>
-        <w:t xml:space="preserve"> </w:t>
-      </w:r>
-      <w:r>
-        <w:rPr>
-          <w:b/>
-          <w:bCs/>
-        </w:rPr>
-        <w:t xml:space="preserve">Ata de julgamento de recursos e resultado final da etapa de pré-seleção de projetos</w:t>
-      </w:r>
-      <w:r>
-        <w:t xml:space="preserve">: Edital nº 29/2025, produção de curta e média-metragem. Vitória: SECULT, 2026g. Disponível em: https://secult.es.gov.br/media/ata-de-julgamento-de-recursos-pre-selecao-29-2025.pdf. Acesso em: 27 set. 2026.</w:t>
-      </w:r>
-    </w:p>
-    <w:p>
-      <w:pPr>
-        <w:pStyle w:val="Compact"/>
-        <w:numPr>
-          <w:ilvl w:val="1"/>
-          <w:numId w:val="1435"/>
-        </w:numPr>
-      </w:pPr>
-      <w:r>
-        <w:t xml:space="preserve">conferência: sem_doi</w:t>
+          <w:numId w:val="1439"/>
+        </w:numPr>
+      </w:pPr>
+      <w:r>
+        <w:t xml:space="preserve">WILLIAMS, Martin J. External validity and policy adaptation: from impact evaluation to policy design.</w:t>
+      </w:r>
+      <w:r>
+        <w:t xml:space="preserve"> </w:t>
+      </w:r>
+      <w:r>
+        <w:rPr>
+          <w:b/>
+          <w:bCs/>
+        </w:rPr>
+        <w:t xml:space="preserve">The World Bank Research Observer</w:t>
+      </w:r>
+      <w:r>
+        <w:t xml:space="preserve">, v. 35, n. 2, p. 158-191, 2020. DOI: 10.1093/wbro/lky010.</w:t>
+      </w:r>
+    </w:p>
+    <w:p>
+      <w:pPr>
+        <w:pStyle w:val="Compact"/>
+        <w:numPr>
+          <w:ilvl w:val="1"/>
+          <w:numId w:val="1440"/>
+        </w:numPr>
+      </w:pPr>
+      <w:r>
+        <w:t xml:space="preserve">conferência: VERIFIED</w:t>
+      </w:r>
+    </w:p>
+    <w:bookmarkEnd w:id="32"/>
+    <w:bookmarkStart w:id="35" w:name="números-a-conferir-à-mão"/>
+    <w:p>
+      <w:pPr>
+        <w:pStyle w:val="Heading2"/>
+      </w:pPr>
+      <w:r>
+        <w:t xml:space="preserve">Números a conferir à mão</w:t>
+      </w:r>
+    </w:p>
+    <w:p>
+      <w:pPr>
+        <w:pStyle w:val="FirstParagraph"/>
+      </w:pPr>
+      <w:r>
+        <w:t xml:space="preserve">192 frases e linhas de tabela; 56 com checagem automática de dados. Abaixo, as que têm números sem checagem automática (a maioria é regra de norma; conferir na fonte citada):</w:t>
+      </w:r>
+    </w:p>
+    <w:bookmarkStart w:id="33" w:name="dado-ou-literatura-17"/>
+    <w:p>
+      <w:pPr>
+        <w:pStyle w:val="Heading3"/>
+      </w:pPr>
+      <w:r>
+        <w:t xml:space="preserve">Dado ou literatura (17)</w:t>
       </w:r>
     </w:p>
     <w:p>
@@ -12525,110 +12546,11 @@
         <w:pStyle w:val="Compact"/>
         <w:numPr>
           <w:ilvl w:val="0"/>
-          <w:numId w:val="1436"/>
-        </w:numPr>
-      </w:pPr>
-      <w:r>
-        <w:t xml:space="preserve">SILVA, Frederico Augusto Barbosa da.</w:t>
-      </w:r>
-      <w:r>
-        <w:t xml:space="preserve"> </w:t>
-      </w:r>
-      <w:r>
-        <w:rPr>
-          <w:b/>
-          <w:bCs/>
-        </w:rPr>
-        <w:t xml:space="preserve">Financiamento cultural no Brasil contemporâneo</w:t>
-      </w:r>
-      <w:r>
-        <w:t xml:space="preserve">. Brasília: Ipea, 2017. (Texto para Discussão, 2280).</w:t>
-      </w:r>
-    </w:p>
-    <w:p>
-      <w:pPr>
-        <w:pStyle w:val="Compact"/>
-        <w:numPr>
-          <w:ilvl w:val="1"/>
-          <w:numId w:val="1437"/>
-        </w:numPr>
-      </w:pPr>
-      <w:r>
-        <w:t xml:space="preserve">conferência: sem_doi</w:t>
-      </w:r>
-    </w:p>
-    <w:p>
-      <w:pPr>
-        <w:pStyle w:val="Compact"/>
-        <w:numPr>
-          <w:ilvl w:val="0"/>
-          <w:numId w:val="1438"/>
-        </w:numPr>
-      </w:pPr>
-      <w:r>
-        <w:t xml:space="preserve">TEIXEIRA, Lusvânio Carlos; XAVIER, Wescley Silva; FARIA, Evandro Rodrigues de; BRAVIM, Márcio Teixeira. Relação entre os equipamentos e políticas culturais dos municípios de Minas Gerais e a captação de recursos via Lei Estadual de Incentivo à Cultura.</w:t>
-      </w:r>
-      <w:r>
-        <w:t xml:space="preserve"> </w:t>
-      </w:r>
-      <w:r>
-        <w:rPr>
-          <w:b/>
-          <w:bCs/>
-        </w:rPr>
-        <w:t xml:space="preserve">Interações</w:t>
-      </w:r>
-      <w:r>
-        <w:t xml:space="preserve">, Campo Grande, v. 22, n. 2, p. 405-419, 2021. DOI: 10.20435/inter.v22i2.2965.</w:t>
-      </w:r>
-    </w:p>
-    <w:p>
-      <w:pPr>
-        <w:pStyle w:val="Compact"/>
-        <w:numPr>
-          <w:ilvl w:val="1"/>
-          <w:numId w:val="1439"/>
-        </w:numPr>
-      </w:pPr>
-      <w:r>
-        <w:t xml:space="preserve">conferência: VERIFIED</w:t>
-      </w:r>
-    </w:p>
-    <w:p>
-      <w:pPr>
-        <w:pStyle w:val="Compact"/>
-        <w:numPr>
-          <w:ilvl w:val="0"/>
-          <w:numId w:val="1440"/>
-        </w:numPr>
-      </w:pPr>
-      <w:r>
-        <w:t xml:space="preserve">WHITE, Howard; RAITZER, David A.</w:t>
-      </w:r>
-      <w:r>
-        <w:t xml:space="preserve"> </w:t>
-      </w:r>
-      <w:r>
-        <w:rPr>
-          <w:b/>
-          <w:bCs/>
-        </w:rPr>
-        <w:t xml:space="preserve">Impact evaluation of development interventions</w:t>
-      </w:r>
-      <w:r>
-        <w:t xml:space="preserve">: a practical guide. Mandaluyong City: Asian Development Bank, 2017. DOI: 10.22617/TCS179188-2.</w:t>
-      </w:r>
-    </w:p>
-    <w:p>
-      <w:pPr>
-        <w:pStyle w:val="Compact"/>
-        <w:numPr>
-          <w:ilvl w:val="1"/>
           <w:numId w:val="1441"/>
         </w:numPr>
       </w:pPr>
       <w:r>
-        <w:t xml:space="preserve">conferência: VERIFIED</w:t>
+        <w:t xml:space="preserve">[1.1.3]: 25, 63</w:t>
       </w:r>
     </w:p>
     <w:p>
@@ -12640,59 +12562,19 @@
         </w:numPr>
       </w:pPr>
       <w:r>
-        <w:t xml:space="preserve">WILLIAMS, Martin J. External validity and policy adaptation: from impact evaluation to policy design.</w:t>
-      </w:r>
-      <w:r>
-        <w:t xml:space="preserve"> </w:t>
-      </w:r>
-      <w:r>
-        <w:rPr>
-          <w:b/>
-          <w:bCs/>
-        </w:rPr>
-        <w:t xml:space="preserve">The World Bank Research Observer</w:t>
-      </w:r>
-      <w:r>
-        <w:t xml:space="preserve">, v. 35, n. 2, p. 158-191, 2020. DOI: 10.1093/wbro/lky010.</w:t>
-      </w:r>
-    </w:p>
-    <w:p>
-      <w:pPr>
-        <w:pStyle w:val="Compact"/>
-        <w:numPr>
-          <w:ilvl w:val="1"/>
+        <w:t xml:space="preserve">[1.2.1]: 27</w:t>
+      </w:r>
+    </w:p>
+    <w:p>
+      <w:pPr>
+        <w:pStyle w:val="Compact"/>
+        <w:numPr>
+          <w:ilvl w:val="0"/>
           <w:numId w:val="1443"/>
         </w:numPr>
       </w:pPr>
       <w:r>
-        <w:t xml:space="preserve">conferência: VERIFIED</w:t>
-      </w:r>
-    </w:p>
-    <w:bookmarkEnd w:id="32"/>
-    <w:bookmarkStart w:id="35" w:name="números-a-conferir-à-mão"/>
-    <w:p>
-      <w:pPr>
-        <w:pStyle w:val="Heading2"/>
-      </w:pPr>
-      <w:r>
-        <w:t xml:space="preserve">Números a conferir à mão</w:t>
-      </w:r>
-    </w:p>
-    <w:p>
-      <w:pPr>
-        <w:pStyle w:val="FirstParagraph"/>
-      </w:pPr>
-      <w:r>
-        <w:t xml:space="preserve">196 frases e linhas de tabela; 55 com checagem automática de dados. Abaixo, as que têm números sem checagem automática (a maioria é regra de norma; conferir na fonte citada):</w:t>
-      </w:r>
-    </w:p>
-    <w:bookmarkStart w:id="33" w:name="dado-ou-literatura-17"/>
-    <w:p>
-      <w:pPr>
-        <w:pStyle w:val="Heading3"/>
-      </w:pPr>
-      <w:r>
-        <w:t xml:space="preserve">Dado ou literatura (17)</w:t>
+        <w:t xml:space="preserve">[3.2.3]: 853</w:t>
       </w:r>
     </w:p>
     <w:p>
@@ -12704,7 +12586,7 @@
         </w:numPr>
       </w:pPr>
       <w:r>
-        <w:t xml:space="preserve">[1.1.3]: 25, 63</w:t>
+        <w:t xml:space="preserve">linha «Escolha (H1)»: 25%</w:t>
       </w:r>
     </w:p>
     <w:p>
@@ -12716,7 +12598,7 @@
         </w:numPr>
       </w:pPr>
       <w:r>
-        <w:t xml:space="preserve">[1.2.1]: 27</w:t>
+        <w:t xml:space="preserve">linha «Entrega (H5)»: 30%</w:t>
       </w:r>
     </w:p>
     <w:p>
@@ -12728,7 +12610,7 @@
         </w:numPr>
       </w:pPr>
       <w:r>
-        <w:t xml:space="preserve">[3.2.3]: 853</w:t>
+        <w:t xml:space="preserve">[4.2.4.1]: 2026</w:t>
       </w:r>
     </w:p>
     <w:p>
@@ -12740,7 +12622,7 @@
         </w:numPr>
       </w:pPr>
       <w:r>
-        <w:t xml:space="preserve">linha «Escolha (H1)»: 25%</w:t>
+        <w:t xml:space="preserve">[4.2.5.1]: 2026</w:t>
       </w:r>
     </w:p>
     <w:p>
@@ -12752,7 +12634,7 @@
         </w:numPr>
       </w:pPr>
       <w:r>
-        <w:t xml:space="preserve">linha «Entrega (H5)»: 30%</w:t>
+        <w:t xml:space="preserve">[4.2.6.4]: 400</w:t>
       </w:r>
     </w:p>
     <w:p>
@@ -12764,7 +12646,7 @@
         </w:numPr>
       </w:pPr>
       <w:r>
-        <w:t xml:space="preserve">[4.2.4.1]: 2026</w:t>
+        <w:t xml:space="preserve">[4.2.10.1]: 30%</w:t>
       </w:r>
     </w:p>
     <w:p>
@@ -12776,7 +12658,7 @@
         </w:numPr>
       </w:pPr>
       <w:r>
-        <w:t xml:space="preserve">[4.2.5.1]: 2026</w:t>
+        <w:t xml:space="preserve">[4.2.10.3]: 10%</w:t>
       </w:r>
     </w:p>
     <w:p>
@@ -12788,7 +12670,7 @@
         </w:numPr>
       </w:pPr>
       <w:r>
-        <w:t xml:space="preserve">[4.2.6.4]: 400</w:t>
+        <w:t xml:space="preserve">linha «H3»: 10%</w:t>
       </w:r>
     </w:p>
     <w:p>
@@ -12800,7 +12682,7 @@
         </w:numPr>
       </w:pPr>
       <w:r>
-        <w:t xml:space="preserve">[4.2.10.1]: 30%</w:t>
+        <w:t xml:space="preserve">[5.2.4.2]: 10%</w:t>
       </w:r>
     </w:p>
     <w:p>
@@ -12812,7 +12694,7 @@
         </w:numPr>
       </w:pPr>
       <w:r>
-        <w:t xml:space="preserve">[4.2.10.3]: 10%</w:t>
+        <w:t xml:space="preserve">[5.2.5.4]: 71</w:t>
       </w:r>
     </w:p>
     <w:p>
@@ -12824,7 +12706,7 @@
         </w:numPr>
       </w:pPr>
       <w:r>
-        <w:t xml:space="preserve">linha «H3»: 10%</w:t>
+        <w:t xml:space="preserve">[5.2.6.3]: 25</w:t>
       </w:r>
     </w:p>
     <w:p>
@@ -12836,7 +12718,7 @@
         </w:numPr>
       </w:pPr>
       <w:r>
-        <w:t xml:space="preserve">[5.2.4.2]: 10%</w:t>
+        <w:t xml:space="preserve">[5.4.2.1]: 5%, 80%</w:t>
       </w:r>
     </w:p>
     <w:p>
@@ -12848,7 +12730,7 @@
         </w:numPr>
       </w:pPr>
       <w:r>
-        <w:t xml:space="preserve">[5.2.5.3]: 71</w:t>
+        <w:t xml:space="preserve">[5.4.4.2]: 15</w:t>
       </w:r>
     </w:p>
     <w:p>
@@ -12860,7 +12742,17 @@
         </w:numPr>
       </w:pPr>
       <w:r>
-        <w:t xml:space="preserve">[5.2.6.3]: 25</w:t>
+        <w:t xml:space="preserve">[5.4.4.5]: 30, 50</w:t>
+      </w:r>
+    </w:p>
+    <w:bookmarkEnd w:id="33"/>
+    <w:bookmarkStart w:id="34" w:name="regra-de-norma-11"/>
+    <w:p>
+      <w:pPr>
+        <w:pStyle w:val="Heading3"/>
+      </w:pPr>
+      <w:r>
+        <w:t xml:space="preserve">Regra de norma (11)</w:t>
       </w:r>
     </w:p>
     <w:p>
@@ -12872,7 +12764,7 @@
         </w:numPr>
       </w:pPr>
       <w:r>
-        <w:t xml:space="preserve">[5.4.2.1]: 5%, 80%</w:t>
+        <w:t xml:space="preserve">[2.1.4]: 100%</w:t>
       </w:r>
     </w:p>
     <w:p>
@@ -12884,7 +12776,7 @@
         </w:numPr>
       </w:pPr>
       <w:r>
-        <w:t xml:space="preserve">[5.4.4.2]: 15</w:t>
+        <w:t xml:space="preserve">linha «Benefício ao patrocinador»: 100%</w:t>
       </w:r>
     </w:p>
     <w:p>
@@ -12896,17 +12788,7 @@
         </w:numPr>
       </w:pPr>
       <w:r>
-        <w:t xml:space="preserve">[5.4.4.5]: 30, 50</w:t>
-      </w:r>
-    </w:p>
-    <w:bookmarkEnd w:id="33"/>
-    <w:bookmarkStart w:id="34" w:name="regra-de-norma-11"/>
-    <w:p>
-      <w:pPr>
-        <w:pStyle w:val="Heading3"/>
-      </w:pPr>
-      <w:r>
-        <w:t xml:space="preserve">Regra de norma (11)</w:t>
+        <w:t xml:space="preserve">linha «Teto anual»: 31, 01, 2%, 15, 10, 25</w:t>
       </w:r>
     </w:p>
     <w:p>
@@ -12918,7 +12800,7 @@
         </w:numPr>
       </w:pPr>
       <w:r>
-        <w:t xml:space="preserve">[2.1.4]: 100%</w:t>
+        <w:t xml:space="preserve">linha «Patrocinador»: 20%, 15%, 10%, 5%</w:t>
       </w:r>
     </w:p>
     <w:p>
@@ -12930,7 +12812,7 @@
         </w:numPr>
       </w:pPr>
       <w:r>
-        <w:t xml:space="preserve">linha «Benefício ao patrocinador»: 100%</w:t>
+        <w:t xml:space="preserve">linha «Proponentes»: 2, 3</w:t>
       </w:r>
     </w:p>
     <w:p>
@@ -12942,7 +12824,7 @@
         </w:numPr>
       </w:pPr>
       <w:r>
-        <w:t xml:space="preserve">linha «Teto anual»: 31, 01, 2%, 15, 10, 25</w:t>
+        <w:t xml:space="preserve">linha «Linhas e limite por projeto»: 1, 300, 001</w:t>
       </w:r>
     </w:p>
     <w:p>
@@ -12954,7 +12836,7 @@
         </w:numPr>
       </w:pPr>
       <w:r>
-        <w:t xml:space="preserve">linha «Patrocinador»: 20%, 15%, 10%, 5%</w:t>
+        <w:t xml:space="preserve">linha «Alocação entre habilitados»: 30%, 10, 10%, 50%</w:t>
       </w:r>
     </w:p>
     <w:p>
@@ -12966,7 +12848,7 @@
         </w:numPr>
       </w:pPr>
       <w:r>
-        <w:t xml:space="preserve">linha «Proponentes»: 2, 3</w:t>
+        <w:t xml:space="preserve">linha «Custos com o recurso incentivado»: 10%, 15, 25%</w:t>
       </w:r>
     </w:p>
     <w:p>
@@ -12978,7 +12860,7 @@
         </w:numPr>
       </w:pPr>
       <w:r>
-        <w:t xml:space="preserve">linha «Linhas e limite por projeto»: 1, 300, 001</w:t>
+        <w:t xml:space="preserve">[4.2.7.3]: 35%</w:t>
       </w:r>
     </w:p>
     <w:p>
@@ -12990,7 +12872,7 @@
         </w:numPr>
       </w:pPr>
       <w:r>
-        <w:t xml:space="preserve">linha «Alocação entre habilitados»: 30%, 10, 10%, 50%</w:t>
+        <w:t xml:space="preserve">[4.2.9.2]: 1, 3</w:t>
       </w:r>
     </w:p>
     <w:p>
@@ -12999,42 +12881,6 @@
         <w:numPr>
           <w:ilvl w:val="0"/>
           <w:numId w:val="1468"/>
-        </w:numPr>
-      </w:pPr>
-      <w:r>
-        <w:t xml:space="preserve">linha «Custos com o recurso incentivado»: 10%, 15, 25%</w:t>
-      </w:r>
-    </w:p>
-    <w:p>
-      <w:pPr>
-        <w:pStyle w:val="Compact"/>
-        <w:numPr>
-          <w:ilvl w:val="0"/>
-          <w:numId w:val="1469"/>
-        </w:numPr>
-      </w:pPr>
-      <w:r>
-        <w:t xml:space="preserve">[4.2.7.3]: 35%</w:t>
-      </w:r>
-    </w:p>
-    <w:p>
-      <w:pPr>
-        <w:pStyle w:val="Compact"/>
-        <w:numPr>
-          <w:ilvl w:val="0"/>
-          <w:numId w:val="1470"/>
-        </w:numPr>
-      </w:pPr>
-      <w:r>
-        <w:t xml:space="preserve">[4.2.9.2]: 1, 3</w:t>
-      </w:r>
-    </w:p>
-    <w:p>
-      <w:pPr>
-        <w:pStyle w:val="Compact"/>
-        <w:numPr>
-          <w:ilvl w:val="0"/>
-          <w:numId w:val="1471"/>
         </w:numPr>
       </w:pPr>
       <w:r>
@@ -13871,61 +13717,61 @@
     <w:abstractNumId w:val="992"/>
   </w:num>
   <w:num w:numId="1179">
-    <w:abstractNumId w:val="992"/>
+    <w:abstractNumId w:val="991"/>
   </w:num>
   <w:num w:numId="1180">
-    <w:abstractNumId w:val="991"/>
+    <w:abstractNumId w:val="992"/>
   </w:num>
   <w:num w:numId="1181">
-    <w:abstractNumId w:val="992"/>
+    <w:abstractNumId w:val="991"/>
   </w:num>
   <w:num w:numId="1182">
-    <w:abstractNumId w:val="991"/>
+    <w:abstractNumId w:val="992"/>
   </w:num>
   <w:num w:numId="1183">
-    <w:abstractNumId w:val="992"/>
+    <w:abstractNumId w:val="991"/>
   </w:num>
   <w:num w:numId="1184">
-    <w:abstractNumId w:val="991"/>
+    <w:abstractNumId w:val="992"/>
   </w:num>
   <w:num w:numId="1185">
-    <w:abstractNumId w:val="992"/>
+    <w:abstractNumId w:val="991"/>
   </w:num>
   <w:num w:numId="1186">
-    <w:abstractNumId w:val="991"/>
+    <w:abstractNumId w:val="992"/>
   </w:num>
   <w:num w:numId="1187">
-    <w:abstractNumId w:val="992"/>
+    <w:abstractNumId w:val="991"/>
   </w:num>
   <w:num w:numId="1188">
-    <w:abstractNumId w:val="991"/>
+    <w:abstractNumId w:val="992"/>
   </w:num>
   <w:num w:numId="1189">
-    <w:abstractNumId w:val="992"/>
+    <w:abstractNumId w:val="991"/>
   </w:num>
   <w:num w:numId="1190">
-    <w:abstractNumId w:val="991"/>
+    <w:abstractNumId w:val="992"/>
   </w:num>
   <w:num w:numId="1191">
-    <w:abstractNumId w:val="992"/>
+    <w:abstractNumId w:val="991"/>
   </w:num>
   <w:num w:numId="1192">
-    <w:abstractNumId w:val="991"/>
+    <w:abstractNumId w:val="992"/>
   </w:num>
   <w:num w:numId="1193">
-    <w:abstractNumId w:val="992"/>
+    <w:abstractNumId w:val="991"/>
   </w:num>
   <w:num w:numId="1194">
-    <w:abstractNumId w:val="991"/>
+    <w:abstractNumId w:val="992"/>
   </w:num>
   <w:num w:numId="1195">
     <w:abstractNumId w:val="992"/>
   </w:num>
   <w:num w:numId="1196">
-    <w:abstractNumId w:val="992"/>
+    <w:abstractNumId w:val="991"/>
   </w:num>
   <w:num w:numId="1197">
-    <w:abstractNumId w:val="991"/>
+    <w:abstractNumId w:val="992"/>
   </w:num>
   <w:num w:numId="1198">
     <w:abstractNumId w:val="992"/>
@@ -13934,52 +13780,52 @@
     <w:abstractNumId w:val="992"/>
   </w:num>
   <w:num w:numId="1200">
-    <w:abstractNumId w:val="992"/>
+    <w:abstractNumId w:val="991"/>
   </w:num>
   <w:num w:numId="1201">
-    <w:abstractNumId w:val="991"/>
+    <w:abstractNumId w:val="992"/>
   </w:num>
   <w:num w:numId="1202">
     <w:abstractNumId w:val="992"/>
   </w:num>
   <w:num w:numId="1203">
-    <w:abstractNumId w:val="992"/>
+    <w:abstractNumId w:val="991"/>
   </w:num>
   <w:num w:numId="1204">
-    <w:abstractNumId w:val="991"/>
+    <w:abstractNumId w:val="992"/>
   </w:num>
   <w:num w:numId="1205">
-    <w:abstractNumId w:val="992"/>
+    <w:abstractNumId w:val="991"/>
   </w:num>
   <w:num w:numId="1206">
-    <w:abstractNumId w:val="991"/>
+    <w:abstractNumId w:val="992"/>
   </w:num>
   <w:num w:numId="1207">
-    <w:abstractNumId w:val="992"/>
+    <w:abstractNumId w:val="991"/>
   </w:num>
   <w:num w:numId="1208">
-    <w:abstractNumId w:val="991"/>
+    <w:abstractNumId w:val="992"/>
   </w:num>
   <w:num w:numId="1209">
     <w:abstractNumId w:val="992"/>
   </w:num>
   <w:num w:numId="1210">
-    <w:abstractNumId w:val="992"/>
+    <w:abstractNumId w:val="991"/>
   </w:num>
   <w:num w:numId="1211">
-    <w:abstractNumId w:val="991"/>
+    <w:abstractNumId w:val="992"/>
   </w:num>
   <w:num w:numId="1212">
-    <w:abstractNumId w:val="992"/>
+    <w:abstractNumId w:val="991"/>
   </w:num>
   <w:num w:numId="1213">
-    <w:abstractNumId w:val="991"/>
+    <w:abstractNumId w:val="992"/>
   </w:num>
   <w:num w:numId="1214">
-    <w:abstractNumId w:val="992"/>
+    <w:abstractNumId w:val="991"/>
   </w:num>
   <w:num w:numId="1215">
-    <w:abstractNumId w:val="991"/>
+    <w:abstractNumId w:val="992"/>
   </w:num>
   <w:num w:numId="1216">
     <w:abstractNumId w:val="992"/>
@@ -13988,16 +13834,16 @@
     <w:abstractNumId w:val="992"/>
   </w:num>
   <w:num w:numId="1218">
-    <w:abstractNumId w:val="992"/>
+    <w:abstractNumId w:val="991"/>
   </w:num>
   <w:num w:numId="1219">
-    <w:abstractNumId w:val="991"/>
+    <w:abstractNumId w:val="992"/>
   </w:num>
   <w:num w:numId="1220">
     <w:abstractNumId w:val="992"/>
   </w:num>
   <w:num w:numId="1221">
-    <w:abstractNumId w:val="992"/>
+    <w:abstractNumId w:val="991"/>
   </w:num>
   <w:num w:numId="1222">
     <w:abstractNumId w:val="992"/>
@@ -14009,13 +13855,13 @@
     <w:abstractNumId w:val="992"/>
   </w:num>
   <w:num w:numId="1225">
-    <w:abstractNumId w:val="991"/>
+    <w:abstractNumId w:val="992"/>
   </w:num>
   <w:num w:numId="1226">
     <w:abstractNumId w:val="991"/>
   </w:num>
   <w:num w:numId="1227">
-    <w:abstractNumId w:val="992"/>
+    <w:abstractNumId w:val="991"/>
   </w:num>
   <w:num w:numId="1228">
     <w:abstractNumId w:val="992"/>
@@ -14024,10 +13870,10 @@
     <w:abstractNumId w:val="992"/>
   </w:num>
   <w:num w:numId="1230">
-    <w:abstractNumId w:val="991"/>
+    <w:abstractNumId w:val="992"/>
   </w:num>
   <w:num w:numId="1231">
-    <w:abstractNumId w:val="992"/>
+    <w:abstractNumId w:val="991"/>
   </w:num>
   <w:num w:numId="1232">
     <w:abstractNumId w:val="992"/>
@@ -14036,28 +13882,28 @@
     <w:abstractNumId w:val="992"/>
   </w:num>
   <w:num w:numId="1234">
-    <w:abstractNumId w:val="991"/>
+    <w:abstractNumId w:val="992"/>
   </w:num>
   <w:num w:numId="1235">
     <w:abstractNumId w:val="991"/>
   </w:num>
   <w:num w:numId="1236">
-    <w:abstractNumId w:val="992"/>
+    <w:abstractNumId w:val="991"/>
   </w:num>
   <w:num w:numId="1237">
-    <w:abstractNumId w:val="991"/>
+    <w:abstractNumId w:val="992"/>
   </w:num>
   <w:num w:numId="1238">
-    <w:abstractNumId w:val="992"/>
+    <w:abstractNumId w:val="991"/>
   </w:num>
   <w:num w:numId="1239">
     <w:abstractNumId w:val="992"/>
   </w:num>
   <w:num w:numId="1240">
-    <w:abstractNumId w:val="992"/>
+    <w:abstractNumId w:val="991"/>
   </w:num>
   <w:num w:numId="1241">
-    <w:abstractNumId w:val="991"/>
+    <w:abstractNumId w:val="992"/>
   </w:num>
   <w:num w:numId="1242">
     <w:abstractNumId w:val="992"/>
@@ -14126,19 +13972,19 @@
     <w:abstractNumId w:val="992"/>
   </w:num>
   <w:num w:numId="1264">
-    <w:abstractNumId w:val="992"/>
+    <w:abstractNumId w:val="991"/>
   </w:num>
   <w:num w:numId="1265">
-    <w:abstractNumId w:val="991"/>
+    <w:abstractNumId w:val="992"/>
   </w:num>
   <w:num w:numId="1266">
     <w:abstractNumId w:val="992"/>
   </w:num>
   <w:num w:numId="1267">
-    <w:abstractNumId w:val="992"/>
+    <w:abstractNumId w:val="991"/>
   </w:num>
   <w:num w:numId="1268">
-    <w:abstractNumId w:val="991"/>
+    <w:abstractNumId w:val="992"/>
   </w:num>
   <w:num w:numId="1269">
     <w:abstractNumId w:val="992"/>
@@ -14156,19 +14002,19 @@
     <w:abstractNumId w:val="992"/>
   </w:num>
   <w:num w:numId="1274">
-    <w:abstractNumId w:val="992"/>
+    <w:abstractNumId w:val="991"/>
   </w:num>
   <w:num w:numId="1275">
     <w:abstractNumId w:val="992"/>
   </w:num>
   <w:num w:numId="1276">
-    <w:abstractNumId w:val="991"/>
+    <w:abstractNumId w:val="992"/>
   </w:num>
   <w:num w:numId="1277">
     <w:abstractNumId w:val="991"/>
   </w:num>
   <w:num w:numId="1278">
-    <w:abstractNumId w:val="992"/>
+    <w:abstractNumId w:val="991"/>
   </w:num>
   <w:num w:numId="1279">
     <w:abstractNumId w:val="992"/>
@@ -14177,10 +14023,10 @@
     <w:abstractNumId w:val="992"/>
   </w:num>
   <w:num w:numId="1281">
-    <w:abstractNumId w:val="991"/>
+    <w:abstractNumId w:val="992"/>
   </w:num>
   <w:num w:numId="1282">
-    <w:abstractNumId w:val="992"/>
+    <w:abstractNumId w:val="991"/>
   </w:num>
   <w:num w:numId="1283">
     <w:abstractNumId w:val="992"/>
@@ -14261,10 +14107,10 @@
     <w:abstractNumId w:val="992"/>
   </w:num>
   <w:num w:numId="1309">
-    <w:abstractNumId w:val="991"/>
+    <w:abstractNumId w:val="992"/>
   </w:num>
   <w:num w:numId="1310">
-    <w:abstractNumId w:val="992"/>
+    <w:abstractNumId w:val="991"/>
   </w:num>
   <w:num w:numId="1311">
     <w:abstractNumId w:val="992"/>
@@ -14300,19 +14146,19 @@
     <w:abstractNumId w:val="992"/>
   </w:num>
   <w:num w:numId="1322">
-    <w:abstractNumId w:val="991"/>
+    <w:abstractNumId w:val="992"/>
   </w:num>
   <w:num w:numId="1323">
-    <w:abstractNumId w:val="992"/>
+    <w:abstractNumId w:val="991"/>
   </w:num>
   <w:num w:numId="1324">
-    <w:abstractNumId w:val="992"/>
+    <w:abstractNumId w:val="991"/>
   </w:num>
   <w:num w:numId="1325">
-    <w:abstractNumId w:val="991"/>
+    <w:abstractNumId w:val="992"/>
   </w:num>
   <w:num w:numId="1326">
-    <w:abstractNumId w:val="991"/>
+    <w:abstractNumId w:val="992"/>
   </w:num>
   <w:num w:numId="1327">
     <w:abstractNumId w:val="992"/>
@@ -14321,7 +14167,7 @@
     <w:abstractNumId w:val="992"/>
   </w:num>
   <w:num w:numId="1329">
-    <w:abstractNumId w:val="992"/>
+    <w:abstractNumId w:val="991"/>
   </w:num>
   <w:num w:numId="1330">
     <w:abstractNumId w:val="992"/>
@@ -14339,7 +14185,7 @@
     <w:abstractNumId w:val="992"/>
   </w:num>
   <w:num w:numId="1335">
-    <w:abstractNumId w:val="991"/>
+    <w:abstractNumId w:val="992"/>
   </w:num>
   <w:num w:numId="1336">
     <w:abstractNumId w:val="992"/>
@@ -14354,316 +14200,316 @@
     <w:abstractNumId w:val="992"/>
   </w:num>
   <w:num w:numId="1340">
-    <w:abstractNumId w:val="992"/>
+    <w:abstractNumId w:val="991"/>
   </w:num>
   <w:num w:numId="1341">
     <w:abstractNumId w:val="992"/>
   </w:num>
   <w:num w:numId="1342">
-    <w:abstractNumId w:val="992"/>
+    <w:abstractNumId w:val="991"/>
   </w:num>
   <w:num w:numId="1343">
-    <w:abstractNumId w:val="991"/>
+    <w:abstractNumId w:val="992"/>
   </w:num>
   <w:num w:numId="1344">
-    <w:abstractNumId w:val="992"/>
+    <w:abstractNumId w:val="991"/>
   </w:num>
   <w:num w:numId="1345">
-    <w:abstractNumId w:val="991"/>
+    <w:abstractNumId w:val="992"/>
   </w:num>
   <w:num w:numId="1346">
-    <w:abstractNumId w:val="992"/>
+    <w:abstractNumId w:val="991"/>
   </w:num>
   <w:num w:numId="1347">
-    <w:abstractNumId w:val="991"/>
+    <w:abstractNumId w:val="992"/>
   </w:num>
   <w:num w:numId="1348">
-    <w:abstractNumId w:val="992"/>
+    <w:abstractNumId w:val="991"/>
   </w:num>
   <w:num w:numId="1349">
-    <w:abstractNumId w:val="991"/>
+    <w:abstractNumId w:val="992"/>
   </w:num>
   <w:num w:numId="1350">
-    <w:abstractNumId w:val="992"/>
+    <w:abstractNumId w:val="991"/>
   </w:num>
   <w:num w:numId="1351">
-    <w:abstractNumId w:val="991"/>
+    <w:abstractNumId w:val="992"/>
   </w:num>
   <w:num w:numId="1352">
-    <w:abstractNumId w:val="992"/>
+    <w:abstractNumId w:val="991"/>
   </w:num>
   <w:num w:numId="1353">
-    <w:abstractNumId w:val="991"/>
+    <w:abstractNumId w:val="992"/>
   </w:num>
   <w:num w:numId="1354">
-    <w:abstractNumId w:val="992"/>
+    <w:abstractNumId w:val="991"/>
   </w:num>
   <w:num w:numId="1355">
-    <w:abstractNumId w:val="991"/>
+    <w:abstractNumId w:val="992"/>
   </w:num>
   <w:num w:numId="1356">
-    <w:abstractNumId w:val="992"/>
+    <w:abstractNumId w:val="991"/>
   </w:num>
   <w:num w:numId="1357">
-    <w:abstractNumId w:val="991"/>
+    <w:abstractNumId w:val="992"/>
   </w:num>
   <w:num w:numId="1358">
-    <w:abstractNumId w:val="992"/>
+    <w:abstractNumId w:val="991"/>
   </w:num>
   <w:num w:numId="1359">
-    <w:abstractNumId w:val="991"/>
+    <w:abstractNumId w:val="992"/>
   </w:num>
   <w:num w:numId="1360">
-    <w:abstractNumId w:val="992"/>
+    <w:abstractNumId w:val="991"/>
   </w:num>
   <w:num w:numId="1361">
-    <w:abstractNumId w:val="991"/>
+    <w:abstractNumId w:val="992"/>
   </w:num>
   <w:num w:numId="1362">
-    <w:abstractNumId w:val="992"/>
+    <w:abstractNumId w:val="991"/>
   </w:num>
   <w:num w:numId="1363">
-    <w:abstractNumId w:val="991"/>
+    <w:abstractNumId w:val="992"/>
   </w:num>
   <w:num w:numId="1364">
-    <w:abstractNumId w:val="992"/>
+    <w:abstractNumId w:val="991"/>
   </w:num>
   <w:num w:numId="1365">
-    <w:abstractNumId w:val="991"/>
+    <w:abstractNumId w:val="992"/>
   </w:num>
   <w:num w:numId="1366">
-    <w:abstractNumId w:val="992"/>
+    <w:abstractNumId w:val="991"/>
   </w:num>
   <w:num w:numId="1367">
-    <w:abstractNumId w:val="991"/>
+    <w:abstractNumId w:val="992"/>
   </w:num>
   <w:num w:numId="1368">
-    <w:abstractNumId w:val="992"/>
+    <w:abstractNumId w:val="991"/>
   </w:num>
   <w:num w:numId="1369">
-    <w:abstractNumId w:val="991"/>
+    <w:abstractNumId w:val="992"/>
   </w:num>
   <w:num w:numId="1370">
-    <w:abstractNumId w:val="992"/>
+    <w:abstractNumId w:val="991"/>
   </w:num>
   <w:num w:numId="1371">
-    <w:abstractNumId w:val="991"/>
+    <w:abstractNumId w:val="992"/>
   </w:num>
   <w:num w:numId="1372">
-    <w:abstractNumId w:val="992"/>
+    <w:abstractNumId w:val="991"/>
   </w:num>
   <w:num w:numId="1373">
-    <w:abstractNumId w:val="991"/>
+    <w:abstractNumId w:val="992"/>
   </w:num>
   <w:num w:numId="1374">
-    <w:abstractNumId w:val="992"/>
+    <w:abstractNumId w:val="991"/>
   </w:num>
   <w:num w:numId="1375">
-    <w:abstractNumId w:val="991"/>
+    <w:abstractNumId w:val="992"/>
   </w:num>
   <w:num w:numId="1376">
-    <w:abstractNumId w:val="992"/>
+    <w:abstractNumId w:val="991"/>
   </w:num>
   <w:num w:numId="1377">
-    <w:abstractNumId w:val="991"/>
+    <w:abstractNumId w:val="992"/>
   </w:num>
   <w:num w:numId="1378">
-    <w:abstractNumId w:val="992"/>
+    <w:abstractNumId w:val="991"/>
   </w:num>
   <w:num w:numId="1379">
-    <w:abstractNumId w:val="991"/>
+    <w:abstractNumId w:val="992"/>
   </w:num>
   <w:num w:numId="1380">
-    <w:abstractNumId w:val="992"/>
+    <w:abstractNumId w:val="991"/>
   </w:num>
   <w:num w:numId="1381">
-    <w:abstractNumId w:val="991"/>
+    <w:abstractNumId w:val="992"/>
   </w:num>
   <w:num w:numId="1382">
-    <w:abstractNumId w:val="992"/>
+    <w:abstractNumId w:val="991"/>
   </w:num>
   <w:num w:numId="1383">
-    <w:abstractNumId w:val="991"/>
+    <w:abstractNumId w:val="992"/>
   </w:num>
   <w:num w:numId="1384">
-    <w:abstractNumId w:val="992"/>
+    <w:abstractNumId w:val="991"/>
   </w:num>
   <w:num w:numId="1385">
-    <w:abstractNumId w:val="991"/>
+    <w:abstractNumId w:val="992"/>
   </w:num>
   <w:num w:numId="1386">
-    <w:abstractNumId w:val="992"/>
+    <w:abstractNumId w:val="991"/>
   </w:num>
   <w:num w:numId="1387">
-    <w:abstractNumId w:val="991"/>
+    <w:abstractNumId w:val="992"/>
   </w:num>
   <w:num w:numId="1388">
-    <w:abstractNumId w:val="992"/>
+    <w:abstractNumId w:val="991"/>
   </w:num>
   <w:num w:numId="1389">
-    <w:abstractNumId w:val="991"/>
+    <w:abstractNumId w:val="992"/>
   </w:num>
   <w:num w:numId="1390">
-    <w:abstractNumId w:val="992"/>
+    <w:abstractNumId w:val="991"/>
   </w:num>
   <w:num w:numId="1391">
-    <w:abstractNumId w:val="991"/>
+    <w:abstractNumId w:val="992"/>
   </w:num>
   <w:num w:numId="1392">
-    <w:abstractNumId w:val="992"/>
+    <w:abstractNumId w:val="991"/>
   </w:num>
   <w:num w:numId="1393">
-    <w:abstractNumId w:val="991"/>
+    <w:abstractNumId w:val="992"/>
   </w:num>
   <w:num w:numId="1394">
-    <w:abstractNumId w:val="992"/>
+    <w:abstractNumId w:val="991"/>
   </w:num>
   <w:num w:numId="1395">
-    <w:abstractNumId w:val="991"/>
+    <w:abstractNumId w:val="992"/>
   </w:num>
   <w:num w:numId="1396">
-    <w:abstractNumId w:val="992"/>
+    <w:abstractNumId w:val="991"/>
   </w:num>
   <w:num w:numId="1397">
-    <w:abstractNumId w:val="991"/>
+    <w:abstractNumId w:val="992"/>
   </w:num>
   <w:num w:numId="1398">
-    <w:abstractNumId w:val="992"/>
+    <w:abstractNumId w:val="991"/>
   </w:num>
   <w:num w:numId="1399">
-    <w:abstractNumId w:val="991"/>
+    <w:abstractNumId w:val="992"/>
   </w:num>
   <w:num w:numId="1400">
-    <w:abstractNumId w:val="992"/>
+    <w:abstractNumId w:val="991"/>
   </w:num>
   <w:num w:numId="1401">
-    <w:abstractNumId w:val="991"/>
+    <w:abstractNumId w:val="992"/>
   </w:num>
   <w:num w:numId="1402">
-    <w:abstractNumId w:val="992"/>
+    <w:abstractNumId w:val="991"/>
   </w:num>
   <w:num w:numId="1403">
-    <w:abstractNumId w:val="991"/>
+    <w:abstractNumId w:val="992"/>
   </w:num>
   <w:num w:numId="1404">
-    <w:abstractNumId w:val="992"/>
+    <w:abstractNumId w:val="991"/>
   </w:num>
   <w:num w:numId="1405">
-    <w:abstractNumId w:val="991"/>
+    <w:abstractNumId w:val="992"/>
   </w:num>
   <w:num w:numId="1406">
-    <w:abstractNumId w:val="992"/>
+    <w:abstractNumId w:val="991"/>
   </w:num>
   <w:num w:numId="1407">
-    <w:abstractNumId w:val="991"/>
+    <w:abstractNumId w:val="992"/>
   </w:num>
   <w:num w:numId="1408">
-    <w:abstractNumId w:val="992"/>
+    <w:abstractNumId w:val="991"/>
   </w:num>
   <w:num w:numId="1409">
-    <w:abstractNumId w:val="991"/>
+    <w:abstractNumId w:val="992"/>
   </w:num>
   <w:num w:numId="1410">
-    <w:abstractNumId w:val="992"/>
+    <w:abstractNumId w:val="991"/>
   </w:num>
   <w:num w:numId="1411">
-    <w:abstractNumId w:val="991"/>
+    <w:abstractNumId w:val="992"/>
   </w:num>
   <w:num w:numId="1412">
-    <w:abstractNumId w:val="992"/>
+    <w:abstractNumId w:val="991"/>
   </w:num>
   <w:num w:numId="1413">
-    <w:abstractNumId w:val="991"/>
+    <w:abstractNumId w:val="992"/>
   </w:num>
   <w:num w:numId="1414">
-    <w:abstractNumId w:val="992"/>
+    <w:abstractNumId w:val="991"/>
   </w:num>
   <w:num w:numId="1415">
-    <w:abstractNumId w:val="991"/>
+    <w:abstractNumId w:val="992"/>
   </w:num>
   <w:num w:numId="1416">
-    <w:abstractNumId w:val="992"/>
+    <w:abstractNumId w:val="991"/>
   </w:num>
   <w:num w:numId="1417">
-    <w:abstractNumId w:val="991"/>
+    <w:abstractNumId w:val="992"/>
   </w:num>
   <w:num w:numId="1418">
-    <w:abstractNumId w:val="992"/>
+    <w:abstractNumId w:val="991"/>
   </w:num>
   <w:num w:numId="1419">
-    <w:abstractNumId w:val="991"/>
+    <w:abstractNumId w:val="992"/>
   </w:num>
   <w:num w:numId="1420">
-    <w:abstractNumId w:val="992"/>
+    <w:abstractNumId w:val="991"/>
   </w:num>
   <w:num w:numId="1421">
-    <w:abstractNumId w:val="991"/>
+    <w:abstractNumId w:val="992"/>
   </w:num>
   <w:num w:numId="1422">
-    <w:abstractNumId w:val="992"/>
+    <w:abstractNumId w:val="991"/>
   </w:num>
   <w:num w:numId="1423">
-    <w:abstractNumId w:val="991"/>
+    <w:abstractNumId w:val="992"/>
   </w:num>
   <w:num w:numId="1424">
-    <w:abstractNumId w:val="992"/>
+    <w:abstractNumId w:val="991"/>
   </w:num>
   <w:num w:numId="1425">
-    <w:abstractNumId w:val="991"/>
+    <w:abstractNumId w:val="992"/>
   </w:num>
   <w:num w:numId="1426">
-    <w:abstractNumId w:val="992"/>
+    <w:abstractNumId w:val="991"/>
   </w:num>
   <w:num w:numId="1427">
-    <w:abstractNumId w:val="991"/>
+    <w:abstractNumId w:val="992"/>
   </w:num>
   <w:num w:numId="1428">
-    <w:abstractNumId w:val="992"/>
+    <w:abstractNumId w:val="991"/>
   </w:num>
   <w:num w:numId="1429">
-    <w:abstractNumId w:val="991"/>
+    <w:abstractNumId w:val="992"/>
   </w:num>
   <w:num w:numId="1430">
-    <w:abstractNumId w:val="992"/>
+    <w:abstractNumId w:val="991"/>
   </w:num>
   <w:num w:numId="1431">
-    <w:abstractNumId w:val="991"/>
+    <w:abstractNumId w:val="992"/>
   </w:num>
   <w:num w:numId="1432">
-    <w:abstractNumId w:val="992"/>
+    <w:abstractNumId w:val="991"/>
   </w:num>
   <w:num w:numId="1433">
-    <w:abstractNumId w:val="991"/>
+    <w:abstractNumId w:val="992"/>
   </w:num>
   <w:num w:numId="1434">
-    <w:abstractNumId w:val="992"/>
+    <w:abstractNumId w:val="991"/>
   </w:num>
   <w:num w:numId="1435">
-    <w:abstractNumId w:val="991"/>
+    <w:abstractNumId w:val="992"/>
   </w:num>
   <w:num w:numId="1436">
-    <w:abstractNumId w:val="992"/>
+    <w:abstractNumId w:val="991"/>
   </w:num>
   <w:num w:numId="1437">
-    <w:abstractNumId w:val="991"/>
+    <w:abstractNumId w:val="992"/>
   </w:num>
   <w:num w:numId="1438">
-    <w:abstractNumId w:val="992"/>
+    <w:abstractNumId w:val="991"/>
   </w:num>
   <w:num w:numId="1439">
-    <w:abstractNumId w:val="991"/>
+    <w:abstractNumId w:val="992"/>
   </w:num>
   <w:num w:numId="1440">
-    <w:abstractNumId w:val="992"/>
+    <w:abstractNumId w:val="991"/>
   </w:num>
   <w:num w:numId="1441">
-    <w:abstractNumId w:val="991"/>
+    <w:abstractNumId w:val="992"/>
   </w:num>
   <w:num w:numId="1442">
     <w:abstractNumId w:val="992"/>
   </w:num>
   <w:num w:numId="1443">
-    <w:abstractNumId w:val="991"/>
+    <w:abstractNumId w:val="992"/>
   </w:num>
   <w:num w:numId="1444">
     <w:abstractNumId w:val="992"/>
@@ -14738,15 +14584,6 @@
     <w:abstractNumId w:val="992"/>
   </w:num>
   <w:num w:numId="1468">
-    <w:abstractNumId w:val="992"/>
-  </w:num>
-  <w:num w:numId="1469">
-    <w:abstractNumId w:val="992"/>
-  </w:num>
-  <w:num w:numId="1470">
-    <w:abstractNumId w:val="992"/>
-  </w:num>
-  <w:num w:numId="1471">
     <w:abstractNumId w:val="992"/>
   </w:num>
 </w:numbering>

--- a/artigo/revisao-final/frase-a-frase.docx
+++ b/artigo/revisao-final/frase-a-frase.docx
@@ -45,7 +45,7 @@
         <w:rPr>
           <w:rStyle w:val="VerbatimChar"/>
         </w:rPr>
-        <w:t xml:space="preserve">9bd349035841425f…</w:t>
+        <w:t xml:space="preserve">82625184ce5c4728…</w:t>
       </w:r>
       <w:r>
         <w:t xml:space="preserve">, gerado por</w:t>
@@ -6496,7 +6496,7 @@
         <w:t xml:space="preserve">et al.</w:t>
       </w:r>
       <w:r>
-        <w:t xml:space="preserve">, 2018, p. 75).</w:t>
+        <w:t xml:space="preserve">, 2018, p. 74).</w:t>
       </w:r>
     </w:p>
     <w:p>
@@ -6521,7 +6521,7 @@
         <w:t xml:space="preserve">et al.</w:t>
       </w:r>
       <w:r>
-        <w:t xml:space="preserve">, 2018, p. 75</w:t>
+        <w:t xml:space="preserve">, 2018, p. 74</w:t>
       </w:r>
     </w:p>
     <w:p>

--- a/artigo/revisao-final/frase-a-frase.docx
+++ b/artigo/revisao-final/frase-a-frase.docx
@@ -45,7 +45,7 @@
         <w:rPr>
           <w:rStyle w:val="VerbatimChar"/>
         </w:rPr>
-        <w:t xml:space="preserve">82625184ce5c4728…</w:t>
+        <w:t xml:space="preserve">19c3e53a2f0112fa…</w:t>
       </w:r>
       <w:r>
         <w:t xml:space="preserve">, gerado por</w:t>
@@ -377,7 +377,7 @@
         <w:t xml:space="preserve"> </w:t>
       </w:r>
       <w:r>
-        <w:t xml:space="preserve">A decisão de financiamento não mostra orientação evidente pelo valor público: duas empresas respondem por metade da renúncia de 2025, e o bem cultural oferecido à população confunde-se com o marketing das empresas.</w:t>
+        <w:t xml:space="preserve">A decisão de alocação dos recursos não demonstra orientação evidente pelo valor público: duas empresas respondem por metade da renúncia de 2025, e o bem cultural oferecido à população confunde-se com o marketing das empresas.</w:t>
       </w:r>
     </w:p>
     <w:p>
@@ -1150,7 +1150,7 @@
         <w:t xml:space="preserve"> </w:t>
       </w:r>
       <w:r>
-        <w:t xml:space="preserve">O contraste sugere a falta de coordenação entre tomadores de decisão e proponentes dos bens públicos culturais, que a LICC financia, e não um atraso da atividade criativa em execução.</w:t>
+        <w:t xml:space="preserve">O contraste sugere a falta de coordenação entre os tomadores de decisão e proponentes dos bens públicos culturais, que a LICC financia, e não um atraso da atividade criativa em execução.</w:t>
       </w:r>
     </w:p>
     <w:p>
@@ -2218,7 +2218,7 @@
         <w:t xml:space="preserve"> </w:t>
       </w:r>
       <w:r>
-        <w:t xml:space="preserve">A terceira é a pouca informação publicada: os anexos não trazem dados dos projetos do proponente, o local de atuação nem indicadores de resultado, e os inabilitados só aparecem nos extratos das atas da comissão (SECULT, 2026f).</w:t>
+        <w:t xml:space="preserve">A terceira é a pouca informação publicada: os anexos não trazem dados dos projetos do proponente, o local de atuação, nem indicadores de resultado, e os inabilitados só aparecem nos extratos das atas da comissão (SECULT, 2026f).</w:t>
       </w:r>
     </w:p>
     <w:p>
@@ -2320,7 +2320,7 @@
         <w:t xml:space="preserve">“mecenas apesar de si mesmos”</w:t>
       </w:r>
       <w:r>
-        <w:t xml:space="preserve">, porque financiam pela renúncia as escolhas que não fazem.</w:t>
+        <w:t xml:space="preserve">, porque financiam pela renúncia fiscal as escolhas sobre alocação de recursos que não fazem.</w:t>
       </w:r>
     </w:p>
     <w:p>
@@ -2354,7 +2354,7 @@
         <w:t xml:space="preserve"> </w:t>
       </w:r>
       <w:r>
-        <w:t xml:space="preserve">A dificuldade de financiamento de bens públicos e a falta de coordenação entre conselhos de pareceristas e as preferências do público justificam a investigação econômica e o papel do bem público para a cultura: bens públicos são consumidos em grupo, e não por indivíduos, e por isso são</w:t>
+        <w:t xml:space="preserve">A dificuldade de financiamento de bens públicos e a falta de coordenação entre o conselho de pareceristas e as preferências do público justificam a investigação econômica e o papel do bem público para a cultura: bens públicos são consumidos em grupo, e não por indivíduos, e por isso são</w:t>
       </w:r>
       <w:r>
         <w:t xml:space="preserve"> </w:t>
@@ -2366,7 +2366,7 @@
         <w:t xml:space="preserve"> </w:t>
       </w:r>
       <w:r>
-        <w:t xml:space="preserve">(HITZIG, 2021, tradução nossa); Buterin, Hitzig e Weyl (2019) tratam seu financiamento como formação de comunidades e mostram que, se o valor recebido cresce com o número de contribuintes, e não só com o total aportado, a provisão é ótima no modelo de fundo de contrapartida e contribuição por parte do público.</w:t>
+        <w:t xml:space="preserve">(HITZIG, 2021, tradução nossa); Buterin, Hitzig e Weyl (2019) tratam o financiamento de bens públicos como formação de comunidades e mostram que, se o valor recebido cresce com o número de contribuintes, e não só com o total aportado, a provisão é ótima no modelo de fundo de contrapartida e contribuições por parte do público.</w:t>
       </w:r>
     </w:p>
     <w:p>
@@ -2622,7 +2622,7 @@
         <w:t xml:space="preserve"> </w:t>
       </w:r>
       <w:r>
-        <w:t xml:space="preserve">Existem poucos trabalhos de avaliação do incentivo cultural no Brasil; as avaliações encontradas de leis estaduais via ICMS são correlacionais: em Minas Gerais, a captação pela lei estadual concentrou-se na região metropolitana de Belo Horizonte, e municípios com museu, teatro ou cinema tinham mais chance de captar (TEIXEIRA</w:t>
+        <w:t xml:space="preserve">Existem poucos trabalhos de avaliação de impacto do incentivo cultural no Brasil; as avaliações encontradas de leis estaduais via ICMS são correlacionais: em Minas Gerais, a captação pela lei estadual concentrou-se na região metropolitana de Belo Horizonte, e municípios com museu, teatro ou cinema tinham mais chance de captar (TEIXEIRA</w:t>
       </w:r>
       <w:r>
         <w:t xml:space="preserve"> </w:t>
@@ -2694,7 +2694,7 @@
         <w:t xml:space="preserve"> </w:t>
       </w:r>
       <w:r>
-        <w:t xml:space="preserve">por real investido (IJSN, 2026; DIO-ES, 2026): a medida registra a atividade gerada pelo gasto, e não o que ocorreria sem o incentivo.</w:t>
+        <w:t xml:space="preserve">por real investido (IJSN, 2026; DIO-ES, 2026): a medida simula a atividade gerada pelo gasto, e não o que ocorreria sem o incentivo.</w:t>
       </w:r>
     </w:p>
     <w:p>
@@ -7378,7 +7378,7 @@
         <w:t xml:space="preserve"> </w:t>
       </w:r>
       <w:r>
-        <w:t xml:space="preserve">O mecanismo tampouco registra quantos valorizam um projeto: 152 dos 213 projetos com termo em 2022-2025 (71%), com 68% do valor, têm um só patrocinador (BUTERIN; HITZIG; WEYL, 2019).</w:t>
+        <w:t xml:space="preserve">O mecanismo tampouco registra quantos valorizam um projeto (BUTERIN; HITZIG; WEYL, 2019): 152 dos 213 projetos com termo em 2022-2025 (71%), com 68% do valor, têm um só patrocinador (ESPÍRITO SANTO, 2026a).</w:t>
       </w:r>
     </w:p>
     <w:p>
@@ -7390,7 +7390,7 @@
         </w:numPr>
       </w:pPr>
       <w:r>
-        <w:t xml:space="preserve">citações: BUTERIN; HITZIG; WEYL, 2019</w:t>
+        <w:t xml:space="preserve">citações: BUTERIN; HITZIG; WEYL, 2019; ESPÍRITO SANTO, 2026a</w:t>
       </w:r>
     </w:p>
     <w:p>
@@ -10439,7 +10439,7 @@
         <w:t xml:space="preserve"> </w:t>
       </w:r>
       <w:r>
-        <w:t xml:space="preserve">Sem alterar o mecanismo, a gestão pode declarar objetivos, metas e indicadores e publicar, em formato aberto, os inscritos, com CNPJ, sede e motivo de inabilitação; a captação por cota; a fila de termos, com datas de protocolo e validação, também dos recusados; e custos, contrapartidas e público alcançado.</w:t>
+        <w:t xml:space="preserve">Sem alterar o mecanismo, a gestão pode declarar objetivos, metas e indicadores e publicar, em formato aberto, os inscritos, entrega dos projetos, sede e motivo de inabilitação; a captação por cota; a fila de termos, com datas de protocolo e validação, também dos recusados; e custos, contrapartidas e público alcançado.</w:t>
       </w:r>
     </w:p>
     <w:p>

--- a/artigo/revisao-final/frase-a-frase.docx
+++ b/artigo/revisao-final/frase-a-frase.docx
@@ -45,7 +45,7 @@
         <w:rPr>
           <w:rStyle w:val="VerbatimChar"/>
         </w:rPr>
-        <w:t xml:space="preserve">19c3e53a2f0112fa…</w:t>
+        <w:t xml:space="preserve">a1f47aa960672d32…</w:t>
       </w:r>
       <w:r>
         <w:t xml:space="preserve">, gerado por</w:t>
@@ -8752,7 +8752,7 @@
         <w:t xml:space="preserve"> </w:t>
       </w:r>
       <w:r>
-        <w:t xml:space="preserve">Esses registros, sozinhos, não bastam: fora da própria LICC, só 2 dos 32 recusados têm registro público do projeto.</w:t>
+        <w:t xml:space="preserve">A chave de ligação é o CNPJ do proponente: o Portal da Transparência o traz para quem captou (ESPÍRITO SANTO, 2026a), e os avisos de habilitação no Diário Oficial, para a maior parte dos demais (DIO-ES, 2026); juntas, cobrem 385 dos 463 habilitados (83%), e o restante e os inabilitados ficam para a LAI (Quadro 4).</w:t>
       </w:r>
     </w:p>
     <w:p>
@@ -8764,38 +8764,7 @@
         </w:numPr>
       </w:pPr>
       <w:r>
-        <w:t xml:space="preserve">checagem de dados: N88 ✔ (</w:t>
-      </w:r>
-      <w:r>
-        <w:rPr>
-          <w:rStyle w:val="VerbatimChar"/>
-        </w:rPr>
-        <w:t xml:space="preserve">analise/tabelas/22_recusados_outras_fontes.csv (PRONAC de mesmo título ou evento datado no Mapa)</w:t>
-      </w:r>
-      <w:r>
-        <w:t xml:space="preserve">)</w:t>
-      </w:r>
-    </w:p>
-    <w:p>
-      <w:pPr>
-        <w:pStyle w:val="Compact"/>
-        <w:numPr>
-          <w:ilvl w:val="1"/>
-          <w:numId w:val="1277"/>
-        </w:numPr>
-      </w:pPr>
-      <w:r>
-        <w:rPr>
-          <w:b/>
-          <w:bCs/>
-        </w:rPr>
-        <w:t xml:space="preserve">[5.3.1.5]</w:t>
-      </w:r>
-      <w:r>
-        <w:t xml:space="preserve"> </w:t>
-      </w:r>
-      <w:r>
-        <w:t xml:space="preserve">A chave de ligação é o CNPJ do proponente: o Portal da Transparência o traz para quem captou (ESPÍRITO SANTO, 2026a), e os avisos de habilitação no Diário Oficial, para a maior parte dos demais (DIO-ES, 2026); juntas, cobrem 385 dos 463 habilitados (83%), e o restante e os inabilitados ficam para a LAI (Quadro 4).</w:t>
+        <w:t xml:space="preserve">citações: ESPÍRITO SANTO, 2026a; DIO-ES, 2026</w:t>
       </w:r>
     </w:p>
     <w:p>
@@ -8803,19 +8772,7 @@
         <w:pStyle w:val="Compact"/>
         <w:numPr>
           <w:ilvl w:val="2"/>
-          <w:numId w:val="1278"/>
-        </w:numPr>
-      </w:pPr>
-      <w:r>
-        <w:t xml:space="preserve">citações: ESPÍRITO SANTO, 2026a; DIO-ES, 2026</w:t>
-      </w:r>
-    </w:p>
-    <w:p>
-      <w:pPr>
-        <w:pStyle w:val="Compact"/>
-        <w:numPr>
-          <w:ilvl w:val="2"/>
-          <w:numId w:val="1278"/>
+          <w:numId w:val="1276"/>
         </w:numPr>
       </w:pPr>
       <w:r>
@@ -8846,7 +8803,7 @@
         <w:pStyle w:val="Compact"/>
         <w:numPr>
           <w:ilvl w:val="0"/>
-          <w:numId w:val="1279"/>
+          <w:numId w:val="1277"/>
         </w:numPr>
       </w:pPr>
       <w:r>
@@ -8868,7 +8825,7 @@
         <w:pStyle w:val="Compact"/>
         <w:numPr>
           <w:ilvl w:val="1"/>
-          <w:numId w:val="1280"/>
+          <w:numId w:val="1278"/>
         </w:numPr>
       </w:pPr>
       <w:r>
@@ -8933,6 +8890,50 @@
         <w:pStyle w:val="Compact"/>
         <w:numPr>
           <w:ilvl w:val="1"/>
+          <w:numId w:val="1279"/>
+        </w:numPr>
+      </w:pPr>
+      <w:r>
+        <w:rPr>
+          <w:b/>
+          <w:bCs/>
+        </w:rPr>
+        <w:t xml:space="preserve">Extratos das atas da CAP</w:t>
+      </w:r>
+      <w:r>
+        <w:t xml:space="preserve"> </w:t>
+      </w:r>
+      <w:r>
+        <w:t xml:space="preserve">— Inabilitados de 2022 a 2026 — Filtro da CAP — Público</w:t>
+      </w:r>
+    </w:p>
+    <w:p>
+      <w:pPr>
+        <w:pStyle w:val="Compact"/>
+        <w:numPr>
+          <w:ilvl w:val="1"/>
+          <w:numId w:val="1280"/>
+        </w:numPr>
+      </w:pPr>
+      <w:r>
+        <w:rPr>
+          <w:b/>
+          <w:bCs/>
+        </w:rPr>
+        <w:t xml:space="preserve">Portal da Transparência; avisos do Diário Oficial</w:t>
+      </w:r>
+      <w:r>
+        <w:t xml:space="preserve"> </w:t>
+      </w:r>
+      <w:r>
+        <w:t xml:space="preserve">— Termos com CNPJ de proponente e patrocinador; habilitação e depósitos — Chave de ligação; captação posterior — Público</w:t>
+      </w:r>
+    </w:p>
+    <w:p>
+      <w:pPr>
+        <w:pStyle w:val="Compact"/>
+        <w:numPr>
+          <w:ilvl w:val="1"/>
           <w:numId w:val="1281"/>
         </w:numPr>
       </w:pPr>
@@ -8941,13 +8942,13 @@
           <w:b/>
           <w:bCs/>
         </w:rPr>
-        <w:t xml:space="preserve">Extratos das atas da CAP</w:t>
-      </w:r>
-      <w:r>
-        <w:t xml:space="preserve"> </w:t>
-      </w:r>
-      <w:r>
-        <w:t xml:space="preserve">— Inabilitados de 2022 a 2026 — Filtro da CAP — Público</w:t>
+        <w:t xml:space="preserve">SEFAZ</w:t>
+      </w:r>
+      <w:r>
+        <w:t xml:space="preserve"> </w:t>
+      </w:r>
+      <w:r>
+        <w:t xml:space="preserve">— Hora de protocolo e de validação, cota e recusados desde 2025 — Teste da fila; grupos de 2025 em diante — Pedido por LAI</w:t>
       </w:r>
     </w:p>
     <w:p>
@@ -8956,50 +8957,6 @@
         <w:numPr>
           <w:ilvl w:val="1"/>
           <w:numId w:val="1282"/>
-        </w:numPr>
-      </w:pPr>
-      <w:r>
-        <w:rPr>
-          <w:b/>
-          <w:bCs/>
-        </w:rPr>
-        <w:t xml:space="preserve">Portal da Transparência; avisos do Diário Oficial</w:t>
-      </w:r>
-      <w:r>
-        <w:t xml:space="preserve"> </w:t>
-      </w:r>
-      <w:r>
-        <w:t xml:space="preserve">— Termos com CNPJ de proponente e patrocinador; habilitação e depósitos — Chave de ligação; captação posterior — Público</w:t>
-      </w:r>
-    </w:p>
-    <w:p>
-      <w:pPr>
-        <w:pStyle w:val="Compact"/>
-        <w:numPr>
-          <w:ilvl w:val="1"/>
-          <w:numId w:val="1283"/>
-        </w:numPr>
-      </w:pPr>
-      <w:r>
-        <w:rPr>
-          <w:b/>
-          <w:bCs/>
-        </w:rPr>
-        <w:t xml:space="preserve">SEFAZ</w:t>
-      </w:r>
-      <w:r>
-        <w:t xml:space="preserve"> </w:t>
-      </w:r>
-      <w:r>
-        <w:t xml:space="preserve">— Hora de protocolo e de validação, cota e recusados desde 2025 — Teste da fila; grupos de 2025 em diante — Pedido por LAI</w:t>
-      </w:r>
-    </w:p>
-    <w:p>
-      <w:pPr>
-        <w:pStyle w:val="Compact"/>
-        <w:numPr>
-          <w:ilvl w:val="1"/>
-          <w:numId w:val="1284"/>
         </w:numPr>
       </w:pPr>
       <w:r>
@@ -9037,7 +8994,7 @@
         <w:pStyle w:val="Compact"/>
         <w:numPr>
           <w:ilvl w:val="1"/>
-          <w:numId w:val="1285"/>
+          <w:numId w:val="1283"/>
         </w:numPr>
       </w:pPr>
       <w:r>
@@ -9075,7 +9032,7 @@
         <w:pStyle w:val="Compact"/>
         <w:numPr>
           <w:ilvl w:val="0"/>
-          <w:numId w:val="1279"/>
+          <w:numId w:val="1277"/>
         </w:numPr>
       </w:pPr>
       <w:r>
@@ -9097,7 +9054,7 @@
         <w:pStyle w:val="Compact"/>
         <w:numPr>
           <w:ilvl w:val="1"/>
-          <w:numId w:val="1286"/>
+          <w:numId w:val="1284"/>
         </w:numPr>
       </w:pPr>
       <w:r>
@@ -9128,7 +9085,7 @@
       <w:pPr>
         <w:numPr>
           <w:ilvl w:val="0"/>
-          <w:numId w:val="1287"/>
+          <w:numId w:val="1285"/>
         </w:numPr>
       </w:pPr>
       <w:r>
@@ -9166,7 +9123,7 @@
         <w:pStyle w:val="Compact"/>
         <w:numPr>
           <w:ilvl w:val="1"/>
-          <w:numId w:val="1288"/>
+          <w:numId w:val="1286"/>
         </w:numPr>
       </w:pPr>
       <w:r>
@@ -9187,7 +9144,7 @@
       <w:pPr>
         <w:numPr>
           <w:ilvl w:val="0"/>
-          <w:numId w:val="1287"/>
+          <w:numId w:val="1285"/>
         </w:numPr>
       </w:pPr>
       <w:r>
@@ -9214,7 +9171,7 @@
       <w:pPr>
         <w:numPr>
           <w:ilvl w:val="0"/>
-          <w:numId w:val="1287"/>
+          <w:numId w:val="1285"/>
         </w:numPr>
       </w:pPr>
       <w:r>
@@ -9252,53 +9209,53 @@
         <w:pStyle w:val="Compact"/>
         <w:numPr>
           <w:ilvl w:val="1"/>
+          <w:numId w:val="1287"/>
+        </w:numPr>
+      </w:pPr>
+      <w:r>
+        <w:rPr>
+          <w:b/>
+          <w:bCs/>
+        </w:rPr>
+        <w:t xml:space="preserve">[5.4.2.1]</w:t>
+      </w:r>
+      <w:r>
+        <w:t xml:space="preserve"> </w:t>
+      </w:r>
+      <w:r>
+        <w:t xml:space="preserve">A fórmula segue Djimeu e Houndolo (2016), com α = 5% bicaudal e poder de 80%.</w:t>
+      </w:r>
+    </w:p>
+    <w:p>
+      <w:pPr>
+        <w:pStyle w:val="Compact"/>
+        <w:numPr>
+          <w:ilvl w:val="2"/>
+          <w:numId w:val="1288"/>
+        </w:numPr>
+      </w:pPr>
+      <w:r>
+        <w:t xml:space="preserve">citações: Djimeu e Houndolo (2016)</w:t>
+      </w:r>
+    </w:p>
+    <w:p>
+      <w:pPr>
+        <w:pStyle w:val="Compact"/>
+        <w:numPr>
+          <w:ilvl w:val="2"/>
+          <w:numId w:val="1288"/>
+        </w:numPr>
+      </w:pPr>
+      <w:r>
+        <w:t xml:space="preserve">⚠ números sem checagem automática (conferir na fonte citada): 5%, 80%</w:t>
+      </w:r>
+    </w:p>
+    <w:p>
+      <w:pPr>
+        <w:pStyle w:val="Compact"/>
+        <w:numPr>
+          <w:ilvl w:val="1"/>
           <w:numId w:val="1289"/>
-        </w:numPr>
-      </w:pPr>
-      <w:r>
-        <w:rPr>
-          <w:b/>
-          <w:bCs/>
-        </w:rPr>
-        <w:t xml:space="preserve">[5.4.2.1]</w:t>
-      </w:r>
-      <w:r>
-        <w:t xml:space="preserve"> </w:t>
-      </w:r>
-      <w:r>
-        <w:t xml:space="preserve">A fórmula segue Djimeu e Houndolo (2016), com α = 5% bicaudal e poder de 80%.</w:t>
-      </w:r>
-    </w:p>
-    <w:p>
-      <w:pPr>
-        <w:pStyle w:val="Compact"/>
-        <w:numPr>
-          <w:ilvl w:val="2"/>
-          <w:numId w:val="1290"/>
-        </w:numPr>
-      </w:pPr>
-      <w:r>
-        <w:t xml:space="preserve">citações: Djimeu e Houndolo (2016)</w:t>
-      </w:r>
-    </w:p>
-    <w:p>
-      <w:pPr>
-        <w:pStyle w:val="Compact"/>
-        <w:numPr>
-          <w:ilvl w:val="2"/>
-          <w:numId w:val="1290"/>
-        </w:numPr>
-      </w:pPr>
-      <w:r>
-        <w:t xml:space="preserve">⚠ números sem checagem automática (conferir na fonte citada): 5%, 80%</w:t>
-      </w:r>
-    </w:p>
-    <w:p>
-      <w:pPr>
-        <w:pStyle w:val="Compact"/>
-        <w:numPr>
-          <w:ilvl w:val="1"/>
-          <w:numId w:val="1291"/>
         </w:numPr>
       </w:pPr>
       <w:r>
@@ -9389,7 +9346,7 @@
         <w:pStyle w:val="Compact"/>
         <w:numPr>
           <w:ilvl w:val="2"/>
-          <w:numId w:val="1292"/>
+          <w:numId w:val="1290"/>
         </w:numPr>
       </w:pPr>
       <w:r>
@@ -9434,7 +9391,7 @@
         <w:pStyle w:val="Compact"/>
         <w:numPr>
           <w:ilvl w:val="0"/>
-          <w:numId w:val="1293"/>
+          <w:numId w:val="1291"/>
         </w:numPr>
       </w:pPr>
       <w:r>
@@ -9456,7 +9413,7 @@
         <w:pStyle w:val="Compact"/>
         <w:numPr>
           <w:ilvl w:val="1"/>
-          <w:numId w:val="1294"/>
+          <w:numId w:val="1292"/>
         </w:numPr>
       </w:pPr>
       <w:r>
@@ -9487,7 +9444,7 @@
         <w:pStyle w:val="Compact"/>
         <w:numPr>
           <w:ilvl w:val="2"/>
-          <w:numId w:val="1295"/>
+          <w:numId w:val="1293"/>
         </w:numPr>
       </w:pPr>
       <w:r>
@@ -9508,7 +9465,7 @@
         <w:pStyle w:val="Compact"/>
         <w:numPr>
           <w:ilvl w:val="1"/>
-          <w:numId w:val="1296"/>
+          <w:numId w:val="1294"/>
         </w:numPr>
       </w:pPr>
       <m:oMath>
@@ -9551,11 +9508,54 @@
         <w:pStyle w:val="Compact"/>
         <w:numPr>
           <w:ilvl w:val="2"/>
+          <w:numId w:val="1295"/>
+        </w:numPr>
+      </w:pPr>
+      <w:r>
+        <w:t xml:space="preserve">checagem de dados: N93 ✔ (</w:t>
+      </w:r>
+      <w:r>
+        <w:rPr>
+          <w:rStyle w:val="VerbatimChar"/>
+        </w:rPr>
+        <w:t xml:space="preserve">analise/tabelas/23_poder_secao5.csv</w:t>
+      </w:r>
+      <w:r>
+        <w:t xml:space="preserve">)</w:t>
+      </w:r>
+    </w:p>
+    <w:p>
+      <w:pPr>
+        <w:pStyle w:val="Compact"/>
+        <w:numPr>
+          <w:ilvl w:val="1"/>
+          <w:numId w:val="1296"/>
+        </w:numPr>
+      </w:pPr>
+      <w:r>
+        <w:rPr>
+          <w:b/>
+          <w:bCs/>
+        </w:rPr>
+        <w:t xml:space="preserve">Filtro da CAP</w:t>
+      </w:r>
+      <w:r>
+        <w:t xml:space="preserve"> </w:t>
+      </w:r>
+      <w:r>
+        <w:t xml:space="preserve">— expirados × inabilitados — 95 × 86 — 19 a 21</w:t>
+      </w:r>
+    </w:p>
+    <w:p>
+      <w:pPr>
+        <w:pStyle w:val="Compact"/>
+        <w:numPr>
+          <w:ilvl w:val="2"/>
           <w:numId w:val="1297"/>
         </w:numPr>
       </w:pPr>
       <w:r>
-        <w:t xml:space="preserve">checagem de dados: N93 ✔ (</w:t>
+        <w:t xml:space="preserve">checagem de dados: N94 ✔ (</w:t>
       </w:r>
       <w:r>
         <w:rPr>
@@ -9580,13 +9580,13 @@
           <w:b/>
           <w:bCs/>
         </w:rPr>
-        <w:t xml:space="preserve">Filtro da CAP</w:t>
-      </w:r>
-      <w:r>
-        <w:t xml:space="preserve"> </w:t>
-      </w:r>
-      <w:r>
-        <w:t xml:space="preserve">— expirados × inabilitados — 95 × 86 — 19 a 21</w:t>
+        <w:t xml:space="preserve">EMPT na margem</w:t>
+      </w:r>
+      <w:r>
+        <w:t xml:space="preserve"> </w:t>
+      </w:r>
+      <w:r>
+        <w:t xml:space="preserve">— últimos validados × recusados — 32 × 32 — 32 a 35</w:t>
       </w:r>
     </w:p>
     <w:p>
@@ -9598,7 +9598,7 @@
         </w:numPr>
       </w:pPr>
       <w:r>
-        <w:t xml:space="preserve">checagem de dados: N94 ✔ (</w:t>
+        <w:t xml:space="preserve">checagem de dados: N95 ✔ (</w:t>
       </w:r>
       <w:r>
         <w:rPr>
@@ -9623,13 +9623,13 @@
           <w:b/>
           <w:bCs/>
         </w:rPr>
-        <w:t xml:space="preserve">EMPT na margem</w:t>
-      </w:r>
-      <w:r>
-        <w:t xml:space="preserve"> </w:t>
-      </w:r>
-      <w:r>
-        <w:t xml:space="preserve">— últimos validados × recusados — 32 × 32 — 32 a 35</w:t>
+        <w:t xml:space="preserve">Ampliação do teto em 2024</w:t>
+      </w:r>
+      <w:r>
+        <w:t xml:space="preserve"> </w:t>
+      </w:r>
+      <w:r>
+        <w:t xml:space="preserve">— recusas convertidas × mantidas — 27 × 20 — 38 a 41</w:t>
       </w:r>
     </w:p>
     <w:p>
@@ -9641,7 +9641,7 @@
         </w:numPr>
       </w:pPr>
       <w:r>
-        <w:t xml:space="preserve">checagem de dados: N95 ✔ (</w:t>
+        <w:t xml:space="preserve">checagem de dados: N96 ✔ (</w:t>
       </w:r>
       <w:r>
         <w:rPr>
@@ -9665,14 +9665,23 @@
         <w:rPr>
           <w:b/>
           <w:bCs/>
-        </w:rPr>
-        <w:t xml:space="preserve">Ampliação do teto em 2024</w:t>
-      </w:r>
-      <w:r>
-        <w:t xml:space="preserve"> </w:t>
-      </w:r>
-      <w:r>
-        <w:t xml:space="preserve">— recusas convertidas × mantidas — 27 × 20 — 38 a 41</w:t>
+          <w:i/>
+          <w:iCs/>
+        </w:rPr>
+        <w:t xml:space="preserve">V</w:t>
+      </w:r>
+      <w:r>
+        <w:rPr>
+          <w:b/>
+          <w:bCs/>
+        </w:rPr>
+        <w:t xml:space="preserve">, com mais quatro ciclos</w:t>
+      </w:r>
+      <w:r>
+        <w:t xml:space="preserve"> </w:t>
+      </w:r>
+      <w:r>
+        <w:t xml:space="preserve">— recusados × expirados acumulados — 96 × 222 — 16 a 17</w:t>
       </w:r>
     </w:p>
     <w:p>
@@ -9684,7 +9693,7 @@
         </w:numPr>
       </w:pPr>
       <w:r>
-        <w:t xml:space="preserve">checagem de dados: N96 ✔ (</w:t>
+        <w:t xml:space="preserve">checagem de dados: N97 ✔ (</w:t>
       </w:r>
       <w:r>
         <w:rPr>
@@ -9700,6 +9709,28 @@
       <w:pPr>
         <w:pStyle w:val="Compact"/>
         <w:numPr>
+          <w:ilvl w:val="0"/>
+          <w:numId w:val="1291"/>
+        </w:numPr>
+      </w:pPr>
+      <w:r>
+        <w:rPr>
+          <w:b/>
+          <w:bCs/>
+        </w:rPr>
+        <w:t xml:space="preserve">5.4.3</w:t>
+      </w:r>
+      <w:r>
+        <w:t xml:space="preserve"> </w:t>
+      </w:r>
+      <w:r>
+        <w:t xml:space="preserve">(fonte do quadro, tabela ou figura)</w:t>
+      </w:r>
+    </w:p>
+    <w:p>
+      <w:pPr>
+        <w:pStyle w:val="Compact"/>
+        <w:numPr>
           <w:ilvl w:val="1"/>
           <w:numId w:val="1304"/>
         </w:numPr>
@@ -9708,23 +9739,86 @@
         <w:rPr>
           <w:b/>
           <w:bCs/>
+        </w:rPr>
+        <w:t xml:space="preserve">[5.4.3.1]</w:t>
+      </w:r>
+      <w:r>
+        <w:t xml:space="preserve"> </w:t>
+      </w:r>
+      <w:r>
+        <w:t xml:space="preserve">Fonte: elaboração própria;</w:t>
+      </w:r>
+      <w:r>
+        <w:t xml:space="preserve"> </w:t>
+      </w:r>
+      <w:r>
+        <w:rPr>
+          <w:rStyle w:val="VerbatimChar"/>
+        </w:rPr>
+        <w:t xml:space="preserve">analise/tabelas/23_poder_secao5.csv</w:t>
+      </w:r>
+      <w:r>
+        <w:t xml:space="preserve">.</w:t>
+      </w:r>
+    </w:p>
+    <w:p>
+      <w:pPr>
+        <w:pStyle w:val="Compact"/>
+        <w:numPr>
+          <w:ilvl w:val="0"/>
+          <w:numId w:val="1291"/>
+        </w:numPr>
+      </w:pPr>
+      <w:r>
+        <w:rPr>
+          <w:b/>
+          <w:bCs/>
+        </w:rPr>
+        <w:t xml:space="preserve">5.4.4</w:t>
+      </w:r>
+      <w:r>
+        <w:t xml:space="preserve"> </w:t>
+      </w:r>
+      <w:r>
+        <w:t xml:space="preserve">—</w:t>
+      </w:r>
+      <w:r>
+        <w:t xml:space="preserve"> </w:t>
+      </w:r>
+      <w:r>
+        <w:rPr>
           <w:i/>
           <w:iCs/>
         </w:rPr>
-        <w:t xml:space="preserve">V</w:t>
-      </w:r>
-      <w:r>
-        <w:rPr>
-          <w:b/>
-          <w:bCs/>
-        </w:rPr>
-        <w:t xml:space="preserve">, com mais quatro ciclos</w:t>
-      </w:r>
-      <w:r>
-        <w:t xml:space="preserve"> </w:t>
-      </w:r>
-      <w:r>
-        <w:t xml:space="preserve">— recusados × expirados acumulados — 96 × 222 — 16 a 17</w:t>
+        <w:t xml:space="preserve">Passo:</w:t>
+      </w:r>
+      <w:r>
+        <w:t xml:space="preserve"> </w:t>
+      </w:r>
+      <w:r>
+        <w:t xml:space="preserve">(a definir)</w:t>
+      </w:r>
+    </w:p>
+    <w:p>
+      <w:pPr>
+        <w:pStyle w:val="Compact"/>
+        <w:numPr>
+          <w:ilvl w:val="1"/>
+          <w:numId w:val="1305"/>
+        </w:numPr>
+      </w:pPr>
+      <w:r>
+        <w:rPr>
+          <w:b/>
+          <w:bCs/>
+        </w:rPr>
+        <w:t xml:space="preserve">[5.4.4.1]</w:t>
+      </w:r>
+      <w:r>
+        <w:t xml:space="preserve"> </w:t>
+      </w:r>
+      <w:r>
+        <w:t xml:space="preserve">Com os dados de hoje, o contraste principal só detecta diferenças de 26 a 29 pontos: basta para rejeitar a ausência de seleção se ela for forte, como sugere a queda da captação dos pedidos pequenos, mas não para medir seu tamanho.</w:t>
       </w:r>
     </w:p>
     <w:p>
@@ -9732,11 +9826,11 @@
         <w:pStyle w:val="Compact"/>
         <w:numPr>
           <w:ilvl w:val="2"/>
-          <w:numId w:val="1305"/>
-        </w:numPr>
-      </w:pPr>
-      <w:r>
-        <w:t xml:space="preserve">checagem de dados: N97 ✔ (</w:t>
+          <w:numId w:val="1306"/>
+        </w:numPr>
+      </w:pPr>
+      <w:r>
+        <w:t xml:space="preserve">checagem de dados: N98 ✔ (</w:t>
       </w:r>
       <w:r>
         <w:rPr>
@@ -9752,72 +9846,158 @@
       <w:pPr>
         <w:pStyle w:val="Compact"/>
         <w:numPr>
+          <w:ilvl w:val="1"/>
+          <w:numId w:val="1307"/>
+        </w:numPr>
+      </w:pPr>
+      <w:r>
+        <w:rPr>
+          <w:b/>
+          <w:bCs/>
+        </w:rPr>
+        <w:t xml:space="preserve">[5.4.4.2]</w:t>
+      </w:r>
+      <w:r>
+        <w:t xml:space="preserve"> </w:t>
+      </w:r>
+      <w:r>
+        <w:t xml:space="preserve">Com mais quatro ciclos no ritmo de 2022-2024, o EMD cai para 16 a 17 pontos.</w:t>
+      </w:r>
+    </w:p>
+    <w:p>
+      <w:pPr>
+        <w:pStyle w:val="Compact"/>
+        <w:numPr>
+          <w:ilvl w:val="2"/>
+          <w:numId w:val="1308"/>
+        </w:numPr>
+      </w:pPr>
+      <w:r>
+        <w:t xml:space="preserve">checagem de dados: N99 ✔ (</w:t>
+      </w:r>
+      <w:r>
+        <w:rPr>
+          <w:rStyle w:val="VerbatimChar"/>
+        </w:rPr>
+        <w:t xml:space="preserve">analise/tabelas/23_poder_secao5.csv</w:t>
+      </w:r>
+      <w:r>
+        <w:t xml:space="preserve">)</w:t>
+      </w:r>
+    </w:p>
+    <w:p>
+      <w:pPr>
+        <w:pStyle w:val="Compact"/>
+        <w:numPr>
+          <w:ilvl w:val="1"/>
+          <w:numId w:val="1309"/>
+        </w:numPr>
+      </w:pPr>
+      <w:r>
+        <w:rPr>
+          <w:b/>
+          <w:bCs/>
+        </w:rPr>
+        <w:t xml:space="preserve">[5.4.4.3]</w:t>
+      </w:r>
+      <w:r>
+        <w:t xml:space="preserve"> </w:t>
+      </w:r>
+      <w:r>
+        <w:t xml:space="preserve">Comparar recusados pequenos e grandes continua exploratório: com mais quatro ciclos, detecta só 28 a 30 pontos.</w:t>
+      </w:r>
+    </w:p>
+    <w:p>
+      <w:pPr>
+        <w:pStyle w:val="Compact"/>
+        <w:numPr>
+          <w:ilvl w:val="2"/>
+          <w:numId w:val="1310"/>
+        </w:numPr>
+      </w:pPr>
+      <w:r>
+        <w:t xml:space="preserve">checagem de dados: N100 ✔ (</w:t>
+      </w:r>
+      <w:r>
+        <w:rPr>
+          <w:rStyle w:val="VerbatimChar"/>
+        </w:rPr>
+        <w:t xml:space="preserve">analise/tabelas/23_poder_secao5.csv</w:t>
+      </w:r>
+      <w:r>
+        <w:t xml:space="preserve">)</w:t>
+      </w:r>
+    </w:p>
+    <w:p>
+      <w:pPr>
+        <w:pStyle w:val="Compact"/>
+        <w:numPr>
+          <w:ilvl w:val="1"/>
+          <w:numId w:val="1311"/>
+        </w:numPr>
+      </w:pPr>
+      <w:r>
+        <w:rPr>
+          <w:b/>
+          <w:bCs/>
+        </w:rPr>
+        <w:t xml:space="preserve">[5.4.4.4]</w:t>
+      </w:r>
+      <w:r>
+        <w:t xml:space="preserve"> </w:t>
+      </w:r>
+      <w:r>
+        <w:t xml:space="preserve">Com poder baixo, uma estimativa</w:t>
+      </w:r>
+      <w:r>
+        <w:t xml:space="preserve"> </w:t>
+      </w:r>
+      <w:r>
+        <w:t xml:space="preserve">“significativa”</w:t>
+      </w:r>
+      <w:r>
+        <w:t xml:space="preserve"> </w:t>
+      </w:r>
+      <w:r>
+        <w:t xml:space="preserve">tende a exagerar o efeito verdadeiro (GELMAN; CARLIN, 2014), o que recomenda pré-registrar a análise.</w:t>
+      </w:r>
+    </w:p>
+    <w:p>
+      <w:pPr>
+        <w:pStyle w:val="Compact"/>
+        <w:numPr>
+          <w:ilvl w:val="2"/>
+          <w:numId w:val="1312"/>
+        </w:numPr>
+      </w:pPr>
+      <w:r>
+        <w:t xml:space="preserve">citações: GELMAN; CARLIN, 2014</w:t>
+      </w:r>
+    </w:p>
+    <w:bookmarkEnd w:id="28"/>
+    <w:bookmarkStart w:id="29" w:name="ameaças-à-validade-e-ética"/>
+    <w:p>
+      <w:pPr>
+        <w:pStyle w:val="Heading3"/>
+      </w:pPr>
+      <w:r>
+        <w:t xml:space="preserve">5.5 Ameaças à validade e ética</w:t>
+      </w:r>
+    </w:p>
+    <w:p>
+      <w:pPr>
+        <w:pStyle w:val="Compact"/>
+        <w:numPr>
           <w:ilvl w:val="0"/>
-          <w:numId w:val="1293"/>
-        </w:numPr>
-      </w:pPr>
-      <w:r>
-        <w:rPr>
-          <w:b/>
-          <w:bCs/>
-        </w:rPr>
-        <w:t xml:space="preserve">5.4.3</w:t>
-      </w:r>
-      <w:r>
-        <w:t xml:space="preserve"> </w:t>
-      </w:r>
-      <w:r>
-        <w:t xml:space="preserve">(fonte do quadro, tabela ou figura)</w:t>
-      </w:r>
-    </w:p>
-    <w:p>
-      <w:pPr>
-        <w:pStyle w:val="Compact"/>
-        <w:numPr>
-          <w:ilvl w:val="1"/>
-          <w:numId w:val="1306"/>
-        </w:numPr>
-      </w:pPr>
-      <w:r>
-        <w:rPr>
-          <w:b/>
-          <w:bCs/>
-        </w:rPr>
-        <w:t xml:space="preserve">[5.4.3.1]</w:t>
-      </w:r>
-      <w:r>
-        <w:t xml:space="preserve"> </w:t>
-      </w:r>
-      <w:r>
-        <w:t xml:space="preserve">Fonte: elaboração própria;</w:t>
-      </w:r>
-      <w:r>
-        <w:t xml:space="preserve"> </w:t>
-      </w:r>
-      <w:r>
-        <w:rPr>
-          <w:rStyle w:val="VerbatimChar"/>
-        </w:rPr>
-        <w:t xml:space="preserve">analise/tabelas/23_poder_secao5.csv</w:t>
-      </w:r>
-      <w:r>
-        <w:t xml:space="preserve">.</w:t>
-      </w:r>
-    </w:p>
-    <w:p>
-      <w:pPr>
-        <w:pStyle w:val="Compact"/>
-        <w:numPr>
-          <w:ilvl w:val="0"/>
-          <w:numId w:val="1293"/>
-        </w:numPr>
-      </w:pPr>
-      <w:r>
-        <w:rPr>
-          <w:b/>
-          <w:bCs/>
-        </w:rPr>
-        <w:t xml:space="preserve">5.4.4</w:t>
+          <w:numId w:val="1313"/>
+        </w:numPr>
+      </w:pPr>
+      <w:r>
+        <w:rPr>
+          <w:b/>
+          <w:bCs/>
+        </w:rPr>
+        <w:t xml:space="preserve">5.5.1</w:t>
       </w:r>
       <w:r>
         <w:t xml:space="preserve"> </w:t>
@@ -9847,206 +10027,21 @@
         <w:pStyle w:val="Compact"/>
         <w:numPr>
           <w:ilvl w:val="1"/>
-          <w:numId w:val="1307"/>
-        </w:numPr>
-      </w:pPr>
-      <w:r>
-        <w:rPr>
-          <w:b/>
-          <w:bCs/>
-        </w:rPr>
-        <w:t xml:space="preserve">[5.4.4.1]</w:t>
-      </w:r>
-      <w:r>
-        <w:t xml:space="preserve"> </w:t>
-      </w:r>
-      <w:r>
-        <w:t xml:space="preserve">Com os dados de hoje, o contraste principal só detecta diferenças de 26 a 29 pontos: basta para rejeitar a ausência de seleção se ela for forte, como sugere a queda da captação dos pedidos pequenos, mas não para medir seu tamanho.</w:t>
-      </w:r>
-    </w:p>
-    <w:p>
-      <w:pPr>
-        <w:pStyle w:val="Compact"/>
-        <w:numPr>
-          <w:ilvl w:val="2"/>
-          <w:numId w:val="1308"/>
-        </w:numPr>
-      </w:pPr>
-      <w:r>
-        <w:t xml:space="preserve">checagem de dados: N98 ✔ (</w:t>
-      </w:r>
-      <w:r>
-        <w:rPr>
-          <w:rStyle w:val="VerbatimChar"/>
-        </w:rPr>
-        <w:t xml:space="preserve">analise/tabelas/23_poder_secao5.csv</w:t>
-      </w:r>
-      <w:r>
-        <w:t xml:space="preserve">)</w:t>
-      </w:r>
-    </w:p>
-    <w:p>
-      <w:pPr>
-        <w:pStyle w:val="Compact"/>
-        <w:numPr>
-          <w:ilvl w:val="1"/>
-          <w:numId w:val="1309"/>
-        </w:numPr>
-      </w:pPr>
-      <w:r>
-        <w:rPr>
-          <w:b/>
-          <w:bCs/>
-        </w:rPr>
-        <w:t xml:space="preserve">[5.4.4.2]</w:t>
-      </w:r>
-      <w:r>
-        <w:t xml:space="preserve"> </w:t>
-      </w:r>
-      <w:r>
-        <w:t xml:space="preserve">Com mais quatro ciclos no ritmo de 2022-2024, o EMD cai para 16 a 17 pontos.</w:t>
-      </w:r>
-    </w:p>
-    <w:p>
-      <w:pPr>
-        <w:pStyle w:val="Compact"/>
-        <w:numPr>
-          <w:ilvl w:val="2"/>
-          <w:numId w:val="1310"/>
-        </w:numPr>
-      </w:pPr>
-      <w:r>
-        <w:t xml:space="preserve">checagem de dados: N99 ✔ (</w:t>
-      </w:r>
-      <w:r>
-        <w:rPr>
-          <w:rStyle w:val="VerbatimChar"/>
-        </w:rPr>
-        <w:t xml:space="preserve">analise/tabelas/23_poder_secao5.csv</w:t>
-      </w:r>
-      <w:r>
-        <w:t xml:space="preserve">)</w:t>
-      </w:r>
-    </w:p>
-    <w:p>
-      <w:pPr>
-        <w:pStyle w:val="Compact"/>
-        <w:numPr>
-          <w:ilvl w:val="1"/>
-          <w:numId w:val="1311"/>
-        </w:numPr>
-      </w:pPr>
-      <w:r>
-        <w:rPr>
-          <w:b/>
-          <w:bCs/>
-        </w:rPr>
-        <w:t xml:space="preserve">[5.4.4.3]</w:t>
-      </w:r>
-      <w:r>
-        <w:t xml:space="preserve"> </w:t>
-      </w:r>
-      <w:r>
-        <w:t xml:space="preserve">Comparar recusados pequenos e grandes continua exploratório: com mais quatro ciclos, detecta só 28 a 30 pontos.</w:t>
-      </w:r>
-    </w:p>
-    <w:p>
-      <w:pPr>
-        <w:pStyle w:val="Compact"/>
-        <w:numPr>
-          <w:ilvl w:val="2"/>
-          <w:numId w:val="1312"/>
-        </w:numPr>
-      </w:pPr>
-      <w:r>
-        <w:t xml:space="preserve">checagem de dados: N100 ✔ (</w:t>
-      </w:r>
-      <w:r>
-        <w:rPr>
-          <w:rStyle w:val="VerbatimChar"/>
-        </w:rPr>
-        <w:t xml:space="preserve">analise/tabelas/23_poder_secao5.csv</w:t>
-      </w:r>
-      <w:r>
-        <w:t xml:space="preserve">)</w:t>
-      </w:r>
-    </w:p>
-    <w:p>
-      <w:pPr>
-        <w:pStyle w:val="Compact"/>
-        <w:numPr>
-          <w:ilvl w:val="1"/>
-          <w:numId w:val="1313"/>
-        </w:numPr>
-      </w:pPr>
-      <w:r>
-        <w:rPr>
-          <w:b/>
-          <w:bCs/>
-        </w:rPr>
-        <w:t xml:space="preserve">[5.4.4.4]</w:t>
-      </w:r>
-      <w:r>
-        <w:t xml:space="preserve"> </w:t>
-      </w:r>
-      <w:r>
-        <w:t xml:space="preserve">Com poder baixo, uma estimativa</w:t>
-      </w:r>
-      <w:r>
-        <w:t xml:space="preserve"> </w:t>
-      </w:r>
-      <w:r>
-        <w:t xml:space="preserve">“significativa”</w:t>
-      </w:r>
-      <w:r>
-        <w:t xml:space="preserve"> </w:t>
-      </w:r>
-      <w:r>
-        <w:t xml:space="preserve">tende a exagerar o efeito verdadeiro (GELMAN; CARLIN, 2014), o que recomenda pré-registrar a análise.</w:t>
-      </w:r>
-    </w:p>
-    <w:p>
-      <w:pPr>
-        <w:pStyle w:val="Compact"/>
-        <w:numPr>
-          <w:ilvl w:val="2"/>
           <w:numId w:val="1314"/>
         </w:numPr>
       </w:pPr>
       <w:r>
-        <w:t xml:space="preserve">citações: GELMAN; CARLIN, 2014</w:t>
-      </w:r>
-    </w:p>
-    <w:bookmarkEnd w:id="28"/>
-    <w:bookmarkStart w:id="29" w:name="ameaças-à-validade-e-ética"/>
-    <w:p>
-      <w:pPr>
-        <w:pStyle w:val="Heading3"/>
-      </w:pPr>
-      <w:r>
-        <w:t xml:space="preserve">5.5 Ameaças à validade e ética</w:t>
-      </w:r>
-    </w:p>
-    <w:p>
-      <w:pPr>
-        <w:pStyle w:val="Compact"/>
-        <w:numPr>
-          <w:ilvl w:val="0"/>
-          <w:numId w:val="1315"/>
-        </w:numPr>
-      </w:pPr>
-      <w:r>
-        <w:rPr>
-          <w:b/>
-          <w:bCs/>
-        </w:rPr>
-        <w:t xml:space="preserve">5.5.1</w:t>
-      </w:r>
-      <w:r>
-        <w:t xml:space="preserve"> </w:t>
-      </w:r>
-      <w:r>
-        <w:t xml:space="preserve">—</w:t>
+        <w:rPr>
+          <w:b/>
+          <w:bCs/>
+        </w:rPr>
+        <w:t xml:space="preserve">[5.5.1.1]</w:t>
+      </w:r>
+      <w:r>
+        <w:t xml:space="preserve"> </w:t>
+      </w:r>
+      <w:r>
+        <w:t xml:space="preserve">A suposição central falha se os proponentes mais organizados, que também realizam mais, protocolam primeiro: os recusados seriam piores que a média dos escolhidos, e</w:t>
       </w:r>
       <w:r>
         <w:t xml:space="preserve"> </w:t>
@@ -10056,35 +10051,29 @@
           <w:i/>
           <w:iCs/>
         </w:rPr>
-        <w:t xml:space="preserve">Passo:</w:t>
-      </w:r>
-      <w:r>
-        <w:t xml:space="preserve"> </w:t>
-      </w:r>
-      <w:r>
-        <w:t xml:space="preserve">(a definir)</w:t>
-      </w:r>
-    </w:p>
-    <w:p>
-      <w:pPr>
-        <w:pStyle w:val="Compact"/>
-        <w:numPr>
-          <w:ilvl w:val="1"/>
-          <w:numId w:val="1316"/>
-        </w:numPr>
-      </w:pPr>
-      <w:r>
-        <w:rPr>
-          <w:b/>
-          <w:bCs/>
-        </w:rPr>
-        <w:t xml:space="preserve">[5.5.1.1]</w:t>
-      </w:r>
-      <w:r>
-        <w:t xml:space="preserve"> </w:t>
-      </w:r>
-      <w:r>
-        <w:t xml:space="preserve">A suposição central falha se os proponentes mais organizados, que também realizam mais, protocolam primeiro: os recusados seriam piores que a média dos escolhidos, e</w:t>
+        <w:t xml:space="preserve">V</w:t>
+      </w:r>
+      <w:r>
+        <w:t xml:space="preserve"> </w:t>
+      </w:r>
+      <w:r>
+        <w:t xml:space="preserve">ficaria subestimado; as horas de protocolo permitem testá-la.</w:t>
+      </w:r>
+    </w:p>
+    <w:p>
+      <w:pPr>
+        <w:pStyle w:val="Compact"/>
+        <w:numPr>
+          <w:ilvl w:val="1"/>
+          <w:numId w:val="1315"/>
+        </w:numPr>
+      </w:pPr>
+      <w:r>
+        <w:rPr>
+          <w:b/>
+          <w:bCs/>
+        </w:rPr>
+        <w:t xml:space="preserve">[5.5.1.2]</w:t>
       </w:r>
       <w:r>
         <w:t xml:space="preserve"> </w:t>
@@ -10100,7 +10089,29 @@
         <w:t xml:space="preserve"> </w:t>
       </w:r>
       <w:r>
-        <w:t xml:space="preserve">ficaria subestimado; as horas de protocolo permitem testá-la.</w:t>
+        <w:t xml:space="preserve">e o efeito na margem valem para os escolhidos na margem da fila, e não para todos.</w:t>
+      </w:r>
+    </w:p>
+    <w:p>
+      <w:pPr>
+        <w:pStyle w:val="Compact"/>
+        <w:numPr>
+          <w:ilvl w:val="1"/>
+          <w:numId w:val="1316"/>
+        </w:numPr>
+      </w:pPr>
+      <w:r>
+        <w:rPr>
+          <w:b/>
+          <w:bCs/>
+        </w:rPr>
+        <w:t xml:space="preserve">[5.5.1.3]</w:t>
+      </w:r>
+      <w:r>
+        <w:t xml:space="preserve"> </w:t>
+      </w:r>
+      <w:r>
+        <w:t xml:space="preserve">Seguem-se o atrito da pesquisa, que pode ser maior entre expirados e inabilitados que desistiram e que os registros independentes limitam; a troca de fonte, porque a realização com recurso da Lei Rouanet ou de editais é medida à parte; e a interferência pelo teto fixo (SUTVA), porque o que um projeto capta falta a outro.</w:t>
       </w:r>
     </w:p>
     <w:p>
@@ -10109,60 +10120,6 @@
         <w:numPr>
           <w:ilvl w:val="1"/>
           <w:numId w:val="1317"/>
-        </w:numPr>
-      </w:pPr>
-      <w:r>
-        <w:rPr>
-          <w:b/>
-          <w:bCs/>
-        </w:rPr>
-        <w:t xml:space="preserve">[5.5.1.2]</w:t>
-      </w:r>
-      <w:r>
-        <w:t xml:space="preserve"> </w:t>
-      </w:r>
-      <w:r>
-        <w:rPr>
-          <w:i/>
-          <w:iCs/>
-        </w:rPr>
-        <w:t xml:space="preserve">V</w:t>
-      </w:r>
-      <w:r>
-        <w:t xml:space="preserve"> </w:t>
-      </w:r>
-      <w:r>
-        <w:t xml:space="preserve">e o efeito na margem valem para os escolhidos na margem da fila, e não para todos.</w:t>
-      </w:r>
-    </w:p>
-    <w:p>
-      <w:pPr>
-        <w:pStyle w:val="Compact"/>
-        <w:numPr>
-          <w:ilvl w:val="1"/>
-          <w:numId w:val="1318"/>
-        </w:numPr>
-      </w:pPr>
-      <w:r>
-        <w:rPr>
-          <w:b/>
-          <w:bCs/>
-        </w:rPr>
-        <w:t xml:space="preserve">[5.5.1.3]</w:t>
-      </w:r>
-      <w:r>
-        <w:t xml:space="preserve"> </w:t>
-      </w:r>
-      <w:r>
-        <w:t xml:space="preserve">Seguem-se o atrito da pesquisa, que pode ser maior entre expirados e inabilitados que desistiram e que os registros independentes limitam; a troca de fonte, porque a realização com recurso da Lei Rouanet ou de editais é medida à parte; e a interferência pelo teto fixo (SUTVA), porque o que um projeto capta falta a outro.</w:t>
-      </w:r>
-    </w:p>
-    <w:p>
-      <w:pPr>
-        <w:pStyle w:val="Compact"/>
-        <w:numPr>
-          <w:ilvl w:val="1"/>
-          <w:numId w:val="1319"/>
         </w:numPr>
       </w:pPr>
       <w:r>
@@ -10207,50 +10164,50 @@
         <w:pStyle w:val="Compact"/>
         <w:numPr>
           <w:ilvl w:val="2"/>
+          <w:numId w:val="1318"/>
+        </w:numPr>
+      </w:pPr>
+      <w:r>
+        <w:t xml:space="preserve">checagem de dados: N27 ✔ (</w:t>
+      </w:r>
+      <w:r>
+        <w:rPr>
+          <w:rStyle w:val="VerbatimChar"/>
+        </w:rPr>
+        <w:t xml:space="preserve">analise/tabelas/07_funil_por_ciclo.csv</w:t>
+      </w:r>
+      <w:r>
+        <w:t xml:space="preserve">)</w:t>
+      </w:r>
+    </w:p>
+    <w:p>
+      <w:pPr>
+        <w:pStyle w:val="Compact"/>
+        <w:numPr>
+          <w:ilvl w:val="1"/>
+          <w:numId w:val="1319"/>
+        </w:numPr>
+      </w:pPr>
+      <w:r>
+        <w:rPr>
+          <w:b/>
+          <w:bCs/>
+        </w:rPr>
+        <w:t xml:space="preserve">[5.5.1.5]</w:t>
+      </w:r>
+      <w:r>
+        <w:t xml:space="preserve"> </w:t>
+      </w:r>
+      <w:r>
+        <w:t xml:space="preserve">No plano ético, a avaliação não nega nem adia acesso a ninguém, porque só acompanha grupos que a regra já produz.</w:t>
+      </w:r>
+    </w:p>
+    <w:p>
+      <w:pPr>
+        <w:pStyle w:val="Compact"/>
+        <w:numPr>
+          <w:ilvl w:val="1"/>
           <w:numId w:val="1320"/>
-        </w:numPr>
-      </w:pPr>
-      <w:r>
-        <w:t xml:space="preserve">checagem de dados: N27 ✔ (</w:t>
-      </w:r>
-      <w:r>
-        <w:rPr>
-          <w:rStyle w:val="VerbatimChar"/>
-        </w:rPr>
-        <w:t xml:space="preserve">analise/tabelas/07_funil_por_ciclo.csv</w:t>
-      </w:r>
-      <w:r>
-        <w:t xml:space="preserve">)</w:t>
-      </w:r>
-    </w:p>
-    <w:p>
-      <w:pPr>
-        <w:pStyle w:val="Compact"/>
-        <w:numPr>
-          <w:ilvl w:val="1"/>
-          <w:numId w:val="1321"/>
-        </w:numPr>
-      </w:pPr>
-      <w:r>
-        <w:rPr>
-          <w:b/>
-          <w:bCs/>
-        </w:rPr>
-        <w:t xml:space="preserve">[5.5.1.5]</w:t>
-      </w:r>
-      <w:r>
-        <w:t xml:space="preserve"> </w:t>
-      </w:r>
-      <w:r>
-        <w:t xml:space="preserve">No plano ético, a avaliação não nega nem adia acesso a ninguém, porque só acompanha grupos que a regra já produz.</w:t>
-      </w:r>
-    </w:p>
-    <w:p>
-      <w:pPr>
-        <w:pStyle w:val="Compact"/>
-        <w:numPr>
-          <w:ilvl w:val="1"/>
-          <w:numId w:val="1322"/>
         </w:numPr>
       </w:pPr>
       <w:r>
@@ -10283,7 +10240,7 @@
         <w:pStyle w:val="Compact"/>
         <w:numPr>
           <w:ilvl w:val="0"/>
-          <w:numId w:val="1323"/>
+          <w:numId w:val="1321"/>
         </w:numPr>
       </w:pPr>
       <w:r>
@@ -10321,6 +10278,50 @@
         <w:pStyle w:val="Compact"/>
         <w:numPr>
           <w:ilvl w:val="1"/>
+          <w:numId w:val="1322"/>
+        </w:numPr>
+      </w:pPr>
+      <w:r>
+        <w:rPr>
+          <w:b/>
+          <w:bCs/>
+        </w:rPr>
+        <w:t xml:space="preserve">[6.1.1]</w:t>
+      </w:r>
+      <w:r>
+        <w:t xml:space="preserve"> </w:t>
+      </w:r>
+      <w:r>
+        <w:t xml:space="preserve">A LICC é um gasto tributário que mais que dobrou de 2023 a 2026, sem problema declarado nem objetivos mensuráveis, e a avaliação contratada mede o efeito do gasto sobre a economia, e não o que ele acrescenta: o Estado paga, as empresas escolhem, e o público que usaria o bem cultural não passa pelo mecanismo.</w:t>
+      </w:r>
+    </w:p>
+    <w:p>
+      <w:pPr>
+        <w:pStyle w:val="Compact"/>
+        <w:numPr>
+          <w:ilvl w:val="1"/>
+          <w:numId w:val="1323"/>
+        </w:numPr>
+      </w:pPr>
+      <w:r>
+        <w:rPr>
+          <w:b/>
+          <w:bCs/>
+        </w:rPr>
+        <w:t xml:space="preserve">[6.1.2]</w:t>
+      </w:r>
+      <w:r>
+        <w:t xml:space="preserve"> </w:t>
+      </w:r>
+      <w:r>
+        <w:t xml:space="preserve">A escolha se concentra em poucas empresas de serviços regulados, que expõem a marca nas peças do projeto; entre os habilitados, a decisão fica com a empresa e com a fila dos termos; parte do recurso pode remunerar a intermediação; e quem não chega a um grande contribuinte fica de fora.</w:t>
+      </w:r>
+    </w:p>
+    <w:p>
+      <w:pPr>
+        <w:pStyle w:val="Compact"/>
+        <w:numPr>
+          <w:ilvl w:val="1"/>
           <w:numId w:val="1324"/>
         </w:numPr>
       </w:pPr>
@@ -10329,50 +10330,6 @@
           <w:b/>
           <w:bCs/>
         </w:rPr>
-        <w:t xml:space="preserve">[6.1.1]</w:t>
-      </w:r>
-      <w:r>
-        <w:t xml:space="preserve"> </w:t>
-      </w:r>
-      <w:r>
-        <w:t xml:space="preserve">A LICC é um gasto tributário que mais que dobrou de 2023 a 2026, sem problema declarado nem objetivos mensuráveis, e a avaliação contratada mede o efeito do gasto sobre a economia, e não o que ele acrescenta: o Estado paga, as empresas escolhem, e o público que usaria o bem cultural não passa pelo mecanismo.</w:t>
-      </w:r>
-    </w:p>
-    <w:p>
-      <w:pPr>
-        <w:pStyle w:val="Compact"/>
-        <w:numPr>
-          <w:ilvl w:val="1"/>
-          <w:numId w:val="1325"/>
-        </w:numPr>
-      </w:pPr>
-      <w:r>
-        <w:rPr>
-          <w:b/>
-          <w:bCs/>
-        </w:rPr>
-        <w:t xml:space="preserve">[6.1.2]</w:t>
-      </w:r>
-      <w:r>
-        <w:t xml:space="preserve"> </w:t>
-      </w:r>
-      <w:r>
-        <w:t xml:space="preserve">A escolha se concentra em poucas empresas de serviços regulados, que expõem a marca nas peças do projeto; entre os habilitados, a decisão fica com a empresa e com a fila dos termos; parte do recurso pode remunerar a intermediação; e quem não chega a um grande contribuinte fica de fora.</w:t>
-      </w:r>
-    </w:p>
-    <w:p>
-      <w:pPr>
-        <w:pStyle w:val="Compact"/>
-        <w:numPr>
-          <w:ilvl w:val="1"/>
-          <w:numId w:val="1326"/>
-        </w:numPr>
-      </w:pPr>
-      <w:r>
-        <w:rPr>
-          <w:b/>
-          <w:bCs/>
-        </w:rPr>
         <w:t xml:space="preserve">[6.1.3]</w:t>
       </w:r>
       <w:r>
@@ -10387,7 +10344,7 @@
         <w:pStyle w:val="Compact"/>
         <w:numPr>
           <w:ilvl w:val="0"/>
-          <w:numId w:val="1323"/>
+          <w:numId w:val="1321"/>
         </w:numPr>
       </w:pPr>
       <w:r>
@@ -10425,7 +10382,7 @@
         <w:pStyle w:val="Compact"/>
         <w:numPr>
           <w:ilvl w:val="1"/>
-          <w:numId w:val="1327"/>
+          <w:numId w:val="1325"/>
         </w:numPr>
       </w:pPr>
       <w:r>
@@ -10447,7 +10404,7 @@
         <w:pStyle w:val="Compact"/>
         <w:numPr>
           <w:ilvl w:val="0"/>
-          <w:numId w:val="1323"/>
+          <w:numId w:val="1321"/>
         </w:numPr>
       </w:pPr>
       <w:r>
@@ -10485,6 +10442,50 @@
         <w:pStyle w:val="Compact"/>
         <w:numPr>
           <w:ilvl w:val="1"/>
+          <w:numId w:val="1326"/>
+        </w:numPr>
+      </w:pPr>
+      <w:r>
+        <w:rPr>
+          <w:b/>
+          <w:bCs/>
+        </w:rPr>
+        <w:t xml:space="preserve">[6.3.1]</w:t>
+      </w:r>
+      <w:r>
+        <w:t xml:space="preserve"> </w:t>
+      </w:r>
+      <w:r>
+        <w:t xml:space="preserve">A pergunta de impacto é se a renúncia vai para os projetos que dependem dela.</w:t>
+      </w:r>
+    </w:p>
+    <w:p>
+      <w:pPr>
+        <w:pStyle w:val="Compact"/>
+        <w:numPr>
+          <w:ilvl w:val="1"/>
+          <w:numId w:val="1327"/>
+        </w:numPr>
+      </w:pPr>
+      <w:r>
+        <w:rPr>
+          <w:b/>
+          <w:bCs/>
+        </w:rPr>
+        <w:t xml:space="preserve">[6.3.2]</w:t>
+      </w:r>
+      <w:r>
+        <w:t xml:space="preserve"> </w:t>
+      </w:r>
+      <w:r>
+        <w:t xml:space="preserve">Os grupos para respondê-la já existem pela regra atual, recusados por esgotamento da cota, habilitados sem patrocinador e inabilitados, e falta medir do mesmo modo, em todos, se os projetos se realizaram.</w:t>
+      </w:r>
+    </w:p>
+    <w:p>
+      <w:pPr>
+        <w:pStyle w:val="Compact"/>
+        <w:numPr>
+          <w:ilvl w:val="1"/>
           <w:numId w:val="1328"/>
         </w:numPr>
       </w:pPr>
@@ -10493,68 +10494,24 @@
           <w:b/>
           <w:bCs/>
         </w:rPr>
-        <w:t xml:space="preserve">[6.3.1]</w:t>
-      </w:r>
-      <w:r>
-        <w:t xml:space="preserve"> </w:t>
-      </w:r>
-      <w:r>
-        <w:t xml:space="preserve">A pergunta de impacto é se a renúncia vai para os projetos que dependem dela.</w:t>
-      </w:r>
-    </w:p>
-    <w:p>
-      <w:pPr>
-        <w:pStyle w:val="Compact"/>
-        <w:numPr>
-          <w:ilvl w:val="1"/>
+        <w:t xml:space="preserve">[6.3.3]</w:t>
+      </w:r>
+      <w:r>
+        <w:t xml:space="preserve"> </w:t>
+      </w:r>
+      <w:r>
+        <w:t xml:space="preserve">Mais da metade dos recusados por falta de teto captou no ano seguinte, e a captação dos pedidos pequenos caiu a cada ciclo: se a seleção do mecanismo for positiva e maior nos pedidos grandes, a renúncia vai a quem menos depende dela; se, além disso, o efeito na margem da fila for próximo de zero, ampliar o teto financia o que ocorreria de todo modo, e o valor público da LICC passa a depender menos do tamanho do teto que da regra que define quais projetos recebem a renúncia e do que se exige e se verifica na entrega.</w:t>
+      </w:r>
+    </w:p>
+    <w:p>
+      <w:pPr>
+        <w:pStyle w:val="Compact"/>
+        <w:numPr>
+          <w:ilvl w:val="2"/>
           <w:numId w:val="1329"/>
         </w:numPr>
       </w:pPr>
       <w:r>
-        <w:rPr>
-          <w:b/>
-          <w:bCs/>
-        </w:rPr>
-        <w:t xml:space="preserve">[6.3.2]</w:t>
-      </w:r>
-      <w:r>
-        <w:t xml:space="preserve"> </w:t>
-      </w:r>
-      <w:r>
-        <w:t xml:space="preserve">Os grupos para respondê-la já existem pela regra atual, recusados por esgotamento da cota, habilitados sem patrocinador e inabilitados, e falta medir do mesmo modo, em todos, se os projetos se realizaram.</w:t>
-      </w:r>
-    </w:p>
-    <w:p>
-      <w:pPr>
-        <w:pStyle w:val="Compact"/>
-        <w:numPr>
-          <w:ilvl w:val="1"/>
-          <w:numId w:val="1330"/>
-        </w:numPr>
-      </w:pPr>
-      <w:r>
-        <w:rPr>
-          <w:b/>
-          <w:bCs/>
-        </w:rPr>
-        <w:t xml:space="preserve">[6.3.3]</w:t>
-      </w:r>
-      <w:r>
-        <w:t xml:space="preserve"> </w:t>
-      </w:r>
-      <w:r>
-        <w:t xml:space="preserve">Mais da metade dos recusados por falta de teto captou no ano seguinte, e a captação dos pedidos pequenos caiu a cada ciclo: se a seleção do mecanismo for positiva e maior nos pedidos grandes, ampliar o teto financia sobretudo o que ocorreria de todo modo, e as decisões que importam passam a ser quem entra e o que se entrega.</w:t>
-      </w:r>
-    </w:p>
-    <w:p>
-      <w:pPr>
-        <w:pStyle w:val="Compact"/>
-        <w:numPr>
-          <w:ilvl w:val="2"/>
-          <w:numId w:val="1331"/>
-        </w:numPr>
-      </w:pPr>
-      <w:r>
         <w:t xml:space="preserve">checagem de dados: N101 ✔ (</w:t>
       </w:r>
       <w:r>
@@ -10562,6 +10519,15 @@
           <w:rStyle w:val="VerbatimChar"/>
         </w:rPr>
         <w:t xml:space="preserve">analise/tabelas/09_reentrada_resumo.csv</w:t>
+      </w:r>
+      <w:r>
+        <w:t xml:space="preserve">); N103 ✔ (</w:t>
+      </w:r>
+      <w:r>
+        <w:rPr>
+          <w:rStyle w:val="VerbatimChar"/>
+        </w:rPr>
+        <w:t xml:space="preserve">analise/tabelas/23_captacao_por_faixa.csv (até R$ 400 mil: 2022 &gt; 2023 &gt; 2024)</w:t>
       </w:r>
       <w:r>
         <w:t xml:space="preserve">)</w:t>
@@ -10599,7 +10565,7 @@
         <w:pStyle w:val="Compact"/>
         <w:numPr>
           <w:ilvl w:val="0"/>
-          <w:numId w:val="1332"/>
+          <w:numId w:val="1330"/>
         </w:numPr>
       </w:pPr>
       <w:r>
@@ -10637,6 +10603,52 @@
         <w:pStyle w:val="Compact"/>
         <w:numPr>
           <w:ilvl w:val="1"/>
+          <w:numId w:val="1331"/>
+        </w:numPr>
+      </w:pPr>
+      <w:r>
+        <w:t xml:space="preserve">conferência: sem_doi</w:t>
+      </w:r>
+    </w:p>
+    <w:p>
+      <w:pPr>
+        <w:pStyle w:val="Compact"/>
+        <w:numPr>
+          <w:ilvl w:val="0"/>
+          <w:numId w:val="1332"/>
+        </w:numPr>
+      </w:pPr>
+      <w:r>
+        <w:t xml:space="preserve">BELEM, Marcela Purini; DONADONE, Julio Cesar. A Lei Rouanet e a construção do</w:t>
+      </w:r>
+      <w:r>
+        <w:t xml:space="preserve"> </w:t>
+      </w:r>
+      <w:r>
+        <w:t xml:space="preserve">“mercado de patrocínios culturais”</w:t>
+      </w:r>
+      <w:r>
+        <w:t xml:space="preserve">.</w:t>
+      </w:r>
+      <w:r>
+        <w:t xml:space="preserve"> </w:t>
+      </w:r>
+      <w:r>
+        <w:rPr>
+          <w:b/>
+          <w:bCs/>
+        </w:rPr>
+        <w:t xml:space="preserve">NORUS – Novos Rumos Sociológicos</w:t>
+      </w:r>
+      <w:r>
+        <w:t xml:space="preserve">, Pelotas, v. 1, n. 1, 2013. Disponível em: https://periodicos.ufpel.edu.br/index.php/NORUS/article/view/2761.</w:t>
+      </w:r>
+    </w:p>
+    <w:p>
+      <w:pPr>
+        <w:pStyle w:val="Compact"/>
+        <w:numPr>
+          <w:ilvl w:val="1"/>
           <w:numId w:val="1333"/>
         </w:numPr>
       </w:pPr>
@@ -10653,29 +10665,20 @@
         </w:numPr>
       </w:pPr>
       <w:r>
-        <w:t xml:space="preserve">BELEM, Marcela Purini; DONADONE, Julio Cesar. A Lei Rouanet e a construção do</w:t>
-      </w:r>
-      <w:r>
-        <w:t xml:space="preserve"> </w:t>
-      </w:r>
-      <w:r>
-        <w:t xml:space="preserve">“mercado de patrocínios culturais”</w:t>
-      </w:r>
-      <w:r>
-        <w:t xml:space="preserve">.</w:t>
-      </w:r>
-      <w:r>
-        <w:t xml:space="preserve"> </w:t>
-      </w:r>
-      <w:r>
-        <w:rPr>
-          <w:b/>
-          <w:bCs/>
-        </w:rPr>
-        <w:t xml:space="preserve">NORUS – Novos Rumos Sociológicos</w:t>
-      </w:r>
-      <w:r>
-        <w:t xml:space="preserve">, Pelotas, v. 1, n. 1, 2013. Disponível em: https://periodicos.ufpel.edu.br/index.php/NORUS/article/view/2761.</w:t>
+        <w:t xml:space="preserve">BERTRAND, Marianne; BOMBARDINI, Matilde; FISMAN, Raymond; TREBBI, Francesco. Tax-exempt lobbying: corporate philanthropy as a tool for political influence.</w:t>
+      </w:r>
+      <w:r>
+        <w:t xml:space="preserve"> </w:t>
+      </w:r>
+      <w:r>
+        <w:rPr>
+          <w:b/>
+          <w:bCs/>
+        </w:rPr>
+        <w:t xml:space="preserve">American Economic Review</w:t>
+      </w:r>
+      <w:r>
+        <w:t xml:space="preserve">, v. 110, n. 7, p. 2065-2102, 2020. DOI: 10.1257/aer.20180615.</w:t>
       </w:r>
     </w:p>
     <w:p>
@@ -10687,7 +10690,7 @@
         </w:numPr>
       </w:pPr>
       <w:r>
-        <w:t xml:space="preserve">conferência: sem_doi</w:t>
+        <w:t xml:space="preserve">conferência: VERIFIED</w:t>
       </w:r>
     </w:p>
     <w:p>
@@ -10699,20 +10702,20 @@
         </w:numPr>
       </w:pPr>
       <w:r>
-        <w:t xml:space="preserve">BERTRAND, Marianne; BOMBARDINI, Matilde; FISMAN, Raymond; TREBBI, Francesco. Tax-exempt lobbying: corporate philanthropy as a tool for political influence.</w:t>
-      </w:r>
-      <w:r>
-        <w:t xml:space="preserve"> </w:t>
-      </w:r>
-      <w:r>
-        <w:rPr>
-          <w:b/>
-          <w:bCs/>
-        </w:rPr>
-        <w:t xml:space="preserve">American Economic Review</w:t>
-      </w:r>
-      <w:r>
-        <w:t xml:space="preserve">, v. 110, n. 7, p. 2065-2102, 2020. DOI: 10.1257/aer.20180615.</w:t>
+        <w:t xml:space="preserve">BRASIL. Lei Complementar nº 123, de 14 de dezembro de 2006. Institui o Estatuto Nacional da Microempresa e da Empresa de Pequeno Porte.</w:t>
+      </w:r>
+      <w:r>
+        <w:t xml:space="preserve"> </w:t>
+      </w:r>
+      <w:r>
+        <w:rPr>
+          <w:b/>
+          <w:bCs/>
+        </w:rPr>
+        <w:t xml:space="preserve">Diário Oficial da União</w:t>
+      </w:r>
+      <w:r>
+        <w:t xml:space="preserve">, Brasília, 15 dez. 2006. Disponível em: https://www.planalto.gov.br/ccivil_03/leis/lcp/lcp123.htm. Acesso em: 27 set. 2026.</w:t>
       </w:r>
     </w:p>
     <w:p>
@@ -10724,7 +10727,7 @@
         </w:numPr>
       </w:pPr>
       <w:r>
-        <w:t xml:space="preserve">conferência: VERIFIED</w:t>
+        <w:t xml:space="preserve">conferência: sem_doi</w:t>
       </w:r>
     </w:p>
     <w:p>
@@ -10736,20 +10739,20 @@
         </w:numPr>
       </w:pPr>
       <w:r>
-        <w:t xml:space="preserve">BRASIL. Lei Complementar nº 123, de 14 de dezembro de 2006. Institui o Estatuto Nacional da Microempresa e da Empresa de Pequeno Porte.</w:t>
-      </w:r>
-      <w:r>
-        <w:t xml:space="preserve"> </w:t>
-      </w:r>
-      <w:r>
-        <w:rPr>
-          <w:b/>
-          <w:bCs/>
-        </w:rPr>
-        <w:t xml:space="preserve">Diário Oficial da União</w:t>
-      </w:r>
-      <w:r>
-        <w:t xml:space="preserve">, Brasília, 15 dez. 2006. Disponível em: https://www.planalto.gov.br/ccivil_03/leis/lcp/lcp123.htm. Acesso em: 27 set. 2026.</w:t>
+        <w:t xml:space="preserve">BRASIL. Tribunal de Contas da União.</w:t>
+      </w:r>
+      <w:r>
+        <w:t xml:space="preserve"> </w:t>
+      </w:r>
+      <w:r>
+        <w:rPr>
+          <w:b/>
+          <w:bCs/>
+        </w:rPr>
+        <w:t xml:space="preserve">Acórdão nº 191/2016 – Plenário</w:t>
+      </w:r>
+      <w:r>
+        <w:t xml:space="preserve">. Relator: Augusto Sherman Cavalcanti. Brasília, 3 fev. 2016.</w:t>
       </w:r>
     </w:p>
     <w:p>
@@ -10773,20 +10776,20 @@
         </w:numPr>
       </w:pPr>
       <w:r>
-        <w:t xml:space="preserve">BRASIL. Tribunal de Contas da União.</w:t>
-      </w:r>
-      <w:r>
-        <w:t xml:space="preserve"> </w:t>
-      </w:r>
-      <w:r>
-        <w:rPr>
-          <w:b/>
-          <w:bCs/>
-        </w:rPr>
-        <w:t xml:space="preserve">Acórdão nº 191/2016 – Plenário</w:t>
-      </w:r>
-      <w:r>
-        <w:t xml:space="preserve">. Relator: Augusto Sherman Cavalcanti. Brasília, 3 fev. 2016.</w:t>
+        <w:t xml:space="preserve">BRASIL. Secretaria do Tesouro Nacional.</w:t>
+      </w:r>
+      <w:r>
+        <w:t xml:space="preserve"> </w:t>
+      </w:r>
+      <w:r>
+        <w:rPr>
+          <w:b/>
+          <w:bCs/>
+        </w:rPr>
+        <w:t xml:space="preserve">SICONFI</w:t>
+      </w:r>
+      <w:r>
+        <w:t xml:space="preserve">: Declaração de Contas Anuais (DCA) do Estado do Espírito Santo e de seus municípios, 2021-2025. Brasília: STN, 2026. Disponível em: https://apidatalake.tesouro.gov.br/ords/siconfi/tt/dca. Acesso em: 23 set. 2026.</w:t>
       </w:r>
     </w:p>
     <w:p>
@@ -10810,20 +10813,20 @@
         </w:numPr>
       </w:pPr>
       <w:r>
-        <w:t xml:space="preserve">BRASIL. Secretaria do Tesouro Nacional.</w:t>
-      </w:r>
-      <w:r>
-        <w:t xml:space="preserve"> </w:t>
-      </w:r>
-      <w:r>
-        <w:rPr>
-          <w:b/>
-          <w:bCs/>
-        </w:rPr>
-        <w:t xml:space="preserve">SICONFI</w:t>
-      </w:r>
-      <w:r>
-        <w:t xml:space="preserve">: Declaração de Contas Anuais (DCA) do Estado do Espírito Santo e de seus municípios, 2021-2025. Brasília: STN, 2026. Disponível em: https://apidatalake.tesouro.gov.br/ords/siconfi/tt/dca. Acesso em: 23 set. 2026.</w:t>
+        <w:t xml:space="preserve">BUTERIN, Vitalik; HITZIG, Zoë; WEYL, E. Glen. A flexible design for funding public goods.</w:t>
+      </w:r>
+      <w:r>
+        <w:t xml:space="preserve"> </w:t>
+      </w:r>
+      <w:r>
+        <w:rPr>
+          <w:b/>
+          <w:bCs/>
+        </w:rPr>
+        <w:t xml:space="preserve">Management Science</w:t>
+      </w:r>
+      <w:r>
+        <w:t xml:space="preserve">, v. 65, n. 11, p. 5171-5187, 2019. DOI: 10.1287/mnsc.2019.3337.</w:t>
       </w:r>
     </w:p>
     <w:p>
@@ -10835,7 +10838,7 @@
         </w:numPr>
       </w:pPr>
       <w:r>
-        <w:t xml:space="preserve">conferência: sem_doi</w:t>
+        <w:t xml:space="preserve">conferência: VERIFIED</w:t>
       </w:r>
     </w:p>
     <w:p>
@@ -10847,20 +10850,20 @@
         </w:numPr>
       </w:pPr>
       <w:r>
-        <w:t xml:space="preserve">BUTERIN, Vitalik; HITZIG, Zoë; WEYL, E. Glen. A flexible design for funding public goods.</w:t>
-      </w:r>
-      <w:r>
-        <w:t xml:space="preserve"> </w:t>
-      </w:r>
-      <w:r>
-        <w:rPr>
-          <w:b/>
-          <w:bCs/>
-        </w:rPr>
-        <w:t xml:space="preserve">Management Science</w:t>
-      </w:r>
-      <w:r>
-        <w:t xml:space="preserve">, v. 65, n. 11, p. 5171-5187, 2019. DOI: 10.1287/mnsc.2019.3337.</w:t>
+        <w:t xml:space="preserve">COSTA, Camila Furlan da; MEDEIROS, Igor Baptista de Oliveira; BUCCO, Guilherme Brandelli. O financiamento da cultura no Brasil no período 2003-15: um caminho para geração de renda monopolista.</w:t>
+      </w:r>
+      <w:r>
+        <w:t xml:space="preserve"> </w:t>
+      </w:r>
+      <w:r>
+        <w:rPr>
+          <w:b/>
+          <w:bCs/>
+        </w:rPr>
+        <w:t xml:space="preserve">Revista de Administração Pública</w:t>
+      </w:r>
+      <w:r>
+        <w:t xml:space="preserve">, Rio de Janeiro, v. 51, n. 4, p. 509-527, 2017. DOI: 10.1590/0034-7612162254.</w:t>
       </w:r>
     </w:p>
     <w:p>
@@ -10884,20 +10887,20 @@
         </w:numPr>
       </w:pPr>
       <w:r>
-        <w:t xml:space="preserve">COSTA, Camila Furlan da; MEDEIROS, Igor Baptista de Oliveira; BUCCO, Guilherme Brandelli. O financiamento da cultura no Brasil no período 2003-15: um caminho para geração de renda monopolista.</w:t>
-      </w:r>
-      <w:r>
-        <w:t xml:space="preserve"> </w:t>
-      </w:r>
-      <w:r>
-        <w:rPr>
-          <w:b/>
-          <w:bCs/>
-        </w:rPr>
-        <w:t xml:space="preserve">Revista de Administração Pública</w:t>
-      </w:r>
-      <w:r>
-        <w:t xml:space="preserve">, Rio de Janeiro, v. 51, n. 4, p. 509-527, 2017. DOI: 10.1590/0034-7612162254.</w:t>
+        <w:t xml:space="preserve">DEKKER, Erwin; RODRIGUES, Ana Carolina. The political economy of Brazilian cultural policy: a case study of the Rouanet Law.</w:t>
+      </w:r>
+      <w:r>
+        <w:t xml:space="preserve"> </w:t>
+      </w:r>
+      <w:r>
+        <w:rPr>
+          <w:b/>
+          <w:bCs/>
+        </w:rPr>
+        <w:t xml:space="preserve">Journal of Public Finance and Public Choice</w:t>
+      </w:r>
+      <w:r>
+        <w:t xml:space="preserve">, v. 34, n. 2, p. 149-171, 2019. DOI: 10.1332/251569119X15675896589688.</w:t>
       </w:r>
     </w:p>
     <w:p>
@@ -10921,20 +10924,20 @@
         </w:numPr>
       </w:pPr>
       <w:r>
-        <w:t xml:space="preserve">DEKKER, Erwin; RODRIGUES, Ana Carolina. The political economy of Brazilian cultural policy: a case study of the Rouanet Law.</w:t>
-      </w:r>
-      <w:r>
-        <w:t xml:space="preserve"> </w:t>
-      </w:r>
-      <w:r>
-        <w:rPr>
-          <w:b/>
-          <w:bCs/>
-        </w:rPr>
-        <w:t xml:space="preserve">Journal of Public Finance and Public Choice</w:t>
-      </w:r>
-      <w:r>
-        <w:t xml:space="preserve">, v. 34, n. 2, p. 149-171, 2019. DOI: 10.1332/251569119X15675896589688.</w:t>
+        <w:t xml:space="preserve">DIO-ES – DEPARTAMENTO DE IMPRENSA OFICIAL DO ESPÍRITO SANTO.</w:t>
+      </w:r>
+      <w:r>
+        <w:t xml:space="preserve"> </w:t>
+      </w:r>
+      <w:r>
+        <w:rPr>
+          <w:b/>
+          <w:bCs/>
+        </w:rPr>
+        <w:t xml:space="preserve">Diário Oficial dos Poderes do Estado</w:t>
+      </w:r>
+      <w:r>
+        <w:t xml:space="preserve">: atos e avisos da LICC, 2022-2026. Vitória: DIO-ES, 2026. Disponível em: https://ioes.dio.es.gov.br. Acesso em: 27 set. 2026.</w:t>
       </w:r>
     </w:p>
     <w:p>
@@ -10946,7 +10949,7 @@
         </w:numPr>
       </w:pPr>
       <w:r>
-        <w:t xml:space="preserve">conferência: VERIFIED</w:t>
+        <w:t xml:space="preserve">conferência: sem_doi</w:t>
       </w:r>
     </w:p>
     <w:p>
@@ -10958,20 +10961,20 @@
         </w:numPr>
       </w:pPr>
       <w:r>
-        <w:t xml:space="preserve">DIO-ES – DEPARTAMENTO DE IMPRENSA OFICIAL DO ESPÍRITO SANTO.</w:t>
-      </w:r>
-      <w:r>
-        <w:t xml:space="preserve"> </w:t>
-      </w:r>
-      <w:r>
-        <w:rPr>
-          <w:b/>
-          <w:bCs/>
-        </w:rPr>
-        <w:t xml:space="preserve">Diário Oficial dos Poderes do Estado</w:t>
-      </w:r>
-      <w:r>
-        <w:t xml:space="preserve">: atos e avisos da LICC, 2022-2026. Vitória: DIO-ES, 2026. Disponível em: https://ioes.dio.es.gov.br. Acesso em: 27 set. 2026.</w:t>
+        <w:t xml:space="preserve">DJIMEU, Eric W.; HOUNDOLO, Deo-Gracias. Power calculation for causal inference in social science: sample size and minimum detectable effect determination.</w:t>
+      </w:r>
+      <w:r>
+        <w:t xml:space="preserve"> </w:t>
+      </w:r>
+      <w:r>
+        <w:rPr>
+          <w:b/>
+          <w:bCs/>
+        </w:rPr>
+        <w:t xml:space="preserve">Journal of Development Effectiveness</w:t>
+      </w:r>
+      <w:r>
+        <w:t xml:space="preserve">, v. 8, n. 4, p. 508-527, 2016. DOI: 10.1080/19439342.2016.1244555.</w:t>
       </w:r>
     </w:p>
     <w:p>
@@ -10983,7 +10986,7 @@
         </w:numPr>
       </w:pPr>
       <w:r>
-        <w:t xml:space="preserve">conferência: sem_doi</w:t>
+        <w:t xml:space="preserve">conferência: VERIFIED</w:t>
       </w:r>
     </w:p>
     <w:p>
@@ -10995,20 +10998,20 @@
         </w:numPr>
       </w:pPr>
       <w:r>
-        <w:t xml:space="preserve">DJIMEU, Eric W.; HOUNDOLO, Deo-Gracias. Power calculation for causal inference in social science: sample size and minimum detectable effect determination.</w:t>
-      </w:r>
-      <w:r>
-        <w:t xml:space="preserve"> </w:t>
-      </w:r>
-      <w:r>
-        <w:rPr>
-          <w:b/>
-          <w:bCs/>
-        </w:rPr>
-        <w:t xml:space="preserve">Journal of Development Effectiveness</w:t>
-      </w:r>
-      <w:r>
-        <w:t xml:space="preserve">, v. 8, n. 4, p. 508-527, 2016. DOI: 10.1080/19439342.2016.1244555.</w:t>
+        <w:t xml:space="preserve">ESPÍRITO SANTO (Estado). Lei nº 11.246, de 7 de abril de 2021. Introduz alterações na Lei nº 7.000, de 27 de dezembro de 2001.</w:t>
+      </w:r>
+      <w:r>
+        <w:t xml:space="preserve"> </w:t>
+      </w:r>
+      <w:r>
+        <w:rPr>
+          <w:b/>
+          <w:bCs/>
+        </w:rPr>
+        <w:t xml:space="preserve">Diário Oficial dos Poderes do Estado</w:t>
+      </w:r>
+      <w:r>
+        <w:t xml:space="preserve">, Vitória, 8 abr. 2021a.</w:t>
       </w:r>
     </w:p>
     <w:p>
@@ -11020,7 +11023,7 @@
         </w:numPr>
       </w:pPr>
       <w:r>
-        <w:t xml:space="preserve">conferência: VERIFIED</w:t>
+        <w:t xml:space="preserve">conferência: sem_doi</w:t>
       </w:r>
     </w:p>
     <w:p>
@@ -11032,7 +11035,7 @@
         </w:numPr>
       </w:pPr>
       <w:r>
-        <w:t xml:space="preserve">ESPÍRITO SANTO (Estado). Lei nº 11.246, de 7 de abril de 2021. Introduz alterações na Lei nº 7.000, de 27 de dezembro de 2001.</w:t>
+        <w:t xml:space="preserve">ESPÍRITO SANTO (Estado). Decreto nº 5.035-R, de 15 de dezembro de 2021. Dispõe sobre a regulamentação do incentivo fiscal concedido nos termos do art. 5º-B, IX, da Lei nº 7.000, de 27 de dezembro de 2001.</w:t>
       </w:r>
       <w:r>
         <w:t xml:space="preserve"> </w:t>
@@ -11045,7 +11048,7 @@
         <w:t xml:space="preserve">Diário Oficial dos Poderes do Estado</w:t>
       </w:r>
       <w:r>
-        <w:t xml:space="preserve">, Vitória, 8 abr. 2021a.</w:t>
+        <w:t xml:space="preserve">, Vitória, 16 dez. 2021b.</w:t>
       </w:r>
     </w:p>
     <w:p>
@@ -11069,20 +11072,20 @@
         </w:numPr>
       </w:pPr>
       <w:r>
-        <w:t xml:space="preserve">ESPÍRITO SANTO (Estado). Decreto nº 5.035-R, de 15 de dezembro de 2021. Dispõe sobre a regulamentação do incentivo fiscal concedido nos termos do art. 5º-B, IX, da Lei nº 7.000, de 27 de dezembro de 2001.</w:t>
-      </w:r>
-      <w:r>
-        <w:t xml:space="preserve"> </w:t>
-      </w:r>
-      <w:r>
-        <w:rPr>
-          <w:b/>
-          <w:bCs/>
-        </w:rPr>
-        <w:t xml:space="preserve">Diário Oficial dos Poderes do Estado</w:t>
-      </w:r>
-      <w:r>
-        <w:t xml:space="preserve">, Vitória, 16 dez. 2021b.</w:t>
+        <w:t xml:space="preserve">ESPÍRITO SANTO (Estado).</w:t>
+      </w:r>
+      <w:r>
+        <w:t xml:space="preserve"> </w:t>
+      </w:r>
+      <w:r>
+        <w:rPr>
+          <w:b/>
+          <w:bCs/>
+        </w:rPr>
+        <w:t xml:space="preserve">Portal da Transparência</w:t>
+      </w:r>
+      <w:r>
+        <w:t xml:space="preserve">: incentivos, isenções e beneficiários. Vitória: SECONT, 2026a. Disponível em: https://transparencia.es.gov.br/comum/incentivosfiscais. Acesso em: 27 set. 2026.</w:t>
       </w:r>
     </w:p>
     <w:p>
@@ -11106,20 +11109,20 @@
         </w:numPr>
       </w:pPr>
       <w:r>
-        <w:t xml:space="preserve">ESPÍRITO SANTO (Estado).</w:t>
-      </w:r>
-      <w:r>
-        <w:t xml:space="preserve"> </w:t>
-      </w:r>
-      <w:r>
-        <w:rPr>
-          <w:b/>
-          <w:bCs/>
-        </w:rPr>
-        <w:t xml:space="preserve">Portal da Transparência</w:t>
-      </w:r>
-      <w:r>
-        <w:t xml:space="preserve">: incentivos, isenções e beneficiários. Vitória: SECONT, 2026a. Disponível em: https://transparencia.es.gov.br/comum/incentivosfiscais. Acesso em: 27 set. 2026.</w:t>
+        <w:t xml:space="preserve">ESPÍRITO SANTO (Estado). Secretaria de Estado de Economia e Planejamento.</w:t>
+      </w:r>
+      <w:r>
+        <w:t xml:space="preserve"> </w:t>
+      </w:r>
+      <w:r>
+        <w:rPr>
+          <w:b/>
+          <w:bCs/>
+        </w:rPr>
+        <w:t xml:space="preserve">Relatório de avaliação 2025</w:t>
+      </w:r>
+      <w:r>
+        <w:t xml:space="preserve">: Plano Plurianual 2024-2027, exercício de 2025. Vitória: SEP, 2026b. Disponível em: https://planejamento.es.gov.br/media/Planejamento/PPA_2024_2027/RelatoriosAvaliacaoALES/relatorio_ales_oficial_2025-versao-final.pdf. Acesso em: 28 set. 2026.</w:t>
       </w:r>
     </w:p>
     <w:p>
@@ -11143,20 +11146,20 @@
         </w:numPr>
       </w:pPr>
       <w:r>
-        <w:t xml:space="preserve">ESPÍRITO SANTO (Estado). Secretaria de Estado de Economia e Planejamento.</w:t>
-      </w:r>
-      <w:r>
-        <w:t xml:space="preserve"> </w:t>
-      </w:r>
-      <w:r>
-        <w:rPr>
-          <w:b/>
-          <w:bCs/>
-        </w:rPr>
-        <w:t xml:space="preserve">Relatório de avaliação 2025</w:t>
-      </w:r>
-      <w:r>
-        <w:t xml:space="preserve">: Plano Plurianual 2024-2027, exercício de 2025. Vitória: SEP, 2026b. Disponível em: https://planejamento.es.gov.br/media/Planejamento/PPA_2024_2027/RelatoriosAvaliacaoALES/relatorio_ales_oficial_2025-versao-final.pdf. Acesso em: 28 set. 2026.</w:t>
+        <w:t xml:space="preserve">FELD, Alan L.; O’HARE, Michael; SCHUSTER, J. Mark Davidson.</w:t>
+      </w:r>
+      <w:r>
+        <w:t xml:space="preserve"> </w:t>
+      </w:r>
+      <w:r>
+        <w:rPr>
+          <w:b/>
+          <w:bCs/>
+        </w:rPr>
+        <w:t xml:space="preserve">Patrons despite themselves</w:t>
+      </w:r>
+      <w:r>
+        <w:t xml:space="preserve">: taxpayers and arts policy. New York: New York University Press, 1983.</w:t>
       </w:r>
     </w:p>
     <w:p>
@@ -11180,20 +11183,20 @@
         </w:numPr>
       </w:pPr>
       <w:r>
-        <w:t xml:space="preserve">FELD, Alan L.; O’HARE, Michael; SCHUSTER, J. Mark Davidson.</w:t>
-      </w:r>
-      <w:r>
-        <w:t xml:space="preserve"> </w:t>
-      </w:r>
-      <w:r>
-        <w:rPr>
-          <w:b/>
-          <w:bCs/>
-        </w:rPr>
-        <w:t xml:space="preserve">Patrons despite themselves</w:t>
-      </w:r>
-      <w:r>
-        <w:t xml:space="preserve">: taxpayers and arts policy. New York: New York University Press, 1983.</w:t>
+        <w:t xml:space="preserve">FINKELSTEIN, Amy; NOTOWIDIGDO, Matthew J. Take-up and targeting: experimental evidence from SNAP.</w:t>
+      </w:r>
+      <w:r>
+        <w:t xml:space="preserve"> </w:t>
+      </w:r>
+      <w:r>
+        <w:rPr>
+          <w:b/>
+          <w:bCs/>
+        </w:rPr>
+        <w:t xml:space="preserve">The Quarterly Journal of Economics</w:t>
+      </w:r>
+      <w:r>
+        <w:t xml:space="preserve">, v. 134, n. 3, p. 1505-1556, 2019. DOI: 10.1093/qje/qjz013.</w:t>
       </w:r>
     </w:p>
     <w:p>
@@ -11205,7 +11208,7 @@
         </w:numPr>
       </w:pPr>
       <w:r>
-        <w:t xml:space="preserve">conferência: sem_doi</w:t>
+        <w:t xml:space="preserve">conferência: VERIFIED</w:t>
       </w:r>
     </w:p>
     <w:p>
@@ -11217,20 +11220,33 @@
         </w:numPr>
       </w:pPr>
       <w:r>
-        <w:t xml:space="preserve">FINKELSTEIN, Amy; NOTOWIDIGDO, Matthew J. Take-up and targeting: experimental evidence from SNAP.</w:t>
-      </w:r>
-      <w:r>
-        <w:t xml:space="preserve"> </w:t>
-      </w:r>
-      <w:r>
-        <w:rPr>
-          <w:b/>
-          <w:bCs/>
-        </w:rPr>
-        <w:t xml:space="preserve">The Quarterly Journal of Economics</w:t>
-      </w:r>
-      <w:r>
-        <w:t xml:space="preserve">, v. 134, n. 3, p. 1505-1556, 2019. DOI: 10.1093/qje/qjz013.</w:t>
+        <w:t xml:space="preserve">FOGUEL, Miguel Nathan. Modelo de resultados potenciais.</w:t>
+      </w:r>
+      <w:r>
+        <w:t xml:space="preserve"> </w:t>
+      </w:r>
+      <w:r>
+        <w:rPr>
+          <w:i/>
+          <w:iCs/>
+        </w:rPr>
+        <w:t xml:space="preserve">In</w:t>
+      </w:r>
+      <w:r>
+        <w:t xml:space="preserve">: MENEZES FILHO, Naercio Aquino; PINTO, Cristine Campos de Xavier (org.).</w:t>
+      </w:r>
+      <w:r>
+        <w:t xml:space="preserve"> </w:t>
+      </w:r>
+      <w:r>
+        <w:rPr>
+          <w:b/>
+          <w:bCs/>
+        </w:rPr>
+        <w:t xml:space="preserve">Avaliação econômica de projetos sociais</w:t>
+      </w:r>
+      <w:r>
+        <w:t xml:space="preserve">. 3. ed. São Paulo: Fundação Itaú Social, 2017. p. 39-54.</w:t>
       </w:r>
     </w:p>
     <w:p>
@@ -11242,7 +11258,7 @@
         </w:numPr>
       </w:pPr>
       <w:r>
-        <w:t xml:space="preserve">conferência: VERIFIED</w:t>
+        <w:t xml:space="preserve">conferência: sem_doi</w:t>
       </w:r>
     </w:p>
     <w:p>
@@ -11254,440 +11270,437 @@
         </w:numPr>
       </w:pPr>
       <w:r>
-        <w:t xml:space="preserve">FOGUEL, Miguel Nathan. Modelo de resultados potenciais.</w:t>
-      </w:r>
-      <w:r>
-        <w:t xml:space="preserve"> </w:t>
+        <w:t xml:space="preserve">GELMAN, Andrew; CARLIN, John. Beyond power calculations: assessing type S (sign) and type M (magnitude) errors.</w:t>
+      </w:r>
+      <w:r>
+        <w:t xml:space="preserve"> </w:t>
+      </w:r>
+      <w:r>
+        <w:rPr>
+          <w:b/>
+          <w:bCs/>
+        </w:rPr>
+        <w:t xml:space="preserve">Perspectives on Psychological Science</w:t>
+      </w:r>
+      <w:r>
+        <w:t xml:space="preserve">, v. 9, n. 6, p. 641-651, 2014. DOI: 10.1177/1745691614551642.</w:t>
+      </w:r>
+    </w:p>
+    <w:p>
+      <w:pPr>
+        <w:pStyle w:val="Compact"/>
+        <w:numPr>
+          <w:ilvl w:val="1"/>
+          <w:numId w:val="1367"/>
+        </w:numPr>
+      </w:pPr>
+      <w:r>
+        <w:t xml:space="preserve">conferência: VERIFIED</w:t>
+      </w:r>
+    </w:p>
+    <w:p>
+      <w:pPr>
+        <w:pStyle w:val="Compact"/>
+        <w:numPr>
+          <w:ilvl w:val="0"/>
+          <w:numId w:val="1368"/>
+        </w:numPr>
+      </w:pPr>
+      <w:r>
+        <w:t xml:space="preserve">GERTLER, Paul J.; MARTÍNEZ, Sebastián; PREMAND, Patrick; RAWLINGS, Laura B.; VERMEERSCH, Christel M. J.</w:t>
+      </w:r>
+      <w:r>
+        <w:t xml:space="preserve"> </w:t>
+      </w:r>
+      <w:r>
+        <w:rPr>
+          <w:b/>
+          <w:bCs/>
+        </w:rPr>
+        <w:t xml:space="preserve">Avaliação de impacto na prática</w:t>
+      </w:r>
+      <w:r>
+        <w:t xml:space="preserve">. 2. ed. Washington, DC: Banco Interamericano de Desenvolvimento; Banco Mundial, 2018.</w:t>
+      </w:r>
+    </w:p>
+    <w:p>
+      <w:pPr>
+        <w:pStyle w:val="Compact"/>
+        <w:numPr>
+          <w:ilvl w:val="1"/>
+          <w:numId w:val="1369"/>
+        </w:numPr>
+      </w:pPr>
+      <w:r>
+        <w:t xml:space="preserve">conferência: sem_doi</w:t>
+      </w:r>
+    </w:p>
+    <w:p>
+      <w:pPr>
+        <w:pStyle w:val="Compact"/>
+        <w:numPr>
+          <w:ilvl w:val="0"/>
+          <w:numId w:val="1370"/>
+        </w:numPr>
+      </w:pPr>
+      <w:r>
+        <w:t xml:space="preserve">HITZIG, Zoë. What are public goods and how do they link people in a society?</w:t>
+      </w:r>
+      <w:r>
+        <w:t xml:space="preserve"> </w:t>
+      </w:r>
+      <w:r>
+        <w:rPr>
+          <w:b/>
+          <w:bCs/>
+        </w:rPr>
+        <w:t xml:space="preserve">EXPeditions</w:t>
+      </w:r>
+      <w:r>
+        <w:t xml:space="preserve">, 13 set. 2021. Disponível em: https://www.joinexpeditions.com/exps/332-what-are-public-goods-and-how-do-they-link-people-in-a-society-. Acesso em: 27 set. 2026.</w:t>
+      </w:r>
+    </w:p>
+    <w:p>
+      <w:pPr>
+        <w:pStyle w:val="Compact"/>
+        <w:numPr>
+          <w:ilvl w:val="1"/>
+          <w:numId w:val="1371"/>
+        </w:numPr>
+      </w:pPr>
+      <w:r>
+        <w:t xml:space="preserve">conferência: sem_doi</w:t>
+      </w:r>
+    </w:p>
+    <w:p>
+      <w:pPr>
+        <w:pStyle w:val="Compact"/>
+        <w:numPr>
+          <w:ilvl w:val="0"/>
+          <w:numId w:val="1372"/>
+        </w:numPr>
+      </w:pPr>
+      <w:r>
+        <w:t xml:space="preserve">IBGE.</w:t>
+      </w:r>
+      <w:r>
+        <w:t xml:space="preserve"> </w:t>
+      </w:r>
+      <w:r>
+        <w:rPr>
+          <w:b/>
+          <w:bCs/>
+        </w:rPr>
+        <w:t xml:space="preserve">Sistema de Informações e Indicadores Culturais</w:t>
+      </w:r>
+      <w:r>
+        <w:t xml:space="preserve">. Rio de Janeiro: IBGE, 2025. Base de dados; períodos 2023 e 2024 publicados em 12 dez. 2025. Disponível em: https://servicodados.ibge.gov.br/api/v1/pesquisas/10092. Acesso em: 23 set. 2026.</w:t>
+      </w:r>
+    </w:p>
+    <w:p>
+      <w:pPr>
+        <w:pStyle w:val="Compact"/>
+        <w:numPr>
+          <w:ilvl w:val="1"/>
+          <w:numId w:val="1373"/>
+        </w:numPr>
+      </w:pPr>
+      <w:r>
+        <w:t xml:space="preserve">conferência: sem_doi</w:t>
+      </w:r>
+    </w:p>
+    <w:p>
+      <w:pPr>
+        <w:pStyle w:val="Compact"/>
+        <w:numPr>
+          <w:ilvl w:val="0"/>
+          <w:numId w:val="1374"/>
+        </w:numPr>
+      </w:pPr>
+      <w:r>
+        <w:t xml:space="preserve">IBGE.</w:t>
+      </w:r>
+      <w:r>
+        <w:t xml:space="preserve"> </w:t>
+      </w:r>
+      <w:r>
+        <w:rPr>
+          <w:b/>
+          <w:bCs/>
+        </w:rPr>
+        <w:t xml:space="preserve">Pesquisa de Informações Básicas Municipais – MUNIC 2021</w:t>
+      </w:r>
+      <w:r>
+        <w:t xml:space="preserve">. Rio de Janeiro: IBGE, 2022. Dados consultados pela API de pesquisas do IBGE em 23 set. 2026.</w:t>
+      </w:r>
+    </w:p>
+    <w:p>
+      <w:pPr>
+        <w:pStyle w:val="Compact"/>
+        <w:numPr>
+          <w:ilvl w:val="1"/>
+          <w:numId w:val="1375"/>
+        </w:numPr>
+      </w:pPr>
+      <w:r>
+        <w:t xml:space="preserve">conferência: sem_doi</w:t>
+      </w:r>
+    </w:p>
+    <w:p>
+      <w:pPr>
+        <w:pStyle w:val="Compact"/>
+        <w:numPr>
+          <w:ilvl w:val="0"/>
+          <w:numId w:val="1376"/>
+        </w:numPr>
+      </w:pPr>
+      <w:r>
+        <w:t xml:space="preserve">IJSN – INSTITUTO JONES DOS SANTOS NEVES.</w:t>
+      </w:r>
+      <w:r>
+        <w:t xml:space="preserve"> </w:t>
+      </w:r>
+      <w:r>
+        <w:rPr>
+          <w:b/>
+          <w:bCs/>
+        </w:rPr>
+        <w:t xml:space="preserve">Secult e IJSN divulgam estudo sobre impactos das políticas culturais capixabas durante o evento Cultura em Dados</w:t>
+      </w:r>
+      <w:r>
+        <w:t xml:space="preserve">. Vitória: IJSN, 2026. Notícia. Disponível em: https://ijsn.es.gov.br/Contents/Item/Display/17195. Acesso em: 28 set. 2026.</w:t>
+      </w:r>
+    </w:p>
+    <w:p>
+      <w:pPr>
+        <w:pStyle w:val="Compact"/>
+        <w:numPr>
+          <w:ilvl w:val="1"/>
+          <w:numId w:val="1377"/>
+        </w:numPr>
+      </w:pPr>
+      <w:r>
+        <w:t xml:space="preserve">conferência: sem_doi</w:t>
+      </w:r>
+    </w:p>
+    <w:p>
+      <w:pPr>
+        <w:pStyle w:val="Compact"/>
+        <w:numPr>
+          <w:ilvl w:val="0"/>
+          <w:numId w:val="1378"/>
+        </w:numPr>
+      </w:pPr>
+      <w:r>
+        <w:t xml:space="preserve">MAYNE, John. Useful theory of change models.</w:t>
+      </w:r>
+      <w:r>
+        <w:t xml:space="preserve"> </w:t>
+      </w:r>
+      <w:r>
+        <w:rPr>
+          <w:b/>
+          <w:bCs/>
+        </w:rPr>
+        <w:t xml:space="preserve">Canadian Journal of Program Evaluation</w:t>
+      </w:r>
+      <w:r>
+        <w:t xml:space="preserve">, v. 30, n. 2, p. 119-142, 2015. DOI: 10.3138/cjpe.230.</w:t>
+      </w:r>
+    </w:p>
+    <w:p>
+      <w:pPr>
+        <w:pStyle w:val="Compact"/>
+        <w:numPr>
+          <w:ilvl w:val="1"/>
+          <w:numId w:val="1379"/>
+        </w:numPr>
+      </w:pPr>
+      <w:r>
+        <w:t xml:space="preserve">conferência: VERIFIED</w:t>
+      </w:r>
+    </w:p>
+    <w:p>
+      <w:pPr>
+        <w:pStyle w:val="Compact"/>
+        <w:numPr>
+          <w:ilvl w:val="0"/>
+          <w:numId w:val="1380"/>
+        </w:numPr>
+      </w:pPr>
+      <w:r>
+        <w:t xml:space="preserve">MOYNIHAN, Donald; HERD, Pamela; HARVEY, Hope. Administrative burden: learning, psychological, and compliance costs in citizen-state interactions.</w:t>
+      </w:r>
+      <w:r>
+        <w:t xml:space="preserve"> </w:t>
+      </w:r>
+      <w:r>
+        <w:rPr>
+          <w:b/>
+          <w:bCs/>
+        </w:rPr>
+        <w:t xml:space="preserve">Journal of Public Administration Research and Theory</w:t>
+      </w:r>
+      <w:r>
+        <w:t xml:space="preserve">, v. 25, n. 1, p. 43-69, 2015. DOI: 10.1093/jopart/muu009.</w:t>
+      </w:r>
+    </w:p>
+    <w:p>
+      <w:pPr>
+        <w:pStyle w:val="Compact"/>
+        <w:numPr>
+          <w:ilvl w:val="1"/>
+          <w:numId w:val="1381"/>
+        </w:numPr>
+      </w:pPr>
+      <w:r>
+        <w:t xml:space="preserve">conferência: VERIFIED</w:t>
+      </w:r>
+    </w:p>
+    <w:p>
+      <w:pPr>
+        <w:pStyle w:val="Compact"/>
+        <w:numPr>
+          <w:ilvl w:val="0"/>
+          <w:numId w:val="1382"/>
+        </w:numPr>
+      </w:pPr>
+      <w:r>
+        <w:t xml:space="preserve">OGAVA, Bruno; GALVÃO, César Augusto; ADAMCZYK, Willian.</w:t>
+      </w:r>
+      <w:r>
+        <w:t xml:space="preserve"> </w:t>
+      </w:r>
+      <w:r>
+        <w:rPr>
+          <w:b/>
+          <w:bCs/>
+        </w:rPr>
+        <w:t xml:space="preserve">Financiamento quadrático para os incentivos à cultura no Brasil</w:t>
+      </w:r>
+      <w:r>
+        <w:t xml:space="preserve">: simulações sobre a Lei Rouanet. Brasília: Enap; UnB, 2022. (Evidência Express). Disponível em: https://repositorio.enap.gov.br/handle/1/7004. Acesso em: 27 set. 2026.</w:t>
+      </w:r>
+    </w:p>
+    <w:p>
+      <w:pPr>
+        <w:pStyle w:val="Compact"/>
+        <w:numPr>
+          <w:ilvl w:val="1"/>
+          <w:numId w:val="1383"/>
+        </w:numPr>
+      </w:pPr>
+      <w:r>
+        <w:t xml:space="preserve">conferência: sem_doi</w:t>
+      </w:r>
+    </w:p>
+    <w:p>
+      <w:pPr>
+        <w:pStyle w:val="Compact"/>
+        <w:numPr>
+          <w:ilvl w:val="0"/>
+          <w:numId w:val="1384"/>
+        </w:numPr>
+      </w:pPr>
+      <w:r>
+        <w:t xml:space="preserve">O’HAGAN, J.; HARVEY, D. Why do companies sponsor arts events? Some evidence and a proposed classification.</w:t>
+      </w:r>
+      <w:r>
+        <w:t xml:space="preserve"> </w:t>
+      </w:r>
+      <w:r>
+        <w:rPr>
+          <w:b/>
+          <w:bCs/>
+        </w:rPr>
+        <w:t xml:space="preserve">Journal of Cultural Economics</w:t>
+      </w:r>
+      <w:r>
+        <w:t xml:space="preserve">, v. 24, n. 3, p. 205-224, 2000. DOI: 10.1023/A:1007653328733.</w:t>
+      </w:r>
+    </w:p>
+    <w:p>
+      <w:pPr>
+        <w:pStyle w:val="Compact"/>
+        <w:numPr>
+          <w:ilvl w:val="1"/>
+          <w:numId w:val="1385"/>
+        </w:numPr>
+      </w:pPr>
+      <w:r>
+        <w:t xml:space="preserve">conferência: VERIFIED</w:t>
+      </w:r>
+    </w:p>
+    <w:p>
+      <w:pPr>
+        <w:pStyle w:val="Compact"/>
+        <w:numPr>
+          <w:ilvl w:val="0"/>
+          <w:numId w:val="1386"/>
+        </w:numPr>
+      </w:pPr>
+      <w:r>
+        <w:t xml:space="preserve">SECULT – SECRETARIA DE ESTADO DA CULTURA DO ESPÍRITO SANTO.</w:t>
+      </w:r>
+      <w:r>
+        <w:t xml:space="preserve"> </w:t>
+      </w:r>
+      <w:r>
+        <w:rPr>
+          <w:b/>
+          <w:bCs/>
+        </w:rPr>
+        <w:t xml:space="preserve">Boletim de Economia Criativa</w:t>
+      </w:r>
+      <w:r>
+        <w:t xml:space="preserve">: Espírito Santo, 2º trimestre de 2020. Vitória: SECULT, 2020. Disponível em: https://secult.es.gov.br/media/002/Boletim_Economia_Criativa_02T_2020.pdf. Acesso em: 27 set. 2026.</w:t>
+      </w:r>
+    </w:p>
+    <w:p>
+      <w:pPr>
+        <w:pStyle w:val="Compact"/>
+        <w:numPr>
+          <w:ilvl w:val="1"/>
+          <w:numId w:val="1387"/>
+        </w:numPr>
+      </w:pPr>
+      <w:r>
+        <w:t xml:space="preserve">conferência: sem_doi</w:t>
+      </w:r>
+    </w:p>
+    <w:p>
+      <w:pPr>
+        <w:pStyle w:val="Compact"/>
+        <w:numPr>
+          <w:ilvl w:val="0"/>
+          <w:numId w:val="1388"/>
+        </w:numPr>
+      </w:pPr>
+      <w:r>
+        <w:t xml:space="preserve">SECULT – SECRETARIA DE ESTADO DA CULTURA DO ESPÍRITO SANTO.</w:t>
+      </w:r>
+      <w:r>
+        <w:t xml:space="preserve"> </w:t>
+      </w:r>
+      <w:r>
+        <w:rPr>
+          <w:b/>
+          <w:bCs/>
+        </w:rPr>
+        <w:t xml:space="preserve">Instrução Normativa nº 002, de 31 de janeiro de 2022</w:t>
+      </w:r>
+      <w:r>
+        <w:t xml:space="preserve">. Vitória: SECULT, 2022. Disponível em: https://secult.es.gov.br/media/2022/INSTRU_</w:t>
       </w:r>
       <w:r>
         <w:rPr>
           <w:i/>
           <w:iCs/>
         </w:rPr>
-        <w:t xml:space="preserve">In</w:t>
-      </w:r>
-      <w:r>
-        <w:t xml:space="preserve">: MENEZES FILHO, Naercio Aquino; PINTO, Cristine Campos de Xavier (org.).</w:t>
-      </w:r>
-      <w:r>
-        <w:t xml:space="preserve"> </w:t>
-      </w:r>
-      <w:r>
-        <w:rPr>
-          <w:b/>
-          <w:bCs/>
-        </w:rPr>
-        <w:t xml:space="preserve">Avaliação econômica de projetos sociais</w:t>
-      </w:r>
-      <w:r>
-        <w:t xml:space="preserve">. 3. ed. São Paulo: Fundação Itaú Social, 2017. p. 39-54.</w:t>
-      </w:r>
-    </w:p>
-    <w:p>
-      <w:pPr>
-        <w:pStyle w:val="Compact"/>
-        <w:numPr>
-          <w:ilvl w:val="1"/>
-          <w:numId w:val="1367"/>
-        </w:numPr>
-      </w:pPr>
-      <w:r>
-        <w:t xml:space="preserve">conferência: sem_doi</w:t>
-      </w:r>
-    </w:p>
-    <w:p>
-      <w:pPr>
-        <w:pStyle w:val="Compact"/>
-        <w:numPr>
-          <w:ilvl w:val="0"/>
-          <w:numId w:val="1368"/>
-        </w:numPr>
-      </w:pPr>
-      <w:r>
-        <w:t xml:space="preserve">GELMAN, Andrew; CARLIN, John. Beyond power calculations: assessing type S (sign) and type M (magnitude) errors.</w:t>
-      </w:r>
-      <w:r>
-        <w:t xml:space="preserve"> </w:t>
-      </w:r>
-      <w:r>
-        <w:rPr>
-          <w:b/>
-          <w:bCs/>
-        </w:rPr>
-        <w:t xml:space="preserve">Perspectives on Psychological Science</w:t>
-      </w:r>
-      <w:r>
-        <w:t xml:space="preserve">, v. 9, n. 6, p. 641-651, 2014. DOI: 10.1177/1745691614551642.</w:t>
-      </w:r>
-    </w:p>
-    <w:p>
-      <w:pPr>
-        <w:pStyle w:val="Compact"/>
-        <w:numPr>
-          <w:ilvl w:val="1"/>
-          <w:numId w:val="1369"/>
-        </w:numPr>
-      </w:pPr>
-      <w:r>
-        <w:t xml:space="preserve">conferência: VERIFIED</w:t>
-      </w:r>
-    </w:p>
-    <w:p>
-      <w:pPr>
-        <w:pStyle w:val="Compact"/>
-        <w:numPr>
-          <w:ilvl w:val="0"/>
-          <w:numId w:val="1370"/>
-        </w:numPr>
-      </w:pPr>
-      <w:r>
-        <w:t xml:space="preserve">GERTLER, Paul J.; MARTÍNEZ, Sebastián; PREMAND, Patrick; RAWLINGS, Laura B.; VERMEERSCH, Christel M. J.</w:t>
-      </w:r>
-      <w:r>
-        <w:t xml:space="preserve"> </w:t>
-      </w:r>
-      <w:r>
-        <w:rPr>
-          <w:b/>
-          <w:bCs/>
-        </w:rPr>
-        <w:t xml:space="preserve">Avaliação de impacto na prática</w:t>
-      </w:r>
-      <w:r>
-        <w:t xml:space="preserve">. 2. ed. Washington, DC: Banco Interamericano de Desenvolvimento; Banco Mundial, 2018.</w:t>
-      </w:r>
-    </w:p>
-    <w:p>
-      <w:pPr>
-        <w:pStyle w:val="Compact"/>
-        <w:numPr>
-          <w:ilvl w:val="1"/>
-          <w:numId w:val="1371"/>
-        </w:numPr>
-      </w:pPr>
-      <w:r>
-        <w:t xml:space="preserve">conferência: sem_doi</w:t>
-      </w:r>
-    </w:p>
-    <w:p>
-      <w:pPr>
-        <w:pStyle w:val="Compact"/>
-        <w:numPr>
-          <w:ilvl w:val="0"/>
-          <w:numId w:val="1372"/>
-        </w:numPr>
-      </w:pPr>
-      <w:r>
-        <w:t xml:space="preserve">HITZIG, Zoë. What are public goods and how do they link people in a society?</w:t>
-      </w:r>
-      <w:r>
-        <w:t xml:space="preserve"> </w:t>
-      </w:r>
-      <w:r>
-        <w:rPr>
-          <w:b/>
-          <w:bCs/>
-        </w:rPr>
-        <w:t xml:space="preserve">EXPeditions</w:t>
-      </w:r>
-      <w:r>
-        <w:t xml:space="preserve">, 13 set. 2021. Disponível em: https://www.joinexpeditions.com/exps/332-what-are-public-goods-and-how-do-they-link-people-in-a-society-. Acesso em: 27 set. 2026.</w:t>
-      </w:r>
-    </w:p>
-    <w:p>
-      <w:pPr>
-        <w:pStyle w:val="Compact"/>
-        <w:numPr>
-          <w:ilvl w:val="1"/>
-          <w:numId w:val="1373"/>
-        </w:numPr>
-      </w:pPr>
-      <w:r>
-        <w:t xml:space="preserve">conferência: sem_doi</w:t>
-      </w:r>
-    </w:p>
-    <w:p>
-      <w:pPr>
-        <w:pStyle w:val="Compact"/>
-        <w:numPr>
-          <w:ilvl w:val="0"/>
-          <w:numId w:val="1374"/>
-        </w:numPr>
-      </w:pPr>
-      <w:r>
-        <w:t xml:space="preserve">IBGE.</w:t>
-      </w:r>
-      <w:r>
-        <w:t xml:space="preserve"> </w:t>
-      </w:r>
-      <w:r>
-        <w:rPr>
-          <w:b/>
-          <w:bCs/>
-        </w:rPr>
-        <w:t xml:space="preserve">Sistema de Informações e Indicadores Culturais</w:t>
-      </w:r>
-      <w:r>
-        <w:t xml:space="preserve">. Rio de Janeiro: IBGE, 2025. Base de dados; períodos 2023 e 2024 publicados em 12 dez. 2025. Disponível em: https://servicodados.ibge.gov.br/api/v1/pesquisas/10092. Acesso em: 23 set. 2026.</w:t>
-      </w:r>
-    </w:p>
-    <w:p>
-      <w:pPr>
-        <w:pStyle w:val="Compact"/>
-        <w:numPr>
-          <w:ilvl w:val="1"/>
-          <w:numId w:val="1375"/>
-        </w:numPr>
-      </w:pPr>
-      <w:r>
-        <w:t xml:space="preserve">conferência: sem_doi</w:t>
-      </w:r>
-    </w:p>
-    <w:p>
-      <w:pPr>
-        <w:pStyle w:val="Compact"/>
-        <w:numPr>
-          <w:ilvl w:val="0"/>
-          <w:numId w:val="1376"/>
-        </w:numPr>
-      </w:pPr>
-      <w:r>
-        <w:t xml:space="preserve">IBGE.</w:t>
-      </w:r>
-      <w:r>
-        <w:t xml:space="preserve"> </w:t>
-      </w:r>
-      <w:r>
-        <w:rPr>
-          <w:b/>
-          <w:bCs/>
-        </w:rPr>
-        <w:t xml:space="preserve">Pesquisa de Informações Básicas Municipais – MUNIC 2021</w:t>
-      </w:r>
-      <w:r>
-        <w:t xml:space="preserve">. Rio de Janeiro: IBGE, 2022. Dados consultados pela API de pesquisas do IBGE em 23 set. 2026.</w:t>
-      </w:r>
-    </w:p>
-    <w:p>
-      <w:pPr>
-        <w:pStyle w:val="Compact"/>
-        <w:numPr>
-          <w:ilvl w:val="1"/>
-          <w:numId w:val="1377"/>
-        </w:numPr>
-      </w:pPr>
-      <w:r>
-        <w:t xml:space="preserve">conferência: sem_doi</w:t>
-      </w:r>
-    </w:p>
-    <w:p>
-      <w:pPr>
-        <w:pStyle w:val="Compact"/>
-        <w:numPr>
-          <w:ilvl w:val="0"/>
-          <w:numId w:val="1378"/>
-        </w:numPr>
-      </w:pPr>
-      <w:r>
-        <w:t xml:space="preserve">IJSN – INSTITUTO JONES DOS SANTOS NEVES.</w:t>
-      </w:r>
-      <w:r>
-        <w:t xml:space="preserve"> </w:t>
-      </w:r>
-      <w:r>
-        <w:rPr>
-          <w:b/>
-          <w:bCs/>
-        </w:rPr>
-        <w:t xml:space="preserve">Secult e IJSN divulgam estudo sobre impactos das políticas culturais capixabas durante o evento Cultura em Dados</w:t>
-      </w:r>
-      <w:r>
-        <w:t xml:space="preserve">. Vitória: IJSN, 2026. Notícia. Disponível em: https://ijsn.es.gov.br/Contents/Item/Display/17195. Acesso em: 28 set. 2026.</w:t>
-      </w:r>
-    </w:p>
-    <w:p>
-      <w:pPr>
-        <w:pStyle w:val="Compact"/>
-        <w:numPr>
-          <w:ilvl w:val="1"/>
-          <w:numId w:val="1379"/>
-        </w:numPr>
-      </w:pPr>
-      <w:r>
-        <w:t xml:space="preserve">conferência: sem_doi</w:t>
-      </w:r>
-    </w:p>
-    <w:p>
-      <w:pPr>
-        <w:pStyle w:val="Compact"/>
-        <w:numPr>
-          <w:ilvl w:val="0"/>
-          <w:numId w:val="1380"/>
-        </w:numPr>
-      </w:pPr>
-      <w:r>
-        <w:t xml:space="preserve">MAYNE, John. Useful theory of change models.</w:t>
-      </w:r>
-      <w:r>
-        <w:t xml:space="preserve"> </w:t>
-      </w:r>
-      <w:r>
-        <w:rPr>
-          <w:b/>
-          <w:bCs/>
-        </w:rPr>
-        <w:t xml:space="preserve">Canadian Journal of Program Evaluation</w:t>
-      </w:r>
-      <w:r>
-        <w:t xml:space="preserve">, v. 30, n. 2, p. 119-142, 2015. DOI: 10.3138/cjpe.230.</w:t>
-      </w:r>
-    </w:p>
-    <w:p>
-      <w:pPr>
-        <w:pStyle w:val="Compact"/>
-        <w:numPr>
-          <w:ilvl w:val="1"/>
-          <w:numId w:val="1381"/>
-        </w:numPr>
-      </w:pPr>
-      <w:r>
-        <w:t xml:space="preserve">conferência: VERIFIED</w:t>
-      </w:r>
-    </w:p>
-    <w:p>
-      <w:pPr>
-        <w:pStyle w:val="Compact"/>
-        <w:numPr>
-          <w:ilvl w:val="0"/>
-          <w:numId w:val="1382"/>
-        </w:numPr>
-      </w:pPr>
-      <w:r>
-        <w:t xml:space="preserve">MOYNIHAN, Donald; HERD, Pamela; HARVEY, Hope. Administrative burden: learning, psychological, and compliance costs in citizen-state interactions.</w:t>
-      </w:r>
-      <w:r>
-        <w:t xml:space="preserve"> </w:t>
-      </w:r>
-      <w:r>
-        <w:rPr>
-          <w:b/>
-          <w:bCs/>
-        </w:rPr>
-        <w:t xml:space="preserve">Journal of Public Administration Research and Theory</w:t>
-      </w:r>
-      <w:r>
-        <w:t xml:space="preserve">, v. 25, n. 1, p. 43-69, 2015. DOI: 10.1093/jopart/muu009.</w:t>
-      </w:r>
-    </w:p>
-    <w:p>
-      <w:pPr>
-        <w:pStyle w:val="Compact"/>
-        <w:numPr>
-          <w:ilvl w:val="1"/>
-          <w:numId w:val="1383"/>
-        </w:numPr>
-      </w:pPr>
-      <w:r>
-        <w:t xml:space="preserve">conferência: VERIFIED</w:t>
-      </w:r>
-    </w:p>
-    <w:p>
-      <w:pPr>
-        <w:pStyle w:val="Compact"/>
-        <w:numPr>
-          <w:ilvl w:val="0"/>
-          <w:numId w:val="1384"/>
-        </w:numPr>
-      </w:pPr>
-      <w:r>
-        <w:t xml:space="preserve">OGAVA, Bruno; GALVÃO, César Augusto; ADAMCZYK, Willian.</w:t>
-      </w:r>
-      <w:r>
-        <w:t xml:space="preserve"> </w:t>
-      </w:r>
-      <w:r>
-        <w:rPr>
-          <w:b/>
-          <w:bCs/>
-        </w:rPr>
-        <w:t xml:space="preserve">Financiamento quadrático para os incentivos à cultura no Brasil</w:t>
-      </w:r>
-      <w:r>
-        <w:t xml:space="preserve">: simulações sobre a Lei Rouanet. Brasília: Enap; UnB, 2022. (Evidência Express). Disponível em: https://repositorio.enap.gov.br/handle/1/7004. Acesso em: 27 set. 2026.</w:t>
-      </w:r>
-    </w:p>
-    <w:p>
-      <w:pPr>
-        <w:pStyle w:val="Compact"/>
-        <w:numPr>
-          <w:ilvl w:val="1"/>
-          <w:numId w:val="1385"/>
-        </w:numPr>
-      </w:pPr>
-      <w:r>
-        <w:t xml:space="preserve">conferência: sem_doi</w:t>
-      </w:r>
-    </w:p>
-    <w:p>
-      <w:pPr>
-        <w:pStyle w:val="Compact"/>
-        <w:numPr>
-          <w:ilvl w:val="0"/>
-          <w:numId w:val="1386"/>
-        </w:numPr>
-      </w:pPr>
-      <w:r>
-        <w:t xml:space="preserve">O’HAGAN, J.; HARVEY, D. Why do companies sponsor arts events? Some evidence and a proposed classification.</w:t>
-      </w:r>
-      <w:r>
-        <w:t xml:space="preserve"> </w:t>
-      </w:r>
-      <w:r>
-        <w:rPr>
-          <w:b/>
-          <w:bCs/>
-        </w:rPr>
-        <w:t xml:space="preserve">Journal of Cultural Economics</w:t>
-      </w:r>
-      <w:r>
-        <w:t xml:space="preserve">, v. 24, n. 3, p. 205-224, 2000. DOI: 10.1023/A:1007653328733.</w:t>
-      </w:r>
-    </w:p>
-    <w:p>
-      <w:pPr>
-        <w:pStyle w:val="Compact"/>
-        <w:numPr>
-          <w:ilvl w:val="1"/>
-          <w:numId w:val="1387"/>
-        </w:numPr>
-      </w:pPr>
-      <w:r>
-        <w:t xml:space="preserve">conferência: VERIFIED</w:t>
-      </w:r>
-    </w:p>
-    <w:p>
-      <w:pPr>
-        <w:pStyle w:val="Compact"/>
-        <w:numPr>
-          <w:ilvl w:val="0"/>
-          <w:numId w:val="1388"/>
-        </w:numPr>
-      </w:pPr>
-      <w:r>
-        <w:t xml:space="preserve">SECULT – SECRETARIA DE ESTADO DA CULTURA DO ESPÍRITO SANTO.</w:t>
-      </w:r>
-      <w:r>
-        <w:t xml:space="preserve"> </w:t>
-      </w:r>
-      <w:r>
-        <w:rPr>
-          <w:b/>
-          <w:bCs/>
-        </w:rPr>
-        <w:t xml:space="preserve">Boletim de Economia Criativa</w:t>
-      </w:r>
-      <w:r>
-        <w:t xml:space="preserve">: Espírito Santo, 2º trimestre de 2020. Vitória: SECULT, 2020. Disponível em: https://secult.es.gov.br/media/002/Boletim_Economia_Criativa_02T_2020.pdf. Acesso em: 27 set. 2026.</w:t>
+        <w:t xml:space="preserve">O_NORMATIVA_LICC</w:t>
+      </w:r>
+      <w:r>
+        <w:t xml:space="preserve">-_SECULT.pdf. Acesso em: 27 set. 2026.</w:t>
       </w:r>
     </w:p>
     <w:p>
@@ -11711,30 +11724,20 @@
         </w:numPr>
       </w:pPr>
       <w:r>
-        <w:t xml:space="preserve">SECULT – SECRETARIA DE ESTADO DA CULTURA DO ESPÍRITO SANTO.</w:t>
-      </w:r>
-      <w:r>
-        <w:t xml:space="preserve"> </w:t>
-      </w:r>
-      <w:r>
-        <w:rPr>
-          <w:b/>
-          <w:bCs/>
-        </w:rPr>
-        <w:t xml:space="preserve">Instrução Normativa nº 002, de 31 de janeiro de 2022</w:t>
-      </w:r>
-      <w:r>
-        <w:t xml:space="preserve">. Vitória: SECULT, 2022. Disponível em: https://secult.es.gov.br/media/2022/INSTRU_</w:t>
-      </w:r>
-      <w:r>
-        <w:rPr>
-          <w:i/>
-          <w:iCs/>
-        </w:rPr>
-        <w:t xml:space="preserve">O_NORMATIVA_LICC</w:t>
-      </w:r>
-      <w:r>
-        <w:t xml:space="preserve">-_SECULT.pdf. Acesso em: 27 set. 2026.</w:t>
+        <w:t xml:space="preserve">SECULT – SECRETARIA DE ESTADO DA CULTURA DO ESPÍRITO SANTO. Instrução Normativa nº 001, de 31 de janeiro de 2023.</w:t>
+      </w:r>
+      <w:r>
+        <w:t xml:space="preserve"> </w:t>
+      </w:r>
+      <w:r>
+        <w:rPr>
+          <w:b/>
+          <w:bCs/>
+        </w:rPr>
+        <w:t xml:space="preserve">Diário Oficial dos Poderes do Estado</w:t>
+      </w:r>
+      <w:r>
+        <w:t xml:space="preserve">, Vitória, 1º fev. 2023a. Disponível em: https://secult.es.gov.br/instrucao-normativa-licc-2023. Acesso em: 24 set. 2026.</w:t>
       </w:r>
     </w:p>
     <w:p>
@@ -11758,7 +11761,7 @@
         </w:numPr>
       </w:pPr>
       <w:r>
-        <w:t xml:space="preserve">SECULT – SECRETARIA DE ESTADO DA CULTURA DO ESPÍRITO SANTO. Instrução Normativa nº 001, de 31 de janeiro de 2023.</w:t>
+        <w:t xml:space="preserve">SECULT – SECRETARIA DE ESTADO DA CULTURA DO ESPÍRITO SANTO. Regimento interno da Comissão de Avaliação Permanente (CAP) da Lei de Incentivo à Cultura Capixaba.</w:t>
       </w:r>
       <w:r>
         <w:t xml:space="preserve"> </w:t>
@@ -11771,7 +11774,7 @@
         <w:t xml:space="preserve">Diário Oficial dos Poderes do Estado</w:t>
       </w:r>
       <w:r>
-        <w:t xml:space="preserve">, Vitória, 1º fev. 2023a. Disponível em: https://secult.es.gov.br/instrucao-normativa-licc-2023. Acesso em: 24 set. 2026.</w:t>
+        <w:t xml:space="preserve">, Vitória, 16 fev. 2023b. Disponível em: https://secult.es.gov.br/legislacao-licc. Acesso em: 23 set. 2026.</w:t>
       </w:r>
     </w:p>
     <w:p>
@@ -11795,7 +11798,7 @@
         </w:numPr>
       </w:pPr>
       <w:r>
-        <w:t xml:space="preserve">SECULT – SECRETARIA DE ESTADO DA CULTURA DO ESPÍRITO SANTO. Regimento interno da Comissão de Avaliação Permanente (CAP) da Lei de Incentivo à Cultura Capixaba.</w:t>
+        <w:t xml:space="preserve">SECULT – SECRETARIA DE ESTADO DA CULTURA DO ESPÍRITO SANTO. Instrução Normativa nº 001, de 31 de janeiro de 2024.</w:t>
       </w:r>
       <w:r>
         <w:t xml:space="preserve"> </w:t>
@@ -11808,7 +11811,7 @@
         <w:t xml:space="preserve">Diário Oficial dos Poderes do Estado</w:t>
       </w:r>
       <w:r>
-        <w:t xml:space="preserve">, Vitória, 16 fev. 2023b. Disponível em: https://secult.es.gov.br/legislacao-licc. Acesso em: 23 set. 2026.</w:t>
+        <w:t xml:space="preserve">, Vitória, 1º fev. 2024a. Disponível em: https://secult.es.gov.br/instrucao-normativa-licc-2024. Acesso em: 24 set. 2026.</w:t>
       </w:r>
     </w:p>
     <w:p>
@@ -11832,20 +11835,7 @@
         </w:numPr>
       </w:pPr>
       <w:r>
-        <w:t xml:space="preserve">SECULT – SECRETARIA DE ESTADO DA CULTURA DO ESPÍRITO SANTO. Instrução Normativa nº 001, de 31 de janeiro de 2024.</w:t>
-      </w:r>
-      <w:r>
-        <w:t xml:space="preserve"> </w:t>
-      </w:r>
-      <w:r>
-        <w:rPr>
-          <w:b/>
-          <w:bCs/>
-        </w:rPr>
-        <w:t xml:space="preserve">Diário Oficial dos Poderes do Estado</w:t>
-      </w:r>
-      <w:r>
-        <w:t xml:space="preserve">, Vitória, 1º fev. 2024a. Disponível em: https://secult.es.gov.br/instrucao-normativa-licc-2024. Acesso em: 24 set. 2026.</w:t>
+        <w:t xml:space="preserve">SECULT – SECRETARIA DE ESTADO DA CULTURA DO ESPÍRITO SANTO. Portaria nº 078, de 31 de julho de 2024. Introduz alterações no artigo 12 da Instrução Normativa nº 001 de 31 de janeiro de 2024. Vitória: SECULT, 2024b. Disponível em: https://secult.es.gov.br/media/2024/PORTARIA_SECULT_N%C2%BA_078%2C_DE_31_DE_JULHO_DE_2024.pdf. Acesso em: 23 set. 2026.</w:t>
       </w:r>
     </w:p>
     <w:p>
@@ -11869,7 +11859,20 @@
         </w:numPr>
       </w:pPr>
       <w:r>
-        <w:t xml:space="preserve">SECULT – SECRETARIA DE ESTADO DA CULTURA DO ESPÍRITO SANTO. Portaria nº 078, de 31 de julho de 2024. Introduz alterações no artigo 12 da Instrução Normativa nº 001 de 31 de janeiro de 2024. Vitória: SECULT, 2024b. Disponível em: https://secult.es.gov.br/media/2024/PORTARIA_SECULT_N%C2%BA_078%2C_DE_31_DE_JULHO_DE_2024.pdf. Acesso em: 23 set. 2026.</w:t>
+        <w:t xml:space="preserve">SECULT – SECRETARIA DE ESTADO DA CULTURA DO ESPÍRITO SANTO.</w:t>
+      </w:r>
+      <w:r>
+        <w:t xml:space="preserve"> </w:t>
+      </w:r>
+      <w:r>
+        <w:rPr>
+          <w:b/>
+          <w:bCs/>
+        </w:rPr>
+        <w:t xml:space="preserve">Instrução Normativa nº 001/2025, de 14 de janeiro de 2025</w:t>
+      </w:r>
+      <w:r>
+        <w:t xml:space="preserve">. Vitória: SECULT, 2025a.</w:t>
       </w:r>
     </w:p>
     <w:p>
@@ -11893,20 +11896,20 @@
         </w:numPr>
       </w:pPr>
       <w:r>
-        <w:t xml:space="preserve">SECULT – SECRETARIA DE ESTADO DA CULTURA DO ESPÍRITO SANTO.</w:t>
-      </w:r>
-      <w:r>
-        <w:t xml:space="preserve"> </w:t>
-      </w:r>
-      <w:r>
-        <w:rPr>
-          <w:b/>
-          <w:bCs/>
-        </w:rPr>
-        <w:t xml:space="preserve">Instrução Normativa nº 001/2025, de 14 de janeiro de 2025</w:t>
-      </w:r>
-      <w:r>
-        <w:t xml:space="preserve">. Vitória: SECULT, 2025a.</w:t>
+        <w:t xml:space="preserve">SECULT – SECRETARIA DE ESTADO DA CULTURA DO ESPÍRITO SANTO. Portaria nº 062-S, de 9 de maio de 2025. Altera a Instrução Normativa nº 001 de 31 de janeiro de 2025.</w:t>
+      </w:r>
+      <w:r>
+        <w:t xml:space="preserve"> </w:t>
+      </w:r>
+      <w:r>
+        <w:rPr>
+          <w:b/>
+          <w:bCs/>
+        </w:rPr>
+        <w:t xml:space="preserve">Diário Oficial dos Poderes do Estado</w:t>
+      </w:r>
+      <w:r>
+        <w:t xml:space="preserve">, Vitória, 2025b.</w:t>
       </w:r>
     </w:p>
     <w:p>
@@ -11930,20 +11933,20 @@
         </w:numPr>
       </w:pPr>
       <w:r>
-        <w:t xml:space="preserve">SECULT – SECRETARIA DE ESTADO DA CULTURA DO ESPÍRITO SANTO. Portaria nº 062-S, de 9 de maio de 2025. Altera a Instrução Normativa nº 001 de 31 de janeiro de 2025.</w:t>
-      </w:r>
-      <w:r>
-        <w:t xml:space="preserve"> </w:t>
-      </w:r>
-      <w:r>
-        <w:rPr>
-          <w:b/>
-          <w:bCs/>
-        </w:rPr>
-        <w:t xml:space="preserve">Diário Oficial dos Poderes do Estado</w:t>
-      </w:r>
-      <w:r>
-        <w:t xml:space="preserve">, Vitória, 2025b.</w:t>
+        <w:t xml:space="preserve">SECULT – SECRETARIA DE ESTADO DA CULTURA DO ESPÍRITO SANTO.</w:t>
+      </w:r>
+      <w:r>
+        <w:t xml:space="preserve"> </w:t>
+      </w:r>
+      <w:r>
+        <w:rPr>
+          <w:b/>
+          <w:bCs/>
+        </w:rPr>
+        <w:t xml:space="preserve">Edital de credenciamento nº 001/2025</w:t>
+      </w:r>
+      <w:r>
+        <w:t xml:space="preserve">: serviços de pareceristas da Lei de Incentivo à Cultura Capixaba; lista de credenciados por área, atualizada em 18 set. 2026. Vitória: SECULT, 2025c. Disponível em: https://secult.es.gov.br/credenciamento. Acesso em: 27 set. 2026.</w:t>
       </w:r>
     </w:p>
     <w:p>
@@ -11977,10 +11980,10 @@
           <w:b/>
           <w:bCs/>
         </w:rPr>
-        <w:t xml:space="preserve">Edital de credenciamento nº 001/2025</w:t>
-      </w:r>
-      <w:r>
-        <w:t xml:space="preserve">: serviços de pareceristas da Lei de Incentivo à Cultura Capixaba; lista de credenciados por área, atualizada em 18 set. 2026. Vitória: SECULT, 2025c. Disponível em: https://secult.es.gov.br/credenciamento. Acesso em: 27 set. 2026.</w:t>
+        <w:t xml:space="preserve">Instrução Normativa nº 001/2026, de 12 de janeiro de 2026</w:t>
+      </w:r>
+      <w:r>
+        <w:t xml:space="preserve">. Vitória: SECULT, 2026a.</w:t>
       </w:r>
     </w:p>
     <w:p>
@@ -12014,10 +12017,22 @@
           <w:b/>
           <w:bCs/>
         </w:rPr>
-        <w:t xml:space="preserve">Instrução Normativa nº 001/2026, de 12 de janeiro de 2026</w:t>
-      </w:r>
-      <w:r>
-        <w:t xml:space="preserve">. Vitória: SECULT, 2026a.</w:t>
+        <w:t xml:space="preserve">Recursos financeiros captados</w:t>
+      </w:r>
+      <w:r>
+        <w:t xml:space="preserve">: anexos</w:t>
+      </w:r>
+      <w:r>
+        <w:t xml:space="preserve"> </w:t>
+      </w:r>
+      <w:r>
+        <w:t xml:space="preserve">“Recurso financeiro captado”</w:t>
+      </w:r>
+      <w:r>
+        <w:t xml:space="preserve"> </w:t>
+      </w:r>
+      <w:r>
+        <w:t xml:space="preserve">de 2022 a 2026. Vitória: SECULT, 2026c. Disponível em: https://secult.es.gov.br/recursos-financeiros-captados. Acesso em: 24 set. 2026.</w:t>
       </w:r>
     </w:p>
     <w:p>
@@ -12051,22 +12066,10 @@
           <w:b/>
           <w:bCs/>
         </w:rPr>
-        <w:t xml:space="preserve">Recursos financeiros captados</w:t>
-      </w:r>
-      <w:r>
-        <w:t xml:space="preserve">: anexos</w:t>
-      </w:r>
-      <w:r>
-        <w:t xml:space="preserve"> </w:t>
-      </w:r>
-      <w:r>
-        <w:t xml:space="preserve">“Recurso financeiro captado”</w:t>
-      </w:r>
-      <w:r>
-        <w:t xml:space="preserve"> </w:t>
-      </w:r>
-      <w:r>
-        <w:t xml:space="preserve">de 2022 a 2026. Vitória: SECULT, 2026c. Disponível em: https://secult.es.gov.br/recursos-financeiros-captados. Acesso em: 24 set. 2026.</w:t>
+        <w:t xml:space="preserve">Mapa Cultural do Espírito Santo</w:t>
+      </w:r>
+      <w:r>
+        <w:t xml:space="preserve">: API pública de agentes e oportunidades (inclusive as fases de avaliação da LICC). Vitória: SECULT, 2026d. Disponível em: https://mapa.cultura.es.gov.br. Acesso em: 24 set. 2026.</w:t>
       </w:r>
     </w:p>
     <w:p>
@@ -12100,10 +12103,10 @@
           <w:b/>
           <w:bCs/>
         </w:rPr>
-        <w:t xml:space="preserve">Mapa Cultural do Espírito Santo</w:t>
-      </w:r>
-      <w:r>
-        <w:t xml:space="preserve">: API pública de agentes e oportunidades (inclusive as fases de avaliação da LICC). Vitória: SECULT, 2026d. Disponível em: https://mapa.cultura.es.gov.br. Acesso em: 24 set. 2026.</w:t>
+        <w:t xml:space="preserve">Parecer técnico cultural LICC</w:t>
+      </w:r>
+      <w:r>
+        <w:t xml:space="preserve">: modelo padrão. Vitória: SECULT, 2026e. Disponível em: https://secult.es.gov.br/LICC. Acesso em: 24 set. 2026.</w:t>
       </w:r>
     </w:p>
     <w:p>
@@ -12137,10 +12140,26 @@
           <w:b/>
           <w:bCs/>
         </w:rPr>
-        <w:t xml:space="preserve">Parecer técnico cultural LICC</w:t>
-      </w:r>
-      <w:r>
-        <w:t xml:space="preserve">: modelo padrão. Vitória: SECULT, 2026e. Disponível em: https://secult.es.gov.br/LICC. Acesso em: 24 set. 2026.</w:t>
+        <w:t xml:space="preserve">Lista de projetos habilitados</w:t>
+      </w:r>
+      <w:r>
+        <w:t xml:space="preserve"> </w:t>
+      </w:r>
+      <w:r>
+        <w:t xml:space="preserve">(seções 2022 a 2026) e</w:t>
+      </w:r>
+      <w:r>
+        <w:t xml:space="preserve"> </w:t>
+      </w:r>
+      <w:r>
+        <w:rPr>
+          <w:b/>
+          <w:bCs/>
+        </w:rPr>
+        <w:t xml:space="preserve">Recurso financeiro captado – 2025</w:t>
+      </w:r>
+      <w:r>
+        <w:t xml:space="preserve">. Vitória: SECULT, 2026b. Disponível em: https://secult.es.gov.br/lista-de-projetos-habilitados. Acesso em: 3 set. 2026.</w:t>
       </w:r>
     </w:p>
     <w:p>
@@ -12174,26 +12193,10 @@
           <w:b/>
           <w:bCs/>
         </w:rPr>
-        <w:t xml:space="preserve">Lista de projetos habilitados</w:t>
-      </w:r>
-      <w:r>
-        <w:t xml:space="preserve"> </w:t>
-      </w:r>
-      <w:r>
-        <w:t xml:space="preserve">(seções 2022 a 2026) e</w:t>
-      </w:r>
-      <w:r>
-        <w:t xml:space="preserve"> </w:t>
-      </w:r>
-      <w:r>
-        <w:rPr>
-          <w:b/>
-          <w:bCs/>
-        </w:rPr>
-        <w:t xml:space="preserve">Recurso financeiro captado – 2025</w:t>
-      </w:r>
-      <w:r>
-        <w:t xml:space="preserve">. Vitória: SECULT, 2026b. Disponível em: https://secult.es.gov.br/lista-de-projetos-habilitados. Acesso em: 3 set. 2026.</w:t>
+        <w:t xml:space="preserve">Comissão de Avaliação Permanente (CAP)</w:t>
+      </w:r>
+      <w:r>
+        <w:t xml:space="preserve">: extratos das atas das reuniões, 2023 a 2026. Vitória: SECULT, 2026f. Disponível em: https://secult.es.gov.br/cap-2026. Acesso em: 27 set. 2026.</w:t>
       </w:r>
     </w:p>
     <w:p>
@@ -12227,10 +12230,10 @@
           <w:b/>
           <w:bCs/>
         </w:rPr>
-        <w:t xml:space="preserve">Comissão de Avaliação Permanente (CAP)</w:t>
-      </w:r>
-      <w:r>
-        <w:t xml:space="preserve">: extratos das atas das reuniões, 2023 a 2026. Vitória: SECULT, 2026f. Disponível em: https://secult.es.gov.br/cap-2026. Acesso em: 27 set. 2026.</w:t>
+        <w:t xml:space="preserve">Ata de julgamento de recursos e resultado final da etapa de pré-seleção de projetos</w:t>
+      </w:r>
+      <w:r>
+        <w:t xml:space="preserve">: Edital nº 29/2025, produção de curta e média-metragem. Vitória: SECULT, 2026g. Disponível em: https://secult.es.gov.br/media/ata-de-julgamento-de-recursos-pre-selecao-29-2025.pdf. Acesso em: 27 set. 2026.</w:t>
       </w:r>
     </w:p>
     <w:p>
@@ -12254,20 +12257,20 @@
         </w:numPr>
       </w:pPr>
       <w:r>
-        <w:t xml:space="preserve">SECULT – SECRETARIA DE ESTADO DA CULTURA DO ESPÍRITO SANTO.</w:t>
-      </w:r>
-      <w:r>
-        <w:t xml:space="preserve"> </w:t>
-      </w:r>
-      <w:r>
-        <w:rPr>
-          <w:b/>
-          <w:bCs/>
-        </w:rPr>
-        <w:t xml:space="preserve">Ata de julgamento de recursos e resultado final da etapa de pré-seleção de projetos</w:t>
-      </w:r>
-      <w:r>
-        <w:t xml:space="preserve">: Edital nº 29/2025, produção de curta e média-metragem. Vitória: SECULT, 2026g. Disponível em: https://secult.es.gov.br/media/ata-de-julgamento-de-recursos-pre-selecao-29-2025.pdf. Acesso em: 27 set. 2026.</w:t>
+        <w:t xml:space="preserve">SILVA, Frederico Augusto Barbosa da.</w:t>
+      </w:r>
+      <w:r>
+        <w:t xml:space="preserve"> </w:t>
+      </w:r>
+      <w:r>
+        <w:rPr>
+          <w:b/>
+          <w:bCs/>
+        </w:rPr>
+        <w:t xml:space="preserve">Financiamento cultural no Brasil contemporâneo</w:t>
+      </w:r>
+      <w:r>
+        <w:t xml:space="preserve">. Brasília: Ipea, 2017. (Texto para Discussão, 2280).</w:t>
       </w:r>
     </w:p>
     <w:p>
@@ -12291,20 +12294,20 @@
         </w:numPr>
       </w:pPr>
       <w:r>
-        <w:t xml:space="preserve">SILVA, Frederico Augusto Barbosa da.</w:t>
-      </w:r>
-      <w:r>
-        <w:t xml:space="preserve"> </w:t>
-      </w:r>
-      <w:r>
-        <w:rPr>
-          <w:b/>
-          <w:bCs/>
-        </w:rPr>
-        <w:t xml:space="preserve">Financiamento cultural no Brasil contemporâneo</w:t>
-      </w:r>
-      <w:r>
-        <w:t xml:space="preserve">. Brasília: Ipea, 2017. (Texto para Discussão, 2280).</w:t>
+        <w:t xml:space="preserve">TEIXEIRA, Lusvânio Carlos; XAVIER, Wescley Silva; FARIA, Evandro Rodrigues de; BRAVIM, Márcio Teixeira. Relação entre os equipamentos e políticas culturais dos municípios de Minas Gerais e a captação de recursos via Lei Estadual de Incentivo à Cultura.</w:t>
+      </w:r>
+      <w:r>
+        <w:t xml:space="preserve"> </w:t>
+      </w:r>
+      <w:r>
+        <w:rPr>
+          <w:b/>
+          <w:bCs/>
+        </w:rPr>
+        <w:t xml:space="preserve">Interações</w:t>
+      </w:r>
+      <w:r>
+        <w:t xml:space="preserve">, Campo Grande, v. 22, n. 2, p. 405-419, 2021. DOI: 10.20435/inter.v22i2.2965.</w:t>
       </w:r>
     </w:p>
     <w:p>
@@ -12316,7 +12319,7 @@
         </w:numPr>
       </w:pPr>
       <w:r>
-        <w:t xml:space="preserve">conferência: sem_doi</w:t>
+        <w:t xml:space="preserve">conferência: VERIFIED</w:t>
       </w:r>
     </w:p>
     <w:p>
@@ -12328,20 +12331,20 @@
         </w:numPr>
       </w:pPr>
       <w:r>
-        <w:t xml:space="preserve">TEIXEIRA, Lusvânio Carlos; XAVIER, Wescley Silva; FARIA, Evandro Rodrigues de; BRAVIM, Márcio Teixeira. Relação entre os equipamentos e políticas culturais dos municípios de Minas Gerais e a captação de recursos via Lei Estadual de Incentivo à Cultura.</w:t>
-      </w:r>
-      <w:r>
-        <w:t xml:space="preserve"> </w:t>
-      </w:r>
-      <w:r>
-        <w:rPr>
-          <w:b/>
-          <w:bCs/>
-        </w:rPr>
-        <w:t xml:space="preserve">Interações</w:t>
-      </w:r>
-      <w:r>
-        <w:t xml:space="preserve">, Campo Grande, v. 22, n. 2, p. 405-419, 2021. DOI: 10.20435/inter.v22i2.2965.</w:t>
+        <w:t xml:space="preserve">WHITE, Howard; RAITZER, David A.</w:t>
+      </w:r>
+      <w:r>
+        <w:t xml:space="preserve"> </w:t>
+      </w:r>
+      <w:r>
+        <w:rPr>
+          <w:b/>
+          <w:bCs/>
+        </w:rPr>
+        <w:t xml:space="preserve">Impact evaluation of development interventions</w:t>
+      </w:r>
+      <w:r>
+        <w:t xml:space="preserve">: a practical guide. Mandaluyong City: Asian Development Bank, 2017. DOI: 10.22617/TCS179188-2.</w:t>
       </w:r>
     </w:p>
     <w:p>
@@ -12365,20 +12368,20 @@
         </w:numPr>
       </w:pPr>
       <w:r>
-        <w:t xml:space="preserve">WHITE, Howard; RAITZER, David A.</w:t>
-      </w:r>
-      <w:r>
-        <w:t xml:space="preserve"> </w:t>
-      </w:r>
-      <w:r>
-        <w:rPr>
-          <w:b/>
-          <w:bCs/>
-        </w:rPr>
-        <w:t xml:space="preserve">Impact evaluation of development interventions</w:t>
-      </w:r>
-      <w:r>
-        <w:t xml:space="preserve">: a practical guide. Mandaluyong City: Asian Development Bank, 2017. DOI: 10.22617/TCS179188-2.</w:t>
+        <w:t xml:space="preserve">WILLIAMS, Martin J. External validity and policy adaptation: from impact evaluation to policy design.</w:t>
+      </w:r>
+      <w:r>
+        <w:t xml:space="preserve"> </w:t>
+      </w:r>
+      <w:r>
+        <w:rPr>
+          <w:b/>
+          <w:bCs/>
+        </w:rPr>
+        <w:t xml:space="preserve">The World Bank Research Observer</w:t>
+      </w:r>
+      <w:r>
+        <w:t xml:space="preserve">, v. 35, n. 2, p. 158-191, 2020. DOI: 10.1093/wbro/lky010.</w:t>
       </w:r>
     </w:p>
     <w:p>
@@ -12391,6 +12394,33 @@
       </w:pPr>
       <w:r>
         <w:t xml:space="preserve">conferência: VERIFIED</w:t>
+      </w:r>
+    </w:p>
+    <w:bookmarkEnd w:id="32"/>
+    <w:bookmarkStart w:id="35" w:name="números-a-conferir-à-mão"/>
+    <w:p>
+      <w:pPr>
+        <w:pStyle w:val="Heading2"/>
+      </w:pPr>
+      <w:r>
+        <w:t xml:space="preserve">Números a conferir à mão</w:t>
+      </w:r>
+    </w:p>
+    <w:p>
+      <w:pPr>
+        <w:pStyle w:val="FirstParagraph"/>
+      </w:pPr>
+      <w:r>
+        <w:t xml:space="preserve">189 frases e linhas de tabela; 45 com checagem automática de dados. Abaixo, as que têm números sem checagem automática (a maioria é regra de norma; conferir na fonte citada):</w:t>
+      </w:r>
+    </w:p>
+    <w:bookmarkStart w:id="33" w:name="dado-ou-literatura-17"/>
+    <w:p>
+      <w:pPr>
+        <w:pStyle w:val="Heading3"/>
+      </w:pPr>
+      <w:r>
+        <w:t xml:space="preserve">Dado ou literatura (17)</w:t>
       </w:r>
     </w:p>
     <w:p>
@@ -12402,59 +12432,19 @@
         </w:numPr>
       </w:pPr>
       <w:r>
-        <w:t xml:space="preserve">WILLIAMS, Martin J. External validity and policy adaptation: from impact evaluation to policy design.</w:t>
-      </w:r>
-      <w:r>
-        <w:t xml:space="preserve"> </w:t>
-      </w:r>
-      <w:r>
-        <w:rPr>
-          <w:b/>
-          <w:bCs/>
-        </w:rPr>
-        <w:t xml:space="preserve">The World Bank Research Observer</w:t>
-      </w:r>
-      <w:r>
-        <w:t xml:space="preserve">, v. 35, n. 2, p. 158-191, 2020. DOI: 10.1093/wbro/lky010.</w:t>
-      </w:r>
-    </w:p>
-    <w:p>
-      <w:pPr>
-        <w:pStyle w:val="Compact"/>
-        <w:numPr>
-          <w:ilvl w:val="1"/>
+        <w:t xml:space="preserve">[1.1.3]: 25, 63</w:t>
+      </w:r>
+    </w:p>
+    <w:p>
+      <w:pPr>
+        <w:pStyle w:val="Compact"/>
+        <w:numPr>
+          <w:ilvl w:val="0"/>
           <w:numId w:val="1427"/>
         </w:numPr>
       </w:pPr>
       <w:r>
-        <w:t xml:space="preserve">conferência: VERIFIED</w:t>
-      </w:r>
-    </w:p>
-    <w:bookmarkEnd w:id="32"/>
-    <w:bookmarkStart w:id="35" w:name="números-a-conferir-à-mão"/>
-    <w:p>
-      <w:pPr>
-        <w:pStyle w:val="Heading2"/>
-      </w:pPr>
-      <w:r>
-        <w:t xml:space="preserve">Números a conferir à mão</w:t>
-      </w:r>
-    </w:p>
-    <w:p>
-      <w:pPr>
-        <w:pStyle w:val="FirstParagraph"/>
-      </w:pPr>
-      <w:r>
-        <w:t xml:space="preserve">190 frases e linhas de tabela; 46 com checagem automática de dados. Abaixo, as que têm números sem checagem automática (a maioria é regra de norma; conferir na fonte citada):</w:t>
-      </w:r>
-    </w:p>
-    <w:bookmarkStart w:id="33" w:name="dado-ou-literatura-17"/>
-    <w:p>
-      <w:pPr>
-        <w:pStyle w:val="Heading3"/>
-      </w:pPr>
-      <w:r>
-        <w:t xml:space="preserve">Dado ou literatura (17)</w:t>
+        <w:t xml:space="preserve">[1.2.1]: 27</w:t>
       </w:r>
     </w:p>
     <w:p>
@@ -12466,7 +12456,7 @@
         </w:numPr>
       </w:pPr>
       <w:r>
-        <w:t xml:space="preserve">[1.1.3]: 25, 63</w:t>
+        <w:t xml:space="preserve">[3.2.3]: 853</w:t>
       </w:r>
     </w:p>
     <w:p>
@@ -12478,7 +12468,7 @@
         </w:numPr>
       </w:pPr>
       <w:r>
-        <w:t xml:space="preserve">[1.2.1]: 27</w:t>
+        <w:t xml:space="preserve">linha «Escolha (H1)»: 25%</w:t>
       </w:r>
     </w:p>
     <w:p>
@@ -12490,7 +12480,7 @@
         </w:numPr>
       </w:pPr>
       <w:r>
-        <w:t xml:space="preserve">[3.2.3]: 853</w:t>
+        <w:t xml:space="preserve">linha «Entrega (H5)»: 30%</w:t>
       </w:r>
     </w:p>
     <w:p>
@@ -12502,7 +12492,7 @@
         </w:numPr>
       </w:pPr>
       <w:r>
-        <w:t xml:space="preserve">linha «Escolha (H1)»: 25%</w:t>
+        <w:t xml:space="preserve">[4.2.4.1]: 2026</w:t>
       </w:r>
     </w:p>
     <w:p>
@@ -12514,7 +12504,7 @@
         </w:numPr>
       </w:pPr>
       <w:r>
-        <w:t xml:space="preserve">linha «Entrega (H5)»: 30%</w:t>
+        <w:t xml:space="preserve">[4.2.5.1]: 2026</w:t>
       </w:r>
     </w:p>
     <w:p>
@@ -12526,7 +12516,7 @@
         </w:numPr>
       </w:pPr>
       <w:r>
-        <w:t xml:space="preserve">[4.2.4.1]: 2026</w:t>
+        <w:t xml:space="preserve">[4.2.6.4]: 400</w:t>
       </w:r>
     </w:p>
     <w:p>
@@ -12538,7 +12528,7 @@
         </w:numPr>
       </w:pPr>
       <w:r>
-        <w:t xml:space="preserve">[4.2.5.1]: 2026</w:t>
+        <w:t xml:space="preserve">[4.2.10.1]: 30%</w:t>
       </w:r>
     </w:p>
     <w:p>
@@ -12550,7 +12540,7 @@
         </w:numPr>
       </w:pPr>
       <w:r>
-        <w:t xml:space="preserve">[4.2.6.4]: 400</w:t>
+        <w:t xml:space="preserve">[5.1.2.1]: 1</w:t>
       </w:r>
     </w:p>
     <w:p>
@@ -12562,7 +12552,7 @@
         </w:numPr>
       </w:pPr>
       <w:r>
-        <w:t xml:space="preserve">[4.2.10.1]: 30%</w:t>
+        <w:t xml:space="preserve">[5.1.2.2]: 1, 0</w:t>
       </w:r>
     </w:p>
     <w:p>
@@ -12574,7 +12564,7 @@
         </w:numPr>
       </w:pPr>
       <w:r>
-        <w:t xml:space="preserve">[5.1.2.1]: 1</w:t>
+        <w:t xml:space="preserve">[5.1.3.1]: 0</w:t>
       </w:r>
     </w:p>
     <w:p>
@@ -12583,30 +12573,6 @@
         <w:numPr>
           <w:ilvl w:val="0"/>
           <w:numId w:val="1438"/>
-        </w:numPr>
-      </w:pPr>
-      <w:r>
-        <w:t xml:space="preserve">[5.1.2.2]: 1, 0</w:t>
-      </w:r>
-    </w:p>
-    <w:p>
-      <w:pPr>
-        <w:pStyle w:val="Compact"/>
-        <w:numPr>
-          <w:ilvl w:val="0"/>
-          <w:numId w:val="1439"/>
-        </w:numPr>
-      </w:pPr>
-      <w:r>
-        <w:t xml:space="preserve">[5.1.3.1]: 0</w:t>
-      </w:r>
-    </w:p>
-    <w:p>
-      <w:pPr>
-        <w:pStyle w:val="Compact"/>
-        <w:numPr>
-          <w:ilvl w:val="0"/>
-          <w:numId w:val="1440"/>
         </w:numPr>
       </w:pPr>
       <w:r>
@@ -12677,11 +12643,35 @@
         <w:pStyle w:val="Compact"/>
         <w:numPr>
           <w:ilvl w:val="0"/>
+          <w:numId w:val="1439"/>
+        </w:numPr>
+      </w:pPr>
+      <w:r>
+        <w:t xml:space="preserve">[5.2.2.3]: 25</w:t>
+      </w:r>
+    </w:p>
+    <w:p>
+      <w:pPr>
+        <w:pStyle w:val="Compact"/>
+        <w:numPr>
+          <w:ilvl w:val="0"/>
+          <w:numId w:val="1440"/>
+        </w:numPr>
+      </w:pPr>
+      <w:r>
+        <w:t xml:space="preserve">[5.2.2.4]: 86</w:t>
+      </w:r>
+    </w:p>
+    <w:p>
+      <w:pPr>
+        <w:pStyle w:val="Compact"/>
+        <w:numPr>
+          <w:ilvl w:val="0"/>
           <w:numId w:val="1441"/>
         </w:numPr>
       </w:pPr>
       <w:r>
-        <w:t xml:space="preserve">[5.2.2.3]: 25</w:t>
+        <w:t xml:space="preserve">[5.4.2.1]: 5%, 80%</w:t>
       </w:r>
     </w:p>
     <w:p>
@@ -12693,7 +12683,17 @@
         </w:numPr>
       </w:pPr>
       <w:r>
-        <w:t xml:space="preserve">[5.2.2.4]: 86</w:t>
+        <w:t xml:space="preserve">[5.4.2.2]: 0,3, 0,7</w:t>
+      </w:r>
+    </w:p>
+    <w:bookmarkEnd w:id="33"/>
+    <w:bookmarkStart w:id="34" w:name="regra-de-norma-11"/>
+    <w:p>
+      <w:pPr>
+        <w:pStyle w:val="Heading3"/>
+      </w:pPr>
+      <w:r>
+        <w:t xml:space="preserve">Regra de norma (11)</w:t>
       </w:r>
     </w:p>
     <w:p>
@@ -12705,7 +12705,7 @@
         </w:numPr>
       </w:pPr>
       <w:r>
-        <w:t xml:space="preserve">[5.4.2.1]: 5%, 80%</w:t>
+        <w:t xml:space="preserve">[2.1.4]: 100%</w:t>
       </w:r>
     </w:p>
     <w:p>
@@ -12717,17 +12717,7 @@
         </w:numPr>
       </w:pPr>
       <w:r>
-        <w:t xml:space="preserve">[5.4.2.2]: 0,3, 0,7</w:t>
-      </w:r>
-    </w:p>
-    <w:bookmarkEnd w:id="33"/>
-    <w:bookmarkStart w:id="34" w:name="regra-de-norma-11"/>
-    <w:p>
-      <w:pPr>
-        <w:pStyle w:val="Heading3"/>
-      </w:pPr>
-      <w:r>
-        <w:t xml:space="preserve">Regra de norma (11)</w:t>
+        <w:t xml:space="preserve">linha «Benefício ao patrocinador»: 100%</w:t>
       </w:r>
     </w:p>
     <w:p>
@@ -12739,7 +12729,7 @@
         </w:numPr>
       </w:pPr>
       <w:r>
-        <w:t xml:space="preserve">[2.1.4]: 100%</w:t>
+        <w:t xml:space="preserve">linha «Teto anual»: 31, 01, 2%, 15, 10, 25</w:t>
       </w:r>
     </w:p>
     <w:p>
@@ -12751,7 +12741,7 @@
         </w:numPr>
       </w:pPr>
       <w:r>
-        <w:t xml:space="preserve">linha «Benefício ao patrocinador»: 100%</w:t>
+        <w:t xml:space="preserve">linha «Patrocinador»: 20%, 15%, 10%, 5%</w:t>
       </w:r>
     </w:p>
     <w:p>
@@ -12763,7 +12753,7 @@
         </w:numPr>
       </w:pPr>
       <w:r>
-        <w:t xml:space="preserve">linha «Teto anual»: 31, 01, 2%, 15, 10, 25</w:t>
+        <w:t xml:space="preserve">linha «Proponentes»: 2, 3</w:t>
       </w:r>
     </w:p>
     <w:p>
@@ -12775,7 +12765,7 @@
         </w:numPr>
       </w:pPr>
       <w:r>
-        <w:t xml:space="preserve">linha «Patrocinador»: 20%, 15%, 10%, 5%</w:t>
+        <w:t xml:space="preserve">linha «Linhas e limite por projeto»: 1, 300, 001</w:t>
       </w:r>
     </w:p>
     <w:p>
@@ -12787,7 +12777,7 @@
         </w:numPr>
       </w:pPr>
       <w:r>
-        <w:t xml:space="preserve">linha «Proponentes»: 2, 3</w:t>
+        <w:t xml:space="preserve">linha «Alocação entre habilitados»: 30%, 10, 10%, 50%</w:t>
       </w:r>
     </w:p>
     <w:p>
@@ -12799,7 +12789,7 @@
         </w:numPr>
       </w:pPr>
       <w:r>
-        <w:t xml:space="preserve">linha «Linhas e limite por projeto»: 1, 300, 001</w:t>
+        <w:t xml:space="preserve">linha «Custos com o recurso incentivado»: 10%, 15, 25%</w:t>
       </w:r>
     </w:p>
     <w:p>
@@ -12811,7 +12801,7 @@
         </w:numPr>
       </w:pPr>
       <w:r>
-        <w:t xml:space="preserve">linha «Alocação entre habilitados»: 30%, 10, 10%, 50%</w:t>
+        <w:t xml:space="preserve">[4.2.7.3]: 35%</w:t>
       </w:r>
     </w:p>
     <w:p>
@@ -12823,7 +12813,7 @@
         </w:numPr>
       </w:pPr>
       <w:r>
-        <w:t xml:space="preserve">linha «Custos com o recurso incentivado»: 10%, 15, 25%</w:t>
+        <w:t xml:space="preserve">[4.2.9.2]: 1, 3</w:t>
       </w:r>
     </w:p>
     <w:p>
@@ -12832,30 +12822,6 @@
         <w:numPr>
           <w:ilvl w:val="0"/>
           <w:numId w:val="1453"/>
-        </w:numPr>
-      </w:pPr>
-      <w:r>
-        <w:t xml:space="preserve">[4.2.7.3]: 35%</w:t>
-      </w:r>
-    </w:p>
-    <w:p>
-      <w:pPr>
-        <w:pStyle w:val="Compact"/>
-        <w:numPr>
-          <w:ilvl w:val="0"/>
-          <w:numId w:val="1454"/>
-        </w:numPr>
-      </w:pPr>
-      <w:r>
-        <w:t xml:space="preserve">[4.2.9.2]: 1, 3</w:t>
-      </w:r>
-    </w:p>
-    <w:p>
-      <w:pPr>
-        <w:pStyle w:val="Compact"/>
-        <w:numPr>
-          <w:ilvl w:val="0"/>
-          <w:numId w:val="1455"/>
         </w:numPr>
       </w:pPr>
       <w:r>
@@ -13986,13 +13952,13 @@
     <w:abstractNumId w:val="991"/>
   </w:num>
   <w:num w:numId="1277">
-    <w:abstractNumId w:val="992"/>
+    <w:abstractNumId w:val="991"/>
   </w:num>
   <w:num w:numId="1278">
-    <w:abstractNumId w:val="991"/>
+    <w:abstractNumId w:val="992"/>
   </w:num>
   <w:num w:numId="1279">
-    <w:abstractNumId w:val="991"/>
+    <w:abstractNumId w:val="992"/>
   </w:num>
   <w:num w:numId="1280">
     <w:abstractNumId w:val="992"/>
@@ -14010,16 +13976,16 @@
     <w:abstractNumId w:val="992"/>
   </w:num>
   <w:num w:numId="1285">
-    <w:abstractNumId w:val="992"/>
+    <w:abstractNumId w:val="991"/>
   </w:num>
   <w:num w:numId="1286">
     <w:abstractNumId w:val="992"/>
   </w:num>
   <w:num w:numId="1287">
-    <w:abstractNumId w:val="991"/>
+    <w:abstractNumId w:val="992"/>
   </w:num>
   <w:num w:numId="1288">
-    <w:abstractNumId w:val="992"/>
+    <w:abstractNumId w:val="991"/>
   </w:num>
   <w:num w:numId="1289">
     <w:abstractNumId w:val="992"/>
@@ -14028,10 +13994,10 @@
     <w:abstractNumId w:val="991"/>
   </w:num>
   <w:num w:numId="1291">
-    <w:abstractNumId w:val="992"/>
+    <w:abstractNumId w:val="991"/>
   </w:num>
   <w:num w:numId="1292">
-    <w:abstractNumId w:val="991"/>
+    <w:abstractNumId w:val="992"/>
   </w:num>
   <w:num w:numId="1293">
     <w:abstractNumId w:val="991"/>
@@ -14070,10 +14036,10 @@
     <w:abstractNumId w:val="992"/>
   </w:num>
   <w:num w:numId="1305">
-    <w:abstractNumId w:val="991"/>
+    <w:abstractNumId w:val="992"/>
   </w:num>
   <w:num w:numId="1306">
-    <w:abstractNumId w:val="992"/>
+    <w:abstractNumId w:val="991"/>
   </w:num>
   <w:num w:numId="1307">
     <w:abstractNumId w:val="992"/>
@@ -14094,13 +14060,13 @@
     <w:abstractNumId w:val="991"/>
   </w:num>
   <w:num w:numId="1313">
-    <w:abstractNumId w:val="992"/>
+    <w:abstractNumId w:val="991"/>
   </w:num>
   <w:num w:numId="1314">
-    <w:abstractNumId w:val="991"/>
+    <w:abstractNumId w:val="992"/>
   </w:num>
   <w:num w:numId="1315">
-    <w:abstractNumId w:val="991"/>
+    <w:abstractNumId w:val="992"/>
   </w:num>
   <w:num w:numId="1316">
     <w:abstractNumId w:val="992"/>
@@ -14109,22 +14075,22 @@
     <w:abstractNumId w:val="992"/>
   </w:num>
   <w:num w:numId="1318">
-    <w:abstractNumId w:val="992"/>
+    <w:abstractNumId w:val="991"/>
   </w:num>
   <w:num w:numId="1319">
     <w:abstractNumId w:val="992"/>
   </w:num>
   <w:num w:numId="1320">
-    <w:abstractNumId w:val="991"/>
+    <w:abstractNumId w:val="992"/>
   </w:num>
   <w:num w:numId="1321">
-    <w:abstractNumId w:val="992"/>
+    <w:abstractNumId w:val="991"/>
   </w:num>
   <w:num w:numId="1322">
     <w:abstractNumId w:val="992"/>
   </w:num>
   <w:num w:numId="1323">
-    <w:abstractNumId w:val="991"/>
+    <w:abstractNumId w:val="992"/>
   </w:num>
   <w:num w:numId="1324">
     <w:abstractNumId w:val="992"/>
@@ -14142,7 +14108,7 @@
     <w:abstractNumId w:val="992"/>
   </w:num>
   <w:num w:numId="1329">
-    <w:abstractNumId w:val="992"/>
+    <w:abstractNumId w:val="991"/>
   </w:num>
   <w:num w:numId="1330">
     <w:abstractNumId w:val="992"/>
@@ -14436,7 +14402,7 @@
     <w:abstractNumId w:val="992"/>
   </w:num>
   <w:num w:numId="1427">
-    <w:abstractNumId w:val="991"/>
+    <w:abstractNumId w:val="992"/>
   </w:num>
   <w:num w:numId="1428">
     <w:abstractNumId w:val="992"/>
@@ -14514,12 +14480,6 @@
     <w:abstractNumId w:val="992"/>
   </w:num>
   <w:num w:numId="1453">
-    <w:abstractNumId w:val="992"/>
-  </w:num>
-  <w:num w:numId="1454">
-    <w:abstractNumId w:val="992"/>
-  </w:num>
-  <w:num w:numId="1455">
     <w:abstractNumId w:val="992"/>
   </w:num>
 </w:numbering>
